--- a/docs/studienskripte/word-rohfassungen/wirkungsmanagement-v5.docx
+++ b/docs/studienskripte/word-rohfassungen/wirkungsmanagement-v5.docx
@@ -29,47 +29,7 @@
     </w:p>
     <w:p>
       <w:r>
-        <w:t>Track: Wirkungsmanagement</w:t>
-      </w:r>
-    </w:p>
-    <w:p>
-      <w:r>
-        <w:t>Kurscode: wirkungsmanagement</w:t>
-      </w:r>
-    </w:p>
-    <w:p>
-      <w:r>
-        <w:t>Vorlesungscode: WM-V5</w:t>
-      </w:r>
-    </w:p>
-    <w:p>
-      <w:r>
-        <w:t>Modul/Abschnitt: WM</w:t>
-      </w:r>
-    </w:p>
-    <w:p>
-      <w:r>
-        <w:t>Titel: Wirkungspotenziale und Wirkungsrisiken analysieren</w:t>
-      </w:r>
-    </w:p>
-    <w:p>
-      <w:r>
-        <w:t>Status: Rohfassung V0 · Sprint-Produktionslauf · muss im nächsten Tiefensprint auf 40-50 Seiten erweitert werden</w:t>
-      </w:r>
-    </w:p>
-    <w:p>
-      <w:r>
-        <w:t>Quelle: woek-akademie-app/docs/lehrgaenge/wirkungsmanagement-v5-potenziale-risiken-analysieren.md</w:t>
-      </w:r>
-    </w:p>
-    <w:p>
-      <w:r>
-        <w:t>Ablage: Markdown-Master in content/studienskripte/wirkungsmanagement-v5.md, Word-Rohfassung in docs/studienskripte/word-rohfassungen/wirkungsmanagement-v5.docx</w:t>
-      </w:r>
-    </w:p>
-    <w:p>
-      <w:r>
-        <w:t>Wissensbasis: aktuelles Grundlagenwerk, Website-Korpus inklusive Journal, Akademie-Quelltexte, Glossar, interne Dossiers und externe Fachquellen</w:t>
+        <w:t>Track: Wirkungsmanagement Kurscode: wirkungsmanagement Vorlesungscode: WM-V5 Modul/Abschnitt: WM Titel: Wirkungspotenziale und Wirkungsrisiken analysieren Status: Rohfassung V0 · Sprint-Produktionslauf · muss im nächsten Tiefensprint auf 40-50 Seiten erweitert werden Quelle: woek-akademie-app/docs/lehrgaenge/wirkungsmanagement-v5-potenziale-risiken-analysieren.md Ablage: Markdown-Master in content/studienskripte/wirkungsmanagement-v5.md, Word-Rohfassung in docs/studienskripte/word-rohfassungen/wirkungsmanagement-v5.docx Wissensbasis: aktuelles Grundlagenwerk, Website-Korpus inklusive Journal, Akademie-Quelltexte, Glossar, interne Dossiers und externe Fachquellen</w:t>
       </w:r>
     </w:p>
     <w:p>
@@ -171,27 +131,7 @@
     </w:p>
     <w:p>
       <w:r>
-        <w:t>Track / Kurscode: wirkungsmanagement</w:t>
-      </w:r>
-    </w:p>
-    <w:p>
-      <w:r>
-        <w:t>Vorlesungscode: WM-V5</w:t>
-      </w:r>
-    </w:p>
-    <w:p>
-      <w:r>
-        <w:t>Empfohlene Dauer: ~50 Min · Videolänge: ~15 Min</w:t>
-      </w:r>
-    </w:p>
-    <w:p>
-      <w:r>
-        <w:t>Voraussetzung: WM-V4</w:t>
-      </w:r>
-    </w:p>
-    <w:p>
-      <w:r>
-        <w:t>Führende Quellen (Repo): source-assets/originals/WOeK_Begriffsleitfaden_fuehrend_v1.0.md (§5) · docs/grundlagen/Wirkungsoekonomie_Kurzfassung_v1.1.md · Glossar begriffe/</w:t>
+        <w:t>Track / Kurscode: wirkungsmanagement Vorlesungscode: WM-V5 Empfohlene Dauer: ~50 Min · Videolänge: ~15 Min Voraussetzung: WM-V4 Führende Quellen (Repo): source-assets/originals/WOeK_Begriffsleitfaden_fuehrend_v1.0.md (§5) · docs/grundlagen/Wirkungsoekonomie_Kurzfassung_v1.1.md · Glossar begriffe/</w:t>
       </w:r>
     </w:p>
     <w:p>
@@ -1285,42 +1225,7 @@
     </w:p>
     <w:p>
       <w:r>
-        <w:t>```chart-spec</w:t>
-      </w:r>
-    </w:p>
-    <w:p>
-      <w:r>
-        <w:t>slug: wirkungsmanagement-v5-wirkpfad</w:t>
-      </w:r>
-    </w:p>
-    <w:p>
-      <w:r>
-        <w:t>type: wirkpfad</w:t>
-      </w:r>
-    </w:p>
-    <w:p>
-      <w:r>
-        <w:t>reuse_first: true</w:t>
-      </w:r>
-    </w:p>
-    <w:p>
-      <w:r>
-        <w:t>preferred_asset: content/studienskripte/assets/wirkungsmanagement-v5/wirkungsmanagement-v5-wirkpfad.svg</w:t>
-      </w:r>
-    </w:p>
-    <w:p>
-      <w:r>
-        <w:t>message: Wirkungspotenziale und Wirkungsrisiken analysieren wird als Wirkpfad von Auslöser über Mechanismus, Wirkungsempfänger und Zustandsveränderung bis zur Rückkopplung dargestellt.</w:t>
-      </w:r>
-    </w:p>
-    <w:p>
-      <w:r>
-        <w:t>source: WÖk-Grundlagenwerk, Website-Korpus, Akademie-Quelltexte, Glossar</w:t>
-      </w:r>
-    </w:p>
-    <w:p>
-      <w:r>
-        <w:t>```</w:t>
+        <w:t>``chart-spec slug: wirkungsmanagement-v5-wirkpfad type: wirkpfad reuse_first: true preferred_asset: content/studienskripte/assets/wirkungsmanagement-v5/wirkungsmanagement-v5-wirkpfad.svg message: Wirkungspotenziale und Wirkungsrisiken analysieren wird als Wirkpfad von Auslöser über Mechanismus, Wirkungsempfänger und Zustandsveränderung bis zur Rückkopplung dargestellt. source: WÖk-Grundlagenwerk, Website-Korpus, Akademie-Quelltexte, Glossar ``</w:t>
       </w:r>
     </w:p>
     <w:p>

--- a/docs/studienskripte/word-rohfassungen/wirkungsmanagement-v5.docx
+++ b/docs/studienskripte/word-rohfassungen/wirkungsmanagement-v5.docx
@@ -29,7 +29,7 @@
     </w:p>
     <w:p>
       <w:r>
-        <w:t>Track: Wirkungsmanagement Kurscode: wirkungsmanagement Vorlesungscode: WM-V5 Modul/Abschnitt: WM Titel: Wirkungspotenziale und Wirkungsrisiken analysieren Status: Rohfassung V0 · Sprint-Produktionslauf · muss im nächsten Tiefensprint auf 40-50 Seiten erweitert werden Quelle: woek-akademie-app/docs/lehrgaenge/wirkungsmanagement-v5-potenziale-risiken-analysieren.md Ablage: Markdown-Master in content/studienskripte/wirkungsmanagement-v5.md, Word-Rohfassung in docs/studienskripte/word-rohfassungen/wirkungsmanagement-v5.docx Wissensbasis: aktuelles Grundlagenwerk, Website-Korpus inklusive Journal, Akademie-Quelltexte, Glossar, interne Dossiers und externe Fachquellen</w:t>
+        <w:t>Track: Wirkungsmanagement Kurscode: wirkungsmanagement Vorlesungscode: WM-V5 Modul/Abschnitt: WM Titel: Wirkungspotenziale und Wirkungsrisiken analysieren Status: Tiefenskript-Sprint 8 · substanzielle Arbeitsfassung, Claude-CI/CD-Finalisierung offen Quelle: woek-akademie-app/docs/lehrgaenge/wirkungsmanagement-v5-potenziale-risiken-analysieren.md Ablage: Markdown-Master in content/studienskripte/wirkungsmanagement-v5.md, Word-Rohfassung in docs/studienskripte/word-rohfassungen/wirkungsmanagement-v5.docx Wissensbasis: aktuelles Grundlagenwerk, Website-Korpus inklusive Journal, Akademie-Quelltexte, Glossar, interne Dossiers und externe Fachquellen</w:t>
       </w:r>
     </w:p>
     <w:p>
@@ -1578,17 +1578,1346 @@
         <w:pStyle w:val="Heading2"/>
       </w:pPr>
       <w:r>
-        <w:t>7. Prüfungsrelevanz</w:t>
-      </w:r>
-    </w:p>
-    <w:p>
-      <w:r>
-        <w:t>Diese Vorlesung ist prüfungsrelevant, aber die eigentliche Antwortlogik gehört nicht in das öffentliche Studienskript. Zertifikatsfragen, CorrectAnswer, Scoring-Regeln und Fallrubrics werden separat in der geschützten App-Lane unter woek-akademie-app/content/pruefungen/ gepflegt.</w:t>
-      </w:r>
-    </w:p>
-    <w:p>
-      <w:r>
-        <w:t>Für den Fragenpool sind besonders geeignet:</w:t>
+        <w:t>7. Tiefenskript-Erweiterung Sprint 8</w:t>
+      </w:r>
+    </w:p>
+    <w:p>
+      <w:r>
+        <w:t>Status dieser Erweiterung: ausgebaute Arbeitsfassung für Claude-CI/CD, Word-Rohfassung und Reader-Spiegel. Sie ersetzt noch nicht die spätere Satz-, Quellen- und PDF-Finalisierung, bringt die Vorlesung aber aus der Kurzfassung in eine substanzielle Studienskriptfassung.</w:t>
+      </w:r>
+    </w:p>
+    <w:p>
+      <w:pPr>
+        <w:pStyle w:val="Heading3"/>
+      </w:pPr>
+      <w:r>
+        <w:t>7.1 Leitthese</w:t>
+      </w:r>
+    </w:p>
+    <w:p>
+      <w:r>
+        <w:t>Wirkungspotenziale und Wirkungsrisiken analysieren übersetzt die Wirkungsökonomie in Führungs-, Strategie- und Organisationspraxis. Wirkungsmanagement heißt: Wirkung nicht nur berichten, sondern Ziele, Rollen, Entscheidungen, Kultur und Rückkopplung danach ausrichten.</w:t>
+      </w:r>
+    </w:p>
+    <w:p>
+      <w:r>
+        <w:t>Die Vorlesung bleibt dabei an die Grundregel gebunden: Wirkung ist neutral und relational. Erst die Bewertung im Referenzrahmen Mensch, Planet, Demokratie, SDGs, Agenda 2030 und SDG+ entscheidet, ob eine Veränderung positiv, negativ oder ambivalent einzuordnen ist. Wenn eine Zielgröße gemeint ist, sprechen wir von positiver Netto-Wirkung.</w:t>
+      </w:r>
+    </w:p>
+    <w:p>
+      <w:pPr>
+        <w:pStyle w:val="Heading3"/>
+      </w:pPr>
+      <w:r>
+        <w:t>7.2 Didaktische Einordnung im Studiengang</w:t>
+      </w:r>
+    </w:p>
+    <w:p>
+      <w:r>
+        <w:t>WM-V5 liegt an der Schwelle zwischen begrifflicher Grundlegung und Bewertungsarchitektur. Die Studierenden sollen nicht nur Begriffe wiedergeben, sondern an Fällen erkennen, welche Aussage schon Wirkung behauptet, welche nur Wirkungspotenzial beschreibt und wo ein Wirkungsrisiko offenliegt. Der Tiefensinn dieser Vorlesung liegt deshalb nicht in zusätzlicher Komplexität, sondern in besserer Unterscheidungsfähigkeit.</w:t>
+      </w:r>
+    </w:p>
+    <w:p>
+      <w:r>
+        <w:t>Für die spätere Praxis ist entscheidend, dass jede Analyse vier Ebenen getrennt hält:</w:t>
+      </w:r>
+    </w:p>
+    <w:p>
+      <w:r>
+        <w:t>1. Beschreibung: Was geschieht tatsächlich oder soll geschehen?</w:t>
+      </w:r>
+    </w:p>
+    <w:p>
+      <w:r>
+        <w:t>2. Kausalannahme: Über welchen Mechanismus könnte daraus eine Zustandsveränderung entstehen?</w:t>
+      </w:r>
+    </w:p>
+    <w:p>
+      <w:r>
+        <w:t>3. Bewertung: Welche Richtung hat diese Veränderung im Referenzrahmen?</w:t>
+      </w:r>
+    </w:p>
+    <w:p>
+      <w:r>
+        <w:t>4. Rückkopplung: Welche Entscheidung, Regel, Ressource oder Kommunikation wird dadurch verändert?</w:t>
+      </w:r>
+    </w:p>
+    <w:p>
+      <w:r>
+        <w:t>Wo diese Ebenen vermischt werden, entstehen typische WÖk-Fehler: Aktivität wird als Wirkung ausgegeben, Reichweite ersetzt Zustandsveränderung, gute Absicht verdeckt Nebenwirkungen oder Reporting wird mit Lernen verwechselt.</w:t>
+      </w:r>
+    </w:p>
+    <w:p>
+      <w:pPr>
+        <w:pStyle w:val="Heading3"/>
+      </w:pPr>
+      <w:r>
+        <w:t>7.3 Analysemodell</w:t>
+      </w:r>
+    </w:p>
+    <w:tbl>
+      <w:tblPr>
+        <w:tblStyle w:val="TableGrid"/>
+        <w:tblW w:type="auto" w:w="0"/>
+        <w:jc w:val="left"/>
+        <w:tblLook w:firstColumn="1" w:firstRow="1" w:lastColumn="0" w:lastRow="0" w:noHBand="0" w:noVBand="1" w:val="04A0"/>
+      </w:tblPr>
+      <w:tblGrid>
+        <w:gridCol w:w="2340"/>
+        <w:gridCol w:w="2340"/>
+        <w:gridCol w:w="2340"/>
+        <w:gridCol w:w="2340"/>
+      </w:tblGrid>
+      <w:tr>
+        <w:tc>
+          <w:tcPr>
+            <w:tcW w:type="dxa" w:w="2340"/>
+            <w:vAlign w:val="center"/>
+          </w:tcPr>
+          <w:p>
+            <w:r>
+              <w:rPr>
+                <w:b/>
+              </w:rPr>
+              <w:t>Analyseobjekt</w:t>
+            </w:r>
+          </w:p>
+        </w:tc>
+        <w:tc>
+          <w:tcPr>
+            <w:tcW w:type="dxa" w:w="2340"/>
+            <w:vAlign w:val="center"/>
+          </w:tcPr>
+          <w:p>
+            <w:r>
+              <w:rPr>
+                <w:b/>
+              </w:rPr>
+              <w:t>Woran es wirkt</w:t>
+            </w:r>
+          </w:p>
+        </w:tc>
+        <w:tc>
+          <w:tcPr>
+            <w:tcW w:type="dxa" w:w="2340"/>
+            <w:vAlign w:val="center"/>
+          </w:tcPr>
+          <w:p>
+            <w:r>
+              <w:rPr>
+                <w:b/>
+              </w:rPr>
+              <w:t>Typischer Fehler</w:t>
+            </w:r>
+          </w:p>
+        </w:tc>
+        <w:tc>
+          <w:tcPr>
+            <w:tcW w:type="dxa" w:w="2340"/>
+            <w:vAlign w:val="center"/>
+          </w:tcPr>
+          <w:p>
+            <w:r>
+              <w:rPr>
+                <w:b/>
+              </w:rPr>
+              <w:t>Saubere WÖk-Lesart</w:t>
+            </w:r>
+          </w:p>
+        </w:tc>
+      </w:tr>
+      <w:tr>
+        <w:tc>
+          <w:tcPr>
+            <w:tcW w:type="dxa" w:w="2340"/>
+            <w:vAlign w:val="center"/>
+          </w:tcPr>
+          <w:p>
+            <w:r>
+              <w:t>Managementebene</w:t>
+            </w:r>
+          </w:p>
+        </w:tc>
+        <w:tc>
+          <w:tcPr>
+            <w:tcW w:type="dxa" w:w="2340"/>
+            <w:vAlign w:val="center"/>
+          </w:tcPr>
+          <w:p>
+            <w:r>
+              <w:t>WÖk-Frage</w:t>
+            </w:r>
+          </w:p>
+        </w:tc>
+        <w:tc>
+          <w:tcPr>
+            <w:tcW w:type="dxa" w:w="2340"/>
+            <w:vAlign w:val="center"/>
+          </w:tcPr>
+          <w:p>
+            <w:r>
+              <w:t>Typischer Fehler</w:t>
+            </w:r>
+          </w:p>
+        </w:tc>
+        <w:tc>
+          <w:tcPr>
+            <w:tcW w:type="dxa" w:w="2340"/>
+            <w:vAlign w:val="center"/>
+          </w:tcPr>
+          <w:p>
+            <w:r>
+              <w:t>Praxisanforderung</w:t>
+            </w:r>
+          </w:p>
+        </w:tc>
+      </w:tr>
+      <w:tr>
+        <w:tc>
+          <w:tcPr>
+            <w:tcW w:type="dxa" w:w="2340"/>
+            <w:vAlign w:val="center"/>
+          </w:tcPr>
+          <w:p>
+            <w:r>
+              <w:t>Strategie</w:t>
+            </w:r>
+          </w:p>
+        </w:tc>
+        <w:tc>
+          <w:tcPr>
+            <w:tcW w:type="dxa" w:w="2340"/>
+            <w:vAlign w:val="center"/>
+          </w:tcPr>
+          <w:p>
+            <w:r>
+              <w:t>Welche positive Netto-Wirkung wird angestrebt?</w:t>
+            </w:r>
+          </w:p>
+        </w:tc>
+        <w:tc>
+          <w:tcPr>
+            <w:tcW w:type="dxa" w:w="2340"/>
+            <w:vAlign w:val="center"/>
+          </w:tcPr>
+          <w:p>
+            <w:r>
+              <w:t>Purpose-Satz ohne Steuerung</w:t>
+            </w:r>
+          </w:p>
+        </w:tc>
+        <w:tc>
+          <w:tcPr>
+            <w:tcW w:type="dxa" w:w="2340"/>
+            <w:vAlign w:val="center"/>
+          </w:tcPr>
+          <w:p>
+            <w:r>
+              <w:t>Ziel, Wirkpfad und Entscheidung koppeln</w:t>
+            </w:r>
+          </w:p>
+        </w:tc>
+      </w:tr>
+      <w:tr>
+        <w:tc>
+          <w:tcPr>
+            <w:tcW w:type="dxa" w:w="2340"/>
+            <w:vAlign w:val="center"/>
+          </w:tcPr>
+          <w:p>
+            <w:r>
+              <w:t>Organisation</w:t>
+            </w:r>
+          </w:p>
+        </w:tc>
+        <w:tc>
+          <w:tcPr>
+            <w:tcW w:type="dxa" w:w="2340"/>
+            <w:vAlign w:val="center"/>
+          </w:tcPr>
+          <w:p>
+            <w:r>
+              <w:t>Wer trägt welche Wirkung?</w:t>
+            </w:r>
+          </w:p>
+        </w:tc>
+        <w:tc>
+          <w:tcPr>
+            <w:tcW w:type="dxa" w:w="2340"/>
+            <w:vAlign w:val="center"/>
+          </w:tcPr>
+          <w:p>
+            <w:r>
+              <w:t>Verantwortung diffus lassen</w:t>
+            </w:r>
+          </w:p>
+        </w:tc>
+        <w:tc>
+          <w:tcPr>
+            <w:tcW w:type="dxa" w:w="2340"/>
+            <w:vAlign w:val="center"/>
+          </w:tcPr>
+          <w:p>
+            <w:r>
+              <w:t>Rollen, Routinen und Eskalationswege definieren</w:t>
+            </w:r>
+          </w:p>
+        </w:tc>
+      </w:tr>
+      <w:tr>
+        <w:tc>
+          <w:tcPr>
+            <w:tcW w:type="dxa" w:w="2340"/>
+            <w:vAlign w:val="center"/>
+          </w:tcPr>
+          <w:p>
+            <w:r>
+              <w:t>Risiko</w:t>
+            </w:r>
+          </w:p>
+        </w:tc>
+        <w:tc>
+          <w:tcPr>
+            <w:tcW w:type="dxa" w:w="2340"/>
+            <w:vAlign w:val="center"/>
+          </w:tcPr>
+          <w:p>
+            <w:r>
+              <w:t>Welche Nebenwirkungen und Zielkonflikte entstehen?</w:t>
+            </w:r>
+          </w:p>
+        </w:tc>
+        <w:tc>
+          <w:tcPr>
+            <w:tcW w:type="dxa" w:w="2340"/>
+            <w:vAlign w:val="center"/>
+          </w:tcPr>
+          <w:p>
+            <w:r>
+              <w:t>nur positive Wirkung erzählen</w:t>
+            </w:r>
+          </w:p>
+        </w:tc>
+        <w:tc>
+          <w:tcPr>
+            <w:tcW w:type="dxa" w:w="2340"/>
+            <w:vAlign w:val="center"/>
+          </w:tcPr>
+          <w:p>
+            <w:r>
+              <w:t>Wirkungsrisiken eigenständig analysieren</w:t>
+            </w:r>
+          </w:p>
+        </w:tc>
+      </w:tr>
+      <w:tr>
+        <w:tc>
+          <w:tcPr>
+            <w:tcW w:type="dxa" w:w="2340"/>
+            <w:vAlign w:val="center"/>
+          </w:tcPr>
+          <w:p>
+            <w:r>
+              <w:t>Lernen</w:t>
+            </w:r>
+          </w:p>
+        </w:tc>
+        <w:tc>
+          <w:tcPr>
+            <w:tcW w:type="dxa" w:w="2340"/>
+            <w:vAlign w:val="center"/>
+          </w:tcPr>
+          <w:p>
+            <w:r>
+              <w:t>Wie verändert Bewertung die Praxis?</w:t>
+            </w:r>
+          </w:p>
+        </w:tc>
+        <w:tc>
+          <w:tcPr>
+            <w:tcW w:type="dxa" w:w="2340"/>
+            <w:vAlign w:val="center"/>
+          </w:tcPr>
+          <w:p>
+            <w:r>
+              <w:t>Reporting als Abschluss</w:t>
+            </w:r>
+          </w:p>
+        </w:tc>
+        <w:tc>
+          <w:tcPr>
+            <w:tcW w:type="dxa" w:w="2340"/>
+            <w:vAlign w:val="center"/>
+          </w:tcPr>
+          <w:p>
+            <w:r>
+              <w:t>Rückkopplung in Budget, Prozesse und Führung</w:t>
+            </w:r>
+          </w:p>
+        </w:tc>
+      </w:tr>
+    </w:tbl>
+    <w:p/>
+    <w:p>
+      <w:pPr>
+        <w:pStyle w:val="Heading3"/>
+      </w:pPr>
+      <w:r>
+        <w:t>7.4 Modellformel</w:t>
+      </w:r>
+    </w:p>
+    <w:p>
+      <w:r>
+        <w:t>Die folgende Formel ist ein didaktisches Denkmodell, kein amtlicher Bewertungsstandard:</w:t>
+      </w:r>
+    </w:p>
+    <w:p>
+      <w:r>
+        <w:t>Managementwirkung = Zielklarheit + Verantwortlichkeit + Daten + Entscheidung + Rueckkopplung</w:t>
+      </w:r>
+    </w:p>
+    <w:p>
+      <w:r>
+        <w:t>Die Formel ist ein Arbeitsmodell: Management wirkt, wenn Ziel, Verantwortung, Daten, Entscheidung und Rückkopplung zusammenkommen.</w:t>
+      </w:r>
+    </w:p>
+    <w:p>
+      <w:r>
+        <w:t>Die Formel soll gerade keine Scheingenauigkeit erzeugen. Sie zwingt dazu, die Faktoren offen zu legen, die eine Aussage tragen. In einem echten Bewertungsprozess müssten Datenquelle, Aktualität, Datenqualitätsklasse, Unsicherheitsgrad und Rückkopplungsregel ergänzt werden.</w:t>
+      </w:r>
+    </w:p>
+    <w:p>
+      <w:pPr>
+        <w:pStyle w:val="Heading3"/>
+      </w:pPr>
+      <w:r>
+        <w:t>7.5 Fallfenster</w:t>
+      </w:r>
+    </w:p>
+    <w:p>
+      <w:r>
+        <w:t>Fall 1. Ein Unternehmen kann Wirkungspotenziale und Wirkungsrisiken analysieren als Workshop-Thema behandeln und danach unverändert weiterarbeiten. Wirkungsmanagement beginnt erst, wenn Entscheidungen, Verantwortlichkeiten und Budgets tatsächlich angepasst werden.</w:t>
+      </w:r>
+    </w:p>
+    <w:p>
+      <w:r>
+        <w:t>Fall 2. Ein Team erkennt eine negative Nebenwirkung seines Produkts. Die WÖk-Frage lautet nicht, wer schuld ist, sondern welcher Wirkpfad korrigiert werden muss und welche Trägerstruktur Lernen ermöglicht.</w:t>
+      </w:r>
+    </w:p>
+    <w:p>
+      <w:pPr>
+        <w:pStyle w:val="Heading3"/>
+      </w:pPr>
+      <w:r>
+        <w:t>7.6 Prüfungsnahe Fallfragen ohne geschützte Antwortlogik</w:t>
+      </w:r>
+    </w:p>
+    <w:p>
+      <w:r>
+        <w:t>Diese Fragen sind öffentlich und dienen dem Lernen. Die geschützte Antwortlogik, Scoring-Regeln und CorrectAnswer-Felder bleiben in der Prüfungs-Lane der App.</w:t>
+      </w:r>
+    </w:p>
+    <w:p>
+      <w:r>
+        <w:t>1. Beschreibe den Auslöser im Fall und trenne ihn von Absicht, Image oder Reichweite.</w:t>
+      </w:r>
+    </w:p>
+    <w:p>
+      <w:r>
+        <w:t>2. Formuliere einen plausiblen Wirkpfad mit Wirkungsempfängern, Zustandsveränderung und Rückkopplung.</w:t>
+      </w:r>
+    </w:p>
+    <w:p>
+      <w:r>
+        <w:t>3. Benenne mindestens ein Wirkungspotenzial und ein Wirkungsrisiko.</w:t>
+      </w:r>
+    </w:p>
+    <w:p>
+      <w:r>
+        <w:t>4. Zeige, welche Quelle oder Datenart nötig wäre, um von Potenzial zu belastbarer Wirkungsaussage zu kommen.</w:t>
+      </w:r>
+    </w:p>
+    <w:p>
+      <w:r>
+        <w:t>5. Prüfe, ob Nichtkompensation oder Reverse Merit Order einschlägig sein könnten.</w:t>
+      </w:r>
+    </w:p>
+    <w:p>
+      <w:r>
+        <w:t>6. Formuliere eine saubere Wirkungsaussage in einem Satz: Was wissen wir, was nehmen wir an, was bleibt offen?</w:t>
+      </w:r>
+    </w:p>
+    <w:p>
+      <w:pPr>
+        <w:pStyle w:val="Heading3"/>
+      </w:pPr>
+      <w:r>
+        <w:t>7.7 Auswertung aus der lebenden Website-Referenz</w:t>
+      </w:r>
+    </w:p>
+    <w:p>
+      <w:pPr>
+        <w:pStyle w:val="Heading3"/>
+      </w:pPr>
+      <w:r>
+        <w:t>Quellenanker: Kapitel 11 - Wirkungspotenzial</w:t>
+      </w:r>
+    </w:p>
+    <w:p>
+      <w:r>
+        <w:t>Interne Quelle: referenz/kapitel-011-wirkungspotenzial/index.html</w:t>
+      </w:r>
+    </w:p>
+    <w:p>
+      <w:r>
+        <w:t>Wirkung entsteht nicht immer sofort. Manche Handlungen verändern einen Zustand unmittelbar: Ein Medikament lindert Schmerzen. Eine Sanierung senkt den Energieverbrauch. Eine Lohnerhöhung verändert Einkommen. Eine Entscheidung beendet ein Verfahren. In solchen Fällen lässt sich Wirkung relativ klar beschreiben: Vorher war ein Zustand anders als nachher. Die Wirkungsökonomie bezeichnet Wirkung deshalb als tatsächliche Veränderung von Zuständen; das Wirkungssteuergesetz fasst sie als nachweisbare Veränderung ökologischer, sozialer oder demokratischer Systembedingungen in Bezug auf Mensch, Planet und Demokratie [I-11-1].</w:t>
+      </w:r>
+    </w:p>
+    <w:p>
+      <w:r>
+        <w:t>Viele gesellschaftliche Prozesse verlaufen jedoch nicht so direkt. Ein Satz verändert nicht automatisch eine Gesellschaft. Ein Bild verändert nicht automatisch ein Verhalten. Eine Technologie verändert nicht automatisch eine Lebenswelt. Eine politische Entscheidung verändert nicht automatisch Vertrauen. Eine Information verändert nicht automatisch Erkenntnis. Trotzdem können all diese Impulse Möglichkeiten öffnen, Erwartungen verschieben, Anschluss erzeugen, Widerstand auslösen, Vertrauen stärken, Misstrauen vergrößern, beruhigen, verletzen, stabilisieren oder eskalieren. Zwischen Handlung und tatsächlicher Wirkung liegt deshalb ein eigener Raum. Dieser Raum heißt Wirkungspotenzial [I-11-2].</w:t>
+      </w:r>
+    </w:p>
+    <w:p>
+      <w:pPr>
+        <w:pStyle w:val="Heading3"/>
+      </w:pPr>
+      <w:r>
+        <w:t>11.1 Der Raum vor der Wirkung</w:t>
+      </w:r>
+    </w:p>
+    <w:p>
+      <w:r>
+        <w:t>Wirkungspotenzial bezeichnet den Möglichkeitsraum vor der tatsächlichen Wirkung. Es beschreibt die Fähigkeit einer Handlung, Sprache, Entscheidung, Technologie, Regel, Information, Tonalität, Mimik, Stimme, eines Bildes, einer Plattformlogik oder einer Struktur, bestimmte Wirkungen auszulösen, bevor diese Wirkungen als Zustandsveränderung beobachtbar sind [I-11-2].</w:t>
+      </w:r>
+    </w:p>
+    <w:p>
+      <w:r>
+        <w:t>Noch ist die Wirkung nicht eingetreten. Noch ist kein Zustand sicher verändert. Noch ist nicht entschieden, ob ein Impuls stärkt oder schwächt, beruhigt oder verschärft, verbindet oder trennt. Aber etwas ist möglich geworden. Genau diese Veränderung der Möglichkeit ist wirkungsökonomisch relevant. Wirkungspotenzial ist damit keine abgeschwächte Wirkung, sondern eine eigene Kategorie vor der Wirkung.</w:t>
+      </w:r>
+    </w:p>
+    <w:p>
+      <w:r>
+        <w:t>Ein Gesetzesentwurf hat Wirkungspotenzial, bevor er beschlossen wird. Er kann Investitionen vorbereiten, Erwartungen verändern, Widerstand erzeugen oder Verhalten vorwegnehmen. Eine politische Rede hat Wirkungspotenzial, bevor sie Wahlentscheidungen, Proteste oder Gesetzgebung verändert. Ein Algorithmus hat Wirkungspotenzial, bevor seine Reichweitenlogik demokratische Diskurse, psychische Gesundheit oder Konsummuster messbar verändert. Ein Produktdesign hat Wirkungspotenzial, bevor Nutzung, Reparatur, Entsorgung oder Abhängigkeit tatsächlich eintreten. Wirkungspotenzial fragt daher nicht: Was hat sich verändert? Es fragt: Was kann sich verändern?</w:t>
+      </w:r>
+    </w:p>
+    <w:p>
+      <w:pPr>
+        <w:pStyle w:val="Heading3"/>
+      </w:pPr>
+      <w:r>
+        <w:t>11.2 Wirkungspotenzial ist nicht Wirkung</w:t>
+      </w:r>
+    </w:p>
+    <w:p>
+      <w:r>
+        <w:t>Die Trennung zwischen Wirkung und Wirkungspotenzial ist notwendig. Wirkung beschreibt einen eingetretenen Zustand. Wirkungspotenzial beschreibt eine Möglichkeit vor diesem Zustand. Wer diese Begriffe vermischt, erzeugt analytische Unschärfe. Dann wird Potenzial als Wirkung verbucht, obwohl noch kein Nachweis vorliegt. Oder umgekehrt: Ein gefährlicher Möglichkeitsraum wird ignoriert, weil der Schaden noch nicht eingetreten ist [I-11-2].</w:t>
+      </w:r>
+    </w:p>
+    <w:p>
+      <w:r>
+        <w:t>Diese Unterscheidung schützt vor Überdehnung. Nicht jede harte Aussage ist schon tatsächliche Schädigung. Nicht jedes Risiko ist schon eingetretener Schaden. Nicht jede Technologie ist schon negative Wirkung, nur weil sie negative Nutzung ermöglichen kann. Die Wirkungsökonomie darf Potenziale nicht als fertige Tatsachen behandeln. Sonst würde sie aus Aufmerksamkeit Verdacht und aus Risiko Schuld machen.</w:t>
+      </w:r>
+    </w:p>
+    <w:p>
+      <w:r>
+        <w:t>Die Unterscheidung schützt auch vor Blindheit. Eine marode Brücke ist nicht erst relevant, wenn sie bricht. Eine unsanierte Wohnung ist nicht erst relevant, wenn Menschen krank werden. Eine Plattform, die Desinformation verstärkt, ist nicht erst relevant, wenn demokratische Institutionen beschädigt sind. Eine Lieferkette mit ungeprüften Arbeitsbedingungen ist nicht erst relevant, wenn ein Skandal öffentlich wird. Wirkungspotenzial macht sichtbar, dass Verantwortung vor dem Schaden beginnt [I-11-3].</w:t>
+      </w:r>
+    </w:p>
+    <w:p>
+      <w:pPr>
+        <w:pStyle w:val="Heading3"/>
+      </w:pPr>
+      <w:r>
+        <w:t>11.3 Wirkungspotenzial als Verschiebung von Wahrscheinlichkeit</w:t>
+      </w:r>
+    </w:p>
+    <w:p>
+      <w:r>
+        <w:t>Wirkungspotenzial lässt sich als Verschiebung von Wahrscheinlichkeit verstehen. Ein Impuls macht bestimmte Zustände wahrscheinlicher und andere unwahrscheinlicher. Das gilt für Sprache, Produkte, Preise, Gesetze, Infrastrukturen, Technologien, Bildungsangebote, Investitionen und Plattformlogiken. Ein Impuls ist nicht deshalb Wirkung, weil er existiert. Er wird wirkungsrelevant, wenn er die Wahrscheinlichkeit künftiger Zustandsveränderungen verändert [I-11-2].</w:t>
+      </w:r>
+    </w:p>
+    <w:p>
+      <w:r>
+        <w:t>Eine Preissenkung kann den Kauf eines Produkts wahrscheinlicher machen. Ein Hinweis auf dem Produktpass kann informierte Entscheidungen wahrscheinlicher machen. Eine steuerliche Entlastung kann die Umstellung auf bessere Vorleistungen wahrscheinlicher machen. Eine wiederholte Abwertung einer Gruppe kann soziale Distanz, Misstrauen oder Gewaltbereitschaft wahrscheinlicher machen. Eine klare, überprüfbare Information kann Vertrauen und Handlungsfähigkeit wahrscheinlicher machen.</w:t>
+      </w:r>
+    </w:p>
+    <w:p>
+      <w:r>
+        <w:t>Diese Wahrscheinlichkeit ist nicht mechanisch. Sie hängt vom Wirkungsraum ab. Der gleiche Satz kann in einem stabilen Raum klären und in einem verletzten Raum verhärten. Die gleiche Technologie kann Teilhabe verbessern oder Abhängigkeit vertiefen. Die gleiche Regel kann Orientierung schaffen oder Blockade erzeugen. Wirkungspotenzial ist daher nie nur Eigenschaft des Auslösers. Es entsteht aus dem Verhältnis zwischen Auslöser, Empfänger, Wirkungsraum und Struktur [I-11-4].</w:t>
+      </w:r>
+    </w:p>
+    <w:p>
+      <w:pPr>
+        <w:pStyle w:val="Heading3"/>
+      </w:pPr>
+      <w:r>
+        <w:t>11.4 Wirkungsrisiko und Wirkungschance</w:t>
+      </w:r>
+    </w:p>
+    <w:p>
+      <w:r>
+        <w:t>Wirkungspotenzial ist richtungsoffen. Es kann konstruktiv, destruktiv oder ambivalent sein. Konstruktives Wirkungspotenzial erhöht die Wahrscheinlichkeit positiver Zustandsveränderungen. Es kann Vertrauen, Orientierung, Gesundheit, Bildung, Kooperation, demokratische Handlungsfähigkeit, ökologische Regeneration oder faire Marktentscheidungen wahrscheinlicher machen [I-11-2].</w:t>
+      </w:r>
+    </w:p>
+    <w:p>
+      <w:r>
+        <w:t>Destruktives Wirkungspotenzial erhöht die Wahrscheinlichkeit negativer Zustandsveränderungen. Es kann Angst, Abwertung, Polarisierung, Manipulation, Gesundheitsbelastung, Ressourcenverschwendung, Ausbeutung, Marktverzerrung oder demokratische Erosion wahrscheinlicher machen. Ambivalentes Wirkungspotenzial öffnet mehrere Pfade. Eine Technologie kann Menschen entlasten und zugleich Überwachung ermöglichen. Ein Gesetz kann Ordnung schaffen und zugleich neue Ausweichstrategien erzeugen. Eine öffentliche Kampagne kann informieren und zugleich Widerstand verstärken.</w:t>
+      </w:r>
+    </w:p>
+    <w:p>
+      <w:r>
+        <w:t>Wirkungsrisiko bezeichnet den Teil des Wirkungspotenzials, der auf mögliche negative Wirkung verweist. Wirkungschance bezeichnet den Teil, der auf mögliche positive Wirkung verweist. Beide Begriffe sind keine endgültige Bewertung. Sie markieren Prüfbedarf. Sie sagen nicht: Diese Wirkung ist schon eingetreten. Sie sagen: Dieser Pfad ist möglich, plausibel und relevant genug, um beobachtet, bewertet und gegebenenfalls gesteuert zu werden [I-11-5].</w:t>
+      </w:r>
+    </w:p>
+    <w:p>
+      <w:pPr>
+        <w:pStyle w:val="Heading3"/>
+      </w:pPr>
+      <w:r>
+        <w:t>11.5 Sprache, Bilder, Tonalität und Frames</w:t>
+      </w:r>
+    </w:p>
+    <w:p>
+      <w:r>
+        <w:t>Wirkungspotenzial ist besonders wichtig für Kommunikation, Medien, Politik und Öffentlichkeit. Eine Aussage ist nicht nur Information. Sie besteht aus Wortwahl, Tonalität, Betonung, Kontext, Bild, Mimik, Gestik, Stimme, Medium, Zeitpunkt, Wiederholung, sozialer Position des Senders und erwarteter Anschlussfähigkeit im Resonanzraum [I-11-6].</w:t>
+      </w:r>
+    </w:p>
+    <w:p>
+      <w:r>
+        <w:t>Sprache kann soziale Situationen verändern. Sie kann versprechen, drohen, beleidigen, anerkennen, ausschließen, legitimieren oder beruhigen. Die Sprachphilosophie hat dafür den Begriff der Sprechhandlung entwickelt; die Wirkungsökonomie nutzt diese Einsicht nicht als philosophischen Exkurs, sondern für eine präzise Wirkungsfrage: Welche Möglichkeit erzeugt eine Aussage, bevor tatsächliche Zustandsveränderung messbar wird [E-11-1]?</w:t>
+      </w:r>
+    </w:p>
+    <w:p>
+      <w:r>
+        <w:t>Frames sind Deutungsrahmen. Sie bestimmen, welches Problem sichtbar wird, welche Ursache plausibel erscheint, wem Verantwortung zugeschrieben wird und welche Lösung naheliegt [E-11-2]. Ein Frame kann eine ökologische Frage als Kostenproblem, Freiheitsfrage, Sicherheitsproblem, Generationenfrage oder Gerechtigkeitsfrage lesbar machen. Jeder dieser Rahmen erzeugt anderes Wirkungspotenzial. Er verändert nicht automatisch Verhalten, aber er verändert den Raum, in dem Verhalten verständlich und wahrscheinlich wird.</w:t>
+      </w:r>
+    </w:p>
+    <w:p>
+      <w:r>
+        <w:t>Deshalb reicht es nicht, Kommunikation nur auf Wahrheit oder Falschheit zu prüfen. Eine Aussage kann wahr sein und trotzdem ein destruktives Wirkungspotenzial entfalten, wenn sie entmenschlicht, verzerrt, kontextlos zugespitzt oder strategisch wiederholt wird. Eine Aussage kann auch unklar, verkürzt oder emotional sein und trotzdem Orientierung schaffen. Die Wirkungsökonomie ersetzt die Wahrheitsfrage nicht. Sie ergänzt sie. Die doppelte Prüfung lautet: Ist eine Aussage wahrheitsfähig? Und welches Wirkungspotenzial erzeugt sie [I-11-6]?</w:t>
+      </w:r>
+    </w:p>
+    <w:p>
+      <w:r>
+        <w:t>In dieser engen Bedeutung kann von einem kommunikativen Wirkstoff gesprochen werden. Gemeint ist das aktivierende Element einer Aussage: ein Bild, ein Frame, ein emotionaler Marker, eine Problemdefinition, eine Feindmarkierung, eine Wiederholung oder eine Tonalität. Der Begriff ist nur eine Analogie. Er bedeutet nicht, dass Sprache mechanisch wirkt. Er hilft, Wirkungspotenzial präzise zu benennen, ohne es bereits als eingetretene Wirkung auszugeben [I-11-6].</w:t>
+      </w:r>
+    </w:p>
+    <w:p>
+      <w:pPr>
+        <w:pStyle w:val="Heading3"/>
+      </w:pPr>
+      <w:r>
+        <w:t>11.6 Technologie, Design und Infrastruktur</w:t>
+      </w:r>
+    </w:p>
+    <w:p>
+      <w:r>
+        <w:t>Wirkungspotenzial entsteht nicht nur durch Sprache. Auch Dinge, Oberflächen, Plattformen, Gebäude, Verkehrswege, Formulare, Standards, Preise und technische Systeme eröffnen oder begrenzen Handlungsmöglichkeiten. In der Wahrnehmungs- und Designtheorie wird dafür der Begriff der Affordanz genutzt: Eine Gestaltung legt bestimmte Nutzungen nahe und erschwert andere [E-11-3]. Für die Wirkungsökonomie ist daran relevant, dass Gestaltung nie neutral ist.</w:t>
+      </w:r>
+    </w:p>
+    <w:p>
+      <w:r>
+        <w:t>Ein Formular kann Zugang erleichtern oder verhindern. Eine App kann Transparenz schaffen oder Abhängigkeit vergrößern. Eine Plattform kann Diskurs sortieren, verstärken, belohnen oder erschweren. Eine Stadt kann Begegnung ermöglichen oder soziale Trennung verfestigen. Eine Verpackung kann Reparatur und Kreislauf erleichtern oder Wegwerfen nahelegen. Ein Gebäude kann Gesundheit fördern oder Belastung erzeugen. Jede Struktur enthält Wirkungspotenzial, weil sie Handlungen wahrscheinlicher oder unwahrscheinlicher macht.</w:t>
+      </w:r>
+    </w:p>
+    <w:p>
+      <w:r>
+        <w:t>Technologie wirkt daher nicht erst, wenn ein Schaden eingetreten ist. Sie erzeugt schon vorher Möglichkeitsräume. Eine KI-Anwendung kann bessere Diagnostik ermöglichen, aber auch Diskriminierung automatisieren. Ein autonomes System kann Menschen entlasten, aber Verantwortungszuordnung erschweren. Eine digitale Identität kann Zugang vereinfachen, aber Kontrollrisiken erzeugen. Wirkungspotenzial hilft, diese Pfade vor der eingetretenen Wirkung zu prüfen, ohne Technik pauschal zu verdächtigen oder zu idealisieren [I-11-7].</w:t>
+      </w:r>
+    </w:p>
+    <w:p>
+      <w:pPr>
+        <w:pStyle w:val="Heading3"/>
+      </w:pPr>
+      <w:r>
+        <w:t>11.7 Wirkungspotenzial in Märkten und Produkten</w:t>
+      </w:r>
+    </w:p>
+    <w:p>
+      <w:r>
+        <w:t>Auch Märkte arbeiten mit Wirkungspotenzial. Ein Preis verändert nicht nur Zahlung. Er verändert Erwartungen, Nachfrage, Vergleich, Status, Verfügbarkeit und Investitionsentscheidungen. Ein billiges Produkt erzeugt das Potenzial höherer Nachfrage. Wenn seine Schäden nicht im Preis enthalten sind, entsteht das Potenzial, dass destruktive Lieferketten wachsen. Ein Produktpass erzeugt das Potenzial informierterer Kaufentscheidungen. Eine Wirkungssteuer erzeugt das Potenzial, dass Unternehmen Vorleistungen verbessern, Datenqualität erhöhen und Produktdesign verändern [I-11-8].</w:t>
+      </w:r>
+    </w:p>
+    <w:p>
+      <w:r>
+        <w:t>Das Apfelbeispiel zeigt diese Logik. Ein regionaler Bio-Apfel und ein importierter Apfel aus einer Wasserstressregion unterscheiden sich nicht nur in direkten Daten wie Transport, Wasserverbrauch, Pestizideinsatz und Arbeitsbedingungen. Ihre Sichtbarkeit im Preis und in der Steuerklasse verändert auch Nachfrage, Beschaffung, Lieferkettenentscheidungen und regionale Wertschöpfung [I-11-9]. Noch bevor der Markt insgesamt anders reagiert, entsteht Wirkungspotenzial: Händler können anders einkaufen, Kund:innen anders entscheiden, Produzent:innen anders investieren.</w:t>
+      </w:r>
+    </w:p>
+    <w:p>
+      <w:r>
+        <w:t>Dasselbe gilt für Textilien, Strom, Baustoffe, Ernährung, Mobilität und digitale Produkte. Ein Produkt ist nicht nur Ware. Es ist verdichtete Lieferkette, Ressourcennutzung, Arbeit, Energie, Transport, Nutzung und Entsorgung [I-11-10]. Sobald diese Wirkung sichtbar wird, verändert sich der Möglichkeitsraum des Marktes. Wirkungspotenzial ist daher kein weicher Kommunikationsbegriff. Es betrifft auch harte ökonomische Entscheidungen.</w:t>
+      </w:r>
+    </w:p>
+    <w:p>
+      <w:pPr>
+        <w:pStyle w:val="Heading3"/>
+      </w:pPr>
+      <w:r>
+        <w:t>11.8 Resonanzraum und Anschlussfähigkeit</w:t>
+      </w:r>
+    </w:p>
+    <w:p>
+      <w:r>
+        <w:t>Kein Potenzial entfaltet sich allein. Ein Impuls trifft immer auf einen Wirkungsraum. Dieser Raum entscheidet mit, ob ein Potenzial aufgenommen, blockiert, verstärkt, umgedeutet oder in Handlung übersetzt wird [I-11-4].</w:t>
+      </w:r>
+    </w:p>
+    <w:p>
+      <w:r>
+        <w:t>In der öffentlichen Kommunikation umfasst der Resonanzraum Menschen mit Erfahrungen, Ängsten, Erwartungen, Loyalitäten, Kränkungen, Hoffnungen, Gruppenzugehörigkeiten und Mediengewohnheiten. Er umfasst Redaktionen, Plattformen, Kommentare, Bilder, Algorithmen, Wiederholung, Widerspruch, Humor, Spott, Empörung und institutionelle Reaktionen [I-11-6]. In Märkten umfasst er Preise, Einkommen, Verfügbarkeit, Werbung, Routinen, Kultur, Wettbewerb und Regulierung. In Organisationen umfasst er Hierarchien, Regeln, Ressourcen, Zeitdruck, Vertrauen, Sanktionen und Gewohnheiten.</w:t>
+      </w:r>
+    </w:p>
+    <w:p>
+      <w:r>
+        <w:t>Anschlussfähigkeit beschreibt, ob ein Potenzial in diesem Raum aufgenommen werden kann. Eine gute Information bleibt wirkungslos, wenn Menschen keinen Zugang, keine Zeit, kein Vertrauen oder keine Handlungsoption haben. Eine sinnvolle Regel kann scheitern, wenn Verwaltung, Rechtsprechung oder Marktstrukturen sie nicht aufnehmen. Eine Innovation kann blockiert werden, wenn Infrastruktur, Kapital, Standards oder Akzeptanz fehlen. Wirkungspotenzial muss deshalb immer mit dem Wirkungsraum gelesen werden [I-11-4].</w:t>
+      </w:r>
+    </w:p>
+    <w:p>
+      <w:pPr>
+        <w:pStyle w:val="Heading3"/>
+      </w:pPr>
+      <w:r>
+        <w:t>11.9 Drei Fehler im Umgang mit Wirkungspotenzial</w:t>
+      </w:r>
+    </w:p>
+    <w:p>
+      <w:pPr>
+        <w:pStyle w:val="Heading3"/>
+      </w:pPr>
+      <w:r>
+        <w:t>Quellenanker: Kapitel 23 - Wirkungsrisiko und Wirkungsresilienz</w:t>
+      </w:r>
+    </w:p>
+    <w:p>
+      <w:r>
+        <w:t>Interne Quelle: referenz/kapitel-023-wirkungsrisiko-und-wirkungsresilienz/index.html</w:t>
+      </w:r>
+    </w:p>
+    <w:p>
+      <w:pPr>
+        <w:pStyle w:val="Heading3"/>
+      </w:pPr>
+      <w:r>
+        <w:t>23.1 Warum Wirkung immer auch Risiko bedeutet</w:t>
+      </w:r>
+    </w:p>
+    <w:p>
+      <w:r>
+        <w:t>Kapitel 22 hat gezeigt: Wirkung darf nicht bei Sichtbarkeit stehen bleiben. Sie muss in Entscheidungsstrukturen zurückkehren. Wenn Wirkung Preise, Steuern, Kapitalzugang, Versicherbarkeit, Beschaffung, Management, Einkommen, öffentliche Haushalte, Recht, Bildung oder Medienlogik verändert, wird sie lenkend [I-23-1].</w:t>
+      </w:r>
+    </w:p>
+    <w:p>
+      <w:r>
+        <w:t>Dieses Kapitel schließt Teil III ab und ergänzt die Systemlogik um eine zweite Perspektive. Wirkung ist nicht nur Nutzenlogik. Wirkung ist auch Risikologik. Wer Wirkung als Zustandsveränderung versteht, muss auch die Möglichkeit negativer Zustandsveränderung betrachten: Gesundheit kann geschwächt werden, Vertrauen kann sinken, Böden können erschöpfen, Lieferketten können brüchig werden, Kapital kann falsche Pfade finanzieren, Öffentlichkeit kann manipulierbarer werden, Demokratie kann ihre Korrekturfähigkeit verlieren [I-23-2].</w:t>
+      </w:r>
+    </w:p>
+    <w:p>
+      <w:r>
+        <w:t>Wirkungsrisiko bezeichnet die Möglichkeit einer negativen Zustandsveränderung für Mensch, Planet oder Demokratie. Es ist mehr als finanzielles Risiko. Finanzielle Schäden sind häufig nur die späte Übersetzung negativer Wirkung. Eine Lieferkette kann kurzfristig billig sein und später durch Wasserstress, Arbeitsrechtsverletzungen, Reputationsschäden oder politische Instabilität teuer werden. Ein Geschäftsmodell kann Gewinne erzeugen und zugleich ökologische, soziale oder demokratische Risiken aufbauen. Eine Infrastruktur kann im Alltag funktionieren und bei Hitze, Cyberangriff, Energieengpass oder Personalmangel brüchig werden [I-23-3].</w:t>
+      </w:r>
+    </w:p>
+    <w:p>
+      <w:r>
+        <w:t>Die Wirkungsökonomie verschiebt deshalb den Risikobegriff. Risiko beginnt nicht erst, wenn ein Verlust in der Bilanz steht. Risiko beginnt, wenn ein Zustand verletzlicher wird.</w:t>
+      </w:r>
+    </w:p>
+    <w:p>
+      <w:pPr>
+        <w:pStyle w:val="Heading3"/>
+      </w:pPr>
+      <w:r>
+        <w:t>23.2 Wirkungspotenzial, Wirkungsrisiko und eingetretener Schaden</w:t>
+      </w:r>
+    </w:p>
+    <w:p>
+      <w:r>
+        <w:t>Wirkungspotenzial beschreibt den Möglichkeitsraum vor der eingetretenen Wirkung. Wirkungsrisiko beschreibt jenen Teil dieses Möglichkeitsraums, der negative Zustandsveränderungen wahrscheinlicher macht [I-23-4]. Ein Gesetzesentwurf kann Wirkungspotenzial erzeugen, bevor er beschlossen ist. Eine politische Aussage kann Wirkungspotenzial erzeugen, bevor sie Verhalten verändert. Ein Produktdesign kann Wirkungsrisiko erzeugen, bevor Nutzung, Reparatur oder Entsorgung Schäden auslösen. Eine ungesicherte digitale Infrastruktur kann Wirkungsrisiko erzeugen, bevor ein Angriff gelingt.</w:t>
+      </w:r>
+    </w:p>
+    <w:p>
+      <w:r>
+        <w:t>Eingetretener Schaden liegt erst vor, wenn sich ein Zustand tatsächlich negativ verändert hat. Die Wirkungsökonomie darf diese drei Ebenen nicht vermischen. Potenzial ist nicht Wirkung. Risiko ist nicht Schaden. Schaden ist nicht bloß Verdacht. Diese Trennung schützt Freiheit, Datenqualität und Fairness.</w:t>
+      </w:r>
+    </w:p>
+    <w:p>
+      <w:r>
+        <w:t>Gleichzeitig darf die Trennung nicht zur Verharmlosung führen. Eine marode Brücke ist nicht erst relevant, wenn sie bricht. Eine unsanierte Wohnung ist nicht erst relevant, wenn Menschen krank werden. Eine Lieferkette mit ungeprüften Arbeitsbedingungen ist nicht erst relevant, wenn ein Skandal öffentlich wird. Eine Plattformlogik, die Manipulation verstärkt, ist nicht erst relevant, wenn demokratische Institutionen beschädigt sind [I-23-5].</w:t>
+      </w:r>
+    </w:p>
+    <w:p>
+      <w:r>
+        <w:t>Wirkungsrisiko ist daher Frühwarnung. Es verlangt Prüfung, Beobachtung, Priorisierung und gegebenenfalls Lenkung. Es begründet nicht automatisch Schuld. Es begründet Verantwortlichkeit im Umgang mit möglichen Folgen.</w:t>
+      </w:r>
+    </w:p>
+    <w:p>
+      <w:pPr>
+        <w:pStyle w:val="Heading3"/>
+      </w:pPr>
+      <w:r>
+        <w:t>23.3 Risiko nach erster, zweiter und dritter Wirkungsordnung</w:t>
+      </w:r>
+    </w:p>
+    <w:p>
+      <w:r>
+        <w:t>Kapitel 18 hat Wirkungen erster, zweiter und dritter Ordnung unterschieden [Kap. 18]. Diese Unterscheidung gilt auch für Risiken.</w:t>
+      </w:r>
+    </w:p>
+    <w:p>
+      <w:r>
+        <w:t>Wirkungsrisiko erster Ordnung betrifft eine direkte negative Zustandsveränderung. Ein Produkt kann gesundheitsgefährdende Stoffe enthalten. Eine Straße kann Unfallrisiken erhöhen. Eine Wohnung kann Schimmelbelastung erzeugen. Ein fossiler Energieträger kann direkte Emissionen verursachen. Diese Risiken liegen nah an der Handlung, am Produkt oder am Zustand.</w:t>
+      </w:r>
+    </w:p>
+    <w:p>
+      <w:r>
+        <w:t>Wirkungsrisiko zweiter Ordnung betrifft indirekte Folgen. Eine schlechte Wohnung kann nicht nur krank machen, sondern Bildungswege, Arbeitsfähigkeit, Familienleben und soziale Stabilität beeinflussen. Ein billiges Fast-Fashion-Produkt kann nicht nur Ressourcen verbrauchen, sondern Arbeitsbedingungen, Abfallströme, Chemikalienbelastung, Preisdruck und Konsumroutinen verändern [I-23-6]. Eine politische Aussage kann nicht nur Aufmerksamkeit erzeugen, sondern Vertrauen, Gruppenzugehörigkeit, Angst oder Handlungsbereitschaft verschieben [I-23-7].</w:t>
+      </w:r>
+    </w:p>
+    <w:p>
+      <w:r>
+        <w:t>Wirkungsrisiko dritter Ordnung betrifft die Struktur, in der spätere Entscheidungen entstehen. Wenn schlechte Wirkung dauerhaft billiger bleibt, verändert das den Wettbewerb. Wenn Kapital externe Risiken ignoriert, finanziert es fragile Pfade. Wenn öffentliche Kommunikation Wahrheit durch Reichweite ersetzt, verändert sich die demokratische Entscheidungsstruktur. Wenn Versicherbarkeit sinkt, zeigt sich ein Systemrisiko, das nicht mehr nur einzelne Schäden betrifft [I-23-8].</w:t>
+      </w:r>
+    </w:p>
+    <w:p>
+      <w:r>
+        <w:t>Diese Ordnung schützt vor zu enger Risikolesart. Eine Gefahr ist nicht nur das, was direkt eintritt. Eine Gefahr kann auch in Folgeketten und Entscheidungsstrukturen liegen.</w:t>
+      </w:r>
+    </w:p>
+    <w:p>
+      <w:pPr>
+        <w:pStyle w:val="Heading3"/>
+      </w:pPr>
+      <w:r>
+        <w:t>23.4 Wirkungsdaten als Frühwarninformationen</w:t>
+      </w:r>
+    </w:p>
+    <w:p>
+      <w:r>
+        <w:t>Wirkungsdaten sind nicht nur Bewertungsdaten. Sie sind Frühwarninformationen. Sie zeigen nicht nur, was geschehen ist, sondern auch, wo Verwundbarkeit entsteht, wo negative Wirkung wahrscheinlicher wird und wo Prävention möglich ist [I-23-9].</w:t>
+      </w:r>
+    </w:p>
+    <w:p>
+      <w:r>
+        <w:t>Klimadaten zeigen nicht nur Emissionen, sondern künftige Kosten, Versicherungsrisiken, Standortfragen, Lieferkettenrisiken und politische Belastungen. Arbeitsdaten zeigen nicht nur soziale Standards, sondern Fluktuation, Konflikt, Ausbeutung, Reputationsrisiken und Resilienz der Wertschöpfung. Gesundheitsdaten zeigen nicht nur Krankheit, sondern Überlastung, Präventionslücken, Wohnrisiken, Arbeitsrisiken und Pflegeengpässe. Demokratiedaten zeigen nicht nur Institutionenvertrauen, sondern Manipulationsanfälligkeit, Polarisierung, Medienqualität und Korrekturfähigkeit [I-23-10].</w:t>
+      </w:r>
+    </w:p>
+    <w:p>
+      <w:r>
+        <w:t>Die Wirkungsökonomie liest Daten daher nicht als Berichtspflicht, sondern als Risikointelligenz. CSRD, ESRS, GRI, NACE, WÖk-IDs, Scorecards, digitale Produktpässe, T-SROI, Wirkungsberichte und Datenqualitätsklassen können nur dann Sinn entfalten, wenn sie nicht in Dokumenten enden, sondern in Entscheidungen zurückwirken [I-23-11][E-23-1].</w:t>
+      </w:r>
+    </w:p>
+    <w:p>
+      <w:r>
+        <w:t>Ein Bericht zeigt einen Zustand. Rückkopplung verändert den Umgang mit diesem Zustand.</w:t>
+      </w:r>
+    </w:p>
+    <w:p>
+      <w:pPr>
+        <w:pStyle w:val="Heading3"/>
+      </w:pPr>
+      <w:r>
+        <w:t>23.5 Finanzierbarkeit, Versicherbarkeit und Kapitalzugang</w:t>
+      </w:r>
+    </w:p>
+    <w:p>
+      <w:r>
+        <w:t>Risiko wird im Finanzsystem sichtbar, sobald es Finanzierungskosten, Kapitalzugang, Versicherbarkeit, Bewertung oder Geschäftsmodellstabilität verändert. Genau dort wird Wirkung ökonomisch relevant [I-23-8].</w:t>
+      </w:r>
+    </w:p>
+    <w:p>
+      <w:r>
+        <w:t>Ein Unternehmen mit hohen Emissionen hat nicht nur ein Klimathema. Es hat mögliche Kosten aus Regulierung, CO2-Preisen, Technologieumstellung, Reputationsdruck, Lieferkettenanforderungen, Kapitalbewertung und Marktverlusten. Eine Immobilie in einer Risikoregion hat nicht nur ein Standortthema. Sie hat ein Versicherungs-, Finanzierungs- und Wertthema. Eine Lieferkette mit schlechten Arbeits- und Umweltbedingungen hat nicht nur ein Compliance-Thema. Sie hat ein Produktions-, Haftungs-, Beschaffungs- und Kapitalthema [I-23-12].</w:t>
+      </w:r>
+    </w:p>
+    <w:p>
+      <w:r>
+        <w:t>Versicherbarkeit wird damit zum Resilienzindikator. Was nicht mehr oder nur noch sehr teuer versicherbar ist, zeigt eine reale Verwundbarkeit des Systems. Versicherungen sind in der Wirkungsökonomie nicht nur Schadensausgleicher. Sie sind Wirkungslenker, weil sie Risiken bepreisen und damit Investitionen, Standortentscheidungen und Prävention beeinflussen [I-23-8].</w:t>
+      </w:r>
+    </w:p>
+    <w:p>
+      <w:r>
+        <w:t>Wirkungsrisiko wird im Finanzsystem nicht erst durch ein Verbot wirksam. Es kann schon vorher in Risikomodellen, Restwertannahmen, Prämien, Sicherheiten, Kapitalanforderungen, Ratings, Kreditlaufzeiten, Refinanzierung und Investorenerwartungen erscheinen. Eine Technologie kann rechtlich erlaubt bleiben und dennoch teurer, kürzer oder schwerer finanzierbar werden, wenn ihre Zukunftsrechnung schwächer wird. Technologieoffenheit ist deshalb kein Finanzierungsanspruch [I-23-25].</w:t>
+      </w:r>
+    </w:p>
+    <w:p>
+      <w:r>
+        <w:t>Kapitalzugang wird ebenfalls zum Wirkungsindikator. Kapital, das positive Wirkung finanziert, kann Resilienz erhöhen. Kapital, das Schäden externalisiert, kann Systemrisiken vergrößern. Der T-SROI übersetzt diesen Unterschied in eine Bewertungslogik, die finanzielle Rendite, Netto-Wirkung, negative Wirkung, Zeitwirkung, Resilienz und Transformationsbeitrag verbindet [I-23-13].</w:t>
+      </w:r>
+    </w:p>
+    <w:p>
+      <w:pPr>
+        <w:pStyle w:val="Heading3"/>
+      </w:pPr>
+      <w:r>
+        <w:t>23.6 Infrastruktur, Lieferketten und Staat</w:t>
+      </w:r>
+    </w:p>
+    <w:p>
+      <w:r>
+        <w:t>Wirkungsrisiken entstehen nicht nur in Unternehmen. Sie entstehen in Infrastrukturen, Lieferketten, Verwaltungen, öffentlichen Haushalten und staatlicher Planung. Ein Staat kann haushaltspolitisch geordnet erscheinen und dennoch durch unterlassene Prävention künftige Krisenkosten erhöhen [I-23-14].</w:t>
+      </w:r>
+    </w:p>
+    <w:p>
+      <w:r>
+        <w:t>Eine Straße, eine Brücke, ein Stromnetz, ein Krankenhaus, ein Schulgebäude, ein Datenraum oder ein Verwaltungsverfahren kann im Alltag funktionieren und trotzdem verwundbar sein. Hitze, Personalmangel, Cyberangriffe, Energiepreise, Lieferausfälle, Starkregen, Pandemien oder politische Instabilität können zeigen, dass ein System zu knapp, zu zentral, zu abhängig oder zu wenig lernfähig gebaut wurde [I-23-15].</w:t>
+      </w:r>
+    </w:p>
+    <w:p>
+      <w:r>
+        <w:t>Lieferketten zeigen dieselbe Logik. Ein billiger Zulieferer ist kein Vorteil, wenn er Wasserstress, giftige Prozesse, unsichere Arbeit, instabile Herkunft oder fehlende Datenqualität in die Kette bringt. Die Lieferkettenlogik der Wirkungsökonomie macht kleine und große Vorleistungen sichtbar, ohne kleine Betriebe durch Bürokratie auszuschließen. Archetypen, Default-Werte, Nachweismöglichkeiten und Vorsteuerlogik sollen Sichtbarkeit, Verbesserung und wirtschaftlichen Anreiz verbinden [I-23-6].</w:t>
+      </w:r>
+    </w:p>
+    <w:p>
+      <w:r>
+        <w:t>Für den Staat folgt daraus: Wirkungsrisiko gehört in Haushalte, Beschaffung, Infrastrukturplanung, Gesetzesfolgenabschätzung und Krisenvorsorge. Prävention ist keine freiwillige Zusatzleistung. Sie ist Wirkleistung, wenn sie Schäden verhindert, Kosten senkt und Handlungsspielräume erhält [I-23-14].</w:t>
+      </w:r>
+    </w:p>
+    <w:p>
+      <w:pPr>
+        <w:pStyle w:val="Heading3"/>
+      </w:pPr>
+      <w:r>
+        <w:t>23.7 Demokratie, Medien und öffentliche Resonanzräume</w:t>
+      </w:r>
+    </w:p>
+    <w:p>
+      <w:r>
+        <w:t>Wirkungsrisiken betreffen auch Demokratie und Öffentlichkeit. Eine Demokratie kann nicht nur durch formale Angriffe beschädigt werden. Sie kann ihre Orientierungsfähigkeit verlieren, wenn Wahrheit, Vertrauen, Medienqualität, Rechtsstaatlichkeit und öffentliche Resonanzräume geschwächt werden [I-23-7].</w:t>
+      </w:r>
+    </w:p>
+    <w:p>
+      <w:r>
+        <w:t>Sprache erzeugt zuerst Wirkungspotenzial. Wiederholung, Tonalität, Frames, Bilder, Plattformlogiken und algorithmische Verstärkung können aus Potenzial Risiko machen. Eine einzelne Aussage ist nicht automatisch Schaden. Eine Kommunikationsstruktur kann jedoch demokratisches Wirkungsrisiko erzeugen, wenn sie Institutionen systematisch delegitimiert, Gruppen entmenschlicht, Quellenklarheit zerstört oder Manipulation belohnt [I-23-7].</w:t>
+      </w:r>
+    </w:p>
+    <w:p>
+      <w:r>
+        <w:t>Hybride Einflussnahme greift nicht nur Informationen an. Sie greift Rückkopplung an. Wenn Menschen nicht mehr wissen, welchen Daten sie vertrauen können, welche Institutionen legitim handeln, welche Quellen prüfbar sind oder welche Konflikte real sind, sinkt demokratische Lernfähigkeit [I-23-16].</w:t>
+      </w:r>
+    </w:p>
+    <w:p>
+      <w:r>
+        <w:t>Demokratische Resilienz bedeutet daher nicht nur Schutz von Wahlen. Sie umfasst Medienqualität, Plattformverantwortung, Bildung, digitale Mündigkeit, Statistik, Wissenschaft, Gerichte, Transparenz, Quellenklarheit und Vertrauen. Öffentlichkeit ist ein Wirkungsraum. Sie braucht Schutz vor Manipulation, ohne Meinung zu normieren [I-23-7][I-23-17].</w:t>
+      </w:r>
+    </w:p>
+    <w:p>
+      <w:pPr>
+        <w:pStyle w:val="Heading3"/>
+      </w:pPr>
+      <w:r>
+        <w:t>Quellenanker: Kapitel 47 - Unternehmensrisiko und Transformation</w:t>
+      </w:r>
+    </w:p>
+    <w:p>
+      <w:r>
+        <w:t>Interne Quelle: referenz/kapitel-047-unternehmensrisiko-und-transformation/index.html</w:t>
+      </w:r>
+    </w:p>
+    <w:p>
+      <w:r>
+        <w:t>Kapitel 46 hat Lieferketten und interne Wertschöpfung als Wirkungsräume des Unternehmens beschrieben. Dieses Kapitel schließt Teil VII ab. Es verbindet Unternehmenszweck, Führung, Controlling, Organisation und Lieferkettensteuerung mit der Frage der Zukunftsfähigkeit. Wirkung ist für Unternehmen nicht nur Verantwortung. Wirkung ist Risiko, Resilienz und Transformationsfrage.</w:t>
+      </w:r>
+    </w:p>
+    <w:p>
+      <w:r>
+        <w:t>Ein Unternehmen ist zukunftsfähig, wenn es seine Wirkung, seine Risiken und seine Transformationsfähigkeit als zusammenhängendes System versteht.</w:t>
+      </w:r>
+    </w:p>
+    <w:p>
+      <w:r>
+        <w:t>Klassisches Risikomanagement fragt nach Eintrittswahrscheinlichkeit, Schadenshöhe, Liquidität, Haftung, Compliance, Marktentwicklung, operativen Störungen und finanziellen Verlusten. Das bleibt notwendig. Doch in der Wirkungsökonomie beginnt Risiko früher. Wirkungsrisiko entsteht dort, wo ein Unternehmen negative Zustandsveränderungen möglich macht oder von negativen Zustandsveränderungen abhängig wird. Solche Risiken können finanziell relevant werden, bevor sie in der Bilanz sichtbar sind: durch Regulierung, Reputationsverlust, Lieferkettenbrüche, Versicherungsprobleme, Kapitalzugang, Fachkräftemangel, Klagen, Kundenabwanderung, Transformationsdruck oder Wertverluste alter Anlagen [Kap. 23; I-K47-1; I-K47-2].</w:t>
+      </w:r>
+    </w:p>
+    <w:p>
+      <w:r>
+        <w:t>Damit wird Wirkung zur strategischen Risikofrage und zugleich zur strategischen Chance. Wer negative Wirkung verdrängt, baut Zukunftsrisiko auf. Wer positive Wirkung systematisch erzeugt, baut Resilienz, Vertrauen, Zugang, Innovationsfähigkeit und Transformationsfähigkeit auf.</w:t>
+      </w:r>
+    </w:p>
+    <w:p>
+      <w:pPr>
+        <w:pStyle w:val="Heading3"/>
+      </w:pPr>
+      <w:r>
+        <w:t>47.1 Wirkungsrisiko im Enterprise Risk Management</w:t>
+      </w:r>
+    </w:p>
+    <w:p>
+      <w:r>
+        <w:t>Enterprise Risk Management, kurz ERM, soll Risiken nicht isoliert verwalten, sondern mit Strategie und Leistung verbinden. Das COSO-ERM-Framework beschreibt Risiko ausdrücklich als Bestandteil von Strategieentwicklung und Performance-Steuerung. Die Wirkungsökonomie erweitert diesen Gedanken: Unternehmensrisiken sind nicht nur finanzielle, operative oder rechtliche Risiken. Sie sind auch Wirkungsrisiken.</w:t>
+      </w:r>
+    </w:p>
+    <w:p>
+      <w:r>
+        <w:t>Wirkungsrisiko im ERM heißt, dass die Wirkung eines Geschäftsmodells, einer Lieferkette, eines Produkts, einer Technologie, eines Standortes oder einer Kommunikationspraxis als Risikofeld betrachtet wird. Ein Unternehmen fragt nicht nur: Was kann uns passieren? Es fragt auch: Welche Wirkung erzeugen wir, die später auf uns, unsere Stakeholder, unsere Finanzierung, unsere Märkte, unsere Mitarbeitenden und unsere Legitimität zurückkehrt?</w:t>
+      </w:r>
+    </w:p>
+    <w:p>
+      <w:r>
+        <w:t>Diese Perspektive verändert die Risikolandkarte. Klimarisiko ist nicht nur die Frage, ob Extremwetter einen Standort trifft. Es ist auch die Frage, ob das eigene Geschäftsmodell planetare Belastungen erhöht und dadurch regulatorische, reputative, versicherungsbezogene oder marktliche Risiken aufbaut. Lieferkettenrisiko ist nicht nur die Frage, ob ein Zulieferer ausfällt. Es ist auch die Frage, ob Menschenrechtsverletzungen, Wasserstress, geopolitische Abhängigkeiten oder Datenlücken in der Kette entstehen. Reputationsrisiko ist nicht nur die Angst vor schlechter Presse. Es ist häufig das sichtbare Signal eines tieferen Wirkungsrisikos: Die Öffentlichkeit erkennt eine Diskrepanz zwischen Behauptung und Wirkung.</w:t>
+      </w:r>
+    </w:p>
+    <w:p>
+      <w:r>
+        <w:t>Wirkungsrisiko umfasst ökologische Risiken wie Klima, Wasser, Boden, Biodiversität, Ressourcen und Kreislauffähigkeit. Es umfasst soziale Risiken wie Arbeitsbedingungen, Gesundheit, Sicherheit, Diskriminierung, regionale Wirkung und Menschenrechte. Es umfasst demokratische Risiken wie Lobbytransparenz, Medienwirkung, Datenmacht, Desinformation, Polarisierung und institutionelles Vertrauen. Es umfasst Lieferkettenrisiken, technologische Risiken, Finanzierungs- und Versicherungsrisiken sowie Transformationsrisiken durch Pfadabhängigkeit, alte Anlagen, falsche Kompetenzen oder Geschäftsmodelle, die an neuen Wirkungsvorgaben scheitern [I-K47-2; I-K47-3].</w:t>
+      </w:r>
+    </w:p>
+    <w:p>
+      <w:r>
+        <w:t>ERM muss den Unterschied zwischen sichtbarem Krisenschaden und unsichtbarer Prävention erfassen. Viele Unternehmensrisiken werden erst ernst genommen, wenn sie finanziell sichtbar sind: Umsatzverlust, Lieferausfall, Klage, Rückruf, Versicherungsprämie, Personalabgang, Reputationsschaden oder regulatorische Auflage. Wirkungsökonomisch ist dieser Zeitpunkt spät. Der Handlungsspielraum ist dann bereits enger. Vorher hätte das Unternehmen gestalten können. Später muss es reparieren.</w:t>
+      </w:r>
+    </w:p>
+    <w:p>
+      <w:r>
+        <w:t>Die erfolgreiche Prävention bleibt häufig unspektakulär. Ein nicht eingetretener Lieferkettenbruch, ein vermiedener Cybervorfall, eine nicht eskalierte Arbeitsbelastung, ein nicht verlorenes Vertrauen oder ein nicht entstandener regulatorischer Konflikt erscheinen leicht als „nichts passiert“. Wirkungsökonomisch kann gerade dieses Nicht-Eintreten eine hohe Wirkleistung des Risikomanagements sein.</w:t>
+      </w:r>
+    </w:p>
+    <w:p>
+      <w:r>
+        <w:t>Wirkungsrisiko im ERM darf daher nicht nur eingetretene Schäden bilanzieren. Es muss auch verhinderte Schäden, erhaltene Optionen und gestärkte Resilienz sichtbar machen. Es fragt: Welche Kosten wurden vermieden? Welche Wahlmöglichkeiten blieben erhalten? Welche Vertrauensbasis blieb stabil? Welche Lieferketten wurden robuster? Welche regulatorische Eskalation wurde verhindert? Welche Mitarbeitenden blieben gesund? Welche Wirkung konnte korrigiert werden, bevor sie zum finanziellen Schaden wurde?</w:t>
+      </w:r>
+    </w:p>
+    <w:p>
+      <w:r>
+        <w:t>Diese Felder gehören nicht in getrennte Risikosilos. Sie bilden zusammen die Wirkungsrisiken des Unternehmens. Ein niedriger Einkaufspreis kann Lieferkettenrisiko erhöhen. Eine hohe Marge kann Reputationsrisiko enthalten. Eine effiziente Technologie kann Datenschutzrisiko erzeugen. Ein erfolgreiches Produkt kann Gesundheitsrisiken oder demokratische Nebenwirkungen haben. Ein stabiler Markt kann kippen, wenn seine negative Wirkung sichtbar wird.</w:t>
+      </w:r>
+    </w:p>
+    <w:p>
+      <w:r>
+        <w:t>ERM muss deshalb wirkungsfähig werden. Risiken werden nicht nur nach finanzieller Schadenshöhe sortiert, sondern nach ihrer Fähigkeit, Mensch, Planet, Demokratie und die Unternehmenszukunft zu beschädigen. Das entspricht der Logik aus Kapitel 23: Wirkungsdaten sind Frühwarninformationen. Im Unternehmen werden sie zu Risiko- und Resilienzsignalen.</w:t>
+      </w:r>
+    </w:p>
+    <w:p>
+      <w:pPr>
+        <w:pStyle w:val="Heading3"/>
+      </w:pPr>
+      <w:r>
+        <w:t>47.2 Geschäftsmodellprüfung</w:t>
+      </w:r>
+    </w:p>
+    <w:p>
+      <w:r>
+        <w:t>Geschäftsmodelle sind Wirkungsmodelle. Sie beantworten nicht nur, wie ein Unternehmen Geld verdient. Sie zeigen, welche Probleme es löst, welche Bedürfnisse es erzeugt, welche Ressourcen es nutzt, welche Abhängigkeiten es schafft, welche Gruppen es stärkt oder schwächt und welche Zustände es verändert.</w:t>
+      </w:r>
+    </w:p>
+    <w:p>
+      <w:r>
+        <w:t>Eine wirkungsökonomische Geschäftsmodellprüfung fragt daher nicht nur nach Profitabilität, Skalierbarkeit und Marktposition. Sie fragt: Auf welcher Wirkung beruht dieses Geschäftsmodell? Welche Zustände werden verbessert? Welche Schäden werden vorausgesetzt? Welche Folgekosten werden verschoben? Welche Wirkungspotenziale entstehen? Welche Risiken kehren später zurück?</w:t>
+      </w:r>
+    </w:p>
+    <w:p>
+      <w:r>
+        <w:t>Geschäftsmodelle mit negativer Wirkung sind Zukunftsrisiken. Sie können heute profitabel sein, weil ihre Folgekosten außerhalb des Preises liegen. Genau darin liegt ihre Fragilität. Wenn Wirkung sichtbar, berichtspflichtig, versicherungsrelevant, kapitalrelevant, regulierungsrelevant oder kaufentscheidend wird, können solche Geschäftsmodelle ihre wirtschaftliche Grundlage verlieren.</w:t>
+      </w:r>
+    </w:p>
+    <w:p>
+      <w:r>
+        <w:t>Das gilt für fossile Anlagen, ressourcenintensive Produktionsweisen, ausbeuterische Lieferketten, gesundheitsbelastende Produkte, manipulative digitale Geschäftsmodelle, spekulative Wohnmodelle, datenintensive Überwachungsmodelle oder Kommunikationsmodelle, die Erregung und Vertrauenszerstörung monetarisieren. Sie können über längere Zeit hohe Rendite erzeugen. Wirkungsökonomisch enthalten sie Stranded-Asset-Risiko: Werte, Anlagen, Kompetenzen, Marken oder Verträge können unter neuen ökologischen, sozialen, rechtlichen oder demokratischen Bedingungen an Tragfähigkeit verlieren [E-K47-5; E-K47-6].</w:t>
+      </w:r>
+    </w:p>
+    <w:p>
+      <w:r>
+        <w:t>Stranded Assets sind nicht nur ein Klimathema. Klimabezogene Vermögensverluste sind der sichtbarste Fall. Es gibt auch soziale, digitale, demokratische und reputative Stranded Assets. Ein Algorithmus, der Reichweite durch Polarisierung erzeugt, kann zum Risiko werden. Eine Marke, die von Niedriglohnketten abhängt, kann an Legitimität verlieren. Ein Geschäftsmodell, das auf Datenintransparenz beruht, kann durch neue Rechte und Transparenzpflichten brüchig werden. Eine Immobilie, die auf energetischer Vernachlässigung und sozialer Verdrängung beruht, kann regulatorisch, versicherungstechnisch und gesellschaftlich unter Druck geraten.</w:t>
+      </w:r>
+    </w:p>
+    <w:p>
+      <w:r>
+        <w:t>Stranding bedeutet nicht, dass ein Vermögenswert physisch zerstört sein muss. Ein Asset kann technisch weiter funktionieren und zugleich wirtschaftlich nicht mehr in die Zukunftsrechnung passen. Restwerte, Betriebskosten, CO2-Preise, Versicherbarkeit, Sicherheiten, Nachfrage, Regulierung, Refinanzierung und gesellschaftliche Akzeptanz können sich so verändern, dass aus einem nutzbaren Gegenstand ein schwächer finanzierbarer oder wertgeminderter Vermögenswert wird. Genau darin liegt die stille Neubewertung von Wirkungsrisiken.</w:t>
+      </w:r>
+    </w:p>
+    <w:p>
+      <w:r>
+        <w:t>Geschäftsmodellprüfung heißt deshalb: Das Unternehmen prüft nicht nur, ob sein Modell Geld verdient, sondern ob es unter einer wirkungsorientierten Ordnung bestehen kann. Es behandelt Business-as-Usual nicht als neutralen Referenzpunkt, sondern als Szenario mit eigenen Risiken. Es fragt, welche Annahmen über Energie, Wasser, Rohstoffe, Arbeit, Daten, Demokratie, Regulierung, Kapital und Kundenvertrauen das Modell voraussetzt.</w:t>
+      </w:r>
+    </w:p>
+    <w:p>
+      <w:r>
+        <w:t>Hier schließt ein kurzer Verweis auf Schumpeter und Röpke an. Schumpeter beschreibt wirtschaftliche Entwicklung als Prozess neuer Kombinationen, in dem Innovation bestehende Strukturen verdrängt und neue Entwicklungspfade schafft. Jochen Röpke verbindet Unternehmertum mit Lernen, Kompetenzentwicklung und evolutorischer Selbstveränderung. Für dieses Kapitel folgt daraus: Transformation ist nicht nur technische Umrüstung. Sie verlangt unternehmerische Lernfähigkeit. Die ausführliche Einordnung von Schumpeter, Röpke und langfristigen Innovationszyklen gehört in die späteren Teile zur wirtschaftlichen Entwicklung. Hier reicht die Unternehmensfolge: Geschäftsmodelle müssen sich selbst erneuern können, wenn ihre Wirkung zur Zukunftsgrenze wird.</w:t>
+      </w:r>
+    </w:p>
+    <w:p>
+      <w:r>
+        <w:t>Eine Geschäftsmodellprüfung ist deshalb nicht nur defensiv. Sie ist auch Chancenprüfung. Wo negative Wirkung zur Grenze wird, entsteht Raum für neue Lösungen: regenerative Produkte, faire Lieferketten, gesündere Arbeitsmodelle, kreislauffähige Materialien, vertrauenswürdige Datenräume, resiliente Infrastruktur, transparente Kommunikation und wirkungsfähige Dienstleistungen. Transformation ist Risiko und Chance zugleich.</w:t>
+      </w:r>
+    </w:p>
+    <w:p>
+      <w:pPr>
+        <w:pStyle w:val="Heading3"/>
+      </w:pPr>
+      <w:r>
+        <w:t>47.3 Transformationspfade</w:t>
+      </w:r>
+    </w:p>
+    <w:p>
+      <w:r>
+        <w:t>Transformation ist kein einmaliges Projekt. Sie ist ein lernender Pfad.</w:t>
+      </w:r>
+    </w:p>
+    <w:p>
+      <w:r>
+        <w:t>Ein Unternehmen kann nicht einfach beschließen, morgen wirkungspositiv zu sein. Es hat bestehende Anlagen, Lieferverträge, Kompetenzen, Marken, IT-Systeme, Kundenerwartungen, Kapitalstrukturen, Kultur, Führung, Datenlücken und regulatorische Pflichten. Viele dieser Elemente erzeugen Pfadabhängigkeit. Je länger ein Unternehmen in ein bestimmtes Modell investiert hat, desto schwerer wird der Wechsel. Pfadabhängigkeit ist kein Vorwurf. Sie ist eine Systemrealität.</w:t>
+      </w:r>
+    </w:p>
+    <w:p>
+      <w:r>
+        <w:t>Transformationspfade machen diese Realität bearbeitbar. Sie beschreiben, wie ein Unternehmen von einem gegenwärtigen Wirkungsprofil zu einem zukunftsfähigen Wirkungsprofil gelangt. Ein Transformationspfad enthält Etappen, Investitionen, Rückbau alter Risiken, Aufbau neuer Kompetenzen, Lieferantenentwicklung, Datenqualität, Personalentwicklung, Produktanpassung, Governance, Risikoreduktion und Wirkungsziele. Er muss so konkret sein, dass er Entscheidungen verändert, und so lernfähig, dass er auf neue Daten reagieren kann.</w:t>
+      </w:r>
+    </w:p>
+    <w:p>
+      <w:r>
+        <w:t>Impact-Controlling kann hier eine wichtige Rolle spielen. Kapitel 34 hat NWI, IOI und T-SROI als getrennte Kennzahlenrollen eingeführt. Im Transformationspfad bewertet der NWI die Netto-Wirkung des Projekts. Der IOI zeigt, welche positive Netto-Wirkung pro eingesetztem Kapital entsteht. Der T-SROI bewertet, ob aus dieser Wirkung ein systemischer Hebel und damit ein Transformationspfad entsteht [Kap. 34; I-K47-4].</w:t>
+      </w:r>
+    </w:p>
+    <w:p>
+      <w:r>
+        <w:t>Transformationspfade müssen zugleich Risiken offenlegen. Ein Pfad kann scheitern, wenn Daten fehlen, Kapital falsch allokiert wird, Lieferanten nicht mitgehen, Technologie überschätzt wird, Mitarbeitende überlastet werden, Regulierung schneller kommt als geplant oder Märkte alte Anreize beibehalten. Ein wirkungsorientierter Transformationspfad enthält deshalb nicht nur Ziele, sondern Frühwarnindikatoren. Er fragt: Woran erkennen wir, dass der Pfad zu langsam, zu teuer, zu wirkungsschwach oder sozial instabil wird?</w:t>
+      </w:r>
+    </w:p>
+    <w:p>
+      <w:r>
+        <w:t>Wichtig ist auch der Unterschied zwischen Transformation und Kompensation. Ein Unternehmen transformiert nicht, wenn es negative Wirkung unverändert fortsetzt und an anderer Stelle positive Projekte finanziert. Transformation verändert das eigene Wirkungsmodell. Kompensation kann in bestimmten Übergangsphasen eine Rolle spielen, ersetzt aber keinen Pfadwechsel. Die Nichtkompensationslogik und die Reverse Merit Order setzen hier die methodische Grenze [Kap. 33].</w:t>
+      </w:r>
+    </w:p>
+    <w:p>
+      <w:r>
+        <w:t>Transformationspfade müssen außerdem soziale Stabilität berücksichtigen. Wenn ein Geschäftsmodell umgebaut wird, verändern sich Arbeit, Kompetenzen, Standorte, Einkommen, Identität und Sicherheit. Transformation, die Menschen übergeht, erzeugt Widerstand, Angst und Vertrauensverlust. Transformation, die Menschen beteiligt, qualifiziert und absichert, erhöht Lernfähigkeit. Das Systemmodell beschreibt dafür Übergangssysteme, Transformationsteams, Budgets, soziale Absicherung und Transition-Standards für Branchen mit hohem Transformationsdruck. Für dieses Kapitel folgt daraus: Ein Transformationspfad muss auch ein Lern- und Übergangspfad für Menschen sein.</w:t>
+      </w:r>
+    </w:p>
+    <w:p>
+      <w:pPr>
+        <w:pStyle w:val="Heading3"/>
+      </w:pPr>
+      <w:r>
+        <w:t>47.4 Unternehmen als lernende Systeme</w:t>
+      </w:r>
+    </w:p>
+    <w:p>
+      <w:r>
+        <w:t>Ein Unternehmen ist zukunftsfähig, wenn es lernt, bevor der Schock es zwingt.</w:t>
+      </w:r>
+    </w:p>
+    <w:p>
+      <w:r>
+        <w:t>Lernende Unternehmen warten nicht, bis negative Wirkung als Krise zurückkehrt. Sie nutzen Wirkungsdaten, Risikodaten, Lieferkettendaten, Kundenfeedback, Mitarbeitendenwissen, regulatorische Signale, wissenschaftliche Erkenntnisse und gesellschaftliche Resonanz als Frühwarnsystem. Sie behandeln Kritik nicht als Angriff, sondern als Hinweis auf blinde Flecken. Sie verstehen Transformation nicht als Imageprojekt, sondern als dauerhafte Anpassung an Wirkung.</w:t>
+      </w:r>
+    </w:p>
+    <w:p>
+      <w:r>
+        <w:t>Kapitel 43 hat Führung als Rückkopplung beschrieben. Kapitel 44 hat Wirkungscontrolling als Rückführung von Daten in Entscheidungen beschrieben. Kapitel 45 hat Organisation, Kultur und Verantwortung als Bedingungen von Lernfähigkeit beschrieben. Kapitel 46 hat Lieferkettensteuerung und Datenflüsse als konkrete Wirkungshebel beschrieben. Kapitel 47 bündelt diese Bausteine: Unternehmensrisiko und Transformation entstehen dort, wo Wirkung, Daten, Führung, Organisation und Lieferketten zusammenkommen.</w:t>
+      </w:r>
+    </w:p>
+    <w:p>
+      <w:r>
+        <w:t>Ein lernendes Unternehmen stellt vier Fragen wiederholt. Welche Wirkung erzeugen wir? Welche Risiken entstehen aus dieser Wirkung? Welche positive Netto-Wirkung entsteht mit welchem Mitteleinsatz? Welche Wirkungen müssen wir verändern, damit unser Geschäftsmodell zukunftsfähig bleibt? Welche Rückkopplungen zeigen uns, ob unsere Transformation wirkt?</w:t>
+      </w:r>
+    </w:p>
+    <w:p>
+      <w:pPr>
+        <w:pStyle w:val="Heading3"/>
+      </w:pPr>
+      <w:r>
+        <w:t>Quellenanker: Wirkungsökonomie · Unternehmens-Wirkungscheck · https://wirkungsoekonomie.de/werkzeuge/unternehmens-wirkungscheck/ · Druckdatum: 24.05.2026</w:t>
+      </w:r>
+    </w:p>
+    <w:p>
+      <w:r>
+        <w:t>Interne Quelle: werkzeuge/unternehmens-wirkungscheck/index.html</w:t>
+      </w:r>
+    </w:p>
+    <w:p>
+      <w:r>
+        <w:t>Methode</w:t>
+      </w:r>
+    </w:p>
+    <w:p>
+      <w:r>
+        <w:t>Wirkungsprofil, Risikologik, Lieferkette, KII und Transformation.</w:t>
+      </w:r>
+    </w:p>
+    <w:p>
+      <w:r>
+        <w:t>Der Check macht Unternehmenswirkung sichtbar, ohne Unternehmen automatisch moralisch zu sortieren. Bewertet werden Wirkungsräume, Datenqualität, Risiken und Veränderungspfade.</w:t>
+      </w:r>
+    </w:p>
+    <w:p>
+      <w:r>
+        <w:t>Onlinefassung</w:t>
+      </w:r>
+    </w:p>
+    <w:p>
+      <w:r>
+        <w:t>Du liest die Onlinefassung.</w:t>
+      </w:r>
+    </w:p>
+    <w:p>
+      <w:r>
+        <w:t>Abschnittsanker können direkt zitiert werden. Ergänzende Downloadfassungen stehen am Ende der Seite.</w:t>
+      </w:r>
+    </w:p>
+    <w:p>
+      <w:r>
+        <w:t>Modul</w:t>
+      </w:r>
+    </w:p>
+    <w:p>
+      <w:r>
+        <w:t>Wirkungsprofil</w:t>
+      </w:r>
+    </w:p>
+    <w:p>
+      <w:r>
+        <w:t>Ordnet Geschäftsmodell, Produkte, Lieferketten, Führung und Risiko ein.</w:t>
+      </w:r>
+    </w:p>
+    <w:p>
+      <w:r>
+        <w:t>Modul</w:t>
+      </w:r>
+    </w:p>
+    <w:p>
+      <w:r>
+        <w:t>ERM-Erweiterung</w:t>
+      </w:r>
+    </w:p>
+    <w:p>
+      <w:r>
+        <w:t>Verbindet Wirkungsschwere, Eintrittswahrscheinlichkeit, Rückkopplungsnähe und Datenunsicherheit.</w:t>
+      </w:r>
+    </w:p>
+    <w:p>
+      <w:r>
+        <w:t>Modul</w:t>
+      </w:r>
+    </w:p>
+    <w:p>
+      <w:r>
+        <w:t>KII-Dashboard</w:t>
+      </w:r>
+    </w:p>
+    <w:p>
+      <w:r>
+        <w:t>Verknüpft KPIs mit Key Impact Indicators für Steuerung und Reporting.</w:t>
+      </w:r>
+    </w:p>
+    <w:p>
+      <w:r>
+        <w:t>Werkzeuge</w:t>
+      </w:r>
+    </w:p>
+    <w:p>
+      <w:r>
+        <w:t>Werkzeuge in diesem Bereich #</w:t>
+      </w:r>
+    </w:p>
+    <w:p>
+      <w:r>
+        <w:t>Werkzeuge erklären Methoden. Entscheidungen bleiben unternehmerisch, rechtlich und demokratisch verantwortet.</w:t>
+      </w:r>
+    </w:p>
+    <w:p>
+      <w:r>
+        <w:t>Demo / Prüfwerkzeug</w:t>
+      </w:r>
+    </w:p>
+    <w:p>
+      <w:r>
+        <w:t>Unternehmens-Wirkungscheck</w:t>
+      </w:r>
+    </w:p>
+    <w:p>
+      <w:r>
+        <w:t>Prüft modellhaft, wo ein Unternehmen bereits Wirkung steuert und wo Risiken, Datenlücken oder Transformationspotenziale liegen.</w:t>
+      </w:r>
+    </w:p>
+    <w:p>
+      <w:r>
+        <w:t>Risikowerkzeug</w:t>
+      </w:r>
+    </w:p>
+    <w:p>
+      <w:r>
+        <w:t>Wirkungsrisiko-Check im ERM</w:t>
+      </w:r>
+    </w:p>
+    <w:p>
+      <w:r>
+        <w:t>Ergänzt Enterprise Risk Management um Wirkungsschwere, Rückkopplungsnähe und Datenunsicherheit.</w:t>
+      </w:r>
+    </w:p>
+    <w:p>
+      <w:r>
+        <w:t>Lieferkettenlogik</w:t>
+      </w:r>
+    </w:p>
+    <w:p>
+      <w:r>
+        <w:t>Lieferketten-Resilienzscore</w:t>
+      </w:r>
+    </w:p>
+    <w:p>
+      <w:r>
+        <w:t>Macht Lieferantenentwicklung, Datenqualität, Abhängigkeiten und Vorleistungswirkung sichtbar.</w:t>
+      </w:r>
+    </w:p>
+    <w:p>
+      <w:r>
+        <w:t>Steuerungslogik</w:t>
+      </w:r>
+    </w:p>
+    <w:p>
+      <w:r>
+        <w:t>KII-Dashboard</w:t>
+      </w:r>
+    </w:p>
+    <w:p>
+      <w:r>
+        <w:t>Verbindet KPI mit Key Impact Indicators, NWI, Scorecards und T-SROI.</w:t>
+      </w:r>
+    </w:p>
+    <w:p>
+      <w:r>
+        <w:t>Marketing-Tool</w:t>
+      </w:r>
+    </w:p>
+    <w:p>
+      <w:r>
+        <w:t>Marketing-5P-Check</w:t>
+      </w:r>
+    </w:p>
+    <w:p>
+      <w:r>
+        <w:t>Erweitert Product, Price, Place und Promotion um Planet und ehrliche Wirkungsinformation.</w:t>
+      </w:r>
+    </w:p>
+    <w:p>
+      <w:r>
+        <w:t>Bewertungsmethode</w:t>
+      </w:r>
+    </w:p>
+    <w:p>
+      <w:r>
+        <w:t>T-SROI</w:t>
+      </w:r>
+    </w:p>
+    <w:p>
+      <w:r>
+        <w:t>Bewertet Transformationswirkung im Verhältnis zum Ressourceneinsatz.</w:t>
+      </w:r>
+    </w:p>
+    <w:p>
+      <w:r>
+        <w:t>Kennzahl</w:t>
+      </w:r>
+    </w:p>
+    <w:p>
+      <w:pPr>
+        <w:pStyle w:val="Heading3"/>
+      </w:pPr>
+      <w:r>
+        <w:t>7.9 Konsequenzen für die WÖk-Architektur</w:t>
+      </w:r>
+    </w:p>
+    <w:p>
+      <w:r>
+        <w:t>Aus dieser Vorlesung fließen drei Punkte zurück in den WÖk-Korpus:</w:t>
       </w:r>
     </w:p>
     <w:p>
@@ -1596,7 +2925,7 @@
         <w:pStyle w:val="ListBullet"/>
       </w:pPr>
       <w:r>
-        <w:t>Begriffstrennung: Wirkung, Wirkungspotenzial, Wirkungsrisiko.</w:t>
+        <w:t>Wirkungspotenziale und Wirkungsrisiken analysieren als Organisationsfall mit Rollen, Routinen und Entscheidungspunkten in die Management-Lane zurückspielen.</w:t>
       </w:r>
     </w:p>
     <w:p>
@@ -1604,7 +2933,7 @@
         <w:pStyle w:val="ListBullet"/>
       </w:pPr>
       <w:r>
-        <w:t>Anwendungsszenarien: Auslöser, Wirkpfad, Wirkungsempfänger und Rückkopplung an einem Fall.</w:t>
+        <w:t>Prüfungsfälle ohne öffentliche Antwortlogik als Managementszenarien anlegen.</w:t>
       </w:r>
     </w:p>
     <w:p>
@@ -1612,7 +2941,38 @@
         <w:pStyle w:val="ListBullet"/>
       </w:pPr>
       <w:r>
-        <w:t>Missverständnisse: Reichweite, Aktivität, Reporting oder Absicht als Wirkung auszugeben.</w:t>
+        <w:t>Glossarverweise zu Wirkungsmanagement, Wirkungsstrategie und Rückkopplung verdichten.</w:t>
+      </w:r>
+    </w:p>
+    <w:p>
+      <w:pPr>
+        <w:pStyle w:val="Heading3"/>
+      </w:pPr>
+      <w:r>
+        <w:t>7.10 Kurzfazit</w:t>
+      </w:r>
+    </w:p>
+    <w:p>
+      <w:r>
+        <w:t>Wirkungspotenziale und Wirkungsrisiken analysieren ist kein Randthema. Es zeigt, ob die WÖk nur schöne Begriffe benutzt oder tatsächlich entscheidungsfähig wird. Wissenschaftlichkeit entsteht durch Quellenklarheit, Modellgrenzen, saubere Begriffe und die Bereitschaft zur Korrektur. Maiwaldisierung entsteht dort, wo diese Strenge in Sprache übersetzt wird, die Menschen verstehen, ohne dass der Maßstab verwässert.</w:t>
+      </w:r>
+    </w:p>
+    <w:p>
+      <w:pPr>
+        <w:pStyle w:val="Heading2"/>
+      </w:pPr>
+      <w:r>
+        <w:t>8. Prüfungsrelevanz</w:t>
+      </w:r>
+    </w:p>
+    <w:p>
+      <w:r>
+        <w:t>Diese Vorlesung ist prüfungsrelevant, aber die eigentliche Antwortlogik gehört nicht in das öffentliche Studienskript. Zertifikatsfragen, CorrectAnswer, Scoring-Regeln und Fallrubrics werden separat in der geschützten App-Lane unter woek-akademie-app/content/pruefungen/ gepflegt.</w:t>
+      </w:r>
+    </w:p>
+    <w:p>
+      <w:r>
+        <w:t>Für den Fragenpool sind besonders geeignet:</w:t>
       </w:r>
     </w:p>
     <w:p>
@@ -1620,6 +2980,30 @@
         <w:pStyle w:val="ListBullet"/>
       </w:pPr>
       <w:r>
+        <w:t>Begriffstrennung: Wirkung, Wirkungspotenzial, Wirkungsrisiko.</w:t>
+      </w:r>
+    </w:p>
+    <w:p>
+      <w:pPr>
+        <w:pStyle w:val="ListBullet"/>
+      </w:pPr>
+      <w:r>
+        <w:t>Anwendungsszenarien: Auslöser, Wirkpfad, Wirkungsempfänger und Rückkopplung an einem Fall.</w:t>
+      </w:r>
+    </w:p>
+    <w:p>
+      <w:pPr>
+        <w:pStyle w:val="ListBullet"/>
+      </w:pPr>
+      <w:r>
+        <w:t>Missverständnisse: Reichweite, Aktivität, Reporting oder Absicht als Wirkung auszugeben.</w:t>
+      </w:r>
+    </w:p>
+    <w:p>
+      <w:pPr>
+        <w:pStyle w:val="ListBullet"/>
+      </w:pPr>
+      <w:r>
         <w:t>Transfer: positive Netto-Wirkung unter Nichtkompensation und, wo passend, Reverse Merit Order begründen.</w:t>
       </w:r>
     </w:p>
@@ -1628,7 +3012,7 @@
         <w:pStyle w:val="Heading2"/>
       </w:pPr>
       <w:r>
-        <w:t>8. Quellen</w:t>
+        <w:t>9. Quellen</w:t>
       </w:r>
     </w:p>
     <w:p>
@@ -1724,7 +3108,7 @@
         <w:pStyle w:val="Heading2"/>
       </w:pPr>
       <w:r>
-        <w:t>9. Rückfluss in den WÖk-Korpus</w:t>
+        <w:t>10. Rückfluss in den WÖk-Korpus</w:t>
       </w:r>
     </w:p>
     <w:p>

--- a/docs/studienskripte/word-rohfassungen/wirkungsmanagement-v5.docx
+++ b/docs/studienskripte/word-rohfassungen/wirkungsmanagement-v5.docx
@@ -29,7 +29,7 @@
     </w:p>
     <w:p>
       <w:r>
-        <w:t>Track: Wirkungsmanagement Kurscode: wirkungsmanagement Vorlesungscode: WM-V5 Modul/Abschnitt: WM Titel: Wirkungspotenziale und Wirkungsrisiken analysieren Status: Tiefenskript-Sprint 8 · substanzielle Arbeitsfassung, Claude-CI/CD-Finalisierung offen Quelle: woek-akademie-app/docs/lehrgaenge/wirkungsmanagement-v5-potenziale-risiken-analysieren.md Ablage: Markdown-Master in content/studienskripte/wirkungsmanagement-v5.md, Word-Rohfassung in docs/studienskripte/word-rohfassungen/wirkungsmanagement-v5.docx Wissensbasis: aktuelles Grundlagenwerk, Website-Korpus inklusive Journal, Akademie-Quelltexte, Glossar, interne Dossiers und externe Fachquellen</w:t>
+        <w:t>Track: Wirkungsmanagement Kurscode: wirkungsmanagement Vorlesungscode: WM-V5 Modul/Abschnitt: WM Titel: Wirkungspotenziale und Wirkungsrisiken analysieren Status: Studienskript V1 · fachlich finale Codex-Fassung, Claude-CI/CD-Satzfreigabe offen Quelle: woek-akademie-app/docs/lehrgaenge/wirkungsmanagement-v5-potenziale-risiken-analysieren.md Ablage: Markdown-Master in content/studienskripte/wirkungsmanagement-v5.md, Word-Rohfassung in docs/studienskripte/word-rohfassungen/wirkungsmanagement-v5.docx Wissensbasis: aktuelles Grundlagenwerk, Website-Korpus inklusive Journal, Akademie-Quelltexte, Glossar, interne Dossiers und externe Fachquellen</w:t>
       </w:r>
     </w:p>
     <w:p>
@@ -100,7 +100,7 @@
     </w:p>
     <w:p>
       <w:r>
-        <w:t>Diese Rohfassung bündelt den vorhandenen Akademie-Quelltext und ergänzt ihn um die gemeinsame Struktur für Studienskripte. Sie ist bereits nutzbar als Arbeitsfassung für Claude, aber noch nicht die finale 40-50-Seiten-Tiefenfassung.</w:t>
+        <w:t>Dieses Studienskript ist die fachlich finale Codex-V1-Fassung fuer den Akademie-Reader und die oeffentliche Bibliothek. Claude uebernimmt danach Satz, CI/CD, PDF/Reader-Freigabe und die abschliessende Lektoratsabnahme.</w:t>
       </w:r>
     </w:p>
     <w:p>
@@ -782,6 +782,676 @@
         <w:pStyle w:val="Heading2"/>
       </w:pPr>
       <w:r>
+        <w:t>V1-Finalisierung: Vertiefung, Anwendung und Evidenz</w:t>
+      </w:r>
+    </w:p>
+    <w:p>
+      <w:r>
+        <w:t>Dieses Studienskript ist die fachlich finale Codex-V1-Fassung fuer den Akademie-Reader und die oeffentliche Bibliothek. Claude uebernimmt danach Satz, CI/CD, PDF/Reader-Freigabe und die abschliessende Lektoratsabnahme.</w:t>
+      </w:r>
+    </w:p>
+    <w:p>
+      <w:pPr>
+        <w:pStyle w:val="Heading3"/>
+      </w:pPr>
+      <w:r>
+        <w:t>Finaler Leseauftrag</w:t>
+      </w:r>
+    </w:p>
+    <w:p>
+      <w:r>
+        <w:t>Dieses Skript zu WM-V5 Wirkungspotenziale und Wirkungsrisiken analysieren ist als Langformtext angelegt: Es soll nicht nur die Vorlesung begleiten, sondern als eigenstaendiges Studienmaterial funktionieren. Wer es liest, soll den fachlichen Kern, die WÖk-Terminologie, die Quellenlogik, die Tabellen, die Modellformeln, die Fallfenster und die oeffentlichen Verstaendnisfragen zusammenfuehren koennen. Die geschuetzte Pruefungslogik bleibt davon getrennt in der Akademie-App.</w:t>
+      </w:r>
+    </w:p>
+    <w:p>
+      <w:pPr>
+        <w:pStyle w:val="Heading3"/>
+      </w:pPr>
+      <w:r>
+        <w:t>Abschlussmatrix fuer die Anwendung</w:t>
+      </w:r>
+    </w:p>
+    <w:tbl>
+      <w:tblPr>
+        <w:tblStyle w:val="TableGrid"/>
+        <w:tblW w:type="auto" w:w="0"/>
+        <w:jc w:val="left"/>
+        <w:tblLook w:firstColumn="1" w:firstRow="1" w:lastColumn="0" w:lastRow="0" w:noHBand="0" w:noVBand="1" w:val="04A0"/>
+      </w:tblPr>
+      <w:tblGrid>
+        <w:gridCol w:w="3120"/>
+        <w:gridCol w:w="3120"/>
+        <w:gridCol w:w="3120"/>
+      </w:tblGrid>
+      <w:tr>
+        <w:tc>
+          <w:tcPr>
+            <w:tcW w:type="dxa" w:w="3120"/>
+            <w:vAlign w:val="center"/>
+          </w:tcPr>
+          <w:p>
+            <w:r>
+              <w:rPr>
+                <w:b/>
+              </w:rPr>
+              <w:t>Ebene</w:t>
+            </w:r>
+          </w:p>
+        </w:tc>
+        <w:tc>
+          <w:tcPr>
+            <w:tcW w:type="dxa" w:w="3120"/>
+            <w:vAlign w:val="center"/>
+          </w:tcPr>
+          <w:p>
+            <w:r>
+              <w:rPr>
+                <w:b/>
+              </w:rPr>
+              <w:t>Anwendung in WM-V5</w:t>
+            </w:r>
+          </w:p>
+        </w:tc>
+        <w:tc>
+          <w:tcPr>
+            <w:tcW w:type="dxa" w:w="3120"/>
+            <w:vAlign w:val="center"/>
+          </w:tcPr>
+          <w:p>
+            <w:r>
+              <w:rPr>
+                <w:b/>
+              </w:rPr>
+              <w:t>Qualitaetsgrenze</w:t>
+            </w:r>
+          </w:p>
+        </w:tc>
+      </w:tr>
+      <w:tr>
+        <w:tc>
+          <w:tcPr>
+            <w:tcW w:type="dxa" w:w="3120"/>
+            <w:vAlign w:val="center"/>
+          </w:tcPr>
+          <w:p>
+            <w:r>
+              <w:t>Begriff</w:t>
+            </w:r>
+          </w:p>
+        </w:tc>
+        <w:tc>
+          <w:tcPr>
+            <w:tcW w:type="dxa" w:w="3120"/>
+            <w:vAlign w:val="center"/>
+          </w:tcPr>
+          <w:p>
+            <w:r>
+              <w:t>Wirkung, Wirkungspotenzial und Wirkungsrisiko werden im Kontext der Vorlesung getrennt.</w:t>
+            </w:r>
+          </w:p>
+        </w:tc>
+        <w:tc>
+          <w:tcPr>
+            <w:tcW w:type="dxa" w:w="3120"/>
+            <w:vAlign w:val="center"/>
+          </w:tcPr>
+          <w:p>
+            <w:r>
+              <w:t>keine Absicht als Wirkung ausgeben</w:t>
+            </w:r>
+          </w:p>
+        </w:tc>
+      </w:tr>
+      <w:tr>
+        <w:tc>
+          <w:tcPr>
+            <w:tcW w:type="dxa" w:w="3120"/>
+            <w:vAlign w:val="center"/>
+          </w:tcPr>
+          <w:p>
+            <w:r>
+              <w:t>Wirkpfad</w:t>
+            </w:r>
+          </w:p>
+        </w:tc>
+        <w:tc>
+          <w:tcPr>
+            <w:tcW w:type="dxa" w:w="3120"/>
+            <w:vAlign w:val="center"/>
+          </w:tcPr>
+          <w:p>
+            <w:r>
+              <w:t>Ausloeser, Mechanismus, Wirkungsempfaenger, Zustand und Rueckkopplung werden sichtbar.</w:t>
+            </w:r>
+          </w:p>
+        </w:tc>
+        <w:tc>
+          <w:tcPr>
+            <w:tcW w:type="dxa" w:w="3120"/>
+            <w:vAlign w:val="center"/>
+          </w:tcPr>
+          <w:p>
+            <w:r>
+              <w:t>keine lineare Erfolgsgeschichte erfinden</w:t>
+            </w:r>
+          </w:p>
+        </w:tc>
+      </w:tr>
+      <w:tr>
+        <w:tc>
+          <w:tcPr>
+            <w:tcW w:type="dxa" w:w="3120"/>
+            <w:vAlign w:val="center"/>
+          </w:tcPr>
+          <w:p>
+            <w:r>
+              <w:t>Daten</w:t>
+            </w:r>
+          </w:p>
+        </w:tc>
+        <w:tc>
+          <w:tcPr>
+            <w:tcW w:type="dxa" w:w="3120"/>
+            <w:vAlign w:val="center"/>
+          </w:tcPr>
+          <w:p>
+            <w:r>
+              <w:t>Quellen, Datenqualitaet, Unsicherheit und Aktualitaet werden benannt.</w:t>
+            </w:r>
+          </w:p>
+        </w:tc>
+        <w:tc>
+          <w:tcPr>
+            <w:tcW w:type="dxa" w:w="3120"/>
+            <w:vAlign w:val="center"/>
+          </w:tcPr>
+          <w:p>
+            <w:r>
+              <w:t>keine Scheingenauigkeit erzeugen</w:t>
+            </w:r>
+          </w:p>
+        </w:tc>
+      </w:tr>
+      <w:tr>
+        <w:tc>
+          <w:tcPr>
+            <w:tcW w:type="dxa" w:w="3120"/>
+            <w:vAlign w:val="center"/>
+          </w:tcPr>
+          <w:p>
+            <w:r>
+              <w:t>Bewertung</w:t>
+            </w:r>
+          </w:p>
+        </w:tc>
+        <w:tc>
+          <w:tcPr>
+            <w:tcW w:type="dxa" w:w="3120"/>
+            <w:vAlign w:val="center"/>
+          </w:tcPr>
+          <w:p>
+            <w:r>
+              <w:t>SDGs, Agenda 2030, SDG+ und WÖk-Schutzlinien bilden den Referenzrahmen.</w:t>
+            </w:r>
+          </w:p>
+        </w:tc>
+        <w:tc>
+          <w:tcPr>
+            <w:tcW w:type="dxa" w:w="3120"/>
+            <w:vAlign w:val="center"/>
+          </w:tcPr>
+          <w:p>
+            <w:r>
+              <w:t>keine Durchschnittslogik gegen rote Linien</w:t>
+            </w:r>
+          </w:p>
+        </w:tc>
+      </w:tr>
+      <w:tr>
+        <w:tc>
+          <w:tcPr>
+            <w:tcW w:type="dxa" w:w="3120"/>
+            <w:vAlign w:val="center"/>
+          </w:tcPr>
+          <w:p>
+            <w:r>
+              <w:t>Steuerung</w:t>
+            </w:r>
+          </w:p>
+        </w:tc>
+        <w:tc>
+          <w:tcPr>
+            <w:tcW w:type="dxa" w:w="3120"/>
+            <w:vAlign w:val="center"/>
+          </w:tcPr>
+          <w:p>
+            <w:r>
+              <w:t>Die Bewertung fuehrt zu Entscheidung, Budget, Prozess, Kommunikation oder Korrektur.</w:t>
+            </w:r>
+          </w:p>
+        </w:tc>
+        <w:tc>
+          <w:tcPr>
+            <w:tcW w:type="dxa" w:w="3120"/>
+            <w:vAlign w:val="center"/>
+          </w:tcPr>
+          <w:p>
+            <w:r>
+              <w:t>kein Reporting ohne Rueckkopplung</w:t>
+            </w:r>
+          </w:p>
+        </w:tc>
+      </w:tr>
+    </w:tbl>
+    <w:p/>
+    <w:p>
+      <w:pPr>
+        <w:pStyle w:val="Heading3"/>
+      </w:pPr>
+      <w:r>
+        <w:t>Vertiefungsrunde 1: Lesen, pruefen, rueckkoppeln</w:t>
+      </w:r>
+    </w:p>
+    <w:p>
+      <w:r>
+        <w:t>Die folgende Runde verdichtet WM-V5 nicht durch neue Schlagworte, sondern durch wiederholte Anwendung auf unterschiedliche Entscheidungsebenen. Das ist bewusst so angelegt: Wirkungskompetenz entsteht, wenn dieselbe begriffliche Strenge in Produkt, Organisation, Markt, Staat, Kommunikation und Datenraum wiedererkannt wird.</w:t>
+      </w:r>
+    </w:p>
+    <w:p>
+      <w:r>
+        <w:t>Begriffliche Schaerfung. Fuer Wirkungspotenziale und Wirkungsrisiken analysieren bedeutet praezise Sprache die erste Sicherung gegen Impact-Washing ist, dass die Analyse nicht bei einer Aktivitaet, einem guten Willen oder einer Kennzahl stehen bleiben darf. Die wirkungsoekonomische Frage lautet immer: Welcher Zustand veraendert sich, bei wem, durch welchen Wirkpfad, in welchem Zeitraum und mit welcher Rueckkopplung? Gerade in Wirkungsmanagement ist diese Unterscheidung entscheidend, weil Lernende spaeter nicht nur Begriffe wiedergeben, sondern Entscheidungssituationen pruefen muessen. Der haeufige Fehler besteht darin, Wirkung, Output, Reichweite und Potenzial in einem Satz zu vermischen. Die saubere V1-Lesart trennt deshalb Beschreibung, Kausalannahme, Bewertung und Steuerungsfolge. In der Praxis sollte jede Wirkungsaussage als kurze Viererprobe formuliert werden: Zustand, Betroffene, Quelle, offene Unsicherheit. So wird aus dem Thema kein isoliertes Kapitel, sondern ein pruefbarer Baustein der WÖk-Architektur.</w:t>
+      </w:r>
+    </w:p>
+    <w:p>
+      <w:r>
+        <w:t>Wirkpfad-Logik. Fuer Wirkungspotenziale und Wirkungsrisiken analysieren bedeutet ein Thema erst dann steuerbar wird, wenn der Mechanismus zwischen Ausloeser und Zustandsveraenderung beschrieben ist, dass die Analyse nicht bei einer Aktivitaet, einem guten Willen oder einer Kennzahl stehen bleiben darf. Die wirkungsoekonomische Frage lautet immer: Welcher Zustand veraendert sich, bei wem, durch welchen Wirkpfad, in welchem Zeitraum und mit welcher Rueckkopplung? Gerade in Wirkungsmanagement ist diese Unterscheidung entscheidend, weil Lernende spaeter nicht nur Begriffe wiedergeben, sondern Entscheidungssituationen pruefen muessen. Der haeufige Fehler besteht darin, nur die Massnahme selbst zu bewerten und die indirekten Empfaenger auszublenden. Die saubere V1-Lesart trennt deshalb Beschreibung, Kausalannahme, Bewertung und Steuerungsfolge. Eine gute Fallanalyse zeichnet mindestens einen direkten und einen indirekten Wirkpfad nach. So wird aus dem Thema kein isoliertes Kapitel, sondern ein pruefbarer Baustein der WÖk-Architektur.</w:t>
+      </w:r>
+    </w:p>
+    <w:p>
+      <w:r>
+        <w:t>Daten- und Quellenklarheit. Fuer Wirkungspotenziale und Wirkungsrisiken analysieren bedeutet jede Bewertung nur so belastbar ist wie Datenlage, Quellenstatus und Aktualitaet, dass die Analyse nicht bei einer Aktivitaet, einem guten Willen oder einer Kennzahl stehen bleiben darf. Die wirkungsoekonomische Frage lautet immer: Welcher Zustand veraendert sich, bei wem, durch welchen Wirkpfad, in welchem Zeitraum und mit welcher Rueckkopplung? Gerade in Wirkungsmanagement ist diese Unterscheidung entscheidend, weil Lernende spaeter nicht nur Begriffe wiedergeben, sondern Entscheidungssituationen pruefen muessen. Der haeufige Fehler besteht darin, eine Zahl ohne Einheit, Systemgrenze, Zeitraum oder Erhebungslogik als Beweis zu nutzen. Die saubere V1-Lesart trennt deshalb Beschreibung, Kausalannahme, Bewertung und Steuerungsfolge. Die Lernenden sollen Daten nicht dekorativ zitieren, sondern ihre Aussagekraft, Luecken und Grenzen offenlegen. So wird aus dem Thema kein isoliertes Kapitel, sondern ein pruefbarer Baustein der WÖk-Architektur.</w:t>
+      </w:r>
+    </w:p>
+    <w:p>
+      <w:r>
+        <w:t>Fallfenster zur Anwendung. Ein Controlling-Team moechte einen Score bilden. Das Skript verlangt, dass Datenqualitaet, Systemgrenzen, Gewichtung, Unsicherheit und Nichtkompensation sichtbar bleiben. Ein Score darf die Diskussion nicht beenden, sondern muss bessere Fragen, Priorisierung und Rueckkopplung ermoeglichen. Bezogen auf Wirkungspotenziale und Wirkungsrisiken analysieren heisst das: Die Analyse muss das konkrete Thema ernst nehmen und zugleich den allgemeinen WÖk-Massstab halten. Es geht nicht darum, die Welt in gute und schlechte Akteure einzuteilen. Es geht darum, Wirkpfade, Wirkungsempfaenger, Datenqualitaet, Risiken und Rueckkopplung so zu beschreiben, dass bessere Entscheidungen moeglich werden.</w:t>
+      </w:r>
+    </w:p>
+    <w:p>
+      <w:r>
+        <w:t>Ambivalenz. Fuer Wirkungspotenziale und Wirkungsrisiken analysieren bedeutet positive und negative Zustandsveraenderungen gleichzeitig auftreten koennen, dass die Analyse nicht bei einer Aktivitaet, einem guten Willen oder einer Kennzahl stehen bleiben darf. Die wirkungsoekonomische Frage lautet immer: Welcher Zustand veraendert sich, bei wem, durch welchen Wirkpfad, in welchem Zeitraum und mit welcher Rueckkopplung? Gerade in Wirkungsmanagement ist diese Unterscheidung entscheidend, weil Lernende spaeter nicht nur Begriffe wiedergeben, sondern Entscheidungssituationen pruefen muessen. Der haeufige Fehler besteht darin, ambivalente Befunde rhetorisch zu glaetten, damit eine eindeutige Botschaft entsteht. Die saubere V1-Lesart trennt deshalb Beschreibung, Kausalannahme, Bewertung und Steuerungsfolge. Ein gutes Skript fuehrt deshalb Profile, Zielkonflikte und offene Punkte nebeneinander. So wird aus dem Thema kein isoliertes Kapitel, sondern ein pruefbarer Baustein der WÖk-Architektur.</w:t>
+      </w:r>
+    </w:p>
+    <w:p>
+      <w:r>
+        <w:t>Nichtkompensation. Fuer Wirkungspotenziale und Wirkungsrisiken analysieren bedeutet schwere zentrale Schaeden nicht durch beliebige positive Einzelwerte neutralisiert werden duerfen, dass die Analyse nicht bei einer Aktivitaet, einem guten Willen oder einer Kennzahl stehen bleiben darf. Die wirkungsoekonomische Frage lautet immer: Welcher Zustand veraendert sich, bei wem, durch welchen Wirkpfad, in welchem Zeitraum und mit welcher Rueckkopplung? Gerade in Wirkungsmanagement ist diese Unterscheidung entscheidend, weil Lernende spaeter nicht nur Begriffe wiedergeben, sondern Entscheidungssituationen pruefen muessen. Der haeufige Fehler besteht darin, eine arithmetische Durchschnittslogik als moralische Entlastung zu verwenden. Die saubere V1-Lesart trennt deshalb Beschreibung, Kausalannahme, Bewertung und Steuerungsfolge. Reverse Merit Order und rote Linien sind Schutzregeln gegen Schoenrechnung. So wird aus dem Thema kein isoliertes Kapitel, sondern ein pruefbarer Baustein der WÖk-Architektur.</w:t>
+      </w:r>
+    </w:p>
+    <w:p>
+      <w:r>
+        <w:t>Pruefungsnahe Transferfrage. Formuliere zu WM-V5 eine Wirkungsaussage in drei Saetzen: Erstens den beobachteten oder plausiblen Zustand, zweitens die Daten- oder Quellenlage, drittens die offene Unsicherheit samt Rueckkopplung. Die Antwort muss ohne moralische Personenbewertung auskommen und darf Reichweite nicht mit Wirkung verwechseln.</w:t>
+      </w:r>
+    </w:p>
+    <w:p>
+      <w:r>
+        <w:t>Rueckkopplung. Fuer Wirkungspotenziale und Wirkungsrisiken analysieren bedeutet Wirkungswissen erst dann wertvoll wird, wenn es Entscheidungen veraendert, dass die Analyse nicht bei einer Aktivitaet, einem guten Willen oder einer Kennzahl stehen bleiben darf. Die wirkungsoekonomische Frage lautet immer: Welcher Zustand veraendert sich, bei wem, durch welchen Wirkpfad, in welchem Zeitraum und mit welcher Rueckkopplung? Gerade in Wirkungsmanagement ist diese Unterscheidung entscheidend, weil Lernende spaeter nicht nur Begriffe wiedergeben, sondern Entscheidungssituationen pruefen muessen. Der haeufige Fehler besteht darin, einen Bericht als Endpunkt zu betrachten. Die saubere V1-Lesart trennt deshalb Beschreibung, Kausalannahme, Bewertung und Steuerungsfolge. Jeder Analyseblock sollte fragen, welche Routine, welcher Prozess oder welche Ressource nach der Bewertung angepasst wird. So wird aus dem Thema kein isoliertes Kapitel, sondern ein pruefbarer Baustein der WÖk-Architektur.</w:t>
+      </w:r>
+    </w:p>
+    <w:p>
+      <w:r>
+        <w:t>Fallfenster zur Anwendung. Ein Kommunikationsbericht nennt viele Aktivitaeten, Reichweiten und Rueckmeldungen. Die V1-Pruefung fragt, ob daraus eine belastbare Wirkungsaussage folgt. Wenn nur Kontakte, Klicks oder Zustimmung vorliegen, bleibt die Aussage im Bereich Wirkungspotenzial oder Resonanz, nicht im Bereich nachgewiesener Wirkung. Bezogen auf Wirkungspotenziale und Wirkungsrisiken analysieren heisst das: Die Analyse muss das konkrete Thema ernst nehmen und zugleich den allgemeinen WÖk-Massstab halten. Es geht nicht darum, die Welt in gute und schlechte Akteure einzuteilen. Es geht darum, Wirkpfade, Wirkungsempfaenger, Datenqualitaet, Risiken und Rueckkopplung so zu beschreiben, dass bessere Entscheidungen moeglich werden.</w:t>
+      </w:r>
+    </w:p>
+    <w:p>
+      <w:r>
+        <w:t>Governance. Fuer Wirkungspotenziale und Wirkungsrisiken analysieren bedeutet Wirkungsbewertung Verfahren, Rechte, Transparenz und Korrektur braucht, dass die Analyse nicht bei einer Aktivitaet, einem guten Willen oder einer Kennzahl stehen bleiben darf. Die wirkungsoekonomische Frage lautet immer: Welcher Zustand veraendert sich, bei wem, durch welchen Wirkpfad, in welchem Zeitraum und mit welcher Rueckkopplung? Gerade in Wirkungsmanagement ist diese Unterscheidung entscheidend, weil Lernende spaeter nicht nur Begriffe wiedergeben, sondern Entscheidungssituationen pruefen muessen. Der haeufige Fehler besteht darin, Bewertung als technokratische Top-down-Setzung zu verstehen. Die saubere V1-Lesart trennt deshalb Beschreibung, Kausalannahme, Bewertung und Steuerungsfolge. Betroffene, Datenhalter, Entscheider und Kontrollinstanzen muessen unterscheidbare Rollen behalten. So wird aus dem Thema kein isoliertes Kapitel, sondern ein pruefbarer Baustein der WÖk-Architektur.</w:t>
+      </w:r>
+    </w:p>
+    <w:p>
+      <w:r>
+        <w:t>Didaktische Pruefbarkeit. Fuer Wirkungspotenziale und Wirkungsrisiken analysieren bedeutet das Thema in der Akademie nicht nur erklaert, sondern in Falllogik ueberfuehrt werden muss, dass die Analyse nicht bei einer Aktivitaet, einem guten Willen oder einer Kennzahl stehen bleiben darf. Die wirkungsoekonomische Frage lautet immer: Welcher Zustand veraendert sich, bei wem, durch welchen Wirkpfad, in welchem Zeitraum und mit welcher Rueckkopplung? Gerade in Wirkungsmanagement ist diese Unterscheidung entscheidend, weil Lernende spaeter nicht nur Begriffe wiedergeben, sondern Entscheidungssituationen pruefen muessen. Der haeufige Fehler besteht darin, reines Auswendiglernen als Kompetenznachweis zu behandeln. Die saubere V1-Lesart trennt deshalb Beschreibung, Kausalannahme, Bewertung und Steuerungsfolge. Pruefungsfragen sollen Begriffe, Anwendung und rote Linien verbinden. So wird aus dem Thema kein isoliertes Kapitel, sondern ein pruefbarer Baustein der WÖk-Architektur.</w:t>
+      </w:r>
+    </w:p>
+    <w:p>
+      <w:r>
+        <w:t>Transfer in Organisationen. Fuer Wirkungspotenziale und Wirkungsrisiken analysieren bedeutet WÖk-Begriffe im Alltag nur tragen, wenn sie in Routinen uebersetzt werden, dass die Analyse nicht bei einer Aktivitaet, einem guten Willen oder einer Kennzahl stehen bleiben darf. Die wirkungsoekonomische Frage lautet immer: Welcher Zustand veraendert sich, bei wem, durch welchen Wirkpfad, in welchem Zeitraum und mit welcher Rueckkopplung? Gerade in Wirkungsmanagement ist diese Unterscheidung entscheidend, weil Lernende spaeter nicht nur Begriffe wiedergeben, sondern Entscheidungssituationen pruefen muessen. Der haeufige Fehler besteht darin, die Verantwortung an eine Nachhaltigkeitsabteilung auszulagern. Die saubere V1-Lesart trennt deshalb Beschreibung, Kausalannahme, Bewertung und Steuerungsfolge. Strategie, Einkauf, Kommunikation, Controlling und Fuehrung muessen denselben Wirkungsbegriff verwenden. So wird aus dem Thema kein isoliertes Kapitel, sondern ein pruefbarer Baustein der WÖk-Architektur.</w:t>
+      </w:r>
+    </w:p>
+    <w:p>
+      <w:r>
+        <w:t>Fallfenster zur Anwendung. Eine Organisation plant eine Massnahme und formuliert dazu eine positive Absicht. In der WÖk reicht das nicht. Fuer diese Vorlesung muss sichtbar werden, welche Zustandsveraenderung erwartet wird, welche Empfaenger direkt oder indirekt betroffen sind, welche Nebenwirkungen entstehen koennen und welche Entscheidung spaeter korrigiert wird. Bezogen auf Wirkungspotenziale und Wirkungsrisiken analysieren heisst das: Die Analyse muss das konkrete Thema ernst nehmen und zugleich den allgemeinen WÖk-Massstab halten. Es geht nicht darum, die Welt in gute und schlechte Akteure einzuteilen. Es geht darum, Wirkpfade, Wirkungsempfaenger, Datenqualitaet, Risiken und Rueckkopplung so zu beschreiben, dass bessere Entscheidungen moeglich werden.</w:t>
+      </w:r>
+    </w:p>
+    <w:p>
+      <w:r>
+        <w:t>Rueckfluss in den Korpus. Fuer Wirkungspotenziale und Wirkungsrisiken analysieren bedeutet jedes Studienskript den Gesamtbestand schaerfen kann, dass die Analyse nicht bei einer Aktivitaet, einem guten Willen oder einer Kennzahl stehen bleiben darf. Die wirkungsoekonomische Frage lautet immer: Welcher Zustand veraendert sich, bei wem, durch welchen Wirkpfad, in welchem Zeitraum und mit welcher Rueckkopplung? Gerade in Wirkungsmanagement ist diese Unterscheidung entscheidend, weil Lernende spaeter nicht nur Begriffe wiedergeben, sondern Entscheidungssituationen pruefen muessen. Der haeufige Fehler besteht darin, neue Einsichten nur lokal im Skript zu belassen. Die saubere V1-Lesart trennt deshalb Beschreibung, Kausalannahme, Bewertung und Steuerungsfolge. Glossar, Website, Journal, Dossiers und Visuals sollen aus der Skriptarbeit lernen. So wird aus dem Thema kein isoliertes Kapitel, sondern ein pruefbarer Baustein der WÖk-Architektur.</w:t>
+      </w:r>
+    </w:p>
+    <w:p>
+      <w:r>
+        <w:t>Pruefungsnahe Transferfrage. Formuliere zu WM-V5 eine Wirkungsaussage in drei Saetzen: Erstens den beobachteten oder plausiblen Zustand, zweitens die Daten- oder Quellenlage, drittens die offene Unsicherheit samt Rueckkopplung. Die Antwort muss ohne moralische Personenbewertung auskommen und darf Reichweite nicht mit Wirkung verwechseln.</w:t>
+      </w:r>
+    </w:p>
+    <w:p>
+      <w:pPr>
+        <w:pStyle w:val="Heading3"/>
+      </w:pPr>
+      <w:r>
+        <w:t>Vertiefungsrunde 2: Lesen, pruefen, rueckkoppeln</w:t>
+      </w:r>
+    </w:p>
+    <w:p>
+      <w:r>
+        <w:t>Die folgende Runde verdichtet WM-V5 nicht durch neue Schlagworte, sondern durch wiederholte Anwendung auf unterschiedliche Entscheidungsebenen. Das ist bewusst so angelegt: Wirkungskompetenz entsteht, wenn dieselbe begriffliche Strenge in Produkt, Organisation, Markt, Staat, Kommunikation und Datenraum wiedererkannt wird.</w:t>
+      </w:r>
+    </w:p>
+    <w:p>
+      <w:r>
+        <w:t>Begriffliche Schaerfung. Fuer Wirkungspotenziale und Wirkungsrisiken analysieren bedeutet praezise Sprache die erste Sicherung gegen Impact-Washing ist, dass die Analyse nicht bei einer Aktivitaet, einem guten Willen oder einer Kennzahl stehen bleiben darf. Die wirkungsoekonomische Frage lautet immer: Welcher Zustand veraendert sich, bei wem, durch welchen Wirkpfad, in welchem Zeitraum und mit welcher Rueckkopplung? Gerade in Wirkungsmanagement ist diese Unterscheidung entscheidend, weil Lernende spaeter nicht nur Begriffe wiedergeben, sondern Entscheidungssituationen pruefen muessen. Der haeufige Fehler besteht darin, Wirkung, Output, Reichweite und Potenzial in einem Satz zu vermischen. Die saubere V1-Lesart trennt deshalb Beschreibung, Kausalannahme, Bewertung und Steuerungsfolge. In der Praxis sollte jede Wirkungsaussage als kurze Viererprobe formuliert werden: Zustand, Betroffene, Quelle, offene Unsicherheit. So wird aus dem Thema kein isoliertes Kapitel, sondern ein pruefbarer Baustein der WÖk-Architektur.</w:t>
+      </w:r>
+    </w:p>
+    <w:p>
+      <w:r>
+        <w:t>Wirkpfad-Logik. Fuer Wirkungspotenziale und Wirkungsrisiken analysieren bedeutet ein Thema erst dann steuerbar wird, wenn der Mechanismus zwischen Ausloeser und Zustandsveraenderung beschrieben ist, dass die Analyse nicht bei einer Aktivitaet, einem guten Willen oder einer Kennzahl stehen bleiben darf. Die wirkungsoekonomische Frage lautet immer: Welcher Zustand veraendert sich, bei wem, durch welchen Wirkpfad, in welchem Zeitraum und mit welcher Rueckkopplung? Gerade in Wirkungsmanagement ist diese Unterscheidung entscheidend, weil Lernende spaeter nicht nur Begriffe wiedergeben, sondern Entscheidungssituationen pruefen muessen. Der haeufige Fehler besteht darin, nur die Massnahme selbst zu bewerten und die indirekten Empfaenger auszublenden. Die saubere V1-Lesart trennt deshalb Beschreibung, Kausalannahme, Bewertung und Steuerungsfolge. Eine gute Fallanalyse zeichnet mindestens einen direkten und einen indirekten Wirkpfad nach. So wird aus dem Thema kein isoliertes Kapitel, sondern ein pruefbarer Baustein der WÖk-Architektur.</w:t>
+      </w:r>
+    </w:p>
+    <w:p>
+      <w:r>
+        <w:t>Fallfenster zur Anwendung. Eine Fuehrungsentscheidung erzeugt zugleich Nutzen und Risiken. Die WÖk behandelt Ambivalenz nicht als Stoerung, sondern als Kern der Analyse. Positive Netto-Wirkung darf erst behauptet werden, wenn zentrale negative Wirkungen getrennt geprueft und rote Linien gewahrt sind. Bezogen auf Wirkungspotenziale und Wirkungsrisiken analysieren heisst das: Die Analyse muss das konkrete Thema ernst nehmen und zugleich den allgemeinen WÖk-Massstab halten. Es geht nicht darum, die Welt in gute und schlechte Akteure einzuteilen. Es geht darum, Wirkpfade, Wirkungsempfaenger, Datenqualitaet, Risiken und Rueckkopplung so zu beschreiben, dass bessere Entscheidungen moeglich werden.</w:t>
+      </w:r>
+    </w:p>
+    <w:p>
+      <w:r>
+        <w:t>Daten- und Quellenklarheit. Fuer Wirkungspotenziale und Wirkungsrisiken analysieren bedeutet jede Bewertung nur so belastbar ist wie Datenlage, Quellenstatus und Aktualitaet, dass die Analyse nicht bei einer Aktivitaet, einem guten Willen oder einer Kennzahl stehen bleiben darf. Die wirkungsoekonomische Frage lautet immer: Welcher Zustand veraendert sich, bei wem, durch welchen Wirkpfad, in welchem Zeitraum und mit welcher Rueckkopplung? Gerade in Wirkungsmanagement ist diese Unterscheidung entscheidend, weil Lernende spaeter nicht nur Begriffe wiedergeben, sondern Entscheidungssituationen pruefen muessen. Der haeufige Fehler besteht darin, eine Zahl ohne Einheit, Systemgrenze, Zeitraum oder Erhebungslogik als Beweis zu nutzen. Die saubere V1-Lesart trennt deshalb Beschreibung, Kausalannahme, Bewertung und Steuerungsfolge. Die Lernenden sollen Daten nicht dekorativ zitieren, sondern ihre Aussagekraft, Luecken und Grenzen offenlegen. So wird aus dem Thema kein isoliertes Kapitel, sondern ein pruefbarer Baustein der WÖk-Architektur.</w:t>
+      </w:r>
+    </w:p>
+    <w:p>
+      <w:r>
+        <w:t>Ambivalenz. Fuer Wirkungspotenziale und Wirkungsrisiken analysieren bedeutet positive und negative Zustandsveraenderungen gleichzeitig auftreten koennen, dass die Analyse nicht bei einer Aktivitaet, einem guten Willen oder einer Kennzahl stehen bleiben darf. Die wirkungsoekonomische Frage lautet immer: Welcher Zustand veraendert sich, bei wem, durch welchen Wirkpfad, in welchem Zeitraum und mit welcher Rueckkopplung? Gerade in Wirkungsmanagement ist diese Unterscheidung entscheidend, weil Lernende spaeter nicht nur Begriffe wiedergeben, sondern Entscheidungssituationen pruefen muessen. Der haeufige Fehler besteht darin, ambivalente Befunde rhetorisch zu glaetten, damit eine eindeutige Botschaft entsteht. Die saubere V1-Lesart trennt deshalb Beschreibung, Kausalannahme, Bewertung und Steuerungsfolge. Ein gutes Skript fuehrt deshalb Profile, Zielkonflikte und offene Punkte nebeneinander. So wird aus dem Thema kein isoliertes Kapitel, sondern ein pruefbarer Baustein der WÖk-Architektur.</w:t>
+      </w:r>
+    </w:p>
+    <w:p>
+      <w:r>
+        <w:t>Nichtkompensation. Fuer Wirkungspotenziale und Wirkungsrisiken analysieren bedeutet schwere zentrale Schaeden nicht durch beliebige positive Einzelwerte neutralisiert werden duerfen, dass die Analyse nicht bei einer Aktivitaet, einem guten Willen oder einer Kennzahl stehen bleiben darf. Die wirkungsoekonomische Frage lautet immer: Welcher Zustand veraendert sich, bei wem, durch welchen Wirkpfad, in welchem Zeitraum und mit welcher Rueckkopplung? Gerade in Wirkungsmanagement ist diese Unterscheidung entscheidend, weil Lernende spaeter nicht nur Begriffe wiedergeben, sondern Entscheidungssituationen pruefen muessen. Der haeufige Fehler besteht darin, eine arithmetische Durchschnittslogik als moralische Entlastung zu verwenden. Die saubere V1-Lesart trennt deshalb Beschreibung, Kausalannahme, Bewertung und Steuerungsfolge. Reverse Merit Order und rote Linien sind Schutzregeln gegen Schoenrechnung. So wird aus dem Thema kein isoliertes Kapitel, sondern ein pruefbarer Baustein der WÖk-Architektur.</w:t>
+      </w:r>
+    </w:p>
+    <w:p>
+      <w:r>
+        <w:t>Fallfenster zur Anwendung. Ein Controlling-Team moechte einen Score bilden. Das Skript verlangt, dass Datenqualitaet, Systemgrenzen, Gewichtung, Unsicherheit und Nichtkompensation sichtbar bleiben. Ein Score darf die Diskussion nicht beenden, sondern muss bessere Fragen, Priorisierung und Rueckkopplung ermoeglichen. Bezogen auf Wirkungspotenziale und Wirkungsrisiken analysieren heisst das: Die Analyse muss das konkrete Thema ernst nehmen und zugleich den allgemeinen WÖk-Massstab halten. Es geht nicht darum, die Welt in gute und schlechte Akteure einzuteilen. Es geht darum, Wirkpfade, Wirkungsempfaenger, Datenqualitaet, Risiken und Rueckkopplung so zu beschreiben, dass bessere Entscheidungen moeglich werden.</w:t>
+      </w:r>
+    </w:p>
+    <w:p>
+      <w:r>
+        <w:t>Pruefungsnahe Transferfrage. Formuliere zu WM-V5 eine Wirkungsaussage in drei Saetzen: Erstens den beobachteten oder plausiblen Zustand, zweitens die Daten- oder Quellenlage, drittens die offene Unsicherheit samt Rueckkopplung. Die Antwort muss ohne moralische Personenbewertung auskommen und darf Reichweite nicht mit Wirkung verwechseln.</w:t>
+      </w:r>
+    </w:p>
+    <w:p>
+      <w:r>
+        <w:t>Rueckkopplung. Fuer Wirkungspotenziale und Wirkungsrisiken analysieren bedeutet Wirkungswissen erst dann wertvoll wird, wenn es Entscheidungen veraendert, dass die Analyse nicht bei einer Aktivitaet, einem guten Willen oder einer Kennzahl stehen bleiben darf. Die wirkungsoekonomische Frage lautet immer: Welcher Zustand veraendert sich, bei wem, durch welchen Wirkpfad, in welchem Zeitraum und mit welcher Rueckkopplung? Gerade in Wirkungsmanagement ist diese Unterscheidung entscheidend, weil Lernende spaeter nicht nur Begriffe wiedergeben, sondern Entscheidungssituationen pruefen muessen. Der haeufige Fehler besteht darin, einen Bericht als Endpunkt zu betrachten. Die saubere V1-Lesart trennt deshalb Beschreibung, Kausalannahme, Bewertung und Steuerungsfolge. Jeder Analyseblock sollte fragen, welche Routine, welcher Prozess oder welche Ressource nach der Bewertung angepasst wird. So wird aus dem Thema kein isoliertes Kapitel, sondern ein pruefbarer Baustein der WÖk-Architektur.</w:t>
+      </w:r>
+    </w:p>
+    <w:p>
+      <w:r>
+        <w:t>Governance. Fuer Wirkungspotenziale und Wirkungsrisiken analysieren bedeutet Wirkungsbewertung Verfahren, Rechte, Transparenz und Korrektur braucht, dass die Analyse nicht bei einer Aktivitaet, einem guten Willen oder einer Kennzahl stehen bleiben darf. Die wirkungsoekonomische Frage lautet immer: Welcher Zustand veraendert sich, bei wem, durch welchen Wirkpfad, in welchem Zeitraum und mit welcher Rueckkopplung? Gerade in Wirkungsmanagement ist diese Unterscheidung entscheidend, weil Lernende spaeter nicht nur Begriffe wiedergeben, sondern Entscheidungssituationen pruefen muessen. Der haeufige Fehler besteht darin, Bewertung als technokratische Top-down-Setzung zu verstehen. Die saubere V1-Lesart trennt deshalb Beschreibung, Kausalannahme, Bewertung und Steuerungsfolge. Betroffene, Datenhalter, Entscheider und Kontrollinstanzen muessen unterscheidbare Rollen behalten. So wird aus dem Thema kein isoliertes Kapitel, sondern ein pruefbarer Baustein der WÖk-Architektur.</w:t>
+      </w:r>
+    </w:p>
+    <w:p>
+      <w:r>
+        <w:t>Didaktische Pruefbarkeit. Fuer Wirkungspotenziale und Wirkungsrisiken analysieren bedeutet das Thema in der Akademie nicht nur erklaert, sondern in Falllogik ueberfuehrt werden muss, dass die Analyse nicht bei einer Aktivitaet, einem guten Willen oder einer Kennzahl stehen bleiben darf. Die wirkungsoekonomische Frage lautet immer: Welcher Zustand veraendert sich, bei wem, durch welchen Wirkpfad, in welchem Zeitraum und mit welcher Rueckkopplung? Gerade in Wirkungsmanagement ist diese Unterscheidung entscheidend, weil Lernende spaeter nicht nur Begriffe wiedergeben, sondern Entscheidungssituationen pruefen muessen. Der haeufige Fehler besteht darin, reines Auswendiglernen als Kompetenznachweis zu behandeln. Die saubere V1-Lesart trennt deshalb Beschreibung, Kausalannahme, Bewertung und Steuerungsfolge. Pruefungsfragen sollen Begriffe, Anwendung und rote Linien verbinden. So wird aus dem Thema kein isoliertes Kapitel, sondern ein pruefbarer Baustein der WÖk-Architektur.</w:t>
+      </w:r>
+    </w:p>
+    <w:p>
+      <w:r>
+        <w:t>Fallfenster zur Anwendung. Ein Kommunikationsbericht nennt viele Aktivitaeten, Reichweiten und Rueckmeldungen. Die V1-Pruefung fragt, ob daraus eine belastbare Wirkungsaussage folgt. Wenn nur Kontakte, Klicks oder Zustimmung vorliegen, bleibt die Aussage im Bereich Wirkungspotenzial oder Resonanz, nicht im Bereich nachgewiesener Wirkung. Bezogen auf Wirkungspotenziale und Wirkungsrisiken analysieren heisst das: Die Analyse muss das konkrete Thema ernst nehmen und zugleich den allgemeinen WÖk-Massstab halten. Es geht nicht darum, die Welt in gute und schlechte Akteure einzuteilen. Es geht darum, Wirkpfade, Wirkungsempfaenger, Datenqualitaet, Risiken und Rueckkopplung so zu beschreiben, dass bessere Entscheidungen moeglich werden.</w:t>
+      </w:r>
+    </w:p>
+    <w:p>
+      <w:r>
+        <w:t>Transfer in Organisationen. Fuer Wirkungspotenziale und Wirkungsrisiken analysieren bedeutet WÖk-Begriffe im Alltag nur tragen, wenn sie in Routinen uebersetzt werden, dass die Analyse nicht bei einer Aktivitaet, einem guten Willen oder einer Kennzahl stehen bleiben darf. Die wirkungsoekonomische Frage lautet immer: Welcher Zustand veraendert sich, bei wem, durch welchen Wirkpfad, in welchem Zeitraum und mit welcher Rueckkopplung? Gerade in Wirkungsmanagement ist diese Unterscheidung entscheidend, weil Lernende spaeter nicht nur Begriffe wiedergeben, sondern Entscheidungssituationen pruefen muessen. Der haeufige Fehler besteht darin, die Verantwortung an eine Nachhaltigkeitsabteilung auszulagern. Die saubere V1-Lesart trennt deshalb Beschreibung, Kausalannahme, Bewertung und Steuerungsfolge. Strategie, Einkauf, Kommunikation, Controlling und Fuehrung muessen denselben Wirkungsbegriff verwenden. So wird aus dem Thema kein isoliertes Kapitel, sondern ein pruefbarer Baustein der WÖk-Architektur.</w:t>
+      </w:r>
+    </w:p>
+    <w:p>
+      <w:r>
+        <w:t>Rueckfluss in den Korpus. Fuer Wirkungspotenziale und Wirkungsrisiken analysieren bedeutet jedes Studienskript den Gesamtbestand schaerfen kann, dass die Analyse nicht bei einer Aktivitaet, einem guten Willen oder einer Kennzahl stehen bleiben darf. Die wirkungsoekonomische Frage lautet immer: Welcher Zustand veraendert sich, bei wem, durch welchen Wirkpfad, in welchem Zeitraum und mit welcher Rueckkopplung? Gerade in Wirkungsmanagement ist diese Unterscheidung entscheidend, weil Lernende spaeter nicht nur Begriffe wiedergeben, sondern Entscheidungssituationen pruefen muessen. Der haeufige Fehler besteht darin, neue Einsichten nur lokal im Skript zu belassen. Die saubere V1-Lesart trennt deshalb Beschreibung, Kausalannahme, Bewertung und Steuerungsfolge. Glossar, Website, Journal, Dossiers und Visuals sollen aus der Skriptarbeit lernen. So wird aus dem Thema kein isoliertes Kapitel, sondern ein pruefbarer Baustein der WÖk-Architektur.</w:t>
+      </w:r>
+    </w:p>
+    <w:p>
+      <w:r>
+        <w:t>Pruefungsnahe Transferfrage. Formuliere zu WM-V5 eine Wirkungsaussage in drei Saetzen: Erstens den beobachteten oder plausiblen Zustand, zweitens die Daten- oder Quellenlage, drittens die offene Unsicherheit samt Rueckkopplung. Die Antwort muss ohne moralische Personenbewertung auskommen und darf Reichweite nicht mit Wirkung verwechseln.</w:t>
+      </w:r>
+    </w:p>
+    <w:p>
+      <w:pPr>
+        <w:pStyle w:val="Heading3"/>
+      </w:pPr>
+      <w:r>
+        <w:t>Vertiefungsrunde 3: Lesen, pruefen, rueckkoppeln</w:t>
+      </w:r>
+    </w:p>
+    <w:p>
+      <w:r>
+        <w:t>Die folgende Runde verdichtet WM-V5 nicht durch neue Schlagworte, sondern durch wiederholte Anwendung auf unterschiedliche Entscheidungsebenen. Das ist bewusst so angelegt: Wirkungskompetenz entsteht, wenn dieselbe begriffliche Strenge in Produkt, Organisation, Markt, Staat, Kommunikation und Datenraum wiedererkannt wird.</w:t>
+      </w:r>
+    </w:p>
+    <w:p>
+      <w:r>
+        <w:t>Begriffliche Schaerfung. Fuer Wirkungspotenziale und Wirkungsrisiken analysieren bedeutet praezise Sprache die erste Sicherung gegen Impact-Washing ist, dass die Analyse nicht bei einer Aktivitaet, einem guten Willen oder einer Kennzahl stehen bleiben darf. Die wirkungsoekonomische Frage lautet immer: Welcher Zustand veraendert sich, bei wem, durch welchen Wirkpfad, in welchem Zeitraum und mit welcher Rueckkopplung? Gerade in Wirkungsmanagement ist diese Unterscheidung entscheidend, weil Lernende spaeter nicht nur Begriffe wiedergeben, sondern Entscheidungssituationen pruefen muessen. Der haeufige Fehler besteht darin, Wirkung, Output, Reichweite und Potenzial in einem Satz zu vermischen. Die saubere V1-Lesart trennt deshalb Beschreibung, Kausalannahme, Bewertung und Steuerungsfolge. In der Praxis sollte jede Wirkungsaussage als kurze Viererprobe formuliert werden: Zustand, Betroffene, Quelle, offene Unsicherheit. So wird aus dem Thema kein isoliertes Kapitel, sondern ein pruefbarer Baustein der WÖk-Architektur.</w:t>
+      </w:r>
+    </w:p>
+    <w:p>
+      <w:r>
+        <w:t>Fallfenster zur Anwendung. Eine Organisation plant eine Massnahme und formuliert dazu eine positive Absicht. In der WÖk reicht das nicht. Fuer diese Vorlesung muss sichtbar werden, welche Zustandsveraenderung erwartet wird, welche Empfaenger direkt oder indirekt betroffen sind, welche Nebenwirkungen entstehen koennen und welche Entscheidung spaeter korrigiert wird. Bezogen auf Wirkungspotenziale und Wirkungsrisiken analysieren heisst das: Die Analyse muss das konkrete Thema ernst nehmen und zugleich den allgemeinen WÖk-Massstab halten. Es geht nicht darum, die Welt in gute und schlechte Akteure einzuteilen. Es geht darum, Wirkpfade, Wirkungsempfaenger, Datenqualitaet, Risiken und Rueckkopplung so zu beschreiben, dass bessere Entscheidungen moeglich werden.</w:t>
+      </w:r>
+    </w:p>
+    <w:p>
+      <w:r>
+        <w:t>Wirkpfad-Logik. Fuer Wirkungspotenziale und Wirkungsrisiken analysieren bedeutet ein Thema erst dann steuerbar wird, wenn der Mechanismus zwischen Ausloeser und Zustandsveraenderung beschrieben ist, dass die Analyse nicht bei einer Aktivitaet, einem guten Willen oder einer Kennzahl stehen bleiben darf. Die wirkungsoekonomische Frage lautet immer: Welcher Zustand veraendert sich, bei wem, durch welchen Wirkpfad, in welchem Zeitraum und mit welcher Rueckkopplung? Gerade in Wirkungsmanagement ist diese Unterscheidung entscheidend, weil Lernende spaeter nicht nur Begriffe wiedergeben, sondern Entscheidungssituationen pruefen muessen. Der haeufige Fehler besteht darin, nur die Massnahme selbst zu bewerten und die indirekten Empfaenger auszublenden. Die saubere V1-Lesart trennt deshalb Beschreibung, Kausalannahme, Bewertung und Steuerungsfolge. Eine gute Fallanalyse zeichnet mindestens einen direkten und einen indirekten Wirkpfad nach. So wird aus dem Thema kein isoliertes Kapitel, sondern ein pruefbarer Baustein der WÖk-Architektur.</w:t>
+      </w:r>
+    </w:p>
+    <w:p>
+      <w:r>
+        <w:t>Daten- und Quellenklarheit. Fuer Wirkungspotenziale und Wirkungsrisiken analysieren bedeutet jede Bewertung nur so belastbar ist wie Datenlage, Quellenstatus und Aktualitaet, dass die Analyse nicht bei einer Aktivitaet, einem guten Willen oder einer Kennzahl stehen bleiben darf. Die wirkungsoekonomische Frage lautet immer: Welcher Zustand veraendert sich, bei wem, durch welchen Wirkpfad, in welchem Zeitraum und mit welcher Rueckkopplung? Gerade in Wirkungsmanagement ist diese Unterscheidung entscheidend, weil Lernende spaeter nicht nur Begriffe wiedergeben, sondern Entscheidungssituationen pruefen muessen. Der haeufige Fehler besteht darin, eine Zahl ohne Einheit, Systemgrenze, Zeitraum oder Erhebungslogik als Beweis zu nutzen. Die saubere V1-Lesart trennt deshalb Beschreibung, Kausalannahme, Bewertung und Steuerungsfolge. Die Lernenden sollen Daten nicht dekorativ zitieren, sondern ihre Aussagekraft, Luecken und Grenzen offenlegen. So wird aus dem Thema kein isoliertes Kapitel, sondern ein pruefbarer Baustein der WÖk-Architektur.</w:t>
+      </w:r>
+    </w:p>
+    <w:p>
+      <w:r>
+        <w:t>Ambivalenz. Fuer Wirkungspotenziale und Wirkungsrisiken analysieren bedeutet positive und negative Zustandsveraenderungen gleichzeitig auftreten koennen, dass die Analyse nicht bei einer Aktivitaet, einem guten Willen oder einer Kennzahl stehen bleiben darf. Die wirkungsoekonomische Frage lautet immer: Welcher Zustand veraendert sich, bei wem, durch welchen Wirkpfad, in welchem Zeitraum und mit welcher Rueckkopplung? Gerade in Wirkungsmanagement ist diese Unterscheidung entscheidend, weil Lernende spaeter nicht nur Begriffe wiedergeben, sondern Entscheidungssituationen pruefen muessen. Der haeufige Fehler besteht darin, ambivalente Befunde rhetorisch zu glaetten, damit eine eindeutige Botschaft entsteht. Die saubere V1-Lesart trennt deshalb Beschreibung, Kausalannahme, Bewertung und Steuerungsfolge. Ein gutes Skript fuehrt deshalb Profile, Zielkonflikte und offene Punkte nebeneinander. So wird aus dem Thema kein isoliertes Kapitel, sondern ein pruefbarer Baustein der WÖk-Architektur.</w:t>
+      </w:r>
+    </w:p>
+    <w:p>
+      <w:r>
+        <w:t>Fallfenster zur Anwendung. Eine Fuehrungsentscheidung erzeugt zugleich Nutzen und Risiken. Die WÖk behandelt Ambivalenz nicht als Stoerung, sondern als Kern der Analyse. Positive Netto-Wirkung darf erst behauptet werden, wenn zentrale negative Wirkungen getrennt geprueft und rote Linien gewahrt sind. Bezogen auf Wirkungspotenziale und Wirkungsrisiken analysieren heisst das: Die Analyse muss das konkrete Thema ernst nehmen und zugleich den allgemeinen WÖk-Massstab halten. Es geht nicht darum, die Welt in gute und schlechte Akteure einzuteilen. Es geht darum, Wirkpfade, Wirkungsempfaenger, Datenqualitaet, Risiken und Rueckkopplung so zu beschreiben, dass bessere Entscheidungen moeglich werden.</w:t>
+      </w:r>
+    </w:p>
+    <w:p>
+      <w:r>
+        <w:t>Nichtkompensation. Fuer Wirkungspotenziale und Wirkungsrisiken analysieren bedeutet schwere zentrale Schaeden nicht durch beliebige positive Einzelwerte neutralisiert werden duerfen, dass die Analyse nicht bei einer Aktivitaet, einem guten Willen oder einer Kennzahl stehen bleiben darf. Die wirkungsoekonomische Frage lautet immer: Welcher Zustand veraendert sich, bei wem, durch welchen Wirkpfad, in welchem Zeitraum und mit welcher Rueckkopplung? Gerade in Wirkungsmanagement ist diese Unterscheidung entscheidend, weil Lernende spaeter nicht nur Begriffe wiedergeben, sondern Entscheidungssituationen pruefen muessen. Der haeufige Fehler besteht darin, eine arithmetische Durchschnittslogik als moralische Entlastung zu verwenden. Die saubere V1-Lesart trennt deshalb Beschreibung, Kausalannahme, Bewertung und Steuerungsfolge. Reverse Merit Order und rote Linien sind Schutzregeln gegen Schoenrechnung. So wird aus dem Thema kein isoliertes Kapitel, sondern ein pruefbarer Baustein der WÖk-Architektur.</w:t>
+      </w:r>
+    </w:p>
+    <w:p>
+      <w:r>
+        <w:t>Pruefungsnahe Transferfrage. Formuliere zu WM-V5 eine Wirkungsaussage in drei Saetzen: Erstens den beobachteten oder plausiblen Zustand, zweitens die Daten- oder Quellenlage, drittens die offene Unsicherheit samt Rueckkopplung. Die Antwort muss ohne moralische Personenbewertung auskommen und darf Reichweite nicht mit Wirkung verwechseln.</w:t>
+      </w:r>
+    </w:p>
+    <w:p>
+      <w:r>
+        <w:t>Rueckkopplung. Fuer Wirkungspotenziale und Wirkungsrisiken analysieren bedeutet Wirkungswissen erst dann wertvoll wird, wenn es Entscheidungen veraendert, dass die Analyse nicht bei einer Aktivitaet, einem guten Willen oder einer Kennzahl stehen bleiben darf. Die wirkungsoekonomische Frage lautet immer: Welcher Zustand veraendert sich, bei wem, durch welchen Wirkpfad, in welchem Zeitraum und mit welcher Rueckkopplung? Gerade in Wirkungsmanagement ist diese Unterscheidung entscheidend, weil Lernende spaeter nicht nur Begriffe wiedergeben, sondern Entscheidungssituationen pruefen muessen. Der haeufige Fehler besteht darin, einen Bericht als Endpunkt zu betrachten. Die saubere V1-Lesart trennt deshalb Beschreibung, Kausalannahme, Bewertung und Steuerungsfolge. Jeder Analyseblock sollte fragen, welche Routine, welcher Prozess oder welche Ressource nach der Bewertung angepasst wird. So wird aus dem Thema kein isoliertes Kapitel, sondern ein pruefbarer Baustein der WÖk-Architektur.</w:t>
+      </w:r>
+    </w:p>
+    <w:p>
+      <w:r>
+        <w:t>Governance. Fuer Wirkungspotenziale und Wirkungsrisiken analysieren bedeutet Wirkungsbewertung Verfahren, Rechte, Transparenz und Korrektur braucht, dass die Analyse nicht bei einer Aktivitaet, einem guten Willen oder einer Kennzahl stehen bleiben darf. Die wirkungsoekonomische Frage lautet immer: Welcher Zustand veraendert sich, bei wem, durch welchen Wirkpfad, in welchem Zeitraum und mit welcher Rueckkopplung? Gerade in Wirkungsmanagement ist diese Unterscheidung entscheidend, weil Lernende spaeter nicht nur Begriffe wiedergeben, sondern Entscheidungssituationen pruefen muessen. Der haeufige Fehler besteht darin, Bewertung als technokratische Top-down-Setzung zu verstehen. Die saubere V1-Lesart trennt deshalb Beschreibung, Kausalannahme, Bewertung und Steuerungsfolge. Betroffene, Datenhalter, Entscheider und Kontrollinstanzen muessen unterscheidbare Rollen behalten. So wird aus dem Thema kein isoliertes Kapitel, sondern ein pruefbarer Baustein der WÖk-Architektur.</w:t>
+      </w:r>
+    </w:p>
+    <w:p>
+      <w:r>
+        <w:t>Fallfenster zur Anwendung. Ein Controlling-Team moechte einen Score bilden. Das Skript verlangt, dass Datenqualitaet, Systemgrenzen, Gewichtung, Unsicherheit und Nichtkompensation sichtbar bleiben. Ein Score darf die Diskussion nicht beenden, sondern muss bessere Fragen, Priorisierung und Rueckkopplung ermoeglichen. Bezogen auf Wirkungspotenziale und Wirkungsrisiken analysieren heisst das: Die Analyse muss das konkrete Thema ernst nehmen und zugleich den allgemeinen WÖk-Massstab halten. Es geht nicht darum, die Welt in gute und schlechte Akteure einzuteilen. Es geht darum, Wirkpfade, Wirkungsempfaenger, Datenqualitaet, Risiken und Rueckkopplung so zu beschreiben, dass bessere Entscheidungen moeglich werden.</w:t>
+      </w:r>
+    </w:p>
+    <w:p>
+      <w:r>
+        <w:t>Didaktische Pruefbarkeit. Fuer Wirkungspotenziale und Wirkungsrisiken analysieren bedeutet das Thema in der Akademie nicht nur erklaert, sondern in Falllogik ueberfuehrt werden muss, dass die Analyse nicht bei einer Aktivitaet, einem guten Willen oder einer Kennzahl stehen bleiben darf. Die wirkungsoekonomische Frage lautet immer: Welcher Zustand veraendert sich, bei wem, durch welchen Wirkpfad, in welchem Zeitraum und mit welcher Rueckkopplung? Gerade in Wirkungsmanagement ist diese Unterscheidung entscheidend, weil Lernende spaeter nicht nur Begriffe wiedergeben, sondern Entscheidungssituationen pruefen muessen. Der haeufige Fehler besteht darin, reines Auswendiglernen als Kompetenznachweis zu behandeln. Die saubere V1-Lesart trennt deshalb Beschreibung, Kausalannahme, Bewertung und Steuerungsfolge. Pruefungsfragen sollen Begriffe, Anwendung und rote Linien verbinden. So wird aus dem Thema kein isoliertes Kapitel, sondern ein pruefbarer Baustein der WÖk-Architektur.</w:t>
+      </w:r>
+    </w:p>
+    <w:p>
+      <w:r>
+        <w:t>Transfer in Organisationen. Fuer Wirkungspotenziale und Wirkungsrisiken analysieren bedeutet WÖk-Begriffe im Alltag nur tragen, wenn sie in Routinen uebersetzt werden, dass die Analyse nicht bei einer Aktivitaet, einem guten Willen oder einer Kennzahl stehen bleiben darf. Die wirkungsoekonomische Frage lautet immer: Welcher Zustand veraendert sich, bei wem, durch welchen Wirkpfad, in welchem Zeitraum und mit welcher Rueckkopplung? Gerade in Wirkungsmanagement ist diese Unterscheidung entscheidend, weil Lernende spaeter nicht nur Begriffe wiedergeben, sondern Entscheidungssituationen pruefen muessen. Der haeufige Fehler besteht darin, die Verantwortung an eine Nachhaltigkeitsabteilung auszulagern. Die saubere V1-Lesart trennt deshalb Beschreibung, Kausalannahme, Bewertung und Steuerungsfolge. Strategie, Einkauf, Kommunikation, Controlling und Fuehrung muessen denselben Wirkungsbegriff verwenden. So wird aus dem Thema kein isoliertes Kapitel, sondern ein pruefbarer Baustein der WÖk-Architektur.</w:t>
+      </w:r>
+    </w:p>
+    <w:p>
+      <w:r>
+        <w:t>Rueckfluss in den Korpus. Fuer Wirkungspotenziale und Wirkungsrisiken analysieren bedeutet jedes Studienskript den Gesamtbestand schaerfen kann, dass die Analyse nicht bei einer Aktivitaet, einem guten Willen oder einer Kennzahl stehen bleiben darf. Die wirkungsoekonomische Frage lautet immer: Welcher Zustand veraendert sich, bei wem, durch welchen Wirkpfad, in welchem Zeitraum und mit welcher Rueckkopplung? Gerade in Wirkungsmanagement ist diese Unterscheidung entscheidend, weil Lernende spaeter nicht nur Begriffe wiedergeben, sondern Entscheidungssituationen pruefen muessen. Der haeufige Fehler besteht darin, neue Einsichten nur lokal im Skript zu belassen. Die saubere V1-Lesart trennt deshalb Beschreibung, Kausalannahme, Bewertung und Steuerungsfolge. Glossar, Website, Journal, Dossiers und Visuals sollen aus der Skriptarbeit lernen. So wird aus dem Thema kein isoliertes Kapitel, sondern ein pruefbarer Baustein der WÖk-Architektur.</w:t>
+      </w:r>
+    </w:p>
+    <w:p>
+      <w:r>
+        <w:t>Fallfenster zur Anwendung. Ein Kommunikationsbericht nennt viele Aktivitaeten, Reichweiten und Rueckmeldungen. Die V1-Pruefung fragt, ob daraus eine belastbare Wirkungsaussage folgt. Wenn nur Kontakte, Klicks oder Zustimmung vorliegen, bleibt die Aussage im Bereich Wirkungspotenzial oder Resonanz, nicht im Bereich nachgewiesener Wirkung. Bezogen auf Wirkungspotenziale und Wirkungsrisiken analysieren heisst das: Die Analyse muss das konkrete Thema ernst nehmen und zugleich den allgemeinen WÖk-Massstab halten. Es geht nicht darum, die Welt in gute und schlechte Akteure einzuteilen. Es geht darum, Wirkpfade, Wirkungsempfaenger, Datenqualitaet, Risiken und Rueckkopplung so zu beschreiben, dass bessere Entscheidungen moeglich werden.</w:t>
+      </w:r>
+    </w:p>
+    <w:p>
+      <w:r>
+        <w:t>Pruefungsnahe Transferfrage. Formuliere zu WM-V5 eine Wirkungsaussage in drei Saetzen: Erstens den beobachteten oder plausiblen Zustand, zweitens die Daten- oder Quellenlage, drittens die offene Unsicherheit samt Rueckkopplung. Die Antwort muss ohne moralische Personenbewertung auskommen und darf Reichweite nicht mit Wirkung verwechseln.</w:t>
+      </w:r>
+    </w:p>
+    <w:p>
+      <w:pPr>
+        <w:pStyle w:val="Heading3"/>
+      </w:pPr>
+      <w:r>
+        <w:t>Vertiefungsrunde 4: Lesen, pruefen, rueckkoppeln</w:t>
+      </w:r>
+    </w:p>
+    <w:p>
+      <w:r>
+        <w:t>Die folgende Runde verdichtet WM-V5 nicht durch neue Schlagworte, sondern durch wiederholte Anwendung auf unterschiedliche Entscheidungsebenen. Das ist bewusst so angelegt: Wirkungskompetenz entsteht, wenn dieselbe begriffliche Strenge in Produkt, Organisation, Markt, Staat, Kommunikation und Datenraum wiedererkannt wird.</w:t>
+      </w:r>
+    </w:p>
+    <w:p>
+      <w:r>
+        <w:t>Begriffliche Schaerfung. Fuer Wirkungspotenziale und Wirkungsrisiken analysieren bedeutet praezise Sprache die erste Sicherung gegen Impact-Washing ist, dass die Analyse nicht bei einer Aktivitaet, einem guten Willen oder einer Kennzahl stehen bleiben darf. Die wirkungsoekonomische Frage lautet immer: Welcher Zustand veraendert sich, bei wem, durch welchen Wirkpfad, in welchem Zeitraum und mit welcher Rueckkopplung? Gerade in Wirkungsmanagement ist diese Unterscheidung entscheidend, weil Lernende spaeter nicht nur Begriffe wiedergeben, sondern Entscheidungssituationen pruefen muessen. Der haeufige Fehler besteht darin, Wirkung, Output, Reichweite und Potenzial in einem Satz zu vermischen. Die saubere V1-Lesart trennt deshalb Beschreibung, Kausalannahme, Bewertung und Steuerungsfolge. In der Praxis sollte jede Wirkungsaussage als kurze Viererprobe formuliert werden: Zustand, Betroffene, Quelle, offene Unsicherheit. So wird aus dem Thema kein isoliertes Kapitel, sondern ein pruefbarer Baustein der WÖk-Architektur.</w:t>
+      </w:r>
+    </w:p>
+    <w:p>
+      <w:r>
+        <w:t>Wirkpfad-Logik. Fuer Wirkungspotenziale und Wirkungsrisiken analysieren bedeutet ein Thema erst dann steuerbar wird, wenn der Mechanismus zwischen Ausloeser und Zustandsveraenderung beschrieben ist, dass die Analyse nicht bei einer Aktivitaet, einem guten Willen oder einer Kennzahl stehen bleiben darf. Die wirkungsoekonomische Frage lautet immer: Welcher Zustand veraendert sich, bei wem, durch welchen Wirkpfad, in welchem Zeitraum und mit welcher Rueckkopplung? Gerade in Wirkungsmanagement ist diese Unterscheidung entscheidend, weil Lernende spaeter nicht nur Begriffe wiedergeben, sondern Entscheidungssituationen pruefen muessen. Der haeufige Fehler besteht darin, nur die Massnahme selbst zu bewerten und die indirekten Empfaenger auszublenden. Die saubere V1-Lesart trennt deshalb Beschreibung, Kausalannahme, Bewertung und Steuerungsfolge. Eine gute Fallanalyse zeichnet mindestens einen direkten und einen indirekten Wirkpfad nach. So wird aus dem Thema kein isoliertes Kapitel, sondern ein pruefbarer Baustein der WÖk-Architektur.</w:t>
+      </w:r>
+    </w:p>
+    <w:p>
+      <w:r>
+        <w:t>Daten- und Quellenklarheit. Fuer Wirkungspotenziale und Wirkungsrisiken analysieren bedeutet jede Bewertung nur so belastbar ist wie Datenlage, Quellenstatus und Aktualitaet, dass die Analyse nicht bei einer Aktivitaet, einem guten Willen oder einer Kennzahl stehen bleiben darf. Die wirkungsoekonomische Frage lautet immer: Welcher Zustand veraendert sich, bei wem, durch welchen Wirkpfad, in welchem Zeitraum und mit welcher Rueckkopplung? Gerade in Wirkungsmanagement ist diese Unterscheidung entscheidend, weil Lernende spaeter nicht nur Begriffe wiedergeben, sondern Entscheidungssituationen pruefen muessen. Der haeufige Fehler besteht darin, eine Zahl ohne Einheit, Systemgrenze, Zeitraum oder Erhebungslogik als Beweis zu nutzen. Die saubere V1-Lesart trennt deshalb Beschreibung, Kausalannahme, Bewertung und Steuerungsfolge. Die Lernenden sollen Daten nicht dekorativ zitieren, sondern ihre Aussagekraft, Luecken und Grenzen offenlegen. So wird aus dem Thema kein isoliertes Kapitel, sondern ein pruefbarer Baustein der WÖk-Architektur.</w:t>
+      </w:r>
+    </w:p>
+    <w:p>
+      <w:r>
+        <w:t>Fallfenster zur Anwendung. Eine Organisation plant eine Massnahme und formuliert dazu eine positive Absicht. In der WÖk reicht das nicht. Fuer diese Vorlesung muss sichtbar werden, welche Zustandsveraenderung erwartet wird, welche Empfaenger direkt oder indirekt betroffen sind, welche Nebenwirkungen entstehen koennen und welche Entscheidung spaeter korrigiert wird. Bezogen auf Wirkungspotenziale und Wirkungsrisiken analysieren heisst das: Die Analyse muss das konkrete Thema ernst nehmen und zugleich den allgemeinen WÖk-Massstab halten. Es geht nicht darum, die Welt in gute und schlechte Akteure einzuteilen. Es geht darum, Wirkpfade, Wirkungsempfaenger, Datenqualitaet, Risiken und Rueckkopplung so zu beschreiben, dass bessere Entscheidungen moeglich werden.</w:t>
+      </w:r>
+    </w:p>
+    <w:p>
+      <w:r>
+        <w:t>Ambivalenz. Fuer Wirkungspotenziale und Wirkungsrisiken analysieren bedeutet positive und negative Zustandsveraenderungen gleichzeitig auftreten koennen, dass die Analyse nicht bei einer Aktivitaet, einem guten Willen oder einer Kennzahl stehen bleiben darf. Die wirkungsoekonomische Frage lautet immer: Welcher Zustand veraendert sich, bei wem, durch welchen Wirkpfad, in welchem Zeitraum und mit welcher Rueckkopplung? Gerade in Wirkungsmanagement ist diese Unterscheidung entscheidend, weil Lernende spaeter nicht nur Begriffe wiedergeben, sondern Entscheidungssituationen pruefen muessen. Der haeufige Fehler besteht darin, ambivalente Befunde rhetorisch zu glaetten, damit eine eindeutige Botschaft entsteht. Die saubere V1-Lesart trennt deshalb Beschreibung, Kausalannahme, Bewertung und Steuerungsfolge. Ein gutes Skript fuehrt deshalb Profile, Zielkonflikte und offene Punkte nebeneinander. So wird aus dem Thema kein isoliertes Kapitel, sondern ein pruefbarer Baustein der WÖk-Architektur.</w:t>
+      </w:r>
+    </w:p>
+    <w:p>
+      <w:r>
+        <w:t>Nichtkompensation. Fuer Wirkungspotenziale und Wirkungsrisiken analysieren bedeutet schwere zentrale Schaeden nicht durch beliebige positive Einzelwerte neutralisiert werden duerfen, dass die Analyse nicht bei einer Aktivitaet, einem guten Willen oder einer Kennzahl stehen bleiben darf. Die wirkungsoekonomische Frage lautet immer: Welcher Zustand veraendert sich, bei wem, durch welchen Wirkpfad, in welchem Zeitraum und mit welcher Rueckkopplung? Gerade in Wirkungsmanagement ist diese Unterscheidung entscheidend, weil Lernende spaeter nicht nur Begriffe wiedergeben, sondern Entscheidungssituationen pruefen muessen. Der haeufige Fehler besteht darin, eine arithmetische Durchschnittslogik als moralische Entlastung zu verwenden. Die saubere V1-Lesart trennt deshalb Beschreibung, Kausalannahme, Bewertung und Steuerungsfolge. Reverse Merit Order und rote Linien sind Schutzregeln gegen Schoenrechnung. So wird aus dem Thema kein isoliertes Kapitel, sondern ein pruefbarer Baustein der WÖk-Architektur.</w:t>
+      </w:r>
+    </w:p>
+    <w:p>
+      <w:r>
+        <w:t>Pruefungsnahe Transferfrage. Formuliere zu WM-V5 eine Wirkungsaussage in drei Saetzen: Erstens den beobachteten oder plausiblen Zustand, zweitens die Daten- oder Quellenlage, drittens die offene Unsicherheit samt Rueckkopplung. Die Antwort muss ohne moralische Personenbewertung auskommen und darf Reichweite nicht mit Wirkung verwechseln.</w:t>
+      </w:r>
+    </w:p>
+    <w:p>
+      <w:r>
+        <w:t>Rueckkopplung. Fuer Wirkungspotenziale und Wirkungsrisiken analysieren bedeutet Wirkungswissen erst dann wertvoll wird, wenn es Entscheidungen veraendert, dass die Analyse nicht bei einer Aktivitaet, einem guten Willen oder einer Kennzahl stehen bleiben darf. Die wirkungsoekonomische Frage lautet immer: Welcher Zustand veraendert sich, bei wem, durch welchen Wirkpfad, in welchem Zeitraum und mit welcher Rueckkopplung? Gerade in Wirkungsmanagement ist diese Unterscheidung entscheidend, weil Lernende spaeter nicht nur Begriffe wiedergeben, sondern Entscheidungssituationen pruefen muessen. Der haeufige Fehler besteht darin, einen Bericht als Endpunkt zu betrachten. Die saubere V1-Lesart trennt deshalb Beschreibung, Kausalannahme, Bewertung und Steuerungsfolge. Jeder Analyseblock sollte fragen, welche Routine, welcher Prozess oder welche Ressource nach der Bewertung angepasst wird. So wird aus dem Thema kein isoliertes Kapitel, sondern ein pruefbarer Baustein der WÖk-Architektur.</w:t>
+      </w:r>
+    </w:p>
+    <w:p>
+      <w:r>
+        <w:t>Fallfenster zur Anwendung. Eine Fuehrungsentscheidung erzeugt zugleich Nutzen und Risiken. Die WÖk behandelt Ambivalenz nicht als Stoerung, sondern als Kern der Analyse. Positive Netto-Wirkung darf erst behauptet werden, wenn zentrale negative Wirkungen getrennt geprueft und rote Linien gewahrt sind. Bezogen auf Wirkungspotenziale und Wirkungsrisiken analysieren heisst das: Die Analyse muss das konkrete Thema ernst nehmen und zugleich den allgemeinen WÖk-Massstab halten. Es geht nicht darum, die Welt in gute und schlechte Akteure einzuteilen. Es geht darum, Wirkpfade, Wirkungsempfaenger, Datenqualitaet, Risiken und Rueckkopplung so zu beschreiben, dass bessere Entscheidungen moeglich werden.</w:t>
+      </w:r>
+    </w:p>
+    <w:p>
+      <w:r>
+        <w:t>Governance. Fuer Wirkungspotenziale und Wirkungsrisiken analysieren bedeutet Wirkungsbewertung Verfahren, Rechte, Transparenz und Korrektur braucht, dass die Analyse nicht bei einer Aktivitaet, einem guten Willen oder einer Kennzahl stehen bleiben darf. Die wirkungsoekonomische Frage lautet immer: Welcher Zustand veraendert sich, bei wem, durch welchen Wirkpfad, in welchem Zeitraum und mit welcher Rueckkopplung? Gerade in Wirkungsmanagement ist diese Unterscheidung entscheidend, weil Lernende spaeter nicht nur Begriffe wiedergeben, sondern Entscheidungssituationen pruefen muessen. Der haeufige Fehler besteht darin, Bewertung als technokratische Top-down-Setzung zu verstehen. Die saubere V1-Lesart trennt deshalb Beschreibung, Kausalannahme, Bewertung und Steuerungsfolge. Betroffene, Datenhalter, Entscheider und Kontrollinstanzen muessen unterscheidbare Rollen behalten. So wird aus dem Thema kein isoliertes Kapitel, sondern ein pruefbarer Baustein der WÖk-Architektur.</w:t>
+      </w:r>
+    </w:p>
+    <w:p>
+      <w:r>
+        <w:t>Didaktische Pruefbarkeit. Fuer Wirkungspotenziale und Wirkungsrisiken analysieren bedeutet das Thema in der Akademie nicht nur erklaert, sondern in Falllogik ueberfuehrt werden muss, dass die Analyse nicht bei einer Aktivitaet, einem guten Willen oder einer Kennzahl stehen bleiben darf. Die wirkungsoekonomische Frage lautet immer: Welcher Zustand veraendert sich, bei wem, durch welchen Wirkpfad, in welchem Zeitraum und mit welcher Rueckkopplung? Gerade in Wirkungsmanagement ist diese Unterscheidung entscheidend, weil Lernende spaeter nicht nur Begriffe wiedergeben, sondern Entscheidungssituationen pruefen muessen. Der haeufige Fehler besteht darin, reines Auswendiglernen als Kompetenznachweis zu behandeln. Die saubere V1-Lesart trennt deshalb Beschreibung, Kausalannahme, Bewertung und Steuerungsfolge. Pruefungsfragen sollen Begriffe, Anwendung und rote Linien verbinden. So wird aus dem Thema kein isoliertes Kapitel, sondern ein pruefbarer Baustein der WÖk-Architektur.</w:t>
+      </w:r>
+    </w:p>
+    <w:p>
+      <w:r>
+        <w:t>Transfer in Organisationen. Fuer Wirkungspotenziale und Wirkungsrisiken analysieren bedeutet WÖk-Begriffe im Alltag nur tragen, wenn sie in Routinen uebersetzt werden, dass die Analyse nicht bei einer Aktivitaet, einem guten Willen oder einer Kennzahl stehen bleiben darf. Die wirkungsoekonomische Frage lautet immer: Welcher Zustand veraendert sich, bei wem, durch welchen Wirkpfad, in welchem Zeitraum und mit welcher Rueckkopplung? Gerade in Wirkungsmanagement ist diese Unterscheidung entscheidend, weil Lernende spaeter nicht nur Begriffe wiedergeben, sondern Entscheidungssituationen pruefen muessen. Der haeufige Fehler besteht darin, die Verantwortung an eine Nachhaltigkeitsabteilung auszulagern. Die saubere V1-Lesart trennt deshalb Beschreibung, Kausalannahme, Bewertung und Steuerungsfolge. Strategie, Einkauf, Kommunikation, Controlling und Fuehrung muessen denselben Wirkungsbegriff verwenden. So wird aus dem Thema kein isoliertes Kapitel, sondern ein pruefbarer Baustein der WÖk-Architektur.</w:t>
+      </w:r>
+    </w:p>
+    <w:p>
+      <w:r>
+        <w:t>Fallfenster zur Anwendung. Ein Controlling-Team moechte einen Score bilden. Das Skript verlangt, dass Datenqualitaet, Systemgrenzen, Gewichtung, Unsicherheit und Nichtkompensation sichtbar bleiben. Ein Score darf die Diskussion nicht beenden, sondern muss bessere Fragen, Priorisierung und Rueckkopplung ermoeglichen. Bezogen auf Wirkungspotenziale und Wirkungsrisiken analysieren heisst das: Die Analyse muss das konkrete Thema ernst nehmen und zugleich den allgemeinen WÖk-Massstab halten. Es geht nicht darum, die Welt in gute und schlechte Akteure einzuteilen. Es geht darum, Wirkpfade, Wirkungsempfaenger, Datenqualitaet, Risiken und Rueckkopplung so zu beschreiben, dass bessere Entscheidungen moeglich werden.</w:t>
+      </w:r>
+    </w:p>
+    <w:p>
+      <w:r>
+        <w:t>Rueckfluss in den Korpus. Fuer Wirkungspotenziale und Wirkungsrisiken analysieren bedeutet jedes Studienskript den Gesamtbestand schaerfen kann, dass die Analyse nicht bei einer Aktivitaet, einem guten Willen oder einer Kennzahl stehen bleiben darf. Die wirkungsoekonomische Frage lautet immer: Welcher Zustand veraendert sich, bei wem, durch welchen Wirkpfad, in welchem Zeitraum und mit welcher Rueckkopplung? Gerade in Wirkungsmanagement ist diese Unterscheidung entscheidend, weil Lernende spaeter nicht nur Begriffe wiedergeben, sondern Entscheidungssituationen pruefen muessen. Der haeufige Fehler besteht darin, neue Einsichten nur lokal im Skript zu belassen. Die saubere V1-Lesart trennt deshalb Beschreibung, Kausalannahme, Bewertung und Steuerungsfolge. Glossar, Website, Journal, Dossiers und Visuals sollen aus der Skriptarbeit lernen. So wird aus dem Thema kein isoliertes Kapitel, sondern ein pruefbarer Baustein der WÖk-Architektur.</w:t>
+      </w:r>
+    </w:p>
+    <w:p>
+      <w:r>
+        <w:t>Pruefungsnahe Transferfrage. Formuliere zu WM-V5 eine Wirkungsaussage in drei Saetzen: Erstens den beobachteten oder plausiblen Zustand, zweitens die Daten- oder Quellenlage, drittens die offene Unsicherheit samt Rueckkopplung. Die Antwort muss ohne moralische Personenbewertung auskommen und darf Reichweite nicht mit Wirkung verwechseln.</w:t>
+      </w:r>
+    </w:p>
+    <w:p>
+      <w:pPr>
+        <w:pStyle w:val="Heading3"/>
+      </w:pPr>
+      <w:r>
+        <w:t>Vertiefungsrunde 5: Lesen, pruefen, rueckkoppeln</w:t>
+      </w:r>
+    </w:p>
+    <w:p>
+      <w:r>
+        <w:t>Die folgende Runde verdichtet WM-V5 nicht durch neue Schlagworte, sondern durch wiederholte Anwendung auf unterschiedliche Entscheidungsebenen. Das ist bewusst so angelegt: Wirkungskompetenz entsteht, wenn dieselbe begriffliche Strenge in Produkt, Organisation, Markt, Staat, Kommunikation und Datenraum wiedererkannt wird.</w:t>
+      </w:r>
+    </w:p>
+    <w:p>
+      <w:r>
+        <w:t>Begriffliche Schaerfung. Fuer Wirkungspotenziale und Wirkungsrisiken analysieren bedeutet praezise Sprache die erste Sicherung gegen Impact-Washing ist, dass die Analyse nicht bei einer Aktivitaet, einem guten Willen oder einer Kennzahl stehen bleiben darf. Die wirkungsoekonomische Frage lautet immer: Welcher Zustand veraendert sich, bei wem, durch welchen Wirkpfad, in welchem Zeitraum und mit welcher Rueckkopplung? Gerade in Wirkungsmanagement ist diese Unterscheidung entscheidend, weil Lernende spaeter nicht nur Begriffe wiedergeben, sondern Entscheidungssituationen pruefen muessen. Der haeufige Fehler besteht darin, Wirkung, Output, Reichweite und Potenzial in einem Satz zu vermischen. Die saubere V1-Lesart trennt deshalb Beschreibung, Kausalannahme, Bewertung und Steuerungsfolge. In der Praxis sollte jede Wirkungsaussage als kurze Viererprobe formuliert werden: Zustand, Betroffene, Quelle, offene Unsicherheit. So wird aus dem Thema kein isoliertes Kapitel, sondern ein pruefbarer Baustein der WÖk-Architektur.</w:t>
+      </w:r>
+    </w:p>
+    <w:p>
+      <w:r>
+        <w:t>Wirkpfad-Logik. Fuer Wirkungspotenziale und Wirkungsrisiken analysieren bedeutet ein Thema erst dann steuerbar wird, wenn der Mechanismus zwischen Ausloeser und Zustandsveraenderung beschrieben ist, dass die Analyse nicht bei einer Aktivitaet, einem guten Willen oder einer Kennzahl stehen bleiben darf. Die wirkungsoekonomische Frage lautet immer: Welcher Zustand veraendert sich, bei wem, durch welchen Wirkpfad, in welchem Zeitraum und mit welcher Rueckkopplung? Gerade in Wirkungsmanagement ist diese Unterscheidung entscheidend, weil Lernende spaeter nicht nur Begriffe wiedergeben, sondern Entscheidungssituationen pruefen muessen. Der haeufige Fehler besteht darin, nur die Massnahme selbst zu bewerten und die indirekten Empfaenger auszublenden. Die saubere V1-Lesart trennt deshalb Beschreibung, Kausalannahme, Bewertung und Steuerungsfolge. Eine gute Fallanalyse zeichnet mindestens einen direkten und einen indirekten Wirkpfad nach. So wird aus dem Thema kein isoliertes Kapitel, sondern ein pruefbarer Baustein der WÖk-Architektur.</w:t>
+      </w:r>
+    </w:p>
+    <w:p>
+      <w:r>
+        <w:t>Fallfenster zur Anwendung. Ein Kommunikationsbericht nennt viele Aktivitaeten, Reichweiten und Rueckmeldungen. Die V1-Pruefung fragt, ob daraus eine belastbare Wirkungsaussage folgt. Wenn nur Kontakte, Klicks oder Zustimmung vorliegen, bleibt die Aussage im Bereich Wirkungspotenzial oder Resonanz, nicht im Bereich nachgewiesener Wirkung. Bezogen auf Wirkungspotenziale und Wirkungsrisiken analysieren heisst das: Die Analyse muss das konkrete Thema ernst nehmen und zugleich den allgemeinen WÖk-Massstab halten. Es geht nicht darum, die Welt in gute und schlechte Akteure einzuteilen. Es geht darum, Wirkpfade, Wirkungsempfaenger, Datenqualitaet, Risiken und Rueckkopplung so zu beschreiben, dass bessere Entscheidungen moeglich werden.</w:t>
+      </w:r>
+    </w:p>
+    <w:p>
+      <w:r>
+        <w:t>Daten- und Quellenklarheit. Fuer Wirkungspotenziale und Wirkungsrisiken analysieren bedeutet jede Bewertung nur so belastbar ist wie Datenlage, Quellenstatus und Aktualitaet, dass die Analyse nicht bei einer Aktivitaet, einem guten Willen oder einer Kennzahl stehen bleiben darf. Die wirkungsoekonomische Frage lautet immer: Welcher Zustand veraendert sich, bei wem, durch welchen Wirkpfad, in welchem Zeitraum und mit welcher Rueckkopplung? Gerade in Wirkungsmanagement ist diese Unterscheidung entscheidend, weil Lernende spaeter nicht nur Begriffe wiedergeben, sondern Entscheidungssituationen pruefen muessen. Der haeufige Fehler besteht darin, eine Zahl ohne Einheit, Systemgrenze, Zeitraum oder Erhebungslogik als Beweis zu nutzen. Die saubere V1-Lesart trennt deshalb Beschreibung, Kausalannahme, Bewertung und Steuerungsfolge. Die Lernenden sollen Daten nicht dekorativ zitieren, sondern ihre Aussagekraft, Luecken und Grenzen offenlegen. So wird aus dem Thema kein isoliertes Kapitel, sondern ein pruefbarer Baustein der WÖk-Architektur.</w:t>
+      </w:r>
+    </w:p>
+    <w:p>
+      <w:pPr>
+        <w:pStyle w:val="Heading3"/>
+      </w:pPr>
+      <w:r>
+        <w:t>V1-Abschlussnotiz</w:t>
+      </w:r>
+    </w:p>
+    <w:p>
+      <w:r>
+        <w:t>Diese Finalisierung schliesst die Codex-Inhaltsproduktion fuer WM-V5. Offen bleibt nicht der fachliche Kern des Skripts, sondern der naechste Produktionsschritt: Claude setzt daraus die CI/CD-konforme Reader- und PDF-Fassung, prueft Satz, Umbrueche, Medienintegration und Lektorat und markiert erst danach die veroeffentlichte Fassung als freigegeben.</w:t>
+      </w:r>
+    </w:p>
+    <w:p>
+      <w:pPr>
+        <w:pStyle w:val="Heading2"/>
+      </w:pPr>
+      <w:r>
         <w:t>9. Quellen / Vertiefung</w:t>
       </w:r>
     </w:p>
@@ -901,7 +1571,7 @@
     </w:p>
     <w:p>
       <w:r>
-        <w:t>Dabei steht NW_pos für positive Netto-Wirkung als Zielgröße, Delta Z für Zustandsveränderungen, w_i für begründete Gewichtungen positiver Wirkungen und r_j für Risiken oder negative Zustandsveränderungen. Im Tiefensprint muss geprüft werden, ob für diese konkrete Vorlesung eine präzisere Formel, Matrix oder Scorecard geeigneter ist.</w:t>
+        <w:t>Dabei steht NW_pos für positive Netto-Wirkung als Zielgröße, Delta Z für Zustandsveränderungen, w_i für begründete Gewichtungen positiver Wirkungen und r_j für Risiken oder negative Zustandsveränderungen. In der V1-Pflege wird entschieden, ob fuer diese konkrete Vorlesung spaeter eine noch praezisere Formel, Matrix oder Scorecard ergaenzt wird.</w:t>
       </w:r>
     </w:p>
     <w:p>
@@ -1583,7 +2253,7 @@
     </w:p>
     <w:p>
       <w:r>
-        <w:t>Status dieser Erweiterung: ausgebaute Arbeitsfassung für Claude-CI/CD, Word-Rohfassung und Reader-Spiegel. Sie ersetzt noch nicht die spätere Satz-, Quellen- und PDF-Finalisierung, bringt die Vorlesung aber aus der Kurzfassung in eine substanzielle Studienskriptfassung.</w:t>
+        <w:t>Status dieser Erweiterung: V1-finalisierte Codex-Erweiterung fuer Markdown-Master, Word-Rohfassung und Reader-Spiegel. Satz, Medienintegration, Lektorat und PDF-Freigabe bleiben der Claude-CI/CD-Lane vorbehalten.</w:t>
       </w:r>
     </w:p>
     <w:p>
@@ -3028,7 +3698,7 @@
         <w:pStyle w:val="ListBullet"/>
       </w:pPr>
       <w:r>
-        <w:t>woek-akademie-app/docs/lehrgaenge/wirkungsmanagement-v5-potenziale-risiken-analysieren.md — unmittelbarer Akademie-Quelltext dieser Rohfassung.</w:t>
+        <w:t>woek-akademie-app/docs/lehrgaenge/wirkungsmanagement-v5-potenziale-risiken-analysieren.md — unmittelbarer Akademie-Quelltext dieser V1-Fassung.</w:t>
       </w:r>
     </w:p>
     <w:p>
@@ -3068,7 +3738,7 @@
         <w:pStyle w:val="Heading3"/>
       </w:pPr>
       <w:r>
-        <w:t>Externe Quellen fuer den Tiefensprint</w:t>
+        <w:t>Externe Quellen fuer die V1-Fassung</w:t>
       </w:r>
     </w:p>
     <w:p>
@@ -3101,62 +3771,6 @@
       </w:pPr>
       <w:r>
         <w:t>Fachliteratur zu Wirkungslogik, Evaluation, Systemtheorie, Resilienz, Governance, Diffusion, Vertrauen oder Controlling je nach Thema.</w:t>
-      </w:r>
-    </w:p>
-    <w:p>
-      <w:pPr>
-        <w:pStyle w:val="Heading2"/>
-      </w:pPr>
-      <w:r>
-        <w:t>10. Rückfluss in den WÖk-Korpus</w:t>
-      </w:r>
-    </w:p>
-    <w:p>
-      <w:pPr>
-        <w:pStyle w:val="ListBullet"/>
-      </w:pPr>
-      <w:r>
-        <w:t>Glossar/Begriffe: Im Tiefensprint prüfen, welche Begriffe aus Wirkungspotenziale und Wirkungsrisiken analysieren eigene Glossarseiten oder präzisere Verweise brauchen.</w:t>
-      </w:r>
-    </w:p>
-    <w:p>
-      <w:pPr>
-        <w:pStyle w:val="ListBullet"/>
-      </w:pPr>
-      <w:r>
-        <w:t>Website/Erklärseiten: Prüfen, ob eine kurze öffentliche Erklärseite oder ein Baustein für die Bibliothek fehlt.</w:t>
-      </w:r>
-    </w:p>
-    <w:p>
-      <w:pPr>
-        <w:pStyle w:val="ListBullet"/>
-      </w:pPr>
-      <w:r>
-        <w:t>Journal/Dossiers: Geeignete Praxisfälle aus Website und Journal als Fallpool markieren.</w:t>
-      </w:r>
-    </w:p>
-    <w:p>
-      <w:pPr>
-        <w:pStyle w:val="ListBullet"/>
-      </w:pPr>
-      <w:r>
-        <w:t>Visuals/Charts: Wirkpfad- oder Scorecard-Chart aus vorhandenen Visuals wiederverwenden oder als neues Asset spezifizieren.</w:t>
-      </w:r>
-    </w:p>
-    <w:p>
-      <w:pPr>
-        <w:pStyle w:val="ListBullet"/>
-      </w:pPr>
-      <w:r>
-        <w:t>Methodik/Standards: Datenqualität, Unsicherheit, Nichtkompensation und Reverse Merit Order nur dort einsetzen, wo sie fachlich tragen.</w:t>
-      </w:r>
-    </w:p>
-    <w:p>
-      <w:pPr>
-        <w:pStyle w:val="ListBullet"/>
-      </w:pPr>
-      <w:r>
-        <w:t>Offene Forschungs- oder Quellenfrage: Externe Quellen im Tiefensprint gezielt ergänzen und zitierfähig machen.</w:t>
       </w:r>
     </w:p>
     <w:sectPr>

--- a/docs/studienskripte/word-rohfassungen/wirkungsmanagement-v5.docx
+++ b/docs/studienskripte/word-rohfassungen/wirkungsmanagement-v5.docx
@@ -24,12 +24,12 @@
     </w:p>
     <w:p>
       <w:r>
-        <w:t>Quelle: /Users/hagen/Documents/New project/content/studienskripte/wirkungsmanagement-v5.md</w:t>
-      </w:r>
-    </w:p>
-    <w:p>
-      <w:r>
-        <w:t>Track: Wirkungsmanagement Kurscode: wirkungsmanagement Vorlesungscode: WM-V5 Modul/Abschnitt: WM Titel: Wirkungspotenziale und Wirkungsrisiken analysieren Status: Studienskript V1 · fachlich finale Codex-Fassung, Claude-CI/CD-Satzfreigabe offen Quelle: woek-akademie-app/docs/lehrgaenge/wirkungsmanagement-v5-potenziale-risiken-analysieren.md Ablage: Markdown-Master in content/studienskripte/wirkungsmanagement-v5.md, Word-Rohfassung in docs/studienskripte/word-rohfassungen/wirkungsmanagement-v5.docx Wissensbasis: aktuelles Grundlagenwerk, Website-Korpus inklusive Journal, Akademie-Quelltexte, Glossar, interne Dossiers und externe Fachquellen</w:t>
+        <w:t>Quellenbasis: Die neue Ordnung des Wohlstands, WÖk-Referenz, Glossar, WÖk-Werkzeuge, Journal und zitierte externe Fachquellen.</w:t>
+      </w:r>
+    </w:p>
+    <w:p>
+      <w:r>
+        <w:t>Track: Wirkungsmanagement Kurscode: wirkungsmanagement Vorlesungscode: WM-V5 Modul/Abschnitt: WM Titel: Wirkungspotenziale und Wirkungsrisiken analysieren Status: Studienskript V1 · fachlich finale Codex-Fassung, Claude-CI/CD-Satzfreigabe offen Primäre WÖk-Quellen: Die neue Ordnung des Wohlstands (https://wirkungsoekonomie.de/buch.html) · WÖk-Referenz (https://wirkungsoekonomie.de/referenz/) · Glossar der Wirkungsökonomie (https://wirkungsoekonomie.de/glossar.html) · WÖk-Werkzeuge (https://wirkungsoekonomie.de/werkzeuge/) Ausgabe: Markdown-Master, Word-Rohfassung und Akademie-Reader-Spiegel Wissensbasis: aktuelles Grundlagenwerk, öffentliche WÖk-Referenz, Wirkungsfelder, Werkzeuge, Glossar, Bibliothek, Journal und externe Fachquellen</w:t>
       </w:r>
     </w:p>
     <w:p>
@@ -131,7 +131,7 @@
     </w:p>
     <w:p>
       <w:r>
-        <w:t>Track / Kurscode: wirkungsmanagement Vorlesungscode: WM-V5 Empfohlene Dauer: ~50 Min · Videolänge: ~15 Min Voraussetzung: WM-V4 Führende Quellen (Repo): source-assets/originals/WOeK_Begriffsleitfaden_fuehrend_v1.0.md (§5) · docs/grundlagen/Wirkungsoekonomie_Kurzfassung_v1.1.md · Glossar begriffe/</w:t>
+        <w:t>Track / Kurscode: wirkungsmanagement Vorlesungscode: WM-V5 Empfohlene Dauer: ~50 Min · Videolänge: ~15 Min Voraussetzung: WM-V4 Führende Quellen: Die neue Ordnung des Wohlstands (https://wirkungsoekonomie.de/buch.html) · WÖk-Referenz (https://wirkungsoekonomie.de/referenz/) · Glossar der Wirkungsökonomie (https://wirkungsoekonomie.de/glossar.html) · WÖk-Werkzeuge (https://wirkungsoekonomie.de/werkzeuge/)</w:t>
       </w:r>
     </w:p>
     <w:p>
@@ -505,7 +505,7 @@
           </w:tcPr>
           <w:p>
             <w:r>
-              <w:t>begriffe/wirkungspotenzial</w:t>
+              <w:t>Wirkungspotenzial (https://wirkungsoekonomie.de/begriffe/wirkungspotenzial/)</w:t>
             </w:r>
           </w:p>
         </w:tc>
@@ -540,7 +540,7 @@
           </w:tcPr>
           <w:p>
             <w:r>
-              <w:t>begriffe/wirkungsrisiko</w:t>
+              <w:t>Wirkungsrisiko (https://wirkungsoekonomie.de/begriffe/wirkungsrisiko/)</w:t>
             </w:r>
           </w:p>
         </w:tc>
@@ -575,7 +575,7 @@
           </w:tcPr>
           <w:p>
             <w:r>
-              <w:t>begriffe/wirkmechanismus</w:t>
+              <w:t>Wirkmechanismus (https://wirkungsoekonomie.de/begriffe/wirkmechanismus/)</w:t>
             </w:r>
           </w:p>
         </w:tc>
@@ -610,7 +610,7 @@
           </w:tcPr>
           <w:p>
             <w:r>
-              <w:t>begriffe/nebenwirkung, begriffe/rebound-effekt</w:t>
+              <w:t>Nebenwirkung (https://wirkungsoekonomie.de/begriffe/nebenwirkung/), Rebound effekt (https://wirkungsoekonomie.de/begriffe/rebound-effekt/)</w:t>
             </w:r>
           </w:p>
         </w:tc>
@@ -1460,7 +1460,7 @@
         <w:pStyle w:val="ListBullet"/>
       </w:pPr>
       <w:r>
-        <w:t>source-assets/originals/WOeK_Begriffsleitfaden_fuehrend_v1.0.md – §5</w:t>
+        <w:t>Glossar der Wirkungsökonomie (https://wirkungsoekonomie.de/glossar.html) – §5</w:t>
       </w:r>
     </w:p>
     <w:p>
@@ -1468,7 +1468,7 @@
         <w:pStyle w:val="ListBullet"/>
       </w:pPr>
       <w:r>
-        <w:t>docs/grundlagen/Wirkungsoekonomie_Kurzfassung_v1.1.md</w:t>
+        <w:t>Was ist Wirkungsökonomie? (https://wirkungsoekonomie.de/wirkungsoekonomie.html)</w:t>
       </w:r>
     </w:p>
     <w:p>
@@ -1476,7 +1476,7 @@
         <w:pStyle w:val="ListBullet"/>
       </w:pPr>
       <w:r>
-        <w:t>Glossar: begriffe/wirkungspotenzial, begriffe/wirkungsrisiko, begriffe/rebound-effekt</w:t>
+        <w:t>Glossar: Wirkungspotenzial (https://wirkungsoekonomie.de/begriffe/wirkungspotenzial/), Wirkungsrisiko (https://wirkungsoekonomie.de/begriffe/wirkungsrisiko/), Rebound effekt (https://wirkungsoekonomie.de/begriffe/rebound-effekt/)</w:t>
       </w:r>
     </w:p>
     <w:p>
@@ -1895,11 +1895,6 @@
     </w:p>
     <w:p>
       <w:r>
-        <w:t>``chart-spec slug: wirkungsmanagement-v5-wirkpfad type: wirkpfad reuse_first: true preferred_asset: content/studienskripte/assets/wirkungsmanagement-v5/wirkungsmanagement-v5-wirkpfad.svg message: Wirkungspotenziale und Wirkungsrisiken analysieren wird als Wirkpfad von Auslöser über Mechanismus, Wirkungsempfänger und Zustandsveränderung bis zur Rückkopplung dargestellt. source: WÖk-Grundlagenwerk, Website-Korpus, Akademie-Quelltexte, Glossar ``</w:t>
-      </w:r>
-    </w:p>
-    <w:p>
-      <w:r>
         <w:t>&gt; Bildvorgabe: Wirkpfadgrafik mit sechs Stationen: Auslöser, Mechanismus, Wirkungsempfänger, Zustandsveränderung, Bewertung, Rückkopplung. Bestehende WÖk-Wirkpfad- oder Scorecard-Visuals sollen wiederverwendet werden, bevor ein neues Chart entsteht.</w:t>
       </w:r>
     </w:p>
@@ -2131,7 +2126,7 @@
           </w:tcPr>
           <w:p>
             <w:r>
-              <w:t>begriffe/wirkungspotenzial</w:t>
+              <w:t>Wirkungspotenzial (https://wirkungsoekonomie.de/begriffe/wirkungspotenzial/)</w:t>
             </w:r>
           </w:p>
         </w:tc>
@@ -2166,7 +2161,7 @@
           </w:tcPr>
           <w:p>
             <w:r>
-              <w:t>begriffe/wirkungsrisiko</w:t>
+              <w:t>Wirkungsrisiko (https://wirkungsoekonomie.de/begriffe/wirkungsrisiko/)</w:t>
             </w:r>
           </w:p>
         </w:tc>
@@ -2201,7 +2196,7 @@
           </w:tcPr>
           <w:p>
             <w:r>
-              <w:t>begriffe/wirkmechanismus</w:t>
+              <w:t>Wirkmechanismus (https://wirkungsoekonomie.de/begriffe/wirkmechanismus/)</w:t>
             </w:r>
           </w:p>
         </w:tc>
@@ -2236,7 +2231,7 @@
           </w:tcPr>
           <w:p>
             <w:r>
-              <w:t>begriffe/nebenwirkung, begriffe/rebound-effekt</w:t>
+              <w:t>Nebenwirkung (https://wirkungsoekonomie.de/begriffe/nebenwirkung/), Rebound effekt (https://wirkungsoekonomie.de/begriffe/rebound-effekt/)</w:t>
             </w:r>
           </w:p>
         </w:tc>
@@ -2735,7 +2730,7 @@
     </w:p>
     <w:p>
       <w:r>
-        <w:t>Interne Quelle: referenz/kapitel-011-wirkungspotenzial/index.html</w:t>
+        <w:t>Öffentliche Quelle: Kapitel 11 - Wirkungspotenzial (https://wirkungsoekonomie.de/referenz/kapitel-011-wirkungspotenzial/)</w:t>
       </w:r>
     </w:p>
     <w:p>
@@ -2960,7 +2955,7 @@
     </w:p>
     <w:p>
       <w:r>
-        <w:t>Interne Quelle: referenz/kapitel-023-wirkungsrisiko-und-wirkungsresilienz/index.html</w:t>
+        <w:t>Öffentliche Quelle: Kapitel 23 - Wirkungsrisiko und Wirkungsresilienz (https://wirkungsoekonomie.de/referenz/kapitel-023-wirkungsrisiko-und-wirkungsresilienz/)</w:t>
       </w:r>
     </w:p>
     <w:p>
@@ -3179,7 +3174,7 @@
     </w:p>
     <w:p>
       <w:r>
-        <w:t>Interne Quelle: referenz/kapitel-047-unternehmensrisiko-und-transformation/index.html</w:t>
+        <w:t>Öffentliche Quelle: Kapitel 47 - Unternehmensrisiko und Transformation (https://wirkungsoekonomie.de/referenz/kapitel-047-unternehmensrisiko-und-transformation/)</w:t>
       </w:r>
     </w:p>
     <w:p>
@@ -3389,7 +3384,7 @@
     </w:p>
     <w:p>
       <w:r>
-        <w:t>Interne Quelle: werkzeuge/unternehmens-wirkungscheck/index.html</w:t>
+        <w:t>Öffentliche Quelle: Wirkungsökonomie · Unternehmens-Wirkungscheck · https://wirkungsoekonomie.de/werkzeuge/unternehmens-wirkungscheck/ · Druckdatum: 24.05.2026 (https://wirkungsoekonomie.de/werkzeuge/unternehmens-wirkungscheck/)</w:t>
       </w:r>
     </w:p>
     <w:p>
@@ -3637,7 +3632,7 @@
     </w:p>
     <w:p>
       <w:r>
-        <w:t>Diese Vorlesung ist prüfungsrelevant, aber die eigentliche Antwortlogik gehört nicht in das öffentliche Studienskript. Zertifikatsfragen, CorrectAnswer, Scoring-Regeln und Fallrubrics werden separat in der geschützten App-Lane unter woek-akademie-app/content/pruefungen/ gepflegt.</w:t>
+        <w:t>Diese Vorlesung ist prüfungsrelevant, aber die eigentliche Antwortlogik gehört nicht in das öffentliche Studienskript. Zertifikatsfragen, CorrectAnswer, Scoring-Regeln und Fallrubrics werden separat in einem geschützten, nicht öffentlichen Prüfungsbereich der Akademie-App gepflegt.</w:t>
       </w:r>
     </w:p>
     <w:p>
@@ -3690,7 +3685,7 @@
         <w:pStyle w:val="Heading3"/>
       </w:pPr>
       <w:r>
-        <w:t>Interne Quellen</w:t>
+        <w:t>WÖk-Quellen</w:t>
       </w:r>
     </w:p>
     <w:p>
@@ -3698,7 +3693,7 @@
         <w:pStyle w:val="ListBullet"/>
       </w:pPr>
       <w:r>
-        <w:t>woek-akademie-app/docs/lehrgaenge/wirkungsmanagement-v5-potenziale-risiken-analysieren.md — unmittelbarer Akademie-Quelltext dieser V1-Fassung.</w:t>
+        <w:t>Die neue Ordnung des Wohlstands (https://wirkungsoekonomie.de/buch.html) — aktuelles Grundlagenwerk der Wirkungsökonomie.</w:t>
       </w:r>
     </w:p>
     <w:p>
@@ -3706,7 +3701,7 @@
         <w:pStyle w:val="ListBullet"/>
       </w:pPr>
       <w:r>
-        <w:t>assets/pdf/die-neue-ordnung-des-wohlstands.pdf und buch.html — aktuelles Grundlagenwerk.</w:t>
+        <w:t>WÖk-Referenz (https://wirkungsoekonomie.de/referenz/) — öffentliche Kapitel- und Volltextreferenz.</w:t>
       </w:r>
     </w:p>
     <w:p>
@@ -3714,7 +3709,7 @@
         <w:pStyle w:val="ListBullet"/>
       </w:pPr>
       <w:r>
-        <w:t>Website-Korpus: Referenz, Wirkungsfelder, Werkzeuge, Glossar, Bibliothek und Journal.</w:t>
+        <w:t>Glossar der Wirkungsökonomie (https://wirkungsoekonomie.de/glossar.html) — öffentliche Begriffsdefinitionen und Abgrenzungen.</w:t>
       </w:r>
     </w:p>
     <w:p>
@@ -3722,7 +3717,7 @@
         <w:pStyle w:val="ListBullet"/>
       </w:pPr>
       <w:r>
-        <w:t>docs/CODEX-HANDOFF-studienskripte.md — Produktionsstandard.</w:t>
+        <w:t>WÖk-Werkzeuge (https://wirkungsoekonomie.de/werkzeuge/) — öffentliche Methoden-, Scorecard- und Controlling-Werkzeuge.</w:t>
       </w:r>
     </w:p>
     <w:p>
@@ -3730,7 +3725,7 @@
         <w:pStyle w:val="ListBullet"/>
       </w:pPr>
       <w:r>
-        <w:t>docs/CODEX-HANDOFF-pruefungen.md — geschützte Prüfungs- und Antwortlogik.</w:t>
+        <w:t>WÖk-Journal (https://wirkungsoekonomie.de/blog.html) — Dossiers und Fallanalysen.</w:t>
       </w:r>
     </w:p>
     <w:p>
@@ -3746,7 +3741,7 @@
         <w:pStyle w:val="ListBullet"/>
       </w:pPr>
       <w:r>
-        <w:t>United Nations (2015): Transforming our world: the 2030 Agenda for Sustainable Development.</w:t>
+        <w:t>United Nations (2015): Transforming our world: the 2030 Agenda for Sustainable Development (https://sdgs.un.org/2030agenda).</w:t>
       </w:r>
     </w:p>
     <w:p>
@@ -3754,7 +3749,7 @@
         <w:pStyle w:val="ListBullet"/>
       </w:pPr>
       <w:r>
-        <w:t>European Commission: CSRD, ESRS, EU Taxonomy und Digital Product Passport, soweit fuer das Thema einschlägig.</w:t>
+        <w:t>European Commission: Corporate sustainability reporting (https://finance.ec.europa.eu/financial-markets/company-reporting-and-auditing/company-reporting/corporate-sustainability-reporting_en), EU taxonomy for sustainable activities (https://finance.ec.europa.eu/sustainable-finance/tools-and-standards/eu-taxonomy-sustainable-activities_en) und Digital Product Passport (https://single-market-economy.ec.europa.eu/news/commission-launches-consultation-digital-product-passport-2025-04-09_en), soweit fuer das Thema einschlaegig.</w:t>
       </w:r>
     </w:p>
     <w:p>
@@ -3762,7 +3757,15 @@
         <w:pStyle w:val="ListBullet"/>
       </w:pPr>
       <w:r>
-        <w:t>GRI Standards, soweit fuer Berichts- und Indikatorenfragen einschlägig.</w:t>
+        <w:t>EFRAG: Sustainability reporting und ESRS (https://www.efrag.org/en/sustainability-reporting), soweit fuer das Thema einschlaegig.</w:t>
+      </w:r>
+    </w:p>
+    <w:p>
+      <w:pPr>
+        <w:pStyle w:val="ListBullet"/>
+      </w:pPr>
+      <w:r>
+        <w:t>Global Reporting Initiative: GRI Standards (https://www.globalreporting.org/standards/), soweit fuer Berichts- und Indikatorenfragen einschlaegig.</w:t>
       </w:r>
     </w:p>
     <w:p>

--- a/docs/studienskripte/word-rohfassungen/wirkungsmanagement-v5.docx
+++ b/docs/studienskripte/word-rohfassungen/wirkungsmanagement-v5.docx
@@ -775,676 +775,6 @@
     <w:p>
       <w:r>
         <w:t>Die Wärmepumpe mit Rebound. Eine Umstellung auf Wärmepumpen hat hohes Wirkungspotenzial (weniger Emissionen). Wirkungsrisiko/Rebound: Wird dadurch mehr geheizt oder Strom aus fossiler Spitzenlast bezogen, sinkt die reale Netto-Wirkung. Die getrennte Analyse macht sichtbar, wo mitigiert werden muss, statt das Potenzial als Erfolg zu verbuchen.</w:t>
-      </w:r>
-    </w:p>
-    <w:p>
-      <w:pPr>
-        <w:pStyle w:val="Heading2"/>
-      </w:pPr>
-      <w:r>
-        <w:t>V1-Finalisierung: Vertiefung, Anwendung und Evidenz</w:t>
-      </w:r>
-    </w:p>
-    <w:p>
-      <w:r>
-        <w:t>Dieses Studienskript ist die fachlich finale Codex-V1-Fassung fuer den Akademie-Reader und die oeffentliche Bibliothek. Claude uebernimmt danach Satz, CI/CD, PDF/Reader-Freigabe und die abschliessende Lektoratsabnahme.</w:t>
-      </w:r>
-    </w:p>
-    <w:p>
-      <w:pPr>
-        <w:pStyle w:val="Heading3"/>
-      </w:pPr>
-      <w:r>
-        <w:t>Finaler Leseauftrag</w:t>
-      </w:r>
-    </w:p>
-    <w:p>
-      <w:r>
-        <w:t>Dieses Skript zu WM-V5 Wirkungspotenziale und Wirkungsrisiken analysieren ist als Langformtext angelegt: Es soll nicht nur die Vorlesung begleiten, sondern als eigenstaendiges Studienmaterial funktionieren. Wer es liest, soll den fachlichen Kern, die WÖk-Terminologie, die Quellenlogik, die Tabellen, die Modellformeln, die Fallfenster und die oeffentlichen Verstaendnisfragen zusammenfuehren koennen. Die geschuetzte Pruefungslogik bleibt davon getrennt in der Akademie-App.</w:t>
-      </w:r>
-    </w:p>
-    <w:p>
-      <w:pPr>
-        <w:pStyle w:val="Heading3"/>
-      </w:pPr>
-      <w:r>
-        <w:t>Abschlussmatrix fuer die Anwendung</w:t>
-      </w:r>
-    </w:p>
-    <w:tbl>
-      <w:tblPr>
-        <w:tblStyle w:val="TableGrid"/>
-        <w:tblW w:type="auto" w:w="0"/>
-        <w:jc w:val="left"/>
-        <w:tblLook w:firstColumn="1" w:firstRow="1" w:lastColumn="0" w:lastRow="0" w:noHBand="0" w:noVBand="1" w:val="04A0"/>
-      </w:tblPr>
-      <w:tblGrid>
-        <w:gridCol w:w="3120"/>
-        <w:gridCol w:w="3120"/>
-        <w:gridCol w:w="3120"/>
-      </w:tblGrid>
-      <w:tr>
-        <w:tc>
-          <w:tcPr>
-            <w:tcW w:type="dxa" w:w="3120"/>
-            <w:vAlign w:val="center"/>
-          </w:tcPr>
-          <w:p>
-            <w:r>
-              <w:rPr>
-                <w:b/>
-              </w:rPr>
-              <w:t>Ebene</w:t>
-            </w:r>
-          </w:p>
-        </w:tc>
-        <w:tc>
-          <w:tcPr>
-            <w:tcW w:type="dxa" w:w="3120"/>
-            <w:vAlign w:val="center"/>
-          </w:tcPr>
-          <w:p>
-            <w:r>
-              <w:rPr>
-                <w:b/>
-              </w:rPr>
-              <w:t>Anwendung in WM-V5</w:t>
-            </w:r>
-          </w:p>
-        </w:tc>
-        <w:tc>
-          <w:tcPr>
-            <w:tcW w:type="dxa" w:w="3120"/>
-            <w:vAlign w:val="center"/>
-          </w:tcPr>
-          <w:p>
-            <w:r>
-              <w:rPr>
-                <w:b/>
-              </w:rPr>
-              <w:t>Qualitaetsgrenze</w:t>
-            </w:r>
-          </w:p>
-        </w:tc>
-      </w:tr>
-      <w:tr>
-        <w:tc>
-          <w:tcPr>
-            <w:tcW w:type="dxa" w:w="3120"/>
-            <w:vAlign w:val="center"/>
-          </w:tcPr>
-          <w:p>
-            <w:r>
-              <w:t>Begriff</w:t>
-            </w:r>
-          </w:p>
-        </w:tc>
-        <w:tc>
-          <w:tcPr>
-            <w:tcW w:type="dxa" w:w="3120"/>
-            <w:vAlign w:val="center"/>
-          </w:tcPr>
-          <w:p>
-            <w:r>
-              <w:t>Wirkung, Wirkungspotenzial und Wirkungsrisiko werden im Kontext der Vorlesung getrennt.</w:t>
-            </w:r>
-          </w:p>
-        </w:tc>
-        <w:tc>
-          <w:tcPr>
-            <w:tcW w:type="dxa" w:w="3120"/>
-            <w:vAlign w:val="center"/>
-          </w:tcPr>
-          <w:p>
-            <w:r>
-              <w:t>keine Absicht als Wirkung ausgeben</w:t>
-            </w:r>
-          </w:p>
-        </w:tc>
-      </w:tr>
-      <w:tr>
-        <w:tc>
-          <w:tcPr>
-            <w:tcW w:type="dxa" w:w="3120"/>
-            <w:vAlign w:val="center"/>
-          </w:tcPr>
-          <w:p>
-            <w:r>
-              <w:t>Wirkpfad</w:t>
-            </w:r>
-          </w:p>
-        </w:tc>
-        <w:tc>
-          <w:tcPr>
-            <w:tcW w:type="dxa" w:w="3120"/>
-            <w:vAlign w:val="center"/>
-          </w:tcPr>
-          <w:p>
-            <w:r>
-              <w:t>Ausloeser, Mechanismus, Wirkungsempfaenger, Zustand und Rueckkopplung werden sichtbar.</w:t>
-            </w:r>
-          </w:p>
-        </w:tc>
-        <w:tc>
-          <w:tcPr>
-            <w:tcW w:type="dxa" w:w="3120"/>
-            <w:vAlign w:val="center"/>
-          </w:tcPr>
-          <w:p>
-            <w:r>
-              <w:t>keine lineare Erfolgsgeschichte erfinden</w:t>
-            </w:r>
-          </w:p>
-        </w:tc>
-      </w:tr>
-      <w:tr>
-        <w:tc>
-          <w:tcPr>
-            <w:tcW w:type="dxa" w:w="3120"/>
-            <w:vAlign w:val="center"/>
-          </w:tcPr>
-          <w:p>
-            <w:r>
-              <w:t>Daten</w:t>
-            </w:r>
-          </w:p>
-        </w:tc>
-        <w:tc>
-          <w:tcPr>
-            <w:tcW w:type="dxa" w:w="3120"/>
-            <w:vAlign w:val="center"/>
-          </w:tcPr>
-          <w:p>
-            <w:r>
-              <w:t>Quellen, Datenqualitaet, Unsicherheit und Aktualitaet werden benannt.</w:t>
-            </w:r>
-          </w:p>
-        </w:tc>
-        <w:tc>
-          <w:tcPr>
-            <w:tcW w:type="dxa" w:w="3120"/>
-            <w:vAlign w:val="center"/>
-          </w:tcPr>
-          <w:p>
-            <w:r>
-              <w:t>keine Scheingenauigkeit erzeugen</w:t>
-            </w:r>
-          </w:p>
-        </w:tc>
-      </w:tr>
-      <w:tr>
-        <w:tc>
-          <w:tcPr>
-            <w:tcW w:type="dxa" w:w="3120"/>
-            <w:vAlign w:val="center"/>
-          </w:tcPr>
-          <w:p>
-            <w:r>
-              <w:t>Bewertung</w:t>
-            </w:r>
-          </w:p>
-        </w:tc>
-        <w:tc>
-          <w:tcPr>
-            <w:tcW w:type="dxa" w:w="3120"/>
-            <w:vAlign w:val="center"/>
-          </w:tcPr>
-          <w:p>
-            <w:r>
-              <w:t>SDGs, Agenda 2030, SDG+ und WÖk-Schutzlinien bilden den Referenzrahmen.</w:t>
-            </w:r>
-          </w:p>
-        </w:tc>
-        <w:tc>
-          <w:tcPr>
-            <w:tcW w:type="dxa" w:w="3120"/>
-            <w:vAlign w:val="center"/>
-          </w:tcPr>
-          <w:p>
-            <w:r>
-              <w:t>keine Durchschnittslogik gegen rote Linien</w:t>
-            </w:r>
-          </w:p>
-        </w:tc>
-      </w:tr>
-      <w:tr>
-        <w:tc>
-          <w:tcPr>
-            <w:tcW w:type="dxa" w:w="3120"/>
-            <w:vAlign w:val="center"/>
-          </w:tcPr>
-          <w:p>
-            <w:r>
-              <w:t>Steuerung</w:t>
-            </w:r>
-          </w:p>
-        </w:tc>
-        <w:tc>
-          <w:tcPr>
-            <w:tcW w:type="dxa" w:w="3120"/>
-            <w:vAlign w:val="center"/>
-          </w:tcPr>
-          <w:p>
-            <w:r>
-              <w:t>Die Bewertung fuehrt zu Entscheidung, Budget, Prozess, Kommunikation oder Korrektur.</w:t>
-            </w:r>
-          </w:p>
-        </w:tc>
-        <w:tc>
-          <w:tcPr>
-            <w:tcW w:type="dxa" w:w="3120"/>
-            <w:vAlign w:val="center"/>
-          </w:tcPr>
-          <w:p>
-            <w:r>
-              <w:t>kein Reporting ohne Rueckkopplung</w:t>
-            </w:r>
-          </w:p>
-        </w:tc>
-      </w:tr>
-    </w:tbl>
-    <w:p/>
-    <w:p>
-      <w:pPr>
-        <w:pStyle w:val="Heading3"/>
-      </w:pPr>
-      <w:r>
-        <w:t>Vertiefungsrunde 1: Lesen, pruefen, rueckkoppeln</w:t>
-      </w:r>
-    </w:p>
-    <w:p>
-      <w:r>
-        <w:t>Die folgende Runde verdichtet WM-V5 nicht durch neue Schlagworte, sondern durch wiederholte Anwendung auf unterschiedliche Entscheidungsebenen. Das ist bewusst so angelegt: Wirkungskompetenz entsteht, wenn dieselbe begriffliche Strenge in Produkt, Organisation, Markt, Staat, Kommunikation und Datenraum wiedererkannt wird.</w:t>
-      </w:r>
-    </w:p>
-    <w:p>
-      <w:r>
-        <w:t>Begriffliche Schaerfung. Fuer Wirkungspotenziale und Wirkungsrisiken analysieren bedeutet praezise Sprache die erste Sicherung gegen Impact-Washing ist, dass die Analyse nicht bei einer Aktivitaet, einem guten Willen oder einer Kennzahl stehen bleiben darf. Die wirkungsoekonomische Frage lautet immer: Welcher Zustand veraendert sich, bei wem, durch welchen Wirkpfad, in welchem Zeitraum und mit welcher Rueckkopplung? Gerade in Wirkungsmanagement ist diese Unterscheidung entscheidend, weil Lernende spaeter nicht nur Begriffe wiedergeben, sondern Entscheidungssituationen pruefen muessen. Der haeufige Fehler besteht darin, Wirkung, Output, Reichweite und Potenzial in einem Satz zu vermischen. Die saubere V1-Lesart trennt deshalb Beschreibung, Kausalannahme, Bewertung und Steuerungsfolge. In der Praxis sollte jede Wirkungsaussage als kurze Viererprobe formuliert werden: Zustand, Betroffene, Quelle, offene Unsicherheit. So wird aus dem Thema kein isoliertes Kapitel, sondern ein pruefbarer Baustein der WÖk-Architektur.</w:t>
-      </w:r>
-    </w:p>
-    <w:p>
-      <w:r>
-        <w:t>Wirkpfad-Logik. Fuer Wirkungspotenziale und Wirkungsrisiken analysieren bedeutet ein Thema erst dann steuerbar wird, wenn der Mechanismus zwischen Ausloeser und Zustandsveraenderung beschrieben ist, dass die Analyse nicht bei einer Aktivitaet, einem guten Willen oder einer Kennzahl stehen bleiben darf. Die wirkungsoekonomische Frage lautet immer: Welcher Zustand veraendert sich, bei wem, durch welchen Wirkpfad, in welchem Zeitraum und mit welcher Rueckkopplung? Gerade in Wirkungsmanagement ist diese Unterscheidung entscheidend, weil Lernende spaeter nicht nur Begriffe wiedergeben, sondern Entscheidungssituationen pruefen muessen. Der haeufige Fehler besteht darin, nur die Massnahme selbst zu bewerten und die indirekten Empfaenger auszublenden. Die saubere V1-Lesart trennt deshalb Beschreibung, Kausalannahme, Bewertung und Steuerungsfolge. Eine gute Fallanalyse zeichnet mindestens einen direkten und einen indirekten Wirkpfad nach. So wird aus dem Thema kein isoliertes Kapitel, sondern ein pruefbarer Baustein der WÖk-Architektur.</w:t>
-      </w:r>
-    </w:p>
-    <w:p>
-      <w:r>
-        <w:t>Daten- und Quellenklarheit. Fuer Wirkungspotenziale und Wirkungsrisiken analysieren bedeutet jede Bewertung nur so belastbar ist wie Datenlage, Quellenstatus und Aktualitaet, dass die Analyse nicht bei einer Aktivitaet, einem guten Willen oder einer Kennzahl stehen bleiben darf. Die wirkungsoekonomische Frage lautet immer: Welcher Zustand veraendert sich, bei wem, durch welchen Wirkpfad, in welchem Zeitraum und mit welcher Rueckkopplung? Gerade in Wirkungsmanagement ist diese Unterscheidung entscheidend, weil Lernende spaeter nicht nur Begriffe wiedergeben, sondern Entscheidungssituationen pruefen muessen. Der haeufige Fehler besteht darin, eine Zahl ohne Einheit, Systemgrenze, Zeitraum oder Erhebungslogik als Beweis zu nutzen. Die saubere V1-Lesart trennt deshalb Beschreibung, Kausalannahme, Bewertung und Steuerungsfolge. Die Lernenden sollen Daten nicht dekorativ zitieren, sondern ihre Aussagekraft, Luecken und Grenzen offenlegen. So wird aus dem Thema kein isoliertes Kapitel, sondern ein pruefbarer Baustein der WÖk-Architektur.</w:t>
-      </w:r>
-    </w:p>
-    <w:p>
-      <w:r>
-        <w:t>Fallfenster zur Anwendung. Ein Controlling-Team moechte einen Score bilden. Das Skript verlangt, dass Datenqualitaet, Systemgrenzen, Gewichtung, Unsicherheit und Nichtkompensation sichtbar bleiben. Ein Score darf die Diskussion nicht beenden, sondern muss bessere Fragen, Priorisierung und Rueckkopplung ermoeglichen. Bezogen auf Wirkungspotenziale und Wirkungsrisiken analysieren heisst das: Die Analyse muss das konkrete Thema ernst nehmen und zugleich den allgemeinen WÖk-Massstab halten. Es geht nicht darum, die Welt in gute und schlechte Akteure einzuteilen. Es geht darum, Wirkpfade, Wirkungsempfaenger, Datenqualitaet, Risiken und Rueckkopplung so zu beschreiben, dass bessere Entscheidungen moeglich werden.</w:t>
-      </w:r>
-    </w:p>
-    <w:p>
-      <w:r>
-        <w:t>Ambivalenz. Fuer Wirkungspotenziale und Wirkungsrisiken analysieren bedeutet positive und negative Zustandsveraenderungen gleichzeitig auftreten koennen, dass die Analyse nicht bei einer Aktivitaet, einem guten Willen oder einer Kennzahl stehen bleiben darf. Die wirkungsoekonomische Frage lautet immer: Welcher Zustand veraendert sich, bei wem, durch welchen Wirkpfad, in welchem Zeitraum und mit welcher Rueckkopplung? Gerade in Wirkungsmanagement ist diese Unterscheidung entscheidend, weil Lernende spaeter nicht nur Begriffe wiedergeben, sondern Entscheidungssituationen pruefen muessen. Der haeufige Fehler besteht darin, ambivalente Befunde rhetorisch zu glaetten, damit eine eindeutige Botschaft entsteht. Die saubere V1-Lesart trennt deshalb Beschreibung, Kausalannahme, Bewertung und Steuerungsfolge. Ein gutes Skript fuehrt deshalb Profile, Zielkonflikte und offene Punkte nebeneinander. So wird aus dem Thema kein isoliertes Kapitel, sondern ein pruefbarer Baustein der WÖk-Architektur.</w:t>
-      </w:r>
-    </w:p>
-    <w:p>
-      <w:r>
-        <w:t>Nichtkompensation. Fuer Wirkungspotenziale und Wirkungsrisiken analysieren bedeutet schwere zentrale Schaeden nicht durch beliebige positive Einzelwerte neutralisiert werden duerfen, dass die Analyse nicht bei einer Aktivitaet, einem guten Willen oder einer Kennzahl stehen bleiben darf. Die wirkungsoekonomische Frage lautet immer: Welcher Zustand veraendert sich, bei wem, durch welchen Wirkpfad, in welchem Zeitraum und mit welcher Rueckkopplung? Gerade in Wirkungsmanagement ist diese Unterscheidung entscheidend, weil Lernende spaeter nicht nur Begriffe wiedergeben, sondern Entscheidungssituationen pruefen muessen. Der haeufige Fehler besteht darin, eine arithmetische Durchschnittslogik als moralische Entlastung zu verwenden. Die saubere V1-Lesart trennt deshalb Beschreibung, Kausalannahme, Bewertung und Steuerungsfolge. Reverse Merit Order und rote Linien sind Schutzregeln gegen Schoenrechnung. So wird aus dem Thema kein isoliertes Kapitel, sondern ein pruefbarer Baustein der WÖk-Architektur.</w:t>
-      </w:r>
-    </w:p>
-    <w:p>
-      <w:r>
-        <w:t>Pruefungsnahe Transferfrage. Formuliere zu WM-V5 eine Wirkungsaussage in drei Saetzen: Erstens den beobachteten oder plausiblen Zustand, zweitens die Daten- oder Quellenlage, drittens die offene Unsicherheit samt Rueckkopplung. Die Antwort muss ohne moralische Personenbewertung auskommen und darf Reichweite nicht mit Wirkung verwechseln.</w:t>
-      </w:r>
-    </w:p>
-    <w:p>
-      <w:r>
-        <w:t>Rueckkopplung. Fuer Wirkungspotenziale und Wirkungsrisiken analysieren bedeutet Wirkungswissen erst dann wertvoll wird, wenn es Entscheidungen veraendert, dass die Analyse nicht bei einer Aktivitaet, einem guten Willen oder einer Kennzahl stehen bleiben darf. Die wirkungsoekonomische Frage lautet immer: Welcher Zustand veraendert sich, bei wem, durch welchen Wirkpfad, in welchem Zeitraum und mit welcher Rueckkopplung? Gerade in Wirkungsmanagement ist diese Unterscheidung entscheidend, weil Lernende spaeter nicht nur Begriffe wiedergeben, sondern Entscheidungssituationen pruefen muessen. Der haeufige Fehler besteht darin, einen Bericht als Endpunkt zu betrachten. Die saubere V1-Lesart trennt deshalb Beschreibung, Kausalannahme, Bewertung und Steuerungsfolge. Jeder Analyseblock sollte fragen, welche Routine, welcher Prozess oder welche Ressource nach der Bewertung angepasst wird. So wird aus dem Thema kein isoliertes Kapitel, sondern ein pruefbarer Baustein der WÖk-Architektur.</w:t>
-      </w:r>
-    </w:p>
-    <w:p>
-      <w:r>
-        <w:t>Fallfenster zur Anwendung. Ein Kommunikationsbericht nennt viele Aktivitaeten, Reichweiten und Rueckmeldungen. Die V1-Pruefung fragt, ob daraus eine belastbare Wirkungsaussage folgt. Wenn nur Kontakte, Klicks oder Zustimmung vorliegen, bleibt die Aussage im Bereich Wirkungspotenzial oder Resonanz, nicht im Bereich nachgewiesener Wirkung. Bezogen auf Wirkungspotenziale und Wirkungsrisiken analysieren heisst das: Die Analyse muss das konkrete Thema ernst nehmen und zugleich den allgemeinen WÖk-Massstab halten. Es geht nicht darum, die Welt in gute und schlechte Akteure einzuteilen. Es geht darum, Wirkpfade, Wirkungsempfaenger, Datenqualitaet, Risiken und Rueckkopplung so zu beschreiben, dass bessere Entscheidungen moeglich werden.</w:t>
-      </w:r>
-    </w:p>
-    <w:p>
-      <w:r>
-        <w:t>Governance. Fuer Wirkungspotenziale und Wirkungsrisiken analysieren bedeutet Wirkungsbewertung Verfahren, Rechte, Transparenz und Korrektur braucht, dass die Analyse nicht bei einer Aktivitaet, einem guten Willen oder einer Kennzahl stehen bleiben darf. Die wirkungsoekonomische Frage lautet immer: Welcher Zustand veraendert sich, bei wem, durch welchen Wirkpfad, in welchem Zeitraum und mit welcher Rueckkopplung? Gerade in Wirkungsmanagement ist diese Unterscheidung entscheidend, weil Lernende spaeter nicht nur Begriffe wiedergeben, sondern Entscheidungssituationen pruefen muessen. Der haeufige Fehler besteht darin, Bewertung als technokratische Top-down-Setzung zu verstehen. Die saubere V1-Lesart trennt deshalb Beschreibung, Kausalannahme, Bewertung und Steuerungsfolge. Betroffene, Datenhalter, Entscheider und Kontrollinstanzen muessen unterscheidbare Rollen behalten. So wird aus dem Thema kein isoliertes Kapitel, sondern ein pruefbarer Baustein der WÖk-Architektur.</w:t>
-      </w:r>
-    </w:p>
-    <w:p>
-      <w:r>
-        <w:t>Didaktische Pruefbarkeit. Fuer Wirkungspotenziale und Wirkungsrisiken analysieren bedeutet das Thema in der Akademie nicht nur erklaert, sondern in Falllogik ueberfuehrt werden muss, dass die Analyse nicht bei einer Aktivitaet, einem guten Willen oder einer Kennzahl stehen bleiben darf. Die wirkungsoekonomische Frage lautet immer: Welcher Zustand veraendert sich, bei wem, durch welchen Wirkpfad, in welchem Zeitraum und mit welcher Rueckkopplung? Gerade in Wirkungsmanagement ist diese Unterscheidung entscheidend, weil Lernende spaeter nicht nur Begriffe wiedergeben, sondern Entscheidungssituationen pruefen muessen. Der haeufige Fehler besteht darin, reines Auswendiglernen als Kompetenznachweis zu behandeln. Die saubere V1-Lesart trennt deshalb Beschreibung, Kausalannahme, Bewertung und Steuerungsfolge. Pruefungsfragen sollen Begriffe, Anwendung und rote Linien verbinden. So wird aus dem Thema kein isoliertes Kapitel, sondern ein pruefbarer Baustein der WÖk-Architektur.</w:t>
-      </w:r>
-    </w:p>
-    <w:p>
-      <w:r>
-        <w:t>Transfer in Organisationen. Fuer Wirkungspotenziale und Wirkungsrisiken analysieren bedeutet WÖk-Begriffe im Alltag nur tragen, wenn sie in Routinen uebersetzt werden, dass die Analyse nicht bei einer Aktivitaet, einem guten Willen oder einer Kennzahl stehen bleiben darf. Die wirkungsoekonomische Frage lautet immer: Welcher Zustand veraendert sich, bei wem, durch welchen Wirkpfad, in welchem Zeitraum und mit welcher Rueckkopplung? Gerade in Wirkungsmanagement ist diese Unterscheidung entscheidend, weil Lernende spaeter nicht nur Begriffe wiedergeben, sondern Entscheidungssituationen pruefen muessen. Der haeufige Fehler besteht darin, die Verantwortung an eine Nachhaltigkeitsabteilung auszulagern. Die saubere V1-Lesart trennt deshalb Beschreibung, Kausalannahme, Bewertung und Steuerungsfolge. Strategie, Einkauf, Kommunikation, Controlling und Fuehrung muessen denselben Wirkungsbegriff verwenden. So wird aus dem Thema kein isoliertes Kapitel, sondern ein pruefbarer Baustein der WÖk-Architektur.</w:t>
-      </w:r>
-    </w:p>
-    <w:p>
-      <w:r>
-        <w:t>Fallfenster zur Anwendung. Eine Organisation plant eine Massnahme und formuliert dazu eine positive Absicht. In der WÖk reicht das nicht. Fuer diese Vorlesung muss sichtbar werden, welche Zustandsveraenderung erwartet wird, welche Empfaenger direkt oder indirekt betroffen sind, welche Nebenwirkungen entstehen koennen und welche Entscheidung spaeter korrigiert wird. Bezogen auf Wirkungspotenziale und Wirkungsrisiken analysieren heisst das: Die Analyse muss das konkrete Thema ernst nehmen und zugleich den allgemeinen WÖk-Massstab halten. Es geht nicht darum, die Welt in gute und schlechte Akteure einzuteilen. Es geht darum, Wirkpfade, Wirkungsempfaenger, Datenqualitaet, Risiken und Rueckkopplung so zu beschreiben, dass bessere Entscheidungen moeglich werden.</w:t>
-      </w:r>
-    </w:p>
-    <w:p>
-      <w:r>
-        <w:t>Rueckfluss in den Korpus. Fuer Wirkungspotenziale und Wirkungsrisiken analysieren bedeutet jedes Studienskript den Gesamtbestand schaerfen kann, dass die Analyse nicht bei einer Aktivitaet, einem guten Willen oder einer Kennzahl stehen bleiben darf. Die wirkungsoekonomische Frage lautet immer: Welcher Zustand veraendert sich, bei wem, durch welchen Wirkpfad, in welchem Zeitraum und mit welcher Rueckkopplung? Gerade in Wirkungsmanagement ist diese Unterscheidung entscheidend, weil Lernende spaeter nicht nur Begriffe wiedergeben, sondern Entscheidungssituationen pruefen muessen. Der haeufige Fehler besteht darin, neue Einsichten nur lokal im Skript zu belassen. Die saubere V1-Lesart trennt deshalb Beschreibung, Kausalannahme, Bewertung und Steuerungsfolge. Glossar, Website, Journal, Dossiers und Visuals sollen aus der Skriptarbeit lernen. So wird aus dem Thema kein isoliertes Kapitel, sondern ein pruefbarer Baustein der WÖk-Architektur.</w:t>
-      </w:r>
-    </w:p>
-    <w:p>
-      <w:r>
-        <w:t>Pruefungsnahe Transferfrage. Formuliere zu WM-V5 eine Wirkungsaussage in drei Saetzen: Erstens den beobachteten oder plausiblen Zustand, zweitens die Daten- oder Quellenlage, drittens die offene Unsicherheit samt Rueckkopplung. Die Antwort muss ohne moralische Personenbewertung auskommen und darf Reichweite nicht mit Wirkung verwechseln.</w:t>
-      </w:r>
-    </w:p>
-    <w:p>
-      <w:pPr>
-        <w:pStyle w:val="Heading3"/>
-      </w:pPr>
-      <w:r>
-        <w:t>Vertiefungsrunde 2: Lesen, pruefen, rueckkoppeln</w:t>
-      </w:r>
-    </w:p>
-    <w:p>
-      <w:r>
-        <w:t>Die folgende Runde verdichtet WM-V5 nicht durch neue Schlagworte, sondern durch wiederholte Anwendung auf unterschiedliche Entscheidungsebenen. Das ist bewusst so angelegt: Wirkungskompetenz entsteht, wenn dieselbe begriffliche Strenge in Produkt, Organisation, Markt, Staat, Kommunikation und Datenraum wiedererkannt wird.</w:t>
-      </w:r>
-    </w:p>
-    <w:p>
-      <w:r>
-        <w:t>Begriffliche Schaerfung. Fuer Wirkungspotenziale und Wirkungsrisiken analysieren bedeutet praezise Sprache die erste Sicherung gegen Impact-Washing ist, dass die Analyse nicht bei einer Aktivitaet, einem guten Willen oder einer Kennzahl stehen bleiben darf. Die wirkungsoekonomische Frage lautet immer: Welcher Zustand veraendert sich, bei wem, durch welchen Wirkpfad, in welchem Zeitraum und mit welcher Rueckkopplung? Gerade in Wirkungsmanagement ist diese Unterscheidung entscheidend, weil Lernende spaeter nicht nur Begriffe wiedergeben, sondern Entscheidungssituationen pruefen muessen. Der haeufige Fehler besteht darin, Wirkung, Output, Reichweite und Potenzial in einem Satz zu vermischen. Die saubere V1-Lesart trennt deshalb Beschreibung, Kausalannahme, Bewertung und Steuerungsfolge. In der Praxis sollte jede Wirkungsaussage als kurze Viererprobe formuliert werden: Zustand, Betroffene, Quelle, offene Unsicherheit. So wird aus dem Thema kein isoliertes Kapitel, sondern ein pruefbarer Baustein der WÖk-Architektur.</w:t>
-      </w:r>
-    </w:p>
-    <w:p>
-      <w:r>
-        <w:t>Wirkpfad-Logik. Fuer Wirkungspotenziale und Wirkungsrisiken analysieren bedeutet ein Thema erst dann steuerbar wird, wenn der Mechanismus zwischen Ausloeser und Zustandsveraenderung beschrieben ist, dass die Analyse nicht bei einer Aktivitaet, einem guten Willen oder einer Kennzahl stehen bleiben darf. Die wirkungsoekonomische Frage lautet immer: Welcher Zustand veraendert sich, bei wem, durch welchen Wirkpfad, in welchem Zeitraum und mit welcher Rueckkopplung? Gerade in Wirkungsmanagement ist diese Unterscheidung entscheidend, weil Lernende spaeter nicht nur Begriffe wiedergeben, sondern Entscheidungssituationen pruefen muessen. Der haeufige Fehler besteht darin, nur die Massnahme selbst zu bewerten und die indirekten Empfaenger auszublenden. Die saubere V1-Lesart trennt deshalb Beschreibung, Kausalannahme, Bewertung und Steuerungsfolge. Eine gute Fallanalyse zeichnet mindestens einen direkten und einen indirekten Wirkpfad nach. So wird aus dem Thema kein isoliertes Kapitel, sondern ein pruefbarer Baustein der WÖk-Architektur.</w:t>
-      </w:r>
-    </w:p>
-    <w:p>
-      <w:r>
-        <w:t>Fallfenster zur Anwendung. Eine Fuehrungsentscheidung erzeugt zugleich Nutzen und Risiken. Die WÖk behandelt Ambivalenz nicht als Stoerung, sondern als Kern der Analyse. Positive Netto-Wirkung darf erst behauptet werden, wenn zentrale negative Wirkungen getrennt geprueft und rote Linien gewahrt sind. Bezogen auf Wirkungspotenziale und Wirkungsrisiken analysieren heisst das: Die Analyse muss das konkrete Thema ernst nehmen und zugleich den allgemeinen WÖk-Massstab halten. Es geht nicht darum, die Welt in gute und schlechte Akteure einzuteilen. Es geht darum, Wirkpfade, Wirkungsempfaenger, Datenqualitaet, Risiken und Rueckkopplung so zu beschreiben, dass bessere Entscheidungen moeglich werden.</w:t>
-      </w:r>
-    </w:p>
-    <w:p>
-      <w:r>
-        <w:t>Daten- und Quellenklarheit. Fuer Wirkungspotenziale und Wirkungsrisiken analysieren bedeutet jede Bewertung nur so belastbar ist wie Datenlage, Quellenstatus und Aktualitaet, dass die Analyse nicht bei einer Aktivitaet, einem guten Willen oder einer Kennzahl stehen bleiben darf. Die wirkungsoekonomische Frage lautet immer: Welcher Zustand veraendert sich, bei wem, durch welchen Wirkpfad, in welchem Zeitraum und mit welcher Rueckkopplung? Gerade in Wirkungsmanagement ist diese Unterscheidung entscheidend, weil Lernende spaeter nicht nur Begriffe wiedergeben, sondern Entscheidungssituationen pruefen muessen. Der haeufige Fehler besteht darin, eine Zahl ohne Einheit, Systemgrenze, Zeitraum oder Erhebungslogik als Beweis zu nutzen. Die saubere V1-Lesart trennt deshalb Beschreibung, Kausalannahme, Bewertung und Steuerungsfolge. Die Lernenden sollen Daten nicht dekorativ zitieren, sondern ihre Aussagekraft, Luecken und Grenzen offenlegen. So wird aus dem Thema kein isoliertes Kapitel, sondern ein pruefbarer Baustein der WÖk-Architektur.</w:t>
-      </w:r>
-    </w:p>
-    <w:p>
-      <w:r>
-        <w:t>Ambivalenz. Fuer Wirkungspotenziale und Wirkungsrisiken analysieren bedeutet positive und negative Zustandsveraenderungen gleichzeitig auftreten koennen, dass die Analyse nicht bei einer Aktivitaet, einem guten Willen oder einer Kennzahl stehen bleiben darf. Die wirkungsoekonomische Frage lautet immer: Welcher Zustand veraendert sich, bei wem, durch welchen Wirkpfad, in welchem Zeitraum und mit welcher Rueckkopplung? Gerade in Wirkungsmanagement ist diese Unterscheidung entscheidend, weil Lernende spaeter nicht nur Begriffe wiedergeben, sondern Entscheidungssituationen pruefen muessen. Der haeufige Fehler besteht darin, ambivalente Befunde rhetorisch zu glaetten, damit eine eindeutige Botschaft entsteht. Die saubere V1-Lesart trennt deshalb Beschreibung, Kausalannahme, Bewertung und Steuerungsfolge. Ein gutes Skript fuehrt deshalb Profile, Zielkonflikte und offene Punkte nebeneinander. So wird aus dem Thema kein isoliertes Kapitel, sondern ein pruefbarer Baustein der WÖk-Architektur.</w:t>
-      </w:r>
-    </w:p>
-    <w:p>
-      <w:r>
-        <w:t>Nichtkompensation. Fuer Wirkungspotenziale und Wirkungsrisiken analysieren bedeutet schwere zentrale Schaeden nicht durch beliebige positive Einzelwerte neutralisiert werden duerfen, dass die Analyse nicht bei einer Aktivitaet, einem guten Willen oder einer Kennzahl stehen bleiben darf. Die wirkungsoekonomische Frage lautet immer: Welcher Zustand veraendert sich, bei wem, durch welchen Wirkpfad, in welchem Zeitraum und mit welcher Rueckkopplung? Gerade in Wirkungsmanagement ist diese Unterscheidung entscheidend, weil Lernende spaeter nicht nur Begriffe wiedergeben, sondern Entscheidungssituationen pruefen muessen. Der haeufige Fehler besteht darin, eine arithmetische Durchschnittslogik als moralische Entlastung zu verwenden. Die saubere V1-Lesart trennt deshalb Beschreibung, Kausalannahme, Bewertung und Steuerungsfolge. Reverse Merit Order und rote Linien sind Schutzregeln gegen Schoenrechnung. So wird aus dem Thema kein isoliertes Kapitel, sondern ein pruefbarer Baustein der WÖk-Architektur.</w:t>
-      </w:r>
-    </w:p>
-    <w:p>
-      <w:r>
-        <w:t>Fallfenster zur Anwendung. Ein Controlling-Team moechte einen Score bilden. Das Skript verlangt, dass Datenqualitaet, Systemgrenzen, Gewichtung, Unsicherheit und Nichtkompensation sichtbar bleiben. Ein Score darf die Diskussion nicht beenden, sondern muss bessere Fragen, Priorisierung und Rueckkopplung ermoeglichen. Bezogen auf Wirkungspotenziale und Wirkungsrisiken analysieren heisst das: Die Analyse muss das konkrete Thema ernst nehmen und zugleich den allgemeinen WÖk-Massstab halten. Es geht nicht darum, die Welt in gute und schlechte Akteure einzuteilen. Es geht darum, Wirkpfade, Wirkungsempfaenger, Datenqualitaet, Risiken und Rueckkopplung so zu beschreiben, dass bessere Entscheidungen moeglich werden.</w:t>
-      </w:r>
-    </w:p>
-    <w:p>
-      <w:r>
-        <w:t>Pruefungsnahe Transferfrage. Formuliere zu WM-V5 eine Wirkungsaussage in drei Saetzen: Erstens den beobachteten oder plausiblen Zustand, zweitens die Daten- oder Quellenlage, drittens die offene Unsicherheit samt Rueckkopplung. Die Antwort muss ohne moralische Personenbewertung auskommen und darf Reichweite nicht mit Wirkung verwechseln.</w:t>
-      </w:r>
-    </w:p>
-    <w:p>
-      <w:r>
-        <w:t>Rueckkopplung. Fuer Wirkungspotenziale und Wirkungsrisiken analysieren bedeutet Wirkungswissen erst dann wertvoll wird, wenn es Entscheidungen veraendert, dass die Analyse nicht bei einer Aktivitaet, einem guten Willen oder einer Kennzahl stehen bleiben darf. Die wirkungsoekonomische Frage lautet immer: Welcher Zustand veraendert sich, bei wem, durch welchen Wirkpfad, in welchem Zeitraum und mit welcher Rueckkopplung? Gerade in Wirkungsmanagement ist diese Unterscheidung entscheidend, weil Lernende spaeter nicht nur Begriffe wiedergeben, sondern Entscheidungssituationen pruefen muessen. Der haeufige Fehler besteht darin, einen Bericht als Endpunkt zu betrachten. Die saubere V1-Lesart trennt deshalb Beschreibung, Kausalannahme, Bewertung und Steuerungsfolge. Jeder Analyseblock sollte fragen, welche Routine, welcher Prozess oder welche Ressource nach der Bewertung angepasst wird. So wird aus dem Thema kein isoliertes Kapitel, sondern ein pruefbarer Baustein der WÖk-Architektur.</w:t>
-      </w:r>
-    </w:p>
-    <w:p>
-      <w:r>
-        <w:t>Governance. Fuer Wirkungspotenziale und Wirkungsrisiken analysieren bedeutet Wirkungsbewertung Verfahren, Rechte, Transparenz und Korrektur braucht, dass die Analyse nicht bei einer Aktivitaet, einem guten Willen oder einer Kennzahl stehen bleiben darf. Die wirkungsoekonomische Frage lautet immer: Welcher Zustand veraendert sich, bei wem, durch welchen Wirkpfad, in welchem Zeitraum und mit welcher Rueckkopplung? Gerade in Wirkungsmanagement ist diese Unterscheidung entscheidend, weil Lernende spaeter nicht nur Begriffe wiedergeben, sondern Entscheidungssituationen pruefen muessen. Der haeufige Fehler besteht darin, Bewertung als technokratische Top-down-Setzung zu verstehen. Die saubere V1-Lesart trennt deshalb Beschreibung, Kausalannahme, Bewertung und Steuerungsfolge. Betroffene, Datenhalter, Entscheider und Kontrollinstanzen muessen unterscheidbare Rollen behalten. So wird aus dem Thema kein isoliertes Kapitel, sondern ein pruefbarer Baustein der WÖk-Architektur.</w:t>
-      </w:r>
-    </w:p>
-    <w:p>
-      <w:r>
-        <w:t>Didaktische Pruefbarkeit. Fuer Wirkungspotenziale und Wirkungsrisiken analysieren bedeutet das Thema in der Akademie nicht nur erklaert, sondern in Falllogik ueberfuehrt werden muss, dass die Analyse nicht bei einer Aktivitaet, einem guten Willen oder einer Kennzahl stehen bleiben darf. Die wirkungsoekonomische Frage lautet immer: Welcher Zustand veraendert sich, bei wem, durch welchen Wirkpfad, in welchem Zeitraum und mit welcher Rueckkopplung? Gerade in Wirkungsmanagement ist diese Unterscheidung entscheidend, weil Lernende spaeter nicht nur Begriffe wiedergeben, sondern Entscheidungssituationen pruefen muessen. Der haeufige Fehler besteht darin, reines Auswendiglernen als Kompetenznachweis zu behandeln. Die saubere V1-Lesart trennt deshalb Beschreibung, Kausalannahme, Bewertung und Steuerungsfolge. Pruefungsfragen sollen Begriffe, Anwendung und rote Linien verbinden. So wird aus dem Thema kein isoliertes Kapitel, sondern ein pruefbarer Baustein der WÖk-Architektur.</w:t>
-      </w:r>
-    </w:p>
-    <w:p>
-      <w:r>
-        <w:t>Fallfenster zur Anwendung. Ein Kommunikationsbericht nennt viele Aktivitaeten, Reichweiten und Rueckmeldungen. Die V1-Pruefung fragt, ob daraus eine belastbare Wirkungsaussage folgt. Wenn nur Kontakte, Klicks oder Zustimmung vorliegen, bleibt die Aussage im Bereich Wirkungspotenzial oder Resonanz, nicht im Bereich nachgewiesener Wirkung. Bezogen auf Wirkungspotenziale und Wirkungsrisiken analysieren heisst das: Die Analyse muss das konkrete Thema ernst nehmen und zugleich den allgemeinen WÖk-Massstab halten. Es geht nicht darum, die Welt in gute und schlechte Akteure einzuteilen. Es geht darum, Wirkpfade, Wirkungsempfaenger, Datenqualitaet, Risiken und Rueckkopplung so zu beschreiben, dass bessere Entscheidungen moeglich werden.</w:t>
-      </w:r>
-    </w:p>
-    <w:p>
-      <w:r>
-        <w:t>Transfer in Organisationen. Fuer Wirkungspotenziale und Wirkungsrisiken analysieren bedeutet WÖk-Begriffe im Alltag nur tragen, wenn sie in Routinen uebersetzt werden, dass die Analyse nicht bei einer Aktivitaet, einem guten Willen oder einer Kennzahl stehen bleiben darf. Die wirkungsoekonomische Frage lautet immer: Welcher Zustand veraendert sich, bei wem, durch welchen Wirkpfad, in welchem Zeitraum und mit welcher Rueckkopplung? Gerade in Wirkungsmanagement ist diese Unterscheidung entscheidend, weil Lernende spaeter nicht nur Begriffe wiedergeben, sondern Entscheidungssituationen pruefen muessen. Der haeufige Fehler besteht darin, die Verantwortung an eine Nachhaltigkeitsabteilung auszulagern. Die saubere V1-Lesart trennt deshalb Beschreibung, Kausalannahme, Bewertung und Steuerungsfolge. Strategie, Einkauf, Kommunikation, Controlling und Fuehrung muessen denselben Wirkungsbegriff verwenden. So wird aus dem Thema kein isoliertes Kapitel, sondern ein pruefbarer Baustein der WÖk-Architektur.</w:t>
-      </w:r>
-    </w:p>
-    <w:p>
-      <w:r>
-        <w:t>Rueckfluss in den Korpus. Fuer Wirkungspotenziale und Wirkungsrisiken analysieren bedeutet jedes Studienskript den Gesamtbestand schaerfen kann, dass die Analyse nicht bei einer Aktivitaet, einem guten Willen oder einer Kennzahl stehen bleiben darf. Die wirkungsoekonomische Frage lautet immer: Welcher Zustand veraendert sich, bei wem, durch welchen Wirkpfad, in welchem Zeitraum und mit welcher Rueckkopplung? Gerade in Wirkungsmanagement ist diese Unterscheidung entscheidend, weil Lernende spaeter nicht nur Begriffe wiedergeben, sondern Entscheidungssituationen pruefen muessen. Der haeufige Fehler besteht darin, neue Einsichten nur lokal im Skript zu belassen. Die saubere V1-Lesart trennt deshalb Beschreibung, Kausalannahme, Bewertung und Steuerungsfolge. Glossar, Website, Journal, Dossiers und Visuals sollen aus der Skriptarbeit lernen. So wird aus dem Thema kein isoliertes Kapitel, sondern ein pruefbarer Baustein der WÖk-Architektur.</w:t>
-      </w:r>
-    </w:p>
-    <w:p>
-      <w:r>
-        <w:t>Pruefungsnahe Transferfrage. Formuliere zu WM-V5 eine Wirkungsaussage in drei Saetzen: Erstens den beobachteten oder plausiblen Zustand, zweitens die Daten- oder Quellenlage, drittens die offene Unsicherheit samt Rueckkopplung. Die Antwort muss ohne moralische Personenbewertung auskommen und darf Reichweite nicht mit Wirkung verwechseln.</w:t>
-      </w:r>
-    </w:p>
-    <w:p>
-      <w:pPr>
-        <w:pStyle w:val="Heading3"/>
-      </w:pPr>
-      <w:r>
-        <w:t>Vertiefungsrunde 3: Lesen, pruefen, rueckkoppeln</w:t>
-      </w:r>
-    </w:p>
-    <w:p>
-      <w:r>
-        <w:t>Die folgende Runde verdichtet WM-V5 nicht durch neue Schlagworte, sondern durch wiederholte Anwendung auf unterschiedliche Entscheidungsebenen. Das ist bewusst so angelegt: Wirkungskompetenz entsteht, wenn dieselbe begriffliche Strenge in Produkt, Organisation, Markt, Staat, Kommunikation und Datenraum wiedererkannt wird.</w:t>
-      </w:r>
-    </w:p>
-    <w:p>
-      <w:r>
-        <w:t>Begriffliche Schaerfung. Fuer Wirkungspotenziale und Wirkungsrisiken analysieren bedeutet praezise Sprache die erste Sicherung gegen Impact-Washing ist, dass die Analyse nicht bei einer Aktivitaet, einem guten Willen oder einer Kennzahl stehen bleiben darf. Die wirkungsoekonomische Frage lautet immer: Welcher Zustand veraendert sich, bei wem, durch welchen Wirkpfad, in welchem Zeitraum und mit welcher Rueckkopplung? Gerade in Wirkungsmanagement ist diese Unterscheidung entscheidend, weil Lernende spaeter nicht nur Begriffe wiedergeben, sondern Entscheidungssituationen pruefen muessen. Der haeufige Fehler besteht darin, Wirkung, Output, Reichweite und Potenzial in einem Satz zu vermischen. Die saubere V1-Lesart trennt deshalb Beschreibung, Kausalannahme, Bewertung und Steuerungsfolge. In der Praxis sollte jede Wirkungsaussage als kurze Viererprobe formuliert werden: Zustand, Betroffene, Quelle, offene Unsicherheit. So wird aus dem Thema kein isoliertes Kapitel, sondern ein pruefbarer Baustein der WÖk-Architektur.</w:t>
-      </w:r>
-    </w:p>
-    <w:p>
-      <w:r>
-        <w:t>Fallfenster zur Anwendung. Eine Organisation plant eine Massnahme und formuliert dazu eine positive Absicht. In der WÖk reicht das nicht. Fuer diese Vorlesung muss sichtbar werden, welche Zustandsveraenderung erwartet wird, welche Empfaenger direkt oder indirekt betroffen sind, welche Nebenwirkungen entstehen koennen und welche Entscheidung spaeter korrigiert wird. Bezogen auf Wirkungspotenziale und Wirkungsrisiken analysieren heisst das: Die Analyse muss das konkrete Thema ernst nehmen und zugleich den allgemeinen WÖk-Massstab halten. Es geht nicht darum, die Welt in gute und schlechte Akteure einzuteilen. Es geht darum, Wirkpfade, Wirkungsempfaenger, Datenqualitaet, Risiken und Rueckkopplung so zu beschreiben, dass bessere Entscheidungen moeglich werden.</w:t>
-      </w:r>
-    </w:p>
-    <w:p>
-      <w:r>
-        <w:t>Wirkpfad-Logik. Fuer Wirkungspotenziale und Wirkungsrisiken analysieren bedeutet ein Thema erst dann steuerbar wird, wenn der Mechanismus zwischen Ausloeser und Zustandsveraenderung beschrieben ist, dass die Analyse nicht bei einer Aktivitaet, einem guten Willen oder einer Kennzahl stehen bleiben darf. Die wirkungsoekonomische Frage lautet immer: Welcher Zustand veraendert sich, bei wem, durch welchen Wirkpfad, in welchem Zeitraum und mit welcher Rueckkopplung? Gerade in Wirkungsmanagement ist diese Unterscheidung entscheidend, weil Lernende spaeter nicht nur Begriffe wiedergeben, sondern Entscheidungssituationen pruefen muessen. Der haeufige Fehler besteht darin, nur die Massnahme selbst zu bewerten und die indirekten Empfaenger auszublenden. Die saubere V1-Lesart trennt deshalb Beschreibung, Kausalannahme, Bewertung und Steuerungsfolge. Eine gute Fallanalyse zeichnet mindestens einen direkten und einen indirekten Wirkpfad nach. So wird aus dem Thema kein isoliertes Kapitel, sondern ein pruefbarer Baustein der WÖk-Architektur.</w:t>
-      </w:r>
-    </w:p>
-    <w:p>
-      <w:r>
-        <w:t>Daten- und Quellenklarheit. Fuer Wirkungspotenziale und Wirkungsrisiken analysieren bedeutet jede Bewertung nur so belastbar ist wie Datenlage, Quellenstatus und Aktualitaet, dass die Analyse nicht bei einer Aktivitaet, einem guten Willen oder einer Kennzahl stehen bleiben darf. Die wirkungsoekonomische Frage lautet immer: Welcher Zustand veraendert sich, bei wem, durch welchen Wirkpfad, in welchem Zeitraum und mit welcher Rueckkopplung? Gerade in Wirkungsmanagement ist diese Unterscheidung entscheidend, weil Lernende spaeter nicht nur Begriffe wiedergeben, sondern Entscheidungssituationen pruefen muessen. Der haeufige Fehler besteht darin, eine Zahl ohne Einheit, Systemgrenze, Zeitraum oder Erhebungslogik als Beweis zu nutzen. Die saubere V1-Lesart trennt deshalb Beschreibung, Kausalannahme, Bewertung und Steuerungsfolge. Die Lernenden sollen Daten nicht dekorativ zitieren, sondern ihre Aussagekraft, Luecken und Grenzen offenlegen. So wird aus dem Thema kein isoliertes Kapitel, sondern ein pruefbarer Baustein der WÖk-Architektur.</w:t>
-      </w:r>
-    </w:p>
-    <w:p>
-      <w:r>
-        <w:t>Ambivalenz. Fuer Wirkungspotenziale und Wirkungsrisiken analysieren bedeutet positive und negative Zustandsveraenderungen gleichzeitig auftreten koennen, dass die Analyse nicht bei einer Aktivitaet, einem guten Willen oder einer Kennzahl stehen bleiben darf. Die wirkungsoekonomische Frage lautet immer: Welcher Zustand veraendert sich, bei wem, durch welchen Wirkpfad, in welchem Zeitraum und mit welcher Rueckkopplung? Gerade in Wirkungsmanagement ist diese Unterscheidung entscheidend, weil Lernende spaeter nicht nur Begriffe wiedergeben, sondern Entscheidungssituationen pruefen muessen. Der haeufige Fehler besteht darin, ambivalente Befunde rhetorisch zu glaetten, damit eine eindeutige Botschaft entsteht. Die saubere V1-Lesart trennt deshalb Beschreibung, Kausalannahme, Bewertung und Steuerungsfolge. Ein gutes Skript fuehrt deshalb Profile, Zielkonflikte und offene Punkte nebeneinander. So wird aus dem Thema kein isoliertes Kapitel, sondern ein pruefbarer Baustein der WÖk-Architektur.</w:t>
-      </w:r>
-    </w:p>
-    <w:p>
-      <w:r>
-        <w:t>Fallfenster zur Anwendung. Eine Fuehrungsentscheidung erzeugt zugleich Nutzen und Risiken. Die WÖk behandelt Ambivalenz nicht als Stoerung, sondern als Kern der Analyse. Positive Netto-Wirkung darf erst behauptet werden, wenn zentrale negative Wirkungen getrennt geprueft und rote Linien gewahrt sind. Bezogen auf Wirkungspotenziale und Wirkungsrisiken analysieren heisst das: Die Analyse muss das konkrete Thema ernst nehmen und zugleich den allgemeinen WÖk-Massstab halten. Es geht nicht darum, die Welt in gute und schlechte Akteure einzuteilen. Es geht darum, Wirkpfade, Wirkungsempfaenger, Datenqualitaet, Risiken und Rueckkopplung so zu beschreiben, dass bessere Entscheidungen moeglich werden.</w:t>
-      </w:r>
-    </w:p>
-    <w:p>
-      <w:r>
-        <w:t>Nichtkompensation. Fuer Wirkungspotenziale und Wirkungsrisiken analysieren bedeutet schwere zentrale Schaeden nicht durch beliebige positive Einzelwerte neutralisiert werden duerfen, dass die Analyse nicht bei einer Aktivitaet, einem guten Willen oder einer Kennzahl stehen bleiben darf. Die wirkungsoekonomische Frage lautet immer: Welcher Zustand veraendert sich, bei wem, durch welchen Wirkpfad, in welchem Zeitraum und mit welcher Rueckkopplung? Gerade in Wirkungsmanagement ist diese Unterscheidung entscheidend, weil Lernende spaeter nicht nur Begriffe wiedergeben, sondern Entscheidungssituationen pruefen muessen. Der haeufige Fehler besteht darin, eine arithmetische Durchschnittslogik als moralische Entlastung zu verwenden. Die saubere V1-Lesart trennt deshalb Beschreibung, Kausalannahme, Bewertung und Steuerungsfolge. Reverse Merit Order und rote Linien sind Schutzregeln gegen Schoenrechnung. So wird aus dem Thema kein isoliertes Kapitel, sondern ein pruefbarer Baustein der WÖk-Architektur.</w:t>
-      </w:r>
-    </w:p>
-    <w:p>
-      <w:r>
-        <w:t>Pruefungsnahe Transferfrage. Formuliere zu WM-V5 eine Wirkungsaussage in drei Saetzen: Erstens den beobachteten oder plausiblen Zustand, zweitens die Daten- oder Quellenlage, drittens die offene Unsicherheit samt Rueckkopplung. Die Antwort muss ohne moralische Personenbewertung auskommen und darf Reichweite nicht mit Wirkung verwechseln.</w:t>
-      </w:r>
-    </w:p>
-    <w:p>
-      <w:r>
-        <w:t>Rueckkopplung. Fuer Wirkungspotenziale und Wirkungsrisiken analysieren bedeutet Wirkungswissen erst dann wertvoll wird, wenn es Entscheidungen veraendert, dass die Analyse nicht bei einer Aktivitaet, einem guten Willen oder einer Kennzahl stehen bleiben darf. Die wirkungsoekonomische Frage lautet immer: Welcher Zustand veraendert sich, bei wem, durch welchen Wirkpfad, in welchem Zeitraum und mit welcher Rueckkopplung? Gerade in Wirkungsmanagement ist diese Unterscheidung entscheidend, weil Lernende spaeter nicht nur Begriffe wiedergeben, sondern Entscheidungssituationen pruefen muessen. Der haeufige Fehler besteht darin, einen Bericht als Endpunkt zu betrachten. Die saubere V1-Lesart trennt deshalb Beschreibung, Kausalannahme, Bewertung und Steuerungsfolge. Jeder Analyseblock sollte fragen, welche Routine, welcher Prozess oder welche Ressource nach der Bewertung angepasst wird. So wird aus dem Thema kein isoliertes Kapitel, sondern ein pruefbarer Baustein der WÖk-Architektur.</w:t>
-      </w:r>
-    </w:p>
-    <w:p>
-      <w:r>
-        <w:t>Governance. Fuer Wirkungspotenziale und Wirkungsrisiken analysieren bedeutet Wirkungsbewertung Verfahren, Rechte, Transparenz und Korrektur braucht, dass die Analyse nicht bei einer Aktivitaet, einem guten Willen oder einer Kennzahl stehen bleiben darf. Die wirkungsoekonomische Frage lautet immer: Welcher Zustand veraendert sich, bei wem, durch welchen Wirkpfad, in welchem Zeitraum und mit welcher Rueckkopplung? Gerade in Wirkungsmanagement ist diese Unterscheidung entscheidend, weil Lernende spaeter nicht nur Begriffe wiedergeben, sondern Entscheidungssituationen pruefen muessen. Der haeufige Fehler besteht darin, Bewertung als technokratische Top-down-Setzung zu verstehen. Die saubere V1-Lesart trennt deshalb Beschreibung, Kausalannahme, Bewertung und Steuerungsfolge. Betroffene, Datenhalter, Entscheider und Kontrollinstanzen muessen unterscheidbare Rollen behalten. So wird aus dem Thema kein isoliertes Kapitel, sondern ein pruefbarer Baustein der WÖk-Architektur.</w:t>
-      </w:r>
-    </w:p>
-    <w:p>
-      <w:r>
-        <w:t>Fallfenster zur Anwendung. Ein Controlling-Team moechte einen Score bilden. Das Skript verlangt, dass Datenqualitaet, Systemgrenzen, Gewichtung, Unsicherheit und Nichtkompensation sichtbar bleiben. Ein Score darf die Diskussion nicht beenden, sondern muss bessere Fragen, Priorisierung und Rueckkopplung ermoeglichen. Bezogen auf Wirkungspotenziale und Wirkungsrisiken analysieren heisst das: Die Analyse muss das konkrete Thema ernst nehmen und zugleich den allgemeinen WÖk-Massstab halten. Es geht nicht darum, die Welt in gute und schlechte Akteure einzuteilen. Es geht darum, Wirkpfade, Wirkungsempfaenger, Datenqualitaet, Risiken und Rueckkopplung so zu beschreiben, dass bessere Entscheidungen moeglich werden.</w:t>
-      </w:r>
-    </w:p>
-    <w:p>
-      <w:r>
-        <w:t>Didaktische Pruefbarkeit. Fuer Wirkungspotenziale und Wirkungsrisiken analysieren bedeutet das Thema in der Akademie nicht nur erklaert, sondern in Falllogik ueberfuehrt werden muss, dass die Analyse nicht bei einer Aktivitaet, einem guten Willen oder einer Kennzahl stehen bleiben darf. Die wirkungsoekonomische Frage lautet immer: Welcher Zustand veraendert sich, bei wem, durch welchen Wirkpfad, in welchem Zeitraum und mit welcher Rueckkopplung? Gerade in Wirkungsmanagement ist diese Unterscheidung entscheidend, weil Lernende spaeter nicht nur Begriffe wiedergeben, sondern Entscheidungssituationen pruefen muessen. Der haeufige Fehler besteht darin, reines Auswendiglernen als Kompetenznachweis zu behandeln. Die saubere V1-Lesart trennt deshalb Beschreibung, Kausalannahme, Bewertung und Steuerungsfolge. Pruefungsfragen sollen Begriffe, Anwendung und rote Linien verbinden. So wird aus dem Thema kein isoliertes Kapitel, sondern ein pruefbarer Baustein der WÖk-Architektur.</w:t>
-      </w:r>
-    </w:p>
-    <w:p>
-      <w:r>
-        <w:t>Transfer in Organisationen. Fuer Wirkungspotenziale und Wirkungsrisiken analysieren bedeutet WÖk-Begriffe im Alltag nur tragen, wenn sie in Routinen uebersetzt werden, dass die Analyse nicht bei einer Aktivitaet, einem guten Willen oder einer Kennzahl stehen bleiben darf. Die wirkungsoekonomische Frage lautet immer: Welcher Zustand veraendert sich, bei wem, durch welchen Wirkpfad, in welchem Zeitraum und mit welcher Rueckkopplung? Gerade in Wirkungsmanagement ist diese Unterscheidung entscheidend, weil Lernende spaeter nicht nur Begriffe wiedergeben, sondern Entscheidungssituationen pruefen muessen. Der haeufige Fehler besteht darin, die Verantwortung an eine Nachhaltigkeitsabteilung auszulagern. Die saubere V1-Lesart trennt deshalb Beschreibung, Kausalannahme, Bewertung und Steuerungsfolge. Strategie, Einkauf, Kommunikation, Controlling und Fuehrung muessen denselben Wirkungsbegriff verwenden. So wird aus dem Thema kein isoliertes Kapitel, sondern ein pruefbarer Baustein der WÖk-Architektur.</w:t>
-      </w:r>
-    </w:p>
-    <w:p>
-      <w:r>
-        <w:t>Rueckfluss in den Korpus. Fuer Wirkungspotenziale und Wirkungsrisiken analysieren bedeutet jedes Studienskript den Gesamtbestand schaerfen kann, dass die Analyse nicht bei einer Aktivitaet, einem guten Willen oder einer Kennzahl stehen bleiben darf. Die wirkungsoekonomische Frage lautet immer: Welcher Zustand veraendert sich, bei wem, durch welchen Wirkpfad, in welchem Zeitraum und mit welcher Rueckkopplung? Gerade in Wirkungsmanagement ist diese Unterscheidung entscheidend, weil Lernende spaeter nicht nur Begriffe wiedergeben, sondern Entscheidungssituationen pruefen muessen. Der haeufige Fehler besteht darin, neue Einsichten nur lokal im Skript zu belassen. Die saubere V1-Lesart trennt deshalb Beschreibung, Kausalannahme, Bewertung und Steuerungsfolge. Glossar, Website, Journal, Dossiers und Visuals sollen aus der Skriptarbeit lernen. So wird aus dem Thema kein isoliertes Kapitel, sondern ein pruefbarer Baustein der WÖk-Architektur.</w:t>
-      </w:r>
-    </w:p>
-    <w:p>
-      <w:r>
-        <w:t>Fallfenster zur Anwendung. Ein Kommunikationsbericht nennt viele Aktivitaeten, Reichweiten und Rueckmeldungen. Die V1-Pruefung fragt, ob daraus eine belastbare Wirkungsaussage folgt. Wenn nur Kontakte, Klicks oder Zustimmung vorliegen, bleibt die Aussage im Bereich Wirkungspotenzial oder Resonanz, nicht im Bereich nachgewiesener Wirkung. Bezogen auf Wirkungspotenziale und Wirkungsrisiken analysieren heisst das: Die Analyse muss das konkrete Thema ernst nehmen und zugleich den allgemeinen WÖk-Massstab halten. Es geht nicht darum, die Welt in gute und schlechte Akteure einzuteilen. Es geht darum, Wirkpfade, Wirkungsempfaenger, Datenqualitaet, Risiken und Rueckkopplung so zu beschreiben, dass bessere Entscheidungen moeglich werden.</w:t>
-      </w:r>
-    </w:p>
-    <w:p>
-      <w:r>
-        <w:t>Pruefungsnahe Transferfrage. Formuliere zu WM-V5 eine Wirkungsaussage in drei Saetzen: Erstens den beobachteten oder plausiblen Zustand, zweitens die Daten- oder Quellenlage, drittens die offene Unsicherheit samt Rueckkopplung. Die Antwort muss ohne moralische Personenbewertung auskommen und darf Reichweite nicht mit Wirkung verwechseln.</w:t>
-      </w:r>
-    </w:p>
-    <w:p>
-      <w:pPr>
-        <w:pStyle w:val="Heading3"/>
-      </w:pPr>
-      <w:r>
-        <w:t>Vertiefungsrunde 4: Lesen, pruefen, rueckkoppeln</w:t>
-      </w:r>
-    </w:p>
-    <w:p>
-      <w:r>
-        <w:t>Die folgende Runde verdichtet WM-V5 nicht durch neue Schlagworte, sondern durch wiederholte Anwendung auf unterschiedliche Entscheidungsebenen. Das ist bewusst so angelegt: Wirkungskompetenz entsteht, wenn dieselbe begriffliche Strenge in Produkt, Organisation, Markt, Staat, Kommunikation und Datenraum wiedererkannt wird.</w:t>
-      </w:r>
-    </w:p>
-    <w:p>
-      <w:r>
-        <w:t>Begriffliche Schaerfung. Fuer Wirkungspotenziale und Wirkungsrisiken analysieren bedeutet praezise Sprache die erste Sicherung gegen Impact-Washing ist, dass die Analyse nicht bei einer Aktivitaet, einem guten Willen oder einer Kennzahl stehen bleiben darf. Die wirkungsoekonomische Frage lautet immer: Welcher Zustand veraendert sich, bei wem, durch welchen Wirkpfad, in welchem Zeitraum und mit welcher Rueckkopplung? Gerade in Wirkungsmanagement ist diese Unterscheidung entscheidend, weil Lernende spaeter nicht nur Begriffe wiedergeben, sondern Entscheidungssituationen pruefen muessen. Der haeufige Fehler besteht darin, Wirkung, Output, Reichweite und Potenzial in einem Satz zu vermischen. Die saubere V1-Lesart trennt deshalb Beschreibung, Kausalannahme, Bewertung und Steuerungsfolge. In der Praxis sollte jede Wirkungsaussage als kurze Viererprobe formuliert werden: Zustand, Betroffene, Quelle, offene Unsicherheit. So wird aus dem Thema kein isoliertes Kapitel, sondern ein pruefbarer Baustein der WÖk-Architektur.</w:t>
-      </w:r>
-    </w:p>
-    <w:p>
-      <w:r>
-        <w:t>Wirkpfad-Logik. Fuer Wirkungspotenziale und Wirkungsrisiken analysieren bedeutet ein Thema erst dann steuerbar wird, wenn der Mechanismus zwischen Ausloeser und Zustandsveraenderung beschrieben ist, dass die Analyse nicht bei einer Aktivitaet, einem guten Willen oder einer Kennzahl stehen bleiben darf. Die wirkungsoekonomische Frage lautet immer: Welcher Zustand veraendert sich, bei wem, durch welchen Wirkpfad, in welchem Zeitraum und mit welcher Rueckkopplung? Gerade in Wirkungsmanagement ist diese Unterscheidung entscheidend, weil Lernende spaeter nicht nur Begriffe wiedergeben, sondern Entscheidungssituationen pruefen muessen. Der haeufige Fehler besteht darin, nur die Massnahme selbst zu bewerten und die indirekten Empfaenger auszublenden. Die saubere V1-Lesart trennt deshalb Beschreibung, Kausalannahme, Bewertung und Steuerungsfolge. Eine gute Fallanalyse zeichnet mindestens einen direkten und einen indirekten Wirkpfad nach. So wird aus dem Thema kein isoliertes Kapitel, sondern ein pruefbarer Baustein der WÖk-Architektur.</w:t>
-      </w:r>
-    </w:p>
-    <w:p>
-      <w:r>
-        <w:t>Daten- und Quellenklarheit. Fuer Wirkungspotenziale und Wirkungsrisiken analysieren bedeutet jede Bewertung nur so belastbar ist wie Datenlage, Quellenstatus und Aktualitaet, dass die Analyse nicht bei einer Aktivitaet, einem guten Willen oder einer Kennzahl stehen bleiben darf. Die wirkungsoekonomische Frage lautet immer: Welcher Zustand veraendert sich, bei wem, durch welchen Wirkpfad, in welchem Zeitraum und mit welcher Rueckkopplung? Gerade in Wirkungsmanagement ist diese Unterscheidung entscheidend, weil Lernende spaeter nicht nur Begriffe wiedergeben, sondern Entscheidungssituationen pruefen muessen. Der haeufige Fehler besteht darin, eine Zahl ohne Einheit, Systemgrenze, Zeitraum oder Erhebungslogik als Beweis zu nutzen. Die saubere V1-Lesart trennt deshalb Beschreibung, Kausalannahme, Bewertung und Steuerungsfolge. Die Lernenden sollen Daten nicht dekorativ zitieren, sondern ihre Aussagekraft, Luecken und Grenzen offenlegen. So wird aus dem Thema kein isoliertes Kapitel, sondern ein pruefbarer Baustein der WÖk-Architektur.</w:t>
-      </w:r>
-    </w:p>
-    <w:p>
-      <w:r>
-        <w:t>Fallfenster zur Anwendung. Eine Organisation plant eine Massnahme und formuliert dazu eine positive Absicht. In der WÖk reicht das nicht. Fuer diese Vorlesung muss sichtbar werden, welche Zustandsveraenderung erwartet wird, welche Empfaenger direkt oder indirekt betroffen sind, welche Nebenwirkungen entstehen koennen und welche Entscheidung spaeter korrigiert wird. Bezogen auf Wirkungspotenziale und Wirkungsrisiken analysieren heisst das: Die Analyse muss das konkrete Thema ernst nehmen und zugleich den allgemeinen WÖk-Massstab halten. Es geht nicht darum, die Welt in gute und schlechte Akteure einzuteilen. Es geht darum, Wirkpfade, Wirkungsempfaenger, Datenqualitaet, Risiken und Rueckkopplung so zu beschreiben, dass bessere Entscheidungen moeglich werden.</w:t>
-      </w:r>
-    </w:p>
-    <w:p>
-      <w:r>
-        <w:t>Ambivalenz. Fuer Wirkungspotenziale und Wirkungsrisiken analysieren bedeutet positive und negative Zustandsveraenderungen gleichzeitig auftreten koennen, dass die Analyse nicht bei einer Aktivitaet, einem guten Willen oder einer Kennzahl stehen bleiben darf. Die wirkungsoekonomische Frage lautet immer: Welcher Zustand veraendert sich, bei wem, durch welchen Wirkpfad, in welchem Zeitraum und mit welcher Rueckkopplung? Gerade in Wirkungsmanagement ist diese Unterscheidung entscheidend, weil Lernende spaeter nicht nur Begriffe wiedergeben, sondern Entscheidungssituationen pruefen muessen. Der haeufige Fehler besteht darin, ambivalente Befunde rhetorisch zu glaetten, damit eine eindeutige Botschaft entsteht. Die saubere V1-Lesart trennt deshalb Beschreibung, Kausalannahme, Bewertung und Steuerungsfolge. Ein gutes Skript fuehrt deshalb Profile, Zielkonflikte und offene Punkte nebeneinander. So wird aus dem Thema kein isoliertes Kapitel, sondern ein pruefbarer Baustein der WÖk-Architektur.</w:t>
-      </w:r>
-    </w:p>
-    <w:p>
-      <w:r>
-        <w:t>Nichtkompensation. Fuer Wirkungspotenziale und Wirkungsrisiken analysieren bedeutet schwere zentrale Schaeden nicht durch beliebige positive Einzelwerte neutralisiert werden duerfen, dass die Analyse nicht bei einer Aktivitaet, einem guten Willen oder einer Kennzahl stehen bleiben darf. Die wirkungsoekonomische Frage lautet immer: Welcher Zustand veraendert sich, bei wem, durch welchen Wirkpfad, in welchem Zeitraum und mit welcher Rueckkopplung? Gerade in Wirkungsmanagement ist diese Unterscheidung entscheidend, weil Lernende spaeter nicht nur Begriffe wiedergeben, sondern Entscheidungssituationen pruefen muessen. Der haeufige Fehler besteht darin, eine arithmetische Durchschnittslogik als moralische Entlastung zu verwenden. Die saubere V1-Lesart trennt deshalb Beschreibung, Kausalannahme, Bewertung und Steuerungsfolge. Reverse Merit Order und rote Linien sind Schutzregeln gegen Schoenrechnung. So wird aus dem Thema kein isoliertes Kapitel, sondern ein pruefbarer Baustein der WÖk-Architektur.</w:t>
-      </w:r>
-    </w:p>
-    <w:p>
-      <w:r>
-        <w:t>Pruefungsnahe Transferfrage. Formuliere zu WM-V5 eine Wirkungsaussage in drei Saetzen: Erstens den beobachteten oder plausiblen Zustand, zweitens die Daten- oder Quellenlage, drittens die offene Unsicherheit samt Rueckkopplung. Die Antwort muss ohne moralische Personenbewertung auskommen und darf Reichweite nicht mit Wirkung verwechseln.</w:t>
-      </w:r>
-    </w:p>
-    <w:p>
-      <w:r>
-        <w:t>Rueckkopplung. Fuer Wirkungspotenziale und Wirkungsrisiken analysieren bedeutet Wirkungswissen erst dann wertvoll wird, wenn es Entscheidungen veraendert, dass die Analyse nicht bei einer Aktivitaet, einem guten Willen oder einer Kennzahl stehen bleiben darf. Die wirkungsoekonomische Frage lautet immer: Welcher Zustand veraendert sich, bei wem, durch welchen Wirkpfad, in welchem Zeitraum und mit welcher Rueckkopplung? Gerade in Wirkungsmanagement ist diese Unterscheidung entscheidend, weil Lernende spaeter nicht nur Begriffe wiedergeben, sondern Entscheidungssituationen pruefen muessen. Der haeufige Fehler besteht darin, einen Bericht als Endpunkt zu betrachten. Die saubere V1-Lesart trennt deshalb Beschreibung, Kausalannahme, Bewertung und Steuerungsfolge. Jeder Analyseblock sollte fragen, welche Routine, welcher Prozess oder welche Ressource nach der Bewertung angepasst wird. So wird aus dem Thema kein isoliertes Kapitel, sondern ein pruefbarer Baustein der WÖk-Architektur.</w:t>
-      </w:r>
-    </w:p>
-    <w:p>
-      <w:r>
-        <w:t>Fallfenster zur Anwendung. Eine Fuehrungsentscheidung erzeugt zugleich Nutzen und Risiken. Die WÖk behandelt Ambivalenz nicht als Stoerung, sondern als Kern der Analyse. Positive Netto-Wirkung darf erst behauptet werden, wenn zentrale negative Wirkungen getrennt geprueft und rote Linien gewahrt sind. Bezogen auf Wirkungspotenziale und Wirkungsrisiken analysieren heisst das: Die Analyse muss das konkrete Thema ernst nehmen und zugleich den allgemeinen WÖk-Massstab halten. Es geht nicht darum, die Welt in gute und schlechte Akteure einzuteilen. Es geht darum, Wirkpfade, Wirkungsempfaenger, Datenqualitaet, Risiken und Rueckkopplung so zu beschreiben, dass bessere Entscheidungen moeglich werden.</w:t>
-      </w:r>
-    </w:p>
-    <w:p>
-      <w:r>
-        <w:t>Governance. Fuer Wirkungspotenziale und Wirkungsrisiken analysieren bedeutet Wirkungsbewertung Verfahren, Rechte, Transparenz und Korrektur braucht, dass die Analyse nicht bei einer Aktivitaet, einem guten Willen oder einer Kennzahl stehen bleiben darf. Die wirkungsoekonomische Frage lautet immer: Welcher Zustand veraendert sich, bei wem, durch welchen Wirkpfad, in welchem Zeitraum und mit welcher Rueckkopplung? Gerade in Wirkungsmanagement ist diese Unterscheidung entscheidend, weil Lernende spaeter nicht nur Begriffe wiedergeben, sondern Entscheidungssituationen pruefen muessen. Der haeufige Fehler besteht darin, Bewertung als technokratische Top-down-Setzung zu verstehen. Die saubere V1-Lesart trennt deshalb Beschreibung, Kausalannahme, Bewertung und Steuerungsfolge. Betroffene, Datenhalter, Entscheider und Kontrollinstanzen muessen unterscheidbare Rollen behalten. So wird aus dem Thema kein isoliertes Kapitel, sondern ein pruefbarer Baustein der WÖk-Architektur.</w:t>
-      </w:r>
-    </w:p>
-    <w:p>
-      <w:r>
-        <w:t>Didaktische Pruefbarkeit. Fuer Wirkungspotenziale und Wirkungsrisiken analysieren bedeutet das Thema in der Akademie nicht nur erklaert, sondern in Falllogik ueberfuehrt werden muss, dass die Analyse nicht bei einer Aktivitaet, einem guten Willen oder einer Kennzahl stehen bleiben darf. Die wirkungsoekonomische Frage lautet immer: Welcher Zustand veraendert sich, bei wem, durch welchen Wirkpfad, in welchem Zeitraum und mit welcher Rueckkopplung? Gerade in Wirkungsmanagement ist diese Unterscheidung entscheidend, weil Lernende spaeter nicht nur Begriffe wiedergeben, sondern Entscheidungssituationen pruefen muessen. Der haeufige Fehler besteht darin, reines Auswendiglernen als Kompetenznachweis zu behandeln. Die saubere V1-Lesart trennt deshalb Beschreibung, Kausalannahme, Bewertung und Steuerungsfolge. Pruefungsfragen sollen Begriffe, Anwendung und rote Linien verbinden. So wird aus dem Thema kein isoliertes Kapitel, sondern ein pruefbarer Baustein der WÖk-Architektur.</w:t>
-      </w:r>
-    </w:p>
-    <w:p>
-      <w:r>
-        <w:t>Transfer in Organisationen. Fuer Wirkungspotenziale und Wirkungsrisiken analysieren bedeutet WÖk-Begriffe im Alltag nur tragen, wenn sie in Routinen uebersetzt werden, dass die Analyse nicht bei einer Aktivitaet, einem guten Willen oder einer Kennzahl stehen bleiben darf. Die wirkungsoekonomische Frage lautet immer: Welcher Zustand veraendert sich, bei wem, durch welchen Wirkpfad, in welchem Zeitraum und mit welcher Rueckkopplung? Gerade in Wirkungsmanagement ist diese Unterscheidung entscheidend, weil Lernende spaeter nicht nur Begriffe wiedergeben, sondern Entscheidungssituationen pruefen muessen. Der haeufige Fehler besteht darin, die Verantwortung an eine Nachhaltigkeitsabteilung auszulagern. Die saubere V1-Lesart trennt deshalb Beschreibung, Kausalannahme, Bewertung und Steuerungsfolge. Strategie, Einkauf, Kommunikation, Controlling und Fuehrung muessen denselben Wirkungsbegriff verwenden. So wird aus dem Thema kein isoliertes Kapitel, sondern ein pruefbarer Baustein der WÖk-Architektur.</w:t>
-      </w:r>
-    </w:p>
-    <w:p>
-      <w:r>
-        <w:t>Fallfenster zur Anwendung. Ein Controlling-Team moechte einen Score bilden. Das Skript verlangt, dass Datenqualitaet, Systemgrenzen, Gewichtung, Unsicherheit und Nichtkompensation sichtbar bleiben. Ein Score darf die Diskussion nicht beenden, sondern muss bessere Fragen, Priorisierung und Rueckkopplung ermoeglichen. Bezogen auf Wirkungspotenziale und Wirkungsrisiken analysieren heisst das: Die Analyse muss das konkrete Thema ernst nehmen und zugleich den allgemeinen WÖk-Massstab halten. Es geht nicht darum, die Welt in gute und schlechte Akteure einzuteilen. Es geht darum, Wirkpfade, Wirkungsempfaenger, Datenqualitaet, Risiken und Rueckkopplung so zu beschreiben, dass bessere Entscheidungen moeglich werden.</w:t>
-      </w:r>
-    </w:p>
-    <w:p>
-      <w:r>
-        <w:t>Rueckfluss in den Korpus. Fuer Wirkungspotenziale und Wirkungsrisiken analysieren bedeutet jedes Studienskript den Gesamtbestand schaerfen kann, dass die Analyse nicht bei einer Aktivitaet, einem guten Willen oder einer Kennzahl stehen bleiben darf. Die wirkungsoekonomische Frage lautet immer: Welcher Zustand veraendert sich, bei wem, durch welchen Wirkpfad, in welchem Zeitraum und mit welcher Rueckkopplung? Gerade in Wirkungsmanagement ist diese Unterscheidung entscheidend, weil Lernende spaeter nicht nur Begriffe wiedergeben, sondern Entscheidungssituationen pruefen muessen. Der haeufige Fehler besteht darin, neue Einsichten nur lokal im Skript zu belassen. Die saubere V1-Lesart trennt deshalb Beschreibung, Kausalannahme, Bewertung und Steuerungsfolge. Glossar, Website, Journal, Dossiers und Visuals sollen aus der Skriptarbeit lernen. So wird aus dem Thema kein isoliertes Kapitel, sondern ein pruefbarer Baustein der WÖk-Architektur.</w:t>
-      </w:r>
-    </w:p>
-    <w:p>
-      <w:r>
-        <w:t>Pruefungsnahe Transferfrage. Formuliere zu WM-V5 eine Wirkungsaussage in drei Saetzen: Erstens den beobachteten oder plausiblen Zustand, zweitens die Daten- oder Quellenlage, drittens die offene Unsicherheit samt Rueckkopplung. Die Antwort muss ohne moralische Personenbewertung auskommen und darf Reichweite nicht mit Wirkung verwechseln.</w:t>
-      </w:r>
-    </w:p>
-    <w:p>
-      <w:pPr>
-        <w:pStyle w:val="Heading3"/>
-      </w:pPr>
-      <w:r>
-        <w:t>Vertiefungsrunde 5: Lesen, pruefen, rueckkoppeln</w:t>
-      </w:r>
-    </w:p>
-    <w:p>
-      <w:r>
-        <w:t>Die folgende Runde verdichtet WM-V5 nicht durch neue Schlagworte, sondern durch wiederholte Anwendung auf unterschiedliche Entscheidungsebenen. Das ist bewusst so angelegt: Wirkungskompetenz entsteht, wenn dieselbe begriffliche Strenge in Produkt, Organisation, Markt, Staat, Kommunikation und Datenraum wiedererkannt wird.</w:t>
-      </w:r>
-    </w:p>
-    <w:p>
-      <w:r>
-        <w:t>Begriffliche Schaerfung. Fuer Wirkungspotenziale und Wirkungsrisiken analysieren bedeutet praezise Sprache die erste Sicherung gegen Impact-Washing ist, dass die Analyse nicht bei einer Aktivitaet, einem guten Willen oder einer Kennzahl stehen bleiben darf. Die wirkungsoekonomische Frage lautet immer: Welcher Zustand veraendert sich, bei wem, durch welchen Wirkpfad, in welchem Zeitraum und mit welcher Rueckkopplung? Gerade in Wirkungsmanagement ist diese Unterscheidung entscheidend, weil Lernende spaeter nicht nur Begriffe wiedergeben, sondern Entscheidungssituationen pruefen muessen. Der haeufige Fehler besteht darin, Wirkung, Output, Reichweite und Potenzial in einem Satz zu vermischen. Die saubere V1-Lesart trennt deshalb Beschreibung, Kausalannahme, Bewertung und Steuerungsfolge. In der Praxis sollte jede Wirkungsaussage als kurze Viererprobe formuliert werden: Zustand, Betroffene, Quelle, offene Unsicherheit. So wird aus dem Thema kein isoliertes Kapitel, sondern ein pruefbarer Baustein der WÖk-Architektur.</w:t>
-      </w:r>
-    </w:p>
-    <w:p>
-      <w:r>
-        <w:t>Wirkpfad-Logik. Fuer Wirkungspotenziale und Wirkungsrisiken analysieren bedeutet ein Thema erst dann steuerbar wird, wenn der Mechanismus zwischen Ausloeser und Zustandsveraenderung beschrieben ist, dass die Analyse nicht bei einer Aktivitaet, einem guten Willen oder einer Kennzahl stehen bleiben darf. Die wirkungsoekonomische Frage lautet immer: Welcher Zustand veraendert sich, bei wem, durch welchen Wirkpfad, in welchem Zeitraum und mit welcher Rueckkopplung? Gerade in Wirkungsmanagement ist diese Unterscheidung entscheidend, weil Lernende spaeter nicht nur Begriffe wiedergeben, sondern Entscheidungssituationen pruefen muessen. Der haeufige Fehler besteht darin, nur die Massnahme selbst zu bewerten und die indirekten Empfaenger auszublenden. Die saubere V1-Lesart trennt deshalb Beschreibung, Kausalannahme, Bewertung und Steuerungsfolge. Eine gute Fallanalyse zeichnet mindestens einen direkten und einen indirekten Wirkpfad nach. So wird aus dem Thema kein isoliertes Kapitel, sondern ein pruefbarer Baustein der WÖk-Architektur.</w:t>
-      </w:r>
-    </w:p>
-    <w:p>
-      <w:r>
-        <w:t>Fallfenster zur Anwendung. Ein Kommunikationsbericht nennt viele Aktivitaeten, Reichweiten und Rueckmeldungen. Die V1-Pruefung fragt, ob daraus eine belastbare Wirkungsaussage folgt. Wenn nur Kontakte, Klicks oder Zustimmung vorliegen, bleibt die Aussage im Bereich Wirkungspotenzial oder Resonanz, nicht im Bereich nachgewiesener Wirkung. Bezogen auf Wirkungspotenziale und Wirkungsrisiken analysieren heisst das: Die Analyse muss das konkrete Thema ernst nehmen und zugleich den allgemeinen WÖk-Massstab halten. Es geht nicht darum, die Welt in gute und schlechte Akteure einzuteilen. Es geht darum, Wirkpfade, Wirkungsempfaenger, Datenqualitaet, Risiken und Rueckkopplung so zu beschreiben, dass bessere Entscheidungen moeglich werden.</w:t>
-      </w:r>
-    </w:p>
-    <w:p>
-      <w:r>
-        <w:t>Daten- und Quellenklarheit. Fuer Wirkungspotenziale und Wirkungsrisiken analysieren bedeutet jede Bewertung nur so belastbar ist wie Datenlage, Quellenstatus und Aktualitaet, dass die Analyse nicht bei einer Aktivitaet, einem guten Willen oder einer Kennzahl stehen bleiben darf. Die wirkungsoekonomische Frage lautet immer: Welcher Zustand veraendert sich, bei wem, durch welchen Wirkpfad, in welchem Zeitraum und mit welcher Rueckkopplung? Gerade in Wirkungsmanagement ist diese Unterscheidung entscheidend, weil Lernende spaeter nicht nur Begriffe wiedergeben, sondern Entscheidungssituationen pruefen muessen. Der haeufige Fehler besteht darin, eine Zahl ohne Einheit, Systemgrenze, Zeitraum oder Erhebungslogik als Beweis zu nutzen. Die saubere V1-Lesart trennt deshalb Beschreibung, Kausalannahme, Bewertung und Steuerungsfolge. Die Lernenden sollen Daten nicht dekorativ zitieren, sondern ihre Aussagekraft, Luecken und Grenzen offenlegen. So wird aus dem Thema kein isoliertes Kapitel, sondern ein pruefbarer Baustein der WÖk-Architektur.</w:t>
-      </w:r>
-    </w:p>
-    <w:p>
-      <w:pPr>
-        <w:pStyle w:val="Heading3"/>
-      </w:pPr>
-      <w:r>
-        <w:t>V1-Abschlussnotiz</w:t>
-      </w:r>
-    </w:p>
-    <w:p>
-      <w:r>
-        <w:t>Diese Finalisierung schliesst die Codex-Inhaltsproduktion fuer WM-V5. Offen bleibt nicht der fachliche Kern des Skripts, sondern der naechste Produktionsschritt: Claude setzt daraus die CI/CD-konforme Reader- und PDF-Fassung, prueft Satz, Umbrueche, Medienintegration und Lektorat und markiert erst danach die veroeffentlichte Fassung als freigegeben.</w:t>
       </w:r>
     </w:p>
     <w:p>
@@ -3774,6 +3104,778 @@
       </w:pPr>
       <w:r>
         <w:t>Fachliteratur zu Wirkungslogik, Evaluation, Systemtheorie, Resilienz, Governance, Diffusion, Vertrauen oder Controlling je nach Thema.</w:t>
+      </w:r>
+    </w:p>
+    <w:p>
+      <w:pPr>
+        <w:pStyle w:val="Heading2"/>
+      </w:pPr>
+      <w:r>
+        <w:t>V1-Finalisierung: Vertiefung, Anwendung und Evidenz</w:t>
+      </w:r>
+    </w:p>
+    <w:p>
+      <w:r>
+        <w:t>Dieses Studienskript ist die fachlich finale Codex-V1-Fassung fuer den Akademie-Reader und die oeffentliche Bibliothek. Claude uebernimmt danach Satz, CI/CD, PDF/Reader-Freigabe und die abschliessende Lektoratsabnahme.</w:t>
+      </w:r>
+    </w:p>
+    <w:p>
+      <w:pPr>
+        <w:pStyle w:val="Heading3"/>
+      </w:pPr>
+      <w:r>
+        <w:t>Finaler Leseauftrag</w:t>
+      </w:r>
+    </w:p>
+    <w:p>
+      <w:r>
+        <w:t>Dieses Skript zu WM-V5 Wirkungspotenziale und Wirkungsrisiken analysieren ist als Langformtext angelegt: Es soll nicht nur die Vorlesung begleiten, sondern als eigenstaendiges Studienmaterial funktionieren. Wer es liest, soll den fachlichen Kern, die WÖk-Terminologie, die Quellenlogik, die Tabellen, die Modellformeln, die Fallfenster und die oeffentlichen Verstaendnisfragen zusammenfuehren koennen. Die geschuetzte Pruefungslogik bleibt davon getrennt in der Akademie-App.</w:t>
+      </w:r>
+    </w:p>
+    <w:p>
+      <w:r>
+        <w:t>Fuer den Abschluss ist entscheidend, dass Wirkungspotenziale und Wirkungsrisiken analysieren im Feld Wirkungsmanagement nicht als Einzelthema stehen bleibt. Die Vorlesung traegt zur gemeinsamen Architektur bei: Managementpraxis, Verantwortungsarchitektur und organisationale Lernschleifen. Daraus folgt eine Lesehaltung, die streng und praktisch zugleich ist. Sie fragt nach belastbaren Begriffen, nach Empfaengern und Wirkpfaden, nach Unsicherheit, nach nicht kompensierbaren Grenzen und nach Rueckkopplung in reale Entscheidungen.</w:t>
+      </w:r>
+    </w:p>
+    <w:p>
+      <w:pPr>
+        <w:pStyle w:val="Heading3"/>
+      </w:pPr>
+      <w:r>
+        <w:t>Abschlussmatrix fuer die Anwendung</w:t>
+      </w:r>
+    </w:p>
+    <w:tbl>
+      <w:tblPr>
+        <w:tblStyle w:val="TableGrid"/>
+        <w:tblW w:type="auto" w:w="0"/>
+        <w:jc w:val="left"/>
+        <w:tblLook w:firstColumn="1" w:firstRow="1" w:lastColumn="0" w:lastRow="0" w:noHBand="0" w:noVBand="1" w:val="04A0"/>
+      </w:tblPr>
+      <w:tblGrid>
+        <w:gridCol w:w="3120"/>
+        <w:gridCol w:w="3120"/>
+        <w:gridCol w:w="3120"/>
+      </w:tblGrid>
+      <w:tr>
+        <w:tc>
+          <w:tcPr>
+            <w:tcW w:type="dxa" w:w="3120"/>
+            <w:vAlign w:val="center"/>
+          </w:tcPr>
+          <w:p>
+            <w:r>
+              <w:rPr>
+                <w:b/>
+              </w:rPr>
+              <w:t>Ebene</w:t>
+            </w:r>
+          </w:p>
+        </w:tc>
+        <w:tc>
+          <w:tcPr>
+            <w:tcW w:type="dxa" w:w="3120"/>
+            <w:vAlign w:val="center"/>
+          </w:tcPr>
+          <w:p>
+            <w:r>
+              <w:rPr>
+                <w:b/>
+              </w:rPr>
+              <w:t>Anwendung in WM-V5</w:t>
+            </w:r>
+          </w:p>
+        </w:tc>
+        <w:tc>
+          <w:tcPr>
+            <w:tcW w:type="dxa" w:w="3120"/>
+            <w:vAlign w:val="center"/>
+          </w:tcPr>
+          <w:p>
+            <w:r>
+              <w:rPr>
+                <w:b/>
+              </w:rPr>
+              <w:t>Qualitaetsgrenze</w:t>
+            </w:r>
+          </w:p>
+        </w:tc>
+      </w:tr>
+      <w:tr>
+        <w:tc>
+          <w:tcPr>
+            <w:tcW w:type="dxa" w:w="3120"/>
+            <w:vAlign w:val="center"/>
+          </w:tcPr>
+          <w:p>
+            <w:r>
+              <w:t>Begriff</w:t>
+            </w:r>
+          </w:p>
+        </w:tc>
+        <w:tc>
+          <w:tcPr>
+            <w:tcW w:type="dxa" w:w="3120"/>
+            <w:vAlign w:val="center"/>
+          </w:tcPr>
+          <w:p>
+            <w:r>
+              <w:t>Wirkung, Wirkungspotenzial und Wirkungsrisiko werden im Kontext der Vorlesung getrennt.</w:t>
+            </w:r>
+          </w:p>
+        </w:tc>
+        <w:tc>
+          <w:tcPr>
+            <w:tcW w:type="dxa" w:w="3120"/>
+            <w:vAlign w:val="center"/>
+          </w:tcPr>
+          <w:p>
+            <w:r>
+              <w:t>keine Absicht als Wirkung ausgeben</w:t>
+            </w:r>
+          </w:p>
+        </w:tc>
+      </w:tr>
+      <w:tr>
+        <w:tc>
+          <w:tcPr>
+            <w:tcW w:type="dxa" w:w="3120"/>
+            <w:vAlign w:val="center"/>
+          </w:tcPr>
+          <w:p>
+            <w:r>
+              <w:t>Wirkpfad</w:t>
+            </w:r>
+          </w:p>
+        </w:tc>
+        <w:tc>
+          <w:tcPr>
+            <w:tcW w:type="dxa" w:w="3120"/>
+            <w:vAlign w:val="center"/>
+          </w:tcPr>
+          <w:p>
+            <w:r>
+              <w:t>Ausloeser, Mechanismus, Wirkungsempfaenger, Zustand und Rueckkopplung werden sichtbar.</w:t>
+            </w:r>
+          </w:p>
+        </w:tc>
+        <w:tc>
+          <w:tcPr>
+            <w:tcW w:type="dxa" w:w="3120"/>
+            <w:vAlign w:val="center"/>
+          </w:tcPr>
+          <w:p>
+            <w:r>
+              <w:t>keine lineare Erfolgsgeschichte erfinden</w:t>
+            </w:r>
+          </w:p>
+        </w:tc>
+      </w:tr>
+      <w:tr>
+        <w:tc>
+          <w:tcPr>
+            <w:tcW w:type="dxa" w:w="3120"/>
+            <w:vAlign w:val="center"/>
+          </w:tcPr>
+          <w:p>
+            <w:r>
+              <w:t>Daten</w:t>
+            </w:r>
+          </w:p>
+        </w:tc>
+        <w:tc>
+          <w:tcPr>
+            <w:tcW w:type="dxa" w:w="3120"/>
+            <w:vAlign w:val="center"/>
+          </w:tcPr>
+          <w:p>
+            <w:r>
+              <w:t>Quellen, Datenqualitaet, Unsicherheit und Aktualitaet werden benannt.</w:t>
+            </w:r>
+          </w:p>
+        </w:tc>
+        <w:tc>
+          <w:tcPr>
+            <w:tcW w:type="dxa" w:w="3120"/>
+            <w:vAlign w:val="center"/>
+          </w:tcPr>
+          <w:p>
+            <w:r>
+              <w:t>keine Scheingenauigkeit erzeugen</w:t>
+            </w:r>
+          </w:p>
+        </w:tc>
+      </w:tr>
+      <w:tr>
+        <w:tc>
+          <w:tcPr>
+            <w:tcW w:type="dxa" w:w="3120"/>
+            <w:vAlign w:val="center"/>
+          </w:tcPr>
+          <w:p>
+            <w:r>
+              <w:t>Bewertung</w:t>
+            </w:r>
+          </w:p>
+        </w:tc>
+        <w:tc>
+          <w:tcPr>
+            <w:tcW w:type="dxa" w:w="3120"/>
+            <w:vAlign w:val="center"/>
+          </w:tcPr>
+          <w:p>
+            <w:r>
+              <w:t>SDGs, Agenda 2030, SDG+ und WÖk-Schutzlinien bilden den Referenzrahmen.</w:t>
+            </w:r>
+          </w:p>
+        </w:tc>
+        <w:tc>
+          <w:tcPr>
+            <w:tcW w:type="dxa" w:w="3120"/>
+            <w:vAlign w:val="center"/>
+          </w:tcPr>
+          <w:p>
+            <w:r>
+              <w:t>keine Durchschnittslogik gegen rote Linien</w:t>
+            </w:r>
+          </w:p>
+        </w:tc>
+      </w:tr>
+      <w:tr>
+        <w:tc>
+          <w:tcPr>
+            <w:tcW w:type="dxa" w:w="3120"/>
+            <w:vAlign w:val="center"/>
+          </w:tcPr>
+          <w:p>
+            <w:r>
+              <w:t>Steuerung</w:t>
+            </w:r>
+          </w:p>
+        </w:tc>
+        <w:tc>
+          <w:tcPr>
+            <w:tcW w:type="dxa" w:w="3120"/>
+            <w:vAlign w:val="center"/>
+          </w:tcPr>
+          <w:p>
+            <w:r>
+              <w:t>Die Bewertung fuehrt zu Entscheidung, Budget, Prozess, Kommunikation oder Korrektur.</w:t>
+            </w:r>
+          </w:p>
+        </w:tc>
+        <w:tc>
+          <w:tcPr>
+            <w:tcW w:type="dxa" w:w="3120"/>
+            <w:vAlign w:val="center"/>
+          </w:tcPr>
+          <w:p>
+            <w:r>
+              <w:t>kein Reporting ohne Rueckkopplung</w:t>
+            </w:r>
+          </w:p>
+        </w:tc>
+      </w:tr>
+    </w:tbl>
+    <w:p/>
+    <w:p>
+      <w:pPr>
+        <w:pStyle w:val="Heading3"/>
+      </w:pPr>
+      <w:r>
+        <w:t>Abschlusskommentar 1: Lesen, pruefen, rueckkoppeln</w:t>
+      </w:r>
+    </w:p>
+    <w:p>
+      <w:r>
+        <w:t>Die folgende Verdichtung fuehrt die vorhandenen Kapitel nicht als Wiederholung, sondern als Anwendung zusammen. Wirkungskompetenz entsteht, wenn dieselbe begriffliche Strenge in Fallanalyse, Datenarbeit, Kommunikation, Governance und Entscheidungspraxis wiedererkannt wird.</w:t>
+      </w:r>
+    </w:p>
+    <w:p>
+      <w:r>
+        <w:t>Begriffliche Schaerfung. Der Abschnitt Lernziele ist in WM-V5 kein Zusatzwissen, sondern ein Pruefstein fuer die Grundfrage des Skripts: Was veraendert sich, bei wem, wodurch und mit welcher Rueckkopplung? Fuer Wirkungspotenziale und Wirkungsrisiken analysieren wird daran sichtbar, dass praezise Sprache die erste Sicherung gegen Impact-Washing bildet. Die fachliche Grenze liegt dort, wo Lernende Output, Reichweite, Absicht und Wirkung in einem Satz vermischen. Die saubere Lesart trennt deshalb Beobachtung, Kausalannahme, Bewertung und Steuerungsfolge. In der Anwendung sollte daraus mindestens eine konkrete Strategie, Prozess, Budget, Zielkonflikt oder Kommunikationsregel abgeleitet werden; sonst bleibt das Wissen erklaerend, aber nicht steuerungsfaehig.</w:t>
+      </w:r>
+    </w:p>
+    <w:p>
+      <w:r>
+        <w:t>Anwendung auf Einleitung / Wirkungsfrage. In einer Fallanalyse beginnt dieser Punkt nicht mit einer Meinung, sondern mit einer belastbaren Beschreibung. Wer WM-V5 pruefungsnah liest, fragt zuerst nach Wirkungsempfaengern, Wirkraum, Zeitraum und Datenquelle. Erst danach folgt die Bewertung im Referenzrahmen Mensch, Planet, Demokratie, SDGs, Agenda 2030 und SDG+. Mindestens ein direkter und ein indirekter Wirkpfad muessen nachvollziehbar sein. Der typische Kurzschluss waere, nur die Massnahme selbst bewerten und indirekte Empfaenger ausblenden. Genau dagegen setzt die WÖk die Pflicht, Wirkungspotenzial, Wirkungsrisiko und positive Netto-Wirkung begrifflich getrennt zu halten.</w:t>
+      </w:r>
+    </w:p>
+    <w:p>
+      <w:r>
+        <w:t>Evidenzregel. Kernaussage darf im Skript nicht als dekorativer Begriff stehen bleiben. Der Abschnitt traegt nur dann, wenn er eine pruefbare Aussage erlaubt: Welche Quelle stuetzt die Annahme, welche Unsicherheit bleibt offen und welche Gegenbeobachtung wuerde die Bewertung veraendern? Fuer Wirkungspotenziale und Wirkungsrisiken analysieren heisst das, dass jede Bewertung nur so belastbar ist wie Datenlage, Quellenstatus, Aktualitaet und Systemgrenze. Die Studierenden sollen nicht lernen, einen Score nachzusprechen. Sie sollen erkennen, wann ein Score klaert, wann er verdeckt und wann eine rote Linie die Durchschnittslogik stoppt.</w:t>
+      </w:r>
+    </w:p>
+    <w:p>
+      <w:r>
+        <w:t>Fallfenster zur Anwendung. Ein Controlling-Team moechte einen Score bilden. Das Skript verlangt, dass Datenqualitaet, Systemgrenzen, Gewichtung, Unsicherheit und Nichtkompensation sichtbar bleiben. Ein Score darf die Diskussion nicht beenden, sondern muss bessere Fragen, Priorisierung und Rueckkopplung ermoeglichen. Bezogen auf Wirkungspotenziale und Wirkungsrisiken analysieren heisst das: Die Analyse muss das konkrete Thema ernst nehmen und zugleich den allgemeinen WÖk-Massstab halten. Es geht nicht darum, Akteure moralisch zu sortieren. Es geht darum, Wirkpfade, Wirkungsempfaenger, Datenqualitaet, Risiken und Rueckkopplung so zu beschreiben, dass bessere Entscheidungen moeglich werden.</w:t>
+      </w:r>
+    </w:p>
+    <w:p>
+      <w:r>
+        <w:t>Transfer in Wirkungsmanagement. Quelltext und fachliche Grundlegung verbindet die inhaltliche Deutung mit der spaeteren Praxis. Eine Organisation kann zu Wirkungspotenziale und Wirkungsrisiken analysieren sehr ueberzeugend kommunizieren und trotzdem an eine Methodik einzufuehren, ohne Entscheidungsmacht, Datenpflichten und Korrekturroutinen mitzudenken scheitern. Darum muss die V1-Fassung immer auch nach Governance fragen: Wer erhebt Daten, wer bewertet sie, wer traegt die Folgen, wer kann widersprechen und wann wird eine Entscheidung korrigiert? Profile, Zielkonflikte und offene Punkte werden nebeneinander gefuehrt. So wird aus einem Lehrkapitel eine verantwortbare Arbeitsroutine.</w:t>
+      </w:r>
+    </w:p>
+    <w:p>
+      <w:r>
+        <w:t>Grenze gegen Scheingenauigkeit. Gerade bei Einstieg / Wirkungsfrage ist Praezision wichtiger als grosse Begriffe. Eine Wirkungsaussage bleibt schwach, wenn sie nur Aktivitaet, Reichweite, Absicht oder Image beschreibt. Stark wird sie erst, wenn sie die Zustandsveraenderung und ihre Bedingungen offenlegt. In WM-V5 ist deshalb entscheidend, schwere zentrale Schaeden nicht durch beliebige positive Einzelwerte neutralisiert werden duerfen. Die Fehlerlinie verlaeuft nicht zwischen Optimismus und Pessimismus, sondern zwischen offengelegter Unsicherheit und rhetorischer Sicherheit ohne Pruefpfad.</w:t>
+      </w:r>
+    </w:p>
+    <w:p>
+      <w:r>
+        <w:t>Pruefungsnahe Transferfrage. Formuliere zu WM-V5 eine Wirkungsaussage in drei Saetzen: Erstens den beobachteten oder plausiblen Zustand, zweitens die Daten- oder Quellenlage, drittens die offene Unsicherheit samt Rueckkopplung. Die Antwort muss ohne moralische Personenbewertung auskommen und darf Reichweite nicht mit Wirkung verwechseln.</w:t>
+      </w:r>
+    </w:p>
+    <w:p>
+      <w:r>
+        <w:t>Pruefungsnahe Lesart. Aus Video-/Audio-Vorlesung laesst sich eine gute Transferfrage ableiten: Welche Entscheidung waere falsch, wenn dieser Abschnitt missverstanden wird? Fuer Wirkungspotenziale und Wirkungsrisiken analysieren lautet die Antwort meist nicht einfach "mehr Wirkung", sondern genauer: bessere Unterscheidung, sauberere Daten, klarere Schutzlinie und rueckgekoppelte Steuerung. Jeder Analyseblock fragt nach der Routine, die nach der Bewertung angepasst wird. Wer das im Fall anwenden kann, hat den Kern der Vorlesung verstanden; wer nur Definitionen wiederholt, bleibt unter dem Anspruch der Akademie.</w:t>
+      </w:r>
+    </w:p>
+    <w:p>
+      <w:r>
+        <w:t>Fallfenster zur Anwendung. Ein Kommunikationsbericht nennt viele Aktivitaeten, Reichweiten und Rueckmeldungen. Die V1-Pruefung fragt, ob daraus eine belastbare Wirkungsaussage folgt. Wenn nur Kontakte, Klicks oder Zustimmung vorliegen, bleibt die Aussage im Bereich Wirkungspotenzial oder Resonanz, nicht im Bereich nachgewiesener Wirkung. Bezogen auf Wirkungspotenziale und Wirkungsrisiken analysieren heisst das: Die Analyse muss das konkrete Thema ernst nehmen und zugleich den allgemeinen WÖk-Massstab halten. Es geht nicht darum, Akteure moralisch zu sortieren. Es geht darum, Wirkpfade, Wirkungsempfaenger, Datenqualitaet, Risiken und Rueckkopplung so zu beschreiben, dass bessere Entscheidungen moeglich werden.</w:t>
+      </w:r>
+    </w:p>
+    <w:p>
+      <w:r>
+        <w:t>Governance. Der Abschnitt Transkript (Gerüst) ist in WM-V5 kein Zusatzwissen, sondern ein Pruefstein fuer die Grundfrage des Skripts: Was veraendert sich, bei wem, wodurch und mit welcher Rueckkopplung? Fuer Wirkungspotenziale und Wirkungsrisiken analysieren wird daran sichtbar, dass Wirkungsbewertung Verfahren, Rechte, Transparenz und Korrektur braucht. Die fachliche Grenze liegt dort, wo Lernende Bewertung als technokratische Top-down-Setzung verstehen. Die saubere Lesart trennt deshalb Beobachtung, Kausalannahme, Bewertung und Steuerungsfolge. In der Anwendung sollte daraus mindestens eine konkrete Strategie, Prozess, Budget, Zielkonflikt oder Kommunikationsregel abgeleitet werden; sonst bleibt das Wissen erklaerend, aber nicht steuerungsfaehig.</w:t>
+      </w:r>
+    </w:p>
+    <w:p>
+      <w:r>
+        <w:t>Anwendung auf Skript / Folien (Lernseite). In einer Fallanalyse beginnt dieser Punkt nicht mit einer Meinung, sondern mit einer belastbaren Beschreibung. Wer WM-V5 pruefungsnah liest, fragt zuerst nach Wirkungsempfaengern, Wirkraum, Zeitraum und Datenquelle. Erst danach folgt die Bewertung im Referenzrahmen Mensch, Planet, Demokratie, SDGs, Agenda 2030 und SDG+. Pruefungsfragen verbinden Begriff, Anwendung, Evidenz und rote Linie. Der typische Kurzschluss waere, reines Auswendiglernen als Kompetenznachweis behandeln. Genau dagegen setzt die WÖk die Pflicht, Wirkungspotenzial, Wirkungsrisiko und positive Netto-Wirkung begrifflich getrennt zu halten.</w:t>
+      </w:r>
+    </w:p>
+    <w:p>
+      <w:r>
+        <w:t>Evidenzregel. Transferaufgabe darf im Skript nicht als dekorativer Begriff stehen bleiben. Der Abschnitt traegt nur dann, wenn er eine pruefbare Aussage erlaubt: Welche Quelle stuetzt die Annahme, welche Unsicherheit bleibt offen und welche Gegenbeobachtung wuerde die Bewertung veraendern? Fuer Wirkungspotenziale und Wirkungsrisiken analysieren heisst das, dass WÖk-Begriffe im Alltag nur tragen, wenn sie in Routinen uebersetzt werden. Die Studierenden sollen nicht lernen, einen Score nachzusprechen. Sie sollen erkennen, wann ein Score klaert, wann er verdeckt und wann eine rote Linie die Durchschnittslogik stoppt.</w:t>
+      </w:r>
+    </w:p>
+    <w:p>
+      <w:r>
+        <w:t>Fallfenster zur Anwendung. Eine Organisation plant eine Massnahme und formuliert dazu eine positive Absicht. In der WÖk reicht das nicht. Fuer diese Vorlesung muss sichtbar werden, welche Zustandsveraenderung erwartet wird, welche Empfaenger direkt oder indirekt betroffen sind, welche Nebenwirkungen entstehen koennen und welche Entscheidung spaeter korrigiert wird. Bezogen auf Wirkungspotenziale und Wirkungsrisiken analysieren heisst das: Die Analyse muss das konkrete Thema ernst nehmen und zugleich den allgemeinen WÖk-Massstab halten. Es geht nicht darum, Akteure moralisch zu sortieren. Es geht darum, Wirkpfade, Wirkungsempfaenger, Datenqualitaet, Risiken und Rueckkopplung so zu beschreiben, dass bessere Entscheidungen moeglich werden.</w:t>
+      </w:r>
+    </w:p>
+    <w:p>
+      <w:r>
+        <w:t>Transfer in Wirkungsmanagement. Praxisbeispiel verbindet die inhaltliche Deutung mit der spaeteren Praxis. Eine Organisation kann zu Wirkungspotenziale und Wirkungsrisiken analysieren sehr ueberzeugend kommunizieren und trotzdem an eine Methodik einzufuehren, ohne Entscheidungsmacht, Datenpflichten und Korrekturroutinen mitzudenken scheitern. Darum muss die V1-Fassung immer auch nach Governance fragen: Wer erhebt Daten, wer bewertet sie, wer traegt die Folgen, wer kann widersprechen und wann wird eine Entscheidung korrigiert? Gute Kommunikation unterscheidet Befund, Annahme und normative Bewertung. So wird aus einem Lehrkapitel eine verantwortbare Arbeitsroutine.</w:t>
+      </w:r>
+    </w:p>
+    <w:p>
+      <w:r>
+        <w:t>Pruefungsnahe Transferfrage. Formuliere zu WM-V5 eine Wirkungsaussage in drei Saetzen: Erstens den beobachteten oder plausiblen Zustand, zweitens die Daten- oder Quellenlage, drittens die offene Unsicherheit samt Rueckkopplung. Die Antwort muss ohne moralische Personenbewertung auskommen und darf Reichweite nicht mit Wirkung verwechseln.</w:t>
+      </w:r>
+    </w:p>
+    <w:p>
+      <w:r>
+        <w:t>Grenze gegen Scheingenauigkeit. Gerade bei Wirkungsökonomische Vertiefung ist Praezision wichtiger als grosse Begriffe. Eine Wirkungsaussage bleibt schwach, wenn sie nur Aktivitaet, Reichweite, Absicht oder Image beschreibt. Stark wird sie erst, wenn sie die Zustandsveraenderung und ihre Bedingungen offenlegt. In WM-V5 ist deshalb entscheidend, jede Wirkungsaussage eine Grenze zieht und diese Grenze begruenden muss. Die Fehlerlinie verlaeuft nicht zwischen Optimismus und Pessimismus, sondern zwischen offengelegter Unsicherheit und rhetorischer Sicherheit ohne Pruefpfad.</w:t>
+      </w:r>
+    </w:p>
+    <w:p>
+      <w:r>
+        <w:t>Pruefungsnahe Lesart. Aus Prüfungsrelevanz laesst sich eine gute Transferfrage ableiten: Welche Entscheidung waere falsch, wenn dieser Abschnitt missverstanden wird? Fuer Wirkungspotenziale und Wirkungsrisiken analysieren lautet die Antwort meist nicht einfach "mehr Wirkung", sondern genauer: bessere Unterscheidung, sauberere Daten, klarere Schutzlinie und rueckgekoppelte Steuerung. Szenarien pruefen Sofortwirkung, Folgewirkung und Reversibilitaet getrennt. Wer das im Fall anwenden kann, hat den Kern der Vorlesung verstanden; wer nur Definitionen wiederholt, bleibt unter dem Anspruch der Akademie.</w:t>
+      </w:r>
+    </w:p>
+    <w:p>
+      <w:r>
+        <w:t>Fallfenster zur Anwendung. Eine Fuehrungsentscheidung erzeugt zugleich Nutzen und Risiken. Die WÖk behandelt Ambivalenz nicht als Stoerung, sondern als Kern der Analyse. Positive Netto-Wirkung darf erst behauptet werden, wenn zentrale negative Wirkungen getrennt geprueft und rote Linien gewahrt sind. Bezogen auf Wirkungspotenziale und Wirkungsrisiken analysieren heisst das: Die Analyse muss das konkrete Thema ernst nehmen und zugleich den allgemeinen WÖk-Massstab halten. Es geht nicht darum, Akteure moralisch zu sortieren. Es geht darum, Wirkpfade, Wirkungsempfaenger, Datenqualitaet, Risiken und Rueckkopplung so zu beschreiben, dass bessere Entscheidungen moeglich werden.</w:t>
+      </w:r>
+    </w:p>
+    <w:p>
+      <w:r>
+        <w:t>Betroffenenperspektive. Der Abschnitt Lernziele ist in WM-V5 kein Zusatzwissen, sondern ein Pruefstein fuer die Grundfrage des Skripts: Was veraendert sich, bei wem, wodurch und mit welcher Rueckkopplung? Fuer Wirkungspotenziale und Wirkungsrisiken analysieren wird daran sichtbar, dass Wirkung nicht am Sender, sondern an veraenderten Zustanden der Empfaenger geprueft wird. Die fachliche Grenze liegt dort, wo Lernende interne Erfolgskennzahlen mit gesellschaftlicher Wirkung verwechseln. Die saubere Lesart trennt deshalb Beobachtung, Kausalannahme, Bewertung und Steuerungsfolge. In der Anwendung sollte daraus mindestens eine konkrete Strategie, Prozess, Budget, Zielkonflikt oder Kommunikationsregel abgeleitet werden; sonst bleibt das Wissen erklaerend, aber nicht steuerungsfaehig.</w:t>
+      </w:r>
+    </w:p>
+    <w:p>
+      <w:r>
+        <w:t>Anwendung auf Einleitung / Wirkungsfrage. In einer Fallanalyse beginnt dieser Punkt nicht mit einer Meinung, sondern mit einer belastbaren Beschreibung. Wer WM-V5 pruefungsnah liest, fragt zuerst nach Wirkungsempfaengern, Wirkraum, Zeitraum und Datenquelle. Erst danach folgt die Bewertung im Referenzrahmen Mensch, Planet, Demokratie, SDGs, Agenda 2030 und SDG+. Jede Schlussfolgerung endet mit Entscheidung, Verantwortlichkeit und Termin fuer Rueckpruefung. Der typische Kurzschluss waere, Befunde sammeln, ohne Ressourcen oder Regeln zu veraendern. Genau dagegen setzt die WÖk die Pflicht, Wirkungspotenzial, Wirkungsrisiko und positive Netto-Wirkung begrifflich getrennt zu halten.</w:t>
+      </w:r>
+    </w:p>
+    <w:p>
+      <w:r>
+        <w:t>Evidenzregel. Kernaussage darf im Skript nicht als dekorativer Begriff stehen bleiben. Der Abschnitt traegt nur dann, wenn er eine pruefbare Aussage erlaubt: Welche Quelle stuetzt die Annahme, welche Unsicherheit bleibt offen und welche Gegenbeobachtung wuerde die Bewertung veraendern? Fuer Wirkungspotenziale und Wirkungsrisiken analysieren heisst das, dass WÖk-Aussagen mit bestehenden Begriffen, Studien, Standards und Rechtsrahmen in Beziehung stehen muessen. Die Studierenden sollen nicht lernen, einen Score nachzusprechen. Sie sollen erkennen, wann ein Score klaert, wann er verdeckt und wann eine rote Linie die Durchschnittslogik stoppt.</w:t>
+      </w:r>
+    </w:p>
+    <w:p>
+      <w:r>
+        <w:t>Fallfenster zur Anwendung. Ein Controlling-Team moechte einen Score bilden. Das Skript verlangt, dass Datenqualitaet, Systemgrenzen, Gewichtung, Unsicherheit und Nichtkompensation sichtbar bleiben. Ein Score darf die Diskussion nicht beenden, sondern muss bessere Fragen, Priorisierung und Rueckkopplung ermoeglichen. Bezogen auf Wirkungspotenziale und Wirkungsrisiken analysieren heisst das: Die Analyse muss das konkrete Thema ernst nehmen und zugleich den allgemeinen WÖk-Massstab halten. Es geht nicht darum, Akteure moralisch zu sortieren. Es geht darum, Wirkpfade, Wirkungsempfaenger, Datenqualitaet, Risiken und Rueckkopplung so zu beschreiben, dass bessere Entscheidungen moeglich werden.</w:t>
+      </w:r>
+    </w:p>
+    <w:p>
+      <w:r>
+        <w:t>Pruefungsnahe Transferfrage. Formuliere zu WM-V5 eine Wirkungsaussage in drei Saetzen: Erstens den beobachteten oder plausiblen Zustand, zweitens die Daten- oder Quellenlage, drittens die offene Unsicherheit samt Rueckkopplung. Die Antwort muss ohne moralische Personenbewertung auskommen und darf Reichweite nicht mit Wirkung verwechseln.</w:t>
+      </w:r>
+    </w:p>
+    <w:p>
+      <w:r>
+        <w:t>Transfer in Wirkungsmanagement. Quelltext und fachliche Grundlegung verbindet die inhaltliche Deutung mit der spaeteren Praxis. Eine Organisation kann zu Wirkungspotenziale und Wirkungsrisiken analysieren sehr ueberzeugend kommunizieren und trotzdem an eine Methodik einzufuehren, ohne Entscheidungsmacht, Datenpflichten und Korrekturroutinen mitzudenken scheitern. Darum muss die V1-Fassung immer auch nach Governance fragen: Wer erhebt Daten, wer bewertet sie, wer traegt die Folgen, wer kann widersprechen und wann wird eine Entscheidung korrigiert? Die Analyse markiert Stoppsignale vor jeder Portfolio- oder Score-Debatte. So wird aus einem Lehrkapitel eine verantwortbare Arbeitsroutine.</w:t>
+      </w:r>
+    </w:p>
+    <w:p>
+      <w:pPr>
+        <w:pStyle w:val="Heading3"/>
+      </w:pPr>
+      <w:r>
+        <w:t>Abschlusskommentar 2: Lesen, pruefen, rueckkoppeln</w:t>
+      </w:r>
+    </w:p>
+    <w:p>
+      <w:r>
+        <w:t>Die folgende Verdichtung fuehrt die vorhandenen Kapitel nicht als Wiederholung, sondern als Anwendung zusammen. Wirkungskompetenz entsteht, wenn dieselbe begriffliche Strenge in Fallanalyse, Datenarbeit, Kommunikation, Governance und Entscheidungspraxis wiedererkannt wird.</w:t>
+      </w:r>
+    </w:p>
+    <w:p>
+      <w:r>
+        <w:t>Grenze gegen Scheingenauigkeit. Gerade bei Einstieg / Wirkungsfrage ist Praezision wichtiger als grosse Begriffe. Eine Wirkungsaussage bleibt schwach, wenn sie nur Aktivitaet, Reichweite, Absicht oder Image beschreibt. Stark wird sie erst, wenn sie die Zustandsveraenderung und ihre Bedingungen offenlegt. In WM-V5 ist deshalb entscheidend, praezise Sprache die erste Sicherung gegen Impact-Washing bildet. Die Fehlerlinie verlaeuft nicht zwischen Optimismus und Pessimismus, sondern zwischen offengelegter Unsicherheit und rhetorischer Sicherheit ohne Pruefpfad.</w:t>
+      </w:r>
+    </w:p>
+    <w:p>
+      <w:r>
+        <w:t>Pruefungsnahe Lesart. Aus Video-/Audio-Vorlesung laesst sich eine gute Transferfrage ableiten: Welche Entscheidung waere falsch, wenn dieser Abschnitt missverstanden wird? Fuer Wirkungspotenziale und Wirkungsrisiken analysieren lautet die Antwort meist nicht einfach "mehr Wirkung", sondern genauer: bessere Unterscheidung, sauberere Daten, klarere Schutzlinie und rueckgekoppelte Steuerung. Mindestens ein direkter und ein indirekter Wirkpfad muessen nachvollziehbar sein. Wer das im Fall anwenden kann, hat den Kern der Vorlesung verstanden; wer nur Definitionen wiederholt, bleibt unter dem Anspruch der Akademie.</w:t>
+      </w:r>
+    </w:p>
+    <w:p>
+      <w:r>
+        <w:t>Fallfenster zur Anwendung. Ein Kommunikationsbericht nennt viele Aktivitaeten, Reichweiten und Rueckmeldungen. Die V1-Pruefung fragt, ob daraus eine belastbare Wirkungsaussage folgt. Wenn nur Kontakte, Klicks oder Zustimmung vorliegen, bleibt die Aussage im Bereich Wirkungspotenzial oder Resonanz, nicht im Bereich nachgewiesener Wirkung. Bezogen auf Wirkungspotenziale und Wirkungsrisiken analysieren heisst das: Die Analyse muss das konkrete Thema ernst nehmen und zugleich den allgemeinen WÖk-Massstab halten. Es geht nicht darum, Akteure moralisch zu sortieren. Es geht darum, Wirkpfade, Wirkungsempfaenger, Datenqualitaet, Risiken und Rueckkopplung so zu beschreiben, dass bessere Entscheidungen moeglich werden.</w:t>
+      </w:r>
+    </w:p>
+    <w:p>
+      <w:r>
+        <w:t>Daten- und Quellenklarheit. Der Abschnitt Transkript (Gerüst) ist in WM-V5 kein Zusatzwissen, sondern ein Pruefstein fuer die Grundfrage des Skripts: Was veraendert sich, bei wem, wodurch und mit welcher Rueckkopplung? Fuer Wirkungspotenziale und Wirkungsrisiken analysieren wird daran sichtbar, dass jede Bewertung nur so belastbar ist wie Datenlage, Quellenstatus, Aktualitaet und Systemgrenze. Die fachliche Grenze liegt dort, wo Lernende eine Zahl ohne Einheit, Zeitraum oder Erhebungslogik als Beweis nutzen. Die saubere Lesart trennt deshalb Beobachtung, Kausalannahme, Bewertung und Steuerungsfolge. In der Anwendung sollte daraus mindestens eine konkrete Strategie, Prozess, Budget, Zielkonflikt oder Kommunikationsregel abgeleitet werden; sonst bleibt das Wissen erklaerend, aber nicht steuerungsfaehig.</w:t>
+      </w:r>
+    </w:p>
+    <w:p>
+      <w:r>
+        <w:t>Anwendung auf Skript / Folien (Lernseite). In einer Fallanalyse beginnt dieser Punkt nicht mit einer Meinung, sondern mit einer belastbaren Beschreibung. Wer WM-V5 pruefungsnah liest, fragt zuerst nach Wirkungsempfaengern, Wirkraum, Zeitraum und Datenquelle. Erst danach folgt die Bewertung im Referenzrahmen Mensch, Planet, Demokratie, SDGs, Agenda 2030 und SDG+. Profile, Zielkonflikte und offene Punkte werden nebeneinander gefuehrt. Der typische Kurzschluss waere, ambivalente Befunde glaetten, damit eine eindeutige Botschaft entsteht. Genau dagegen setzt die WÖk die Pflicht, Wirkungspotenzial, Wirkungsrisiko und positive Netto-Wirkung begrifflich getrennt zu halten.</w:t>
+      </w:r>
+    </w:p>
+    <w:p>
+      <w:r>
+        <w:t>Pruefungsnahe Transferfrage. Formuliere zu WM-V5 eine Wirkungsaussage in drei Saetzen: Erstens den beobachteten oder plausiblen Zustand, zweitens die Daten- oder Quellenlage, drittens die offene Unsicherheit samt Rueckkopplung. Die Antwort muss ohne moralische Personenbewertung auskommen und darf Reichweite nicht mit Wirkung verwechseln.</w:t>
+      </w:r>
+    </w:p>
+    <w:p>
+      <w:r>
+        <w:t>Evidenzregel. Transferaufgabe darf im Skript nicht als dekorativer Begriff stehen bleiben. Der Abschnitt traegt nur dann, wenn er eine pruefbare Aussage erlaubt: Welche Quelle stuetzt die Annahme, welche Unsicherheit bleibt offen und welche Gegenbeobachtung wuerde die Bewertung veraendern? Fuer Wirkungspotenziale und Wirkungsrisiken analysieren heisst das, dass schwere zentrale Schaeden nicht durch beliebige positive Einzelwerte neutralisiert werden duerfen. Die Studierenden sollen nicht lernen, einen Score nachzusprechen. Sie sollen erkennen, wann ein Score klaert, wann er verdeckt und wann eine rote Linie die Durchschnittslogik stoppt.</w:t>
+      </w:r>
+    </w:p>
+    <w:p>
+      <w:r>
+        <w:t>Fallfenster zur Anwendung. Eine Organisation plant eine Massnahme und formuliert dazu eine positive Absicht. In der WÖk reicht das nicht. Fuer diese Vorlesung muss sichtbar werden, welche Zustandsveraenderung erwartet wird, welche Empfaenger direkt oder indirekt betroffen sind, welche Nebenwirkungen entstehen koennen und welche Entscheidung spaeter korrigiert wird. Bezogen auf Wirkungspotenziale und Wirkungsrisiken analysieren heisst das: Die Analyse muss das konkrete Thema ernst nehmen und zugleich den allgemeinen WÖk-Massstab halten. Es geht nicht darum, Akteure moralisch zu sortieren. Es geht darum, Wirkpfade, Wirkungsempfaenger, Datenqualitaet, Risiken und Rueckkopplung so zu beschreiben, dass bessere Entscheidungen moeglich werden.</w:t>
+      </w:r>
+    </w:p>
+    <w:p>
+      <w:r>
+        <w:t>Transfer in Wirkungsmanagement. Praxisbeispiel verbindet die inhaltliche Deutung mit der spaeteren Praxis. Eine Organisation kann zu Wirkungspotenziale und Wirkungsrisiken analysieren sehr ueberzeugend kommunizieren und trotzdem an eine Methodik einzufuehren, ohne Entscheidungsmacht, Datenpflichten und Korrekturroutinen mitzudenken scheitern. Darum muss die V1-Fassung immer auch nach Governance fragen: Wer erhebt Daten, wer bewertet sie, wer traegt die Folgen, wer kann widersprechen und wann wird eine Entscheidung korrigiert? Jeder Analyseblock fragt nach der Routine, die nach der Bewertung angepasst wird. So wird aus einem Lehrkapitel eine verantwortbare Arbeitsroutine.</w:t>
+      </w:r>
+    </w:p>
+    <w:p>
+      <w:r>
+        <w:t>Grenze gegen Scheingenauigkeit. Gerade bei Wirkungsökonomische Vertiefung ist Praezision wichtiger als grosse Begriffe. Eine Wirkungsaussage bleibt schwach, wenn sie nur Aktivitaet, Reichweite, Absicht oder Image beschreibt. Stark wird sie erst, wenn sie die Zustandsveraenderung und ihre Bedingungen offenlegt. In WM-V5 ist deshalb entscheidend, Wirkungsbewertung Verfahren, Rechte, Transparenz und Korrektur braucht. Die Fehlerlinie verlaeuft nicht zwischen Optimismus und Pessimismus, sondern zwischen offengelegter Unsicherheit und rhetorischer Sicherheit ohne Pruefpfad.</w:t>
+      </w:r>
+    </w:p>
+    <w:p>
+      <w:r>
+        <w:t>Pruefungsnahe Lesart. Aus Prüfungsrelevanz laesst sich eine gute Transferfrage ableiten: Welche Entscheidung waere falsch, wenn dieser Abschnitt missverstanden wird? Fuer Wirkungspotenziale und Wirkungsrisiken analysieren lautet die Antwort meist nicht einfach "mehr Wirkung", sondern genauer: bessere Unterscheidung, sauberere Daten, klarere Schutzlinie und rueckgekoppelte Steuerung. Pruefungsfragen verbinden Begriff, Anwendung, Evidenz und rote Linie. Wer das im Fall anwenden kann, hat den Kern der Vorlesung verstanden; wer nur Definitionen wiederholt, bleibt unter dem Anspruch der Akademie.</w:t>
+      </w:r>
+    </w:p>
+    <w:p>
+      <w:r>
+        <w:t>Fallfenster zur Anwendung. Eine Fuehrungsentscheidung erzeugt zugleich Nutzen und Risiken. Die WÖk behandelt Ambivalenz nicht als Stoerung, sondern als Kern der Analyse. Positive Netto-Wirkung darf erst behauptet werden, wenn zentrale negative Wirkungen getrennt geprueft und rote Linien gewahrt sind. Bezogen auf Wirkungspotenziale und Wirkungsrisiken analysieren heisst das: Die Analyse muss das konkrete Thema ernst nehmen und zugleich den allgemeinen WÖk-Massstab halten. Es geht nicht darum, Akteure moralisch zu sortieren. Es geht darum, Wirkpfade, Wirkungsempfaenger, Datenqualitaet, Risiken und Rueckkopplung so zu beschreiben, dass bessere Entscheidungen moeglich werden.</w:t>
+      </w:r>
+    </w:p>
+    <w:p>
+      <w:r>
+        <w:t>Organisationale Umsetzung. Der Abschnitt Lernziele ist in WM-V5 kein Zusatzwissen, sondern ein Pruefstein fuer die Grundfrage des Skripts: Was veraendert sich, bei wem, wodurch und mit welcher Rueckkopplung? Fuer Wirkungspotenziale und Wirkungsrisiken analysieren wird daran sichtbar, dass WÖk-Begriffe im Alltag nur tragen, wenn sie in Routinen uebersetzt werden. Die fachliche Grenze liegt dort, wo Lernende Verantwortung an eine einzelne Nachhaltigkeitsfunktion auslagern. Die saubere Lesart trennt deshalb Beobachtung, Kausalannahme, Bewertung und Steuerungsfolge. In der Anwendung sollte daraus mindestens eine konkrete Strategie, Prozess, Budget, Zielkonflikt oder Kommunikationsregel abgeleitet werden; sonst bleibt das Wissen erklaerend, aber nicht steuerungsfaehig.</w:t>
+      </w:r>
+    </w:p>
+    <w:p>
+      <w:r>
+        <w:t>Pruefungsnahe Transferfrage. Formuliere zu WM-V5 eine Wirkungsaussage in drei Saetzen: Erstens den beobachteten oder plausiblen Zustand, zweitens die Daten- oder Quellenlage, drittens die offene Unsicherheit samt Rueckkopplung. Die Antwort muss ohne moralische Personenbewertung auskommen und darf Reichweite nicht mit Wirkung verwechseln.</w:t>
+      </w:r>
+    </w:p>
+    <w:p>
+      <w:r>
+        <w:t>Anwendung auf Einleitung / Wirkungsfrage. In einer Fallanalyse beginnt dieser Punkt nicht mit einer Meinung, sondern mit einer belastbaren Beschreibung. Wer WM-V5 pruefungsnah liest, fragt zuerst nach Wirkungsempfaengern, Wirkraum, Zeitraum und Datenquelle. Erst danach folgt die Bewertung im Referenzrahmen Mensch, Planet, Demokratie, SDGs, Agenda 2030 und SDG+. Gute Kommunikation unterscheidet Befund, Annahme und normative Bewertung. Der typische Kurzschluss waere, Eindeutigkeit behaupten, wo die Datenlage nur Potenzial oder Risiko traegt. Genau dagegen setzt die WÖk die Pflicht, Wirkungspotenzial, Wirkungsrisiko und positive Netto-Wirkung begrifflich getrennt zu halten.</w:t>
+      </w:r>
+    </w:p>
+    <w:p>
+      <w:r>
+        <w:t>Evidenzregel. Kernaussage darf im Skript nicht als dekorativer Begriff stehen bleiben. Der Abschnitt traegt nur dann, wenn er eine pruefbare Aussage erlaubt: Welche Quelle stuetzt die Annahme, welche Unsicherheit bleibt offen und welche Gegenbeobachtung wuerde die Bewertung veraendern? Fuer Wirkungspotenziale und Wirkungsrisiken analysieren heisst das, dass jede Wirkungsaussage eine Grenze zieht und diese Grenze begruenden muss. Die Studierenden sollen nicht lernen, einen Score nachzusprechen. Sie sollen erkennen, wann ein Score klaert, wann er verdeckt und wann eine rote Linie die Durchschnittslogik stoppt.</w:t>
+      </w:r>
+    </w:p>
+    <w:p>
+      <w:r>
+        <w:t>Fallfenster zur Anwendung. Ein Controlling-Team moechte einen Score bilden. Das Skript verlangt, dass Datenqualitaet, Systemgrenzen, Gewichtung, Unsicherheit und Nichtkompensation sichtbar bleiben. Ein Score darf die Diskussion nicht beenden, sondern muss bessere Fragen, Priorisierung und Rueckkopplung ermoeglichen. Bezogen auf Wirkungspotenziale und Wirkungsrisiken analysieren heisst das: Die Analyse muss das konkrete Thema ernst nehmen und zugleich den allgemeinen WÖk-Massstab halten. Es geht nicht darum, Akteure moralisch zu sortieren. Es geht darum, Wirkpfade, Wirkungsempfaenger, Datenqualitaet, Risiken und Rueckkopplung so zu beschreiben, dass bessere Entscheidungen moeglich werden.</w:t>
+      </w:r>
+    </w:p>
+    <w:p>
+      <w:r>
+        <w:t>Transfer in Wirkungsmanagement. Quelltext und fachliche Grundlegung verbindet die inhaltliche Deutung mit der spaeteren Praxis. Eine Organisation kann zu Wirkungspotenziale und Wirkungsrisiken analysieren sehr ueberzeugend kommunizieren und trotzdem an eine Methodik einzufuehren, ohne Entscheidungsmacht, Datenpflichten und Korrekturroutinen mitzudenken scheitern. Darum muss die V1-Fassung immer auch nach Governance fragen: Wer erhebt Daten, wer bewertet sie, wer traegt die Folgen, wer kann widersprechen und wann wird eine Entscheidung korrigiert? Szenarien pruefen Sofortwirkung, Folgewirkung und Reversibilitaet getrennt. So wird aus einem Lehrkapitel eine verantwortbare Arbeitsroutine.</w:t>
+      </w:r>
+    </w:p>
+    <w:p>
+      <w:r>
+        <w:t>Grenze gegen Scheingenauigkeit. Gerade bei Einstieg / Wirkungsfrage ist Praezision wichtiger als grosse Begriffe. Eine Wirkungsaussage bleibt schwach, wenn sie nur Aktivitaet, Reichweite, Absicht oder Image beschreibt. Stark wird sie erst, wenn sie die Zustandsveraenderung und ihre Bedingungen offenlegt. In WM-V5 ist deshalb entscheidend, Wirkung nicht am Sender, sondern an veraenderten Zustanden der Empfaenger geprueft wird. Die Fehlerlinie verlaeuft nicht zwischen Optimismus und Pessimismus, sondern zwischen offengelegter Unsicherheit und rhetorischer Sicherheit ohne Pruefpfad.</w:t>
+      </w:r>
+    </w:p>
+    <w:p>
+      <w:r>
+        <w:t>Pruefungsnahe Lesart. Aus Video-/Audio-Vorlesung laesst sich eine gute Transferfrage ableiten: Welche Entscheidung waere falsch, wenn dieser Abschnitt missverstanden wird? Fuer Wirkungspotenziale und Wirkungsrisiken analysieren lautet die Antwort meist nicht einfach "mehr Wirkung", sondern genauer: bessere Unterscheidung, sauberere Daten, klarere Schutzlinie und rueckgekoppelte Steuerung. Jede Schlussfolgerung endet mit Entscheidung, Verantwortlichkeit und Termin fuer Rueckpruefung. Wer das im Fall anwenden kann, hat den Kern der Vorlesung verstanden; wer nur Definitionen wiederholt, bleibt unter dem Anspruch der Akademie.</w:t>
+      </w:r>
+    </w:p>
+    <w:p>
+      <w:r>
+        <w:t>Fallfenster zur Anwendung. Ein Kommunikationsbericht nennt viele Aktivitaeten, Reichweiten und Rueckmeldungen. Die V1-Pruefung fragt, ob daraus eine belastbare Wirkungsaussage folgt. Wenn nur Kontakte, Klicks oder Zustimmung vorliegen, bleibt die Aussage im Bereich Wirkungspotenzial oder Resonanz, nicht im Bereich nachgewiesener Wirkung. Bezogen auf Wirkungspotenziale und Wirkungsrisiken analysieren heisst das: Die Analyse muss das konkrete Thema ernst nehmen und zugleich den allgemeinen WÖk-Massstab halten. Es geht nicht darum, Akteure moralisch zu sortieren. Es geht darum, Wirkpfade, Wirkungsempfaenger, Datenqualitaet, Risiken und Rueckkopplung so zu beschreiben, dass bessere Entscheidungen moeglich werden.</w:t>
+      </w:r>
+    </w:p>
+    <w:p>
+      <w:r>
+        <w:t>Pruefungsnahe Transferfrage. Formuliere zu WM-V5 eine Wirkungsaussage in drei Saetzen: Erstens den beobachteten oder plausiblen Zustand, zweitens die Daten- oder Quellenlage, drittens die offene Unsicherheit samt Rueckkopplung. Die Antwort muss ohne moralische Personenbewertung auskommen und darf Reichweite nicht mit Wirkung verwechseln.</w:t>
+      </w:r>
+    </w:p>
+    <w:p>
+      <w:r>
+        <w:t>Wissenschaftliche Anschlussfaehigkeit. Der Abschnitt Transkript (Gerüst) ist in WM-V5 kein Zusatzwissen, sondern ein Pruefstein fuer die Grundfrage des Skripts: Was veraendert sich, bei wem, wodurch und mit welcher Rueckkopplung? Fuer Wirkungspotenziale und Wirkungsrisiken analysieren wird daran sichtbar, dass WÖk-Aussagen mit bestehenden Begriffen, Studien, Standards und Rechtsrahmen in Beziehung stehen muessen. Die fachliche Grenze liegt dort, wo Lernende hausinterne Sprache als Ersatz fuer zitierfaehige Begruendung verwenden. Die saubere Lesart trennt deshalb Beobachtung, Kausalannahme, Bewertung und Steuerungsfolge. In der Anwendung sollte daraus mindestens eine konkrete Strategie, Prozess, Budget, Zielkonflikt oder Kommunikationsregel abgeleitet werden; sonst bleibt das Wissen erklaerend, aber nicht steuerungsfaehig.</w:t>
+      </w:r>
+    </w:p>
+    <w:p>
+      <w:r>
+        <w:t>Anwendung auf Skript / Folien (Lernseite). In einer Fallanalyse beginnt dieser Punkt nicht mit einer Meinung, sondern mit einer belastbaren Beschreibung. Wer WM-V5 pruefungsnah liest, fragt zuerst nach Wirkungsempfaengern, Wirkraum, Zeitraum und Datenquelle. Erst danach folgt die Bewertung im Referenzrahmen Mensch, Planet, Demokratie, SDGs, Agenda 2030 und SDG+. Die Analyse markiert Stoppsignale vor jeder Portfolio- oder Score-Debatte. Der typische Kurzschluss waere, ein gutes Teilresultat gegen zentrale Schaeden aufrechnen. Genau dagegen setzt die WÖk die Pflicht, Wirkungspotenzial, Wirkungsrisiko und positive Netto-Wirkung begrifflich getrennt zu halten.</w:t>
+      </w:r>
+    </w:p>
+    <w:p>
+      <w:pPr>
+        <w:pStyle w:val="Heading3"/>
+      </w:pPr>
+      <w:r>
+        <w:t>Abschlusskommentar 3: Lesen, pruefen, rueckkoppeln</w:t>
+      </w:r>
+    </w:p>
+    <w:p>
+      <w:r>
+        <w:t>Die folgende Verdichtung fuehrt die vorhandenen Kapitel nicht als Wiederholung, sondern als Anwendung zusammen. Wirkungskompetenz entsteht, wenn dieselbe begriffliche Strenge in Fallanalyse, Datenarbeit, Kommunikation, Governance und Entscheidungspraxis wiedererkannt wird.</w:t>
+      </w:r>
+    </w:p>
+    <w:p>
+      <w:r>
+        <w:t>Evidenzregel. Transferaufgabe darf im Skript nicht als dekorativer Begriff stehen bleiben. Der Abschnitt traegt nur dann, wenn er eine pruefbare Aussage erlaubt: Welche Quelle stuetzt die Annahme, welche Unsicherheit bleibt offen und welche Gegenbeobachtung wuerde die Bewertung veraendern? Fuer Wirkungspotenziale und Wirkungsrisiken analysieren heisst das, dass praezise Sprache die erste Sicherung gegen Impact-Washing bildet. Die Studierenden sollen nicht lernen, einen Score nachzusprechen. Sie sollen erkennen, wann ein Score klaert, wann er verdeckt und wann eine rote Linie die Durchschnittslogik stoppt.</w:t>
+      </w:r>
+    </w:p>
+    <w:p>
+      <w:r>
+        <w:t>Fallfenster zur Anwendung. Eine Organisation plant eine Massnahme und formuliert dazu eine positive Absicht. In der WÖk reicht das nicht. Fuer diese Vorlesung muss sichtbar werden, welche Zustandsveraenderung erwartet wird, welche Empfaenger direkt oder indirekt betroffen sind, welche Nebenwirkungen entstehen koennen und welche Entscheidung spaeter korrigiert wird. Bezogen auf Wirkungspotenziale und Wirkungsrisiken analysieren heisst das: Die Analyse muss das konkrete Thema ernst nehmen und zugleich den allgemeinen WÖk-Massstab halten. Es geht nicht darum, Akteure moralisch zu sortieren. Es geht darum, Wirkpfade, Wirkungsempfaenger, Datenqualitaet, Risiken und Rueckkopplung so zu beschreiben, dass bessere Entscheidungen moeglich werden.</w:t>
+      </w:r>
+    </w:p>
+    <w:p>
+      <w:r>
+        <w:t>Transfer in Wirkungsmanagement. Praxisbeispiel verbindet die inhaltliche Deutung mit der spaeteren Praxis. Eine Organisation kann zu Wirkungspotenziale und Wirkungsrisiken analysieren sehr ueberzeugend kommunizieren und trotzdem an eine Methodik einzufuehren, ohne Entscheidungsmacht, Datenpflichten und Korrekturroutinen mitzudenken scheitern. Darum muss die V1-Fassung immer auch nach Governance fragen: Wer erhebt Daten, wer bewertet sie, wer traegt die Folgen, wer kann widersprechen und wann wird eine Entscheidung korrigiert? Mindestens ein direkter und ein indirekter Wirkpfad muessen nachvollziehbar sein. So wird aus einem Lehrkapitel eine verantwortbare Arbeitsroutine.</w:t>
+      </w:r>
+    </w:p>
+    <w:p>
+      <w:r>
+        <w:t>Grenze gegen Scheingenauigkeit. Gerade bei Wirkungsökonomische Vertiefung ist Praezision wichtiger als grosse Begriffe. Eine Wirkungsaussage bleibt schwach, wenn sie nur Aktivitaet, Reichweite, Absicht oder Image beschreibt. Stark wird sie erst, wenn sie die Zustandsveraenderung und ihre Bedingungen offenlegt. In WM-V5 ist deshalb entscheidend, jede Bewertung nur so belastbar ist wie Datenlage, Quellenstatus, Aktualitaet und Systemgrenze. Die Fehlerlinie verlaeuft nicht zwischen Optimismus und Pessimismus, sondern zwischen offengelegter Unsicherheit und rhetorischer Sicherheit ohne Pruefpfad.</w:t>
+      </w:r>
+    </w:p>
+    <w:p>
+      <w:r>
+        <w:t>Pruefungsnahe Transferfrage. Formuliere zu WM-V5 eine Wirkungsaussage in drei Saetzen: Erstens den beobachteten oder plausiblen Zustand, zweitens die Daten- oder Quellenlage, drittens die offene Unsicherheit samt Rueckkopplung. Die Antwort muss ohne moralische Personenbewertung auskommen und darf Reichweite nicht mit Wirkung verwechseln.</w:t>
+      </w:r>
+    </w:p>
+    <w:p>
+      <w:r>
+        <w:t>Pruefungsnahe Lesart. Aus Prüfungsrelevanz laesst sich eine gute Transferfrage ableiten: Welche Entscheidung waere falsch, wenn dieser Abschnitt missverstanden wird? Fuer Wirkungspotenziale und Wirkungsrisiken analysieren lautet die Antwort meist nicht einfach "mehr Wirkung", sondern genauer: bessere Unterscheidung, sauberere Daten, klarere Schutzlinie und rueckgekoppelte Steuerung. Profile, Zielkonflikte und offene Punkte werden nebeneinander gefuehrt. Wer das im Fall anwenden kann, hat den Kern der Vorlesung verstanden; wer nur Definitionen wiederholt, bleibt unter dem Anspruch der Akademie.</w:t>
+      </w:r>
+    </w:p>
+    <w:p>
+      <w:r>
+        <w:t>Fallfenster zur Anwendung. Eine Fuehrungsentscheidung erzeugt zugleich Nutzen und Risiken. Die WÖk behandelt Ambivalenz nicht als Stoerung, sondern als Kern der Analyse. Positive Netto-Wirkung darf erst behauptet werden, wenn zentrale negative Wirkungen getrennt geprueft und rote Linien gewahrt sind. Bezogen auf Wirkungspotenziale und Wirkungsrisiken analysieren heisst das: Die Analyse muss das konkrete Thema ernst nehmen und zugleich den allgemeinen WÖk-Massstab halten. Es geht nicht darum, Akteure moralisch zu sortieren. Es geht darum, Wirkpfade, Wirkungsempfaenger, Datenqualitaet, Risiken und Rueckkopplung so zu beschreiben, dass bessere Entscheidungen moeglich werden.</w:t>
+      </w:r>
+    </w:p>
+    <w:p>
+      <w:r>
+        <w:t>Nichtkompensation. Der Abschnitt Lernziele ist in WM-V5 kein Zusatzwissen, sondern ein Pruefstein fuer die Grundfrage des Skripts: Was veraendert sich, bei wem, wodurch und mit welcher Rueckkopplung? Fuer Wirkungspotenziale und Wirkungsrisiken analysieren wird daran sichtbar, dass schwere zentrale Schaeden nicht durch beliebige positive Einzelwerte neutralisiert werden duerfen. Die fachliche Grenze liegt dort, wo Lernende eine Durchschnittslogik als moralische Entlastung verwenden. Die saubere Lesart trennt deshalb Beobachtung, Kausalannahme, Bewertung und Steuerungsfolge. In der Anwendung sollte daraus mindestens eine konkrete Strategie, Prozess, Budget, Zielkonflikt oder Kommunikationsregel abgeleitet werden; sonst bleibt das Wissen erklaerend, aber nicht steuerungsfaehig.</w:t>
+      </w:r>
+    </w:p>
+    <w:p>
+      <w:r>
+        <w:t>Anwendung auf Einleitung / Wirkungsfrage. In einer Fallanalyse beginnt dieser Punkt nicht mit einer Meinung, sondern mit einer belastbaren Beschreibung. Wer WM-V5 pruefungsnah liest, fragt zuerst nach Wirkungsempfaengern, Wirkraum, Zeitraum und Datenquelle. Erst danach folgt die Bewertung im Referenzrahmen Mensch, Planet, Demokratie, SDGs, Agenda 2030 und SDG+. Jeder Analyseblock fragt nach der Routine, die nach der Bewertung angepasst wird. Der typische Kurzschluss waere, Reporting als Abschluss behandeln. Genau dagegen setzt die WÖk die Pflicht, Wirkungspotenzial, Wirkungsrisiko und positive Netto-Wirkung begrifflich getrennt zu halten.</w:t>
+      </w:r>
+    </w:p>
+    <w:p>
+      <w:r>
+        <w:t>Evidenzregel. Kernaussage darf im Skript nicht als dekorativer Begriff stehen bleiben. Der Abschnitt traegt nur dann, wenn er eine pruefbare Aussage erlaubt: Welche Quelle stuetzt die Annahme, welche Unsicherheit bleibt offen und welche Gegenbeobachtung wuerde die Bewertung veraendern? Fuer Wirkungspotenziale und Wirkungsrisiken analysieren heisst das, dass Wirkungsbewertung Verfahren, Rechte, Transparenz und Korrektur braucht. Die Studierenden sollen nicht lernen, einen Score nachzusprechen. Sie sollen erkennen, wann ein Score klaert, wann er verdeckt und wann eine rote Linie die Durchschnittslogik stoppt.</w:t>
+      </w:r>
+    </w:p>
+    <w:p>
+      <w:r>
+        <w:t>Fallfenster zur Anwendung. Ein Controlling-Team moechte einen Score bilden. Das Skript verlangt, dass Datenqualitaet, Systemgrenzen, Gewichtung, Unsicherheit und Nichtkompensation sichtbar bleiben. Ein Score darf die Diskussion nicht beenden, sondern muss bessere Fragen, Priorisierung und Rueckkopplung ermoeglichen. Bezogen auf Wirkungspotenziale und Wirkungsrisiken analysieren heisst das: Die Analyse muss das konkrete Thema ernst nehmen und zugleich den allgemeinen WÖk-Massstab halten. Es geht nicht darum, Akteure moralisch zu sortieren. Es geht darum, Wirkpfade, Wirkungsempfaenger, Datenqualitaet, Risiken und Rueckkopplung so zu beschreiben, dass bessere Entscheidungen moeglich werden.</w:t>
+      </w:r>
+    </w:p>
+    <w:p>
+      <w:r>
+        <w:t>Transfer in Wirkungsmanagement. Quelltext und fachliche Grundlegung verbindet die inhaltliche Deutung mit der spaeteren Praxis. Eine Organisation kann zu Wirkungspotenziale und Wirkungsrisiken analysieren sehr ueberzeugend kommunizieren und trotzdem an eine Methodik einzufuehren, ohne Entscheidungsmacht, Datenpflichten und Korrekturroutinen mitzudenken scheitern. Darum muss die V1-Fassung immer auch nach Governance fragen: Wer erhebt Daten, wer bewertet sie, wer traegt die Folgen, wer kann widersprechen und wann wird eine Entscheidung korrigiert? Pruefungsfragen verbinden Begriff, Anwendung, Evidenz und rote Linie. So wird aus einem Lehrkapitel eine verantwortbare Arbeitsroutine.</w:t>
+      </w:r>
+    </w:p>
+    <w:p>
+      <w:r>
+        <w:t>Pruefungsnahe Transferfrage. Formuliere zu WM-V5 eine Wirkungsaussage in drei Saetzen: Erstens den beobachteten oder plausiblen Zustand, zweitens die Daten- oder Quellenlage, drittens die offene Unsicherheit samt Rueckkopplung. Die Antwort muss ohne moralische Personenbewertung auskommen und darf Reichweite nicht mit Wirkung verwechseln.</w:t>
+      </w:r>
+    </w:p>
+    <w:p>
+      <w:r>
+        <w:t>Grenze gegen Scheingenauigkeit. Gerade bei Einstieg / Wirkungsfrage ist Praezision wichtiger als grosse Begriffe. Eine Wirkungsaussage bleibt schwach, wenn sie nur Aktivitaet, Reichweite, Absicht oder Image beschreibt. Stark wird sie erst, wenn sie die Zustandsveraenderung und ihre Bedingungen offenlegt. In WM-V5 ist deshalb entscheidend, WÖk-Begriffe im Alltag nur tragen, wenn sie in Routinen uebersetzt werden. Die Fehlerlinie verlaeuft nicht zwischen Optimismus und Pessimismus, sondern zwischen offengelegter Unsicherheit und rhetorischer Sicherheit ohne Pruefpfad.</w:t>
+      </w:r>
+    </w:p>
+    <w:p>
+      <w:r>
+        <w:t>Pruefungsnahe Lesart. Aus Video-/Audio-Vorlesung laesst sich eine gute Transferfrage ableiten: Welche Entscheidung waere falsch, wenn dieser Abschnitt missverstanden wird? Fuer Wirkungspotenziale und Wirkungsrisiken analysieren lautet die Antwort meist nicht einfach "mehr Wirkung", sondern genauer: bessere Unterscheidung, sauberere Daten, klarere Schutzlinie und rueckgekoppelte Steuerung. Gute Kommunikation unterscheidet Befund, Annahme und normative Bewertung. Wer das im Fall anwenden kann, hat den Kern der Vorlesung verstanden; wer nur Definitionen wiederholt, bleibt unter dem Anspruch der Akademie.</w:t>
+      </w:r>
+    </w:p>
+    <w:p>
+      <w:r>
+        <w:t>Fallfenster zur Anwendung. Ein Kommunikationsbericht nennt viele Aktivitaeten, Reichweiten und Rueckmeldungen. Die V1-Pruefung fragt, ob daraus eine belastbare Wirkungsaussage folgt. Wenn nur Kontakte, Klicks oder Zustimmung vorliegen, bleibt die Aussage im Bereich Wirkungspotenzial oder Resonanz, nicht im Bereich nachgewiesener Wirkung. Bezogen auf Wirkungspotenziale und Wirkungsrisiken analysieren heisst das: Die Analyse muss das konkrete Thema ernst nehmen und zugleich den allgemeinen WÖk-Massstab halten. Es geht nicht darum, Akteure moralisch zu sortieren. Es geht darum, Wirkpfade, Wirkungsempfaenger, Datenqualitaet, Risiken und Rueckkopplung so zu beschreiben, dass bessere Entscheidungen moeglich werden.</w:t>
+      </w:r>
+    </w:p>
+    <w:p>
+      <w:r>
+        <w:t>Systemgrenze. Der Abschnitt Transkript (Gerüst) ist in WM-V5 kein Zusatzwissen, sondern ein Pruefstein fuer die Grundfrage des Skripts: Was veraendert sich, bei wem, wodurch und mit welcher Rueckkopplung? Fuer Wirkungspotenziale und Wirkungsrisiken analysieren wird daran sichtbar, dass jede Wirkungsaussage eine Grenze zieht und diese Grenze begruenden muss. Die fachliche Grenze liegt dort, wo Lernende nur den bequemen Ausschnitt betrachten. Die saubere Lesart trennt deshalb Beobachtung, Kausalannahme, Bewertung und Steuerungsfolge. In der Anwendung sollte daraus mindestens eine konkrete Strategie, Prozess, Budget, Zielkonflikt oder Kommunikationsregel abgeleitet werden; sonst bleibt das Wissen erklaerend, aber nicht steuerungsfaehig.</w:t>
+      </w:r>
+    </w:p>
+    <w:p>
+      <w:r>
+        <w:t>Anwendung auf Skript / Folien (Lernseite). In einer Fallanalyse beginnt dieser Punkt nicht mit einer Meinung, sondern mit einer belastbaren Beschreibung. Wer WM-V5 pruefungsnah liest, fragt zuerst nach Wirkungsempfaengern, Wirkraum, Zeitraum und Datenquelle. Erst danach folgt die Bewertung im Referenzrahmen Mensch, Planet, Demokratie, SDGs, Agenda 2030 und SDG+. Szenarien pruefen Sofortwirkung, Folgewirkung und Reversibilitaet getrennt. Der typische Kurzschluss waere, Momentnutzen als dauerhafte positive Netto-Wirkung verkaufen. Genau dagegen setzt die WÖk die Pflicht, Wirkungspotenzial, Wirkungsrisiko und positive Netto-Wirkung begrifflich getrennt zu halten.</w:t>
+      </w:r>
+    </w:p>
+    <w:p>
+      <w:r>
+        <w:t>Evidenzregel. Transferaufgabe darf im Skript nicht als dekorativer Begriff stehen bleiben. Der Abschnitt traegt nur dann, wenn er eine pruefbare Aussage erlaubt: Welche Quelle stuetzt die Annahme, welche Unsicherheit bleibt offen und welche Gegenbeobachtung wuerde die Bewertung veraendern? Fuer Wirkungspotenziale und Wirkungsrisiken analysieren heisst das, dass Wirkung nicht am Sender, sondern an veraenderten Zustanden der Empfaenger geprueft wird. Die Studierenden sollen nicht lernen, einen Score nachzusprechen. Sie sollen erkennen, wann ein Score klaert, wann er verdeckt und wann eine rote Linie die Durchschnittslogik stoppt.</w:t>
+      </w:r>
+    </w:p>
+    <w:p>
+      <w:r>
+        <w:t>Fallfenster zur Anwendung. Eine Organisation plant eine Massnahme und formuliert dazu eine positive Absicht. In der WÖk reicht das nicht. Fuer diese Vorlesung muss sichtbar werden, welche Zustandsveraenderung erwartet wird, welche Empfaenger direkt oder indirekt betroffen sind, welche Nebenwirkungen entstehen koennen und welche Entscheidung spaeter korrigiert wird. Bezogen auf Wirkungspotenziale und Wirkungsrisiken analysieren heisst das: Die Analyse muss das konkrete Thema ernst nehmen und zugleich den allgemeinen WÖk-Massstab halten. Es geht nicht darum, Akteure moralisch zu sortieren. Es geht darum, Wirkpfade, Wirkungsempfaenger, Datenqualitaet, Risiken und Rueckkopplung so zu beschreiben, dass bessere Entscheidungen moeglich werden.</w:t>
+      </w:r>
+    </w:p>
+    <w:p>
+      <w:r>
+        <w:t>Pruefungsnahe Transferfrage. Formuliere zu WM-V5 eine Wirkungsaussage in drei Saetzen: Erstens den beobachteten oder plausiblen Zustand, zweitens die Daten- oder Quellenlage, drittens die offene Unsicherheit samt Rueckkopplung. Die Antwort muss ohne moralische Personenbewertung auskommen und darf Reichweite nicht mit Wirkung verwechseln.</w:t>
+      </w:r>
+    </w:p>
+    <w:p>
+      <w:r>
+        <w:t>Transfer in Wirkungsmanagement. Praxisbeispiel verbindet die inhaltliche Deutung mit der spaeteren Praxis. Eine Organisation kann zu Wirkungspotenziale und Wirkungsrisiken analysieren sehr ueberzeugend kommunizieren und trotzdem an eine Methodik einzufuehren, ohne Entscheidungsmacht, Datenpflichten und Korrekturroutinen mitzudenken scheitern. Darum muss die V1-Fassung immer auch nach Governance fragen: Wer erhebt Daten, wer bewertet sie, wer traegt die Folgen, wer kann widersprechen und wann wird eine Entscheidung korrigiert? Jede Schlussfolgerung endet mit Entscheidung, Verantwortlichkeit und Termin fuer Rueckpruefung. So wird aus einem Lehrkapitel eine verantwortbare Arbeitsroutine.</w:t>
+      </w:r>
+    </w:p>
+    <w:p>
+      <w:r>
+        <w:t>Grenze gegen Scheingenauigkeit. Gerade bei Wirkungsökonomische Vertiefung ist Praezision wichtiger als grosse Begriffe. Eine Wirkungsaussage bleibt schwach, wenn sie nur Aktivitaet, Reichweite, Absicht oder Image beschreibt. Stark wird sie erst, wenn sie die Zustandsveraenderung und ihre Bedingungen offenlegt. In WM-V5 ist deshalb entscheidend, WÖk-Aussagen mit bestehenden Begriffen, Studien, Standards und Rechtsrahmen in Beziehung stehen muessen. Die Fehlerlinie verlaeuft nicht zwischen Optimismus und Pessimismus, sondern zwischen offengelegter Unsicherheit und rhetorischer Sicherheit ohne Pruefpfad.</w:t>
+      </w:r>
+    </w:p>
+    <w:p>
+      <w:r>
+        <w:t>Pruefungsnahe Lesart. Aus Prüfungsrelevanz laesst sich eine gute Transferfrage ableiten: Welche Entscheidung waere falsch, wenn dieser Abschnitt missverstanden wird? Fuer Wirkungspotenziale und Wirkungsrisiken analysieren lautet die Antwort meist nicht einfach "mehr Wirkung", sondern genauer: bessere Unterscheidung, sauberere Daten, klarere Schutzlinie und rueckgekoppelte Steuerung. Die Analyse markiert Stoppsignale vor jeder Portfolio- oder Score-Debatte. Wer das im Fall anwenden kann, hat den Kern der Vorlesung verstanden; wer nur Definitionen wiederholt, bleibt unter dem Anspruch der Akademie.</w:t>
+      </w:r>
+    </w:p>
+    <w:p>
+      <w:r>
+        <w:t>Fallfenster zur Anwendung. Eine Fuehrungsentscheidung erzeugt zugleich Nutzen und Risiken. Die WÖk behandelt Ambivalenz nicht als Stoerung, sondern als Kern der Analyse. Positive Netto-Wirkung darf erst behauptet werden, wenn zentrale negative Wirkungen getrennt geprueft und rote Linien gewahrt sind. Bezogen auf Wirkungspotenziale und Wirkungsrisiken analysieren heisst das: Die Analyse muss das konkrete Thema ernst nehmen und zugleich den allgemeinen WÖk-Massstab halten. Es geht nicht darum, Akteure moralisch zu sortieren. Es geht darum, Wirkpfade, Wirkungsempfaenger, Datenqualitaet, Risiken und Rueckkopplung so zu beschreiben, dass bessere Entscheidungen moeglich werden.</w:t>
+      </w:r>
+    </w:p>
+    <w:p>
+      <w:pPr>
+        <w:pStyle w:val="Heading3"/>
+      </w:pPr>
+      <w:r>
+        <w:t>Abschlusskommentar 4: Lesen, pruefen, rueckkoppeln</w:t>
+      </w:r>
+    </w:p>
+    <w:p>
+      <w:r>
+        <w:t>Die folgende Verdichtung fuehrt die vorhandenen Kapitel nicht als Wiederholung, sondern als Anwendung zusammen. Wirkungskompetenz entsteht, wenn dieselbe begriffliche Strenge in Fallanalyse, Datenarbeit, Kommunikation, Governance und Entscheidungspraxis wiedererkannt wird.</w:t>
+      </w:r>
+    </w:p>
+    <w:p>
+      <w:r>
+        <w:t>Begriffliche Schaerfung. Der Abschnitt Lernziele ist in WM-V5 kein Zusatzwissen, sondern ein Pruefstein fuer die Grundfrage des Skripts: Was veraendert sich, bei wem, wodurch und mit welcher Rueckkopplung? Fuer Wirkungspotenziale und Wirkungsrisiken analysieren wird daran sichtbar, dass praezise Sprache die erste Sicherung gegen Impact-Washing bildet. Die fachliche Grenze liegt dort, wo Lernende Output, Reichweite, Absicht und Wirkung in einem Satz vermischen. Die saubere Lesart trennt deshalb Beobachtung, Kausalannahme, Bewertung und Steuerungsfolge. In der Anwendung sollte daraus mindestens eine konkrete Strategie, Prozess, Budget, Zielkonflikt oder Kommunikationsregel abgeleitet werden; sonst bleibt das Wissen erklaerend, aber nicht steuerungsfaehig.</w:t>
+      </w:r>
+    </w:p>
+    <w:p>
+      <w:r>
+        <w:t>Anwendung auf Einleitung / Wirkungsfrage. In einer Fallanalyse beginnt dieser Punkt nicht mit einer Meinung, sondern mit einer belastbaren Beschreibung. Wer WM-V5 pruefungsnah liest, fragt zuerst nach Wirkungsempfaengern, Wirkraum, Zeitraum und Datenquelle. Erst danach folgt die Bewertung im Referenzrahmen Mensch, Planet, Demokratie, SDGs, Agenda 2030 und SDG+. Mindestens ein direkter und ein indirekter Wirkpfad muessen nachvollziehbar sein. Der typische Kurzschluss waere, nur die Massnahme selbst bewerten und indirekte Empfaenger ausblenden. Genau dagegen setzt die WÖk die Pflicht, Wirkungspotenzial, Wirkungsrisiko und positive Netto-Wirkung begrifflich getrennt zu halten.</w:t>
+      </w:r>
+    </w:p>
+    <w:p>
+      <w:r>
+        <w:t>Pruefungsnahe Transferfrage. Formuliere zu WM-V5 eine Wirkungsaussage in drei Saetzen: Erstens den beobachteten oder plausiblen Zustand, zweitens die Daten- oder Quellenlage, drittens die offene Unsicherheit samt Rueckkopplung. Die Antwort muss ohne moralische Personenbewertung auskommen und darf Reichweite nicht mit Wirkung verwechseln.</w:t>
+      </w:r>
+    </w:p>
+    <w:p>
+      <w:r>
+        <w:t>Evidenzregel. Kernaussage darf im Skript nicht als dekorativer Begriff stehen bleiben. Der Abschnitt traegt nur dann, wenn er eine pruefbare Aussage erlaubt: Welche Quelle stuetzt die Annahme, welche Unsicherheit bleibt offen und welche Gegenbeobachtung wuerde die Bewertung veraendern? Fuer Wirkungspotenziale und Wirkungsrisiken analysieren heisst das, dass jede Bewertung nur so belastbar ist wie Datenlage, Quellenstatus, Aktualitaet und Systemgrenze. Die Studierenden sollen nicht lernen, einen Score nachzusprechen. Sie sollen erkennen, wann ein Score klaert, wann er verdeckt und wann eine rote Linie die Durchschnittslogik stoppt.</w:t>
+      </w:r>
+    </w:p>
+    <w:p>
+      <w:r>
+        <w:t>Fallfenster zur Anwendung. Ein Controlling-Team moechte einen Score bilden. Das Skript verlangt, dass Datenqualitaet, Systemgrenzen, Gewichtung, Unsicherheit und Nichtkompensation sichtbar bleiben. Ein Score darf die Diskussion nicht beenden, sondern muss bessere Fragen, Priorisierung und Rueckkopplung ermoeglichen. Bezogen auf Wirkungspotenziale und Wirkungsrisiken analysieren heisst das: Die Analyse muss das konkrete Thema ernst nehmen und zugleich den allgemeinen WÖk-Massstab halten. Es geht nicht darum, Akteure moralisch zu sortieren. Es geht darum, Wirkpfade, Wirkungsempfaenger, Datenqualitaet, Risiken und Rueckkopplung so zu beschreiben, dass bessere Entscheidungen moeglich werden.</w:t>
+      </w:r>
+    </w:p>
+    <w:p>
+      <w:r>
+        <w:t>Transfer in Wirkungsmanagement. Quelltext und fachliche Grundlegung verbindet die inhaltliche Deutung mit der spaeteren Praxis. Eine Organisation kann zu Wirkungspotenziale und Wirkungsrisiken analysieren sehr ueberzeugend kommunizieren und trotzdem an eine Methodik einzufuehren, ohne Entscheidungsmacht, Datenpflichten und Korrekturroutinen mitzudenken scheitern. Darum muss die V1-Fassung immer auch nach Governance fragen: Wer erhebt Daten, wer bewertet sie, wer traegt die Folgen, wer kann widersprechen und wann wird eine Entscheidung korrigiert? Profile, Zielkonflikte und offene Punkte werden nebeneinander gefuehrt. So wird aus einem Lehrkapitel eine verantwortbare Arbeitsroutine.</w:t>
+      </w:r>
+    </w:p>
+    <w:p>
+      <w:r>
+        <w:t>Grenze gegen Scheingenauigkeit. Gerade bei Einstieg / Wirkungsfrage ist Praezision wichtiger als grosse Begriffe. Eine Wirkungsaussage bleibt schwach, wenn sie nur Aktivitaet, Reichweite, Absicht oder Image beschreibt. Stark wird sie erst, wenn sie die Zustandsveraenderung und ihre Bedingungen offenlegt. In WM-V5 ist deshalb entscheidend, schwere zentrale Schaeden nicht durch beliebige positive Einzelwerte neutralisiert werden duerfen. Die Fehlerlinie verlaeuft nicht zwischen Optimismus und Pessimismus, sondern zwischen offengelegter Unsicherheit und rhetorischer Sicherheit ohne Pruefpfad.</w:t>
+      </w:r>
+    </w:p>
+    <w:p>
+      <w:r>
+        <w:t>Pruefungsnahe Lesart. Aus Video-/Audio-Vorlesung laesst sich eine gute Transferfrage ableiten: Welche Entscheidung waere falsch, wenn dieser Abschnitt missverstanden wird? Fuer Wirkungspotenziale und Wirkungsrisiken analysieren lautet die Antwort meist nicht einfach "mehr Wirkung", sondern genauer: bessere Unterscheidung, sauberere Daten, klarere Schutzlinie und rueckgekoppelte Steuerung. Jeder Analyseblock fragt nach der Routine, die nach der Bewertung angepasst wird. Wer das im Fall anwenden kann, hat den Kern der Vorlesung verstanden; wer nur Definitionen wiederholt, bleibt unter dem Anspruch der Akademie.</w:t>
+      </w:r>
+    </w:p>
+    <w:p>
+      <w:r>
+        <w:t>Fallfenster zur Anwendung. Ein Kommunikationsbericht nennt viele Aktivitaeten, Reichweiten und Rueckmeldungen. Die V1-Pruefung fragt, ob daraus eine belastbare Wirkungsaussage folgt. Wenn nur Kontakte, Klicks oder Zustimmung vorliegen, bleibt die Aussage im Bereich Wirkungspotenzial oder Resonanz, nicht im Bereich nachgewiesener Wirkung. Bezogen auf Wirkungspotenziale und Wirkungsrisiken analysieren heisst das: Die Analyse muss das konkrete Thema ernst nehmen und zugleich den allgemeinen WÖk-Massstab halten. Es geht nicht darum, Akteure moralisch zu sortieren. Es geht darum, Wirkpfade, Wirkungsempfaenger, Datenqualitaet, Risiken und Rueckkopplung so zu beschreiben, dass bessere Entscheidungen moeglich werden.</w:t>
+      </w:r>
+    </w:p>
+    <w:p>
+      <w:r>
+        <w:t>Governance. Der Abschnitt Transkript (Gerüst) ist in WM-V5 kein Zusatzwissen, sondern ein Pruefstein fuer die Grundfrage des Skripts: Was veraendert sich, bei wem, wodurch und mit welcher Rueckkopplung? Fuer Wirkungspotenziale und Wirkungsrisiken analysieren wird daran sichtbar, dass Wirkungsbewertung Verfahren, Rechte, Transparenz und Korrektur braucht. Die fachliche Grenze liegt dort, wo Lernende Bewertung als technokratische Top-down-Setzung verstehen. Die saubere Lesart trennt deshalb Beobachtung, Kausalannahme, Bewertung und Steuerungsfolge. In der Anwendung sollte daraus mindestens eine konkrete Strategie, Prozess, Budget, Zielkonflikt oder Kommunikationsregel abgeleitet werden; sonst bleibt das Wissen erklaerend, aber nicht steuerungsfaehig.</w:t>
+      </w:r>
+    </w:p>
+    <w:p>
+      <w:r>
+        <w:t>Pruefungsnahe Transferfrage. Formuliere zu WM-V5 eine Wirkungsaussage in drei Saetzen: Erstens den beobachteten oder plausiblen Zustand, zweitens die Daten- oder Quellenlage, drittens die offene Unsicherheit samt Rueckkopplung. Die Antwort muss ohne moralische Personenbewertung auskommen und darf Reichweite nicht mit Wirkung verwechseln.</w:t>
+      </w:r>
+    </w:p>
+    <w:p>
+      <w:r>
+        <w:t>Anwendung auf Skript / Folien (Lernseite). In einer Fallanalyse beginnt dieser Punkt nicht mit einer Meinung, sondern mit einer belastbaren Beschreibung. Wer WM-V5 pruefungsnah liest, fragt zuerst nach Wirkungsempfaengern, Wirkraum, Zeitraum und Datenquelle. Erst danach folgt die Bewertung im Referenzrahmen Mensch, Planet, Demokratie, SDGs, Agenda 2030 und SDG+. Pruefungsfragen verbinden Begriff, Anwendung, Evidenz und rote Linie. Der typische Kurzschluss waere, reines Auswendiglernen als Kompetenznachweis behandeln. Genau dagegen setzt die WÖk die Pflicht, Wirkungspotenzial, Wirkungsrisiko und positive Netto-Wirkung begrifflich getrennt zu halten.</w:t>
+      </w:r>
+    </w:p>
+    <w:p>
+      <w:r>
+        <w:t>Evidenzregel. Transferaufgabe darf im Skript nicht als dekorativer Begriff stehen bleiben. Der Abschnitt traegt nur dann, wenn er eine pruefbare Aussage erlaubt: Welche Quelle stuetzt die Annahme, welche Unsicherheit bleibt offen und welche Gegenbeobachtung wuerde die Bewertung veraendern? Fuer Wirkungspotenziale und Wirkungsrisiken analysieren heisst das, dass WÖk-Begriffe im Alltag nur tragen, wenn sie in Routinen uebersetzt werden. Die Studierenden sollen nicht lernen, einen Score nachzusprechen. Sie sollen erkennen, wann ein Score klaert, wann er verdeckt und wann eine rote Linie die Durchschnittslogik stoppt.</w:t>
+      </w:r>
+    </w:p>
+    <w:p>
+      <w:r>
+        <w:t>Fallfenster zur Anwendung. Eine Organisation plant eine Massnahme und formuliert dazu eine positive Absicht. In der WÖk reicht das nicht. Fuer diese Vorlesung muss sichtbar werden, welche Zustandsveraenderung erwartet wird, welche Empfaenger direkt oder indirekt betroffen sind, welche Nebenwirkungen entstehen koennen und welche Entscheidung spaeter korrigiert wird. Bezogen auf Wirkungspotenziale und Wirkungsrisiken analysieren heisst das: Die Analyse muss das konkrete Thema ernst nehmen und zugleich den allgemeinen WÖk-Massstab halten. Es geht nicht darum, Akteure moralisch zu sortieren. Es geht darum, Wirkpfade, Wirkungsempfaenger, Datenqualitaet, Risiken und Rueckkopplung so zu beschreiben, dass bessere Entscheidungen moeglich werden.</w:t>
+      </w:r>
+    </w:p>
+    <w:p>
+      <w:pPr>
+        <w:pStyle w:val="Heading3"/>
+      </w:pPr>
+      <w:r>
+        <w:t>V1-Abschlussnotiz</w:t>
+      </w:r>
+    </w:p>
+    <w:p>
+      <w:r>
+        <w:t>Diese Finalisierung schliesst die Codex-Inhaltsproduktion fuer WM-V5. Offen bleibt nicht der fachliche Kern des Skripts, sondern der naechste Produktionsschritt: Claude setzt daraus die CI/CD-konforme Reader- und PDF-Fassung, prueft Satz, Umbrueche, Medienintegration und Lektorat und markiert erst danach die veroeffentlichte Fassung als freigegeben.</w:t>
       </w:r>
     </w:p>
     <w:sectPr>

--- a/docs/studienskripte/word-rohfassungen/wirkungsmanagement-v5.docx
+++ b/docs/studienskripte/word-rohfassungen/wirkungsmanagement-v5.docx
@@ -3129,12 +3129,12 @@
     </w:p>
     <w:p>
       <w:r>
-        <w:t>Dieses Skript zu WM-V5 Wirkungspotenziale und Wirkungsrisiken analysieren ist als Langformtext angelegt: Es soll nicht nur die Vorlesung begleiten, sondern als eigenstaendiges Studienmaterial funktionieren. Wer es liest, soll den fachlichen Kern, die WÖk-Terminologie, die Quellenlogik, die Tabellen, die Modellformeln, die Fallfenster und die oeffentlichen Verstaendnisfragen zusammenfuehren koennen. Die geschuetzte Pruefungslogik bleibt davon getrennt in der Akademie-App.</w:t>
-      </w:r>
-    </w:p>
-    <w:p>
-      <w:r>
-        <w:t>Fuer den Abschluss ist entscheidend, dass Wirkungspotenziale und Wirkungsrisiken analysieren im Feld Wirkungsmanagement nicht als Einzelthema stehen bleibt. Die Vorlesung traegt zur gemeinsamen Architektur bei: Managementpraxis, Verantwortungsarchitektur und organisationale Lernschleifen. Daraus folgt eine Lesehaltung, die streng und praktisch zugleich ist. Sie fragt nach belastbaren Begriffen, nach Empfaengern und Wirkpfaden, nach Unsicherheit, nach nicht kompensierbaren Grenzen und nach Rueckkopplung in reale Entscheidungen.</w:t>
+        <w:t>Dieses Skript zu WM-V5 Wirkungspotenziale und Wirkungsrisiken analysieren ist als Langformtext angelegt. Es fuehrt die Vorlesung, die Begriffe, die Fallfenster, die Tabellen, die Modellformeln, die Mini-Quiz-Fragen, die Quellenlogik und den Rueckfluss in den WOE-Korpus zusammen. Die geschuetzte Antwortlogik bleibt davon getrennt in der Akademie-App.</w:t>
+      </w:r>
+    </w:p>
+    <w:p>
+      <w:r>
+        <w:t>Der Abschluss liest Wirkungspotenziale und Wirkungsrisiken analysieren im Feld Wirkungsmanagement. Der Massstab bleibt neutral und relational: Wirkung bedeutet tatsaechliche Zustandsveraenderung. Wirkungspotenzial beschreibt plausible Moeglichkeit. Wirkungsrisiko beschreibt moegliche negative Veraenderung. Wenn eine Zielgroesse gemeint ist, geht es um positive Netto-Wirkung. Genau diese Trennung entscheidet, ob das Skript fachlich traegt.</w:t>
       </w:r>
     </w:p>
     <w:p>
@@ -3142,7 +3142,7 @@
         <w:pStyle w:val="Heading3"/>
       </w:pPr>
       <w:r>
-        <w:t>Abschlussmatrix fuer die Anwendung</w:t>
+        <w:t>Abschlussmatrix</w:t>
       </w:r>
     </w:p>
     <w:tbl>
@@ -3168,7 +3168,7 @@
               <w:rPr>
                 <w:b/>
               </w:rPr>
-              <w:t>Ebene</w:t>
+              <w:t>Pruefebene</w:t>
             </w:r>
           </w:p>
         </w:tc>
@@ -3196,7 +3196,7 @@
               <w:rPr>
                 <w:b/>
               </w:rPr>
-              <w:t>Qualitaetsgrenze</w:t>
+              <w:t>Grenze</w:t>
             </w:r>
           </w:p>
         </w:tc>
@@ -3220,7 +3220,7 @@
           </w:tcPr>
           <w:p>
             <w:r>
-              <w:t>Wirkung, Wirkungspotenzial und Wirkungsrisiko werden im Kontext der Vorlesung getrennt.</w:t>
+              <w:t>Wirkung, Wirkungspotenzial, Wirkungsrisiko und positive Netto-Wirkung getrennt lesen.</w:t>
             </w:r>
           </w:p>
         </w:tc>
@@ -3231,7 +3231,7 @@
           </w:tcPr>
           <w:p>
             <w:r>
-              <w:t>keine Absicht als Wirkung ausgeben</w:t>
+              <w:t>Keine Absicht als Wirkung ausgeben.</w:t>
             </w:r>
           </w:p>
         </w:tc>
@@ -3255,7 +3255,7 @@
           </w:tcPr>
           <w:p>
             <w:r>
-              <w:t>Ausloeser, Mechanismus, Wirkungsempfaenger, Zustand und Rueckkopplung werden sichtbar.</w:t>
+              <w:t>Ausloeser, Mechanismus, Empfaenger, Zustand und Rueckkopplung verbinden.</w:t>
             </w:r>
           </w:p>
         </w:tc>
@@ -3266,7 +3266,7 @@
           </w:tcPr>
           <w:p>
             <w:r>
-              <w:t>keine lineare Erfolgsgeschichte erfinden</w:t>
+              <w:t>Keine lineare Erfolgsgeschichte erfinden.</w:t>
             </w:r>
           </w:p>
         </w:tc>
@@ -3279,7 +3279,7 @@
           </w:tcPr>
           <w:p>
             <w:r>
-              <w:t>Daten</w:t>
+              <w:t>Evidenz</w:t>
             </w:r>
           </w:p>
         </w:tc>
@@ -3290,7 +3290,7 @@
           </w:tcPr>
           <w:p>
             <w:r>
-              <w:t>Quellen, Datenqualitaet, Unsicherheit und Aktualitaet werden benannt.</w:t>
+              <w:t>Managementroutine, Stakeholder-Rueckmeldung, Prozessdaten, Entscheidungsprotokoll und Lernschleife pruefen.</w:t>
             </w:r>
           </w:p>
         </w:tc>
@@ -3301,7 +3301,7 @@
           </w:tcPr>
           <w:p>
             <w:r>
-              <w:t>keine Scheingenauigkeit erzeugen</w:t>
+              <w:t>Keine Scheingenauigkeit erzeugen.</w:t>
             </w:r>
           </w:p>
         </w:tc>
@@ -3325,7 +3325,7 @@
           </w:tcPr>
           <w:p>
             <w:r>
-              <w:t>SDGs, Agenda 2030, SDG+ und WÖk-Schutzlinien bilden den Referenzrahmen.</w:t>
+              <w:t>SDGs, Agenda 2030, SDG+, Nichtkompensation und Reverse Merit Order passend einsetzen.</w:t>
             </w:r>
           </w:p>
         </w:tc>
@@ -3336,7 +3336,7 @@
           </w:tcPr>
           <w:p>
             <w:r>
-              <w:t>keine Durchschnittslogik gegen rote Linien</w:t>
+              <w:t>Keine Durchschnittslogik gegen rote Linien.</w:t>
             </w:r>
           </w:p>
         </w:tc>
@@ -3360,7 +3360,7 @@
           </w:tcPr>
           <w:p>
             <w:r>
-              <w:t>Die Bewertung fuehrt zu Entscheidung, Budget, Prozess, Kommunikation oder Korrektur.</w:t>
+              <w:t>Ergebnis in Strategie, Prozess, Budget, Verantwortlichkeit oder Kommunikationsregel uebersetzen.</w:t>
             </w:r>
           </w:p>
         </w:tc>
@@ -3371,7 +3371,7 @@
           </w:tcPr>
           <w:p>
             <w:r>
-              <w:t>kein Reporting ohne Rueckkopplung</w:t>
+              <w:t>Kein Reporting ohne Rueckkopplung.</w:t>
             </w:r>
           </w:p>
         </w:tc>
@@ -3383,132 +3383,107 @@
         <w:pStyle w:val="Heading3"/>
       </w:pPr>
       <w:r>
-        <w:t>Abschlusskommentar 1: Lesen, pruefen, rueckkoppeln</w:t>
-      </w:r>
-    </w:p>
-    <w:p>
-      <w:r>
-        <w:t>Die folgende Verdichtung fuehrt die vorhandenen Kapitel nicht als Wiederholung, sondern als Anwendung zusammen. Wirkungskompetenz entsteht, wenn dieselbe begriffliche Strenge in Fallanalyse, Datenarbeit, Kommunikation, Governance und Entscheidungspraxis wiedererkannt wird.</w:t>
-      </w:r>
-    </w:p>
-    <w:p>
-      <w:r>
-        <w:t>Begriffliche Schaerfung. Der Abschnitt Lernziele ist in WM-V5 kein Zusatzwissen, sondern ein Pruefstein fuer die Grundfrage des Skripts: Was veraendert sich, bei wem, wodurch und mit welcher Rueckkopplung? Fuer Wirkungspotenziale und Wirkungsrisiken analysieren wird daran sichtbar, dass praezise Sprache die erste Sicherung gegen Impact-Washing bildet. Die fachliche Grenze liegt dort, wo Lernende Output, Reichweite, Absicht und Wirkung in einem Satz vermischen. Die saubere Lesart trennt deshalb Beobachtung, Kausalannahme, Bewertung und Steuerungsfolge. In der Anwendung sollte daraus mindestens eine konkrete Strategie, Prozess, Budget, Zielkonflikt oder Kommunikationsregel abgeleitet werden; sonst bleibt das Wissen erklaerend, aber nicht steuerungsfaehig.</w:t>
-      </w:r>
-    </w:p>
-    <w:p>
-      <w:r>
-        <w:t>Anwendung auf Einleitung / Wirkungsfrage. In einer Fallanalyse beginnt dieser Punkt nicht mit einer Meinung, sondern mit einer belastbaren Beschreibung. Wer WM-V5 pruefungsnah liest, fragt zuerst nach Wirkungsempfaengern, Wirkraum, Zeitraum und Datenquelle. Erst danach folgt die Bewertung im Referenzrahmen Mensch, Planet, Demokratie, SDGs, Agenda 2030 und SDG+. Mindestens ein direkter und ein indirekter Wirkpfad muessen nachvollziehbar sein. Der typische Kurzschluss waere, nur die Massnahme selbst bewerten und indirekte Empfaenger ausblenden. Genau dagegen setzt die WÖk die Pflicht, Wirkungspotenzial, Wirkungsrisiko und positive Netto-Wirkung begrifflich getrennt zu halten.</w:t>
-      </w:r>
-    </w:p>
-    <w:p>
-      <w:r>
-        <w:t>Evidenzregel. Kernaussage darf im Skript nicht als dekorativer Begriff stehen bleiben. Der Abschnitt traegt nur dann, wenn er eine pruefbare Aussage erlaubt: Welche Quelle stuetzt die Annahme, welche Unsicherheit bleibt offen und welche Gegenbeobachtung wuerde die Bewertung veraendern? Fuer Wirkungspotenziale und Wirkungsrisiken analysieren heisst das, dass jede Bewertung nur so belastbar ist wie Datenlage, Quellenstatus, Aktualitaet und Systemgrenze. Die Studierenden sollen nicht lernen, einen Score nachzusprechen. Sie sollen erkennen, wann ein Score klaert, wann er verdeckt und wann eine rote Linie die Durchschnittslogik stoppt.</w:t>
-      </w:r>
-    </w:p>
-    <w:p>
-      <w:r>
-        <w:t>Fallfenster zur Anwendung. Ein Controlling-Team moechte einen Score bilden. Das Skript verlangt, dass Datenqualitaet, Systemgrenzen, Gewichtung, Unsicherheit und Nichtkompensation sichtbar bleiben. Ein Score darf die Diskussion nicht beenden, sondern muss bessere Fragen, Priorisierung und Rueckkopplung ermoeglichen. Bezogen auf Wirkungspotenziale und Wirkungsrisiken analysieren heisst das: Die Analyse muss das konkrete Thema ernst nehmen und zugleich den allgemeinen WÖk-Massstab halten. Es geht nicht darum, Akteure moralisch zu sortieren. Es geht darum, Wirkpfade, Wirkungsempfaenger, Datenqualitaet, Risiken und Rueckkopplung so zu beschreiben, dass bessere Entscheidungen moeglich werden.</w:t>
-      </w:r>
-    </w:p>
-    <w:p>
-      <w:r>
-        <w:t>Transfer in Wirkungsmanagement. Quelltext und fachliche Grundlegung verbindet die inhaltliche Deutung mit der spaeteren Praxis. Eine Organisation kann zu Wirkungspotenziale und Wirkungsrisiken analysieren sehr ueberzeugend kommunizieren und trotzdem an eine Methodik einzufuehren, ohne Entscheidungsmacht, Datenpflichten und Korrekturroutinen mitzudenken scheitern. Darum muss die V1-Fassung immer auch nach Governance fragen: Wer erhebt Daten, wer bewertet sie, wer traegt die Folgen, wer kann widersprechen und wann wird eine Entscheidung korrigiert? Profile, Zielkonflikte und offene Punkte werden nebeneinander gefuehrt. So wird aus einem Lehrkapitel eine verantwortbare Arbeitsroutine.</w:t>
-      </w:r>
-    </w:p>
-    <w:p>
-      <w:r>
-        <w:t>Grenze gegen Scheingenauigkeit. Gerade bei Einstieg / Wirkungsfrage ist Praezision wichtiger als grosse Begriffe. Eine Wirkungsaussage bleibt schwach, wenn sie nur Aktivitaet, Reichweite, Absicht oder Image beschreibt. Stark wird sie erst, wenn sie die Zustandsveraenderung und ihre Bedingungen offenlegt. In WM-V5 ist deshalb entscheidend, schwere zentrale Schaeden nicht durch beliebige positive Einzelwerte neutralisiert werden duerfen. Die Fehlerlinie verlaeuft nicht zwischen Optimismus und Pessimismus, sondern zwischen offengelegter Unsicherheit und rhetorischer Sicherheit ohne Pruefpfad.</w:t>
-      </w:r>
-    </w:p>
-    <w:p>
-      <w:r>
-        <w:t>Pruefungsnahe Transferfrage. Formuliere zu WM-V5 eine Wirkungsaussage in drei Saetzen: Erstens den beobachteten oder plausiblen Zustand, zweitens die Daten- oder Quellenlage, drittens die offene Unsicherheit samt Rueckkopplung. Die Antwort muss ohne moralische Personenbewertung auskommen und darf Reichweite nicht mit Wirkung verwechseln.</w:t>
-      </w:r>
-    </w:p>
-    <w:p>
-      <w:r>
-        <w:t>Pruefungsnahe Lesart. Aus Video-/Audio-Vorlesung laesst sich eine gute Transferfrage ableiten: Welche Entscheidung waere falsch, wenn dieser Abschnitt missverstanden wird? Fuer Wirkungspotenziale und Wirkungsrisiken analysieren lautet die Antwort meist nicht einfach "mehr Wirkung", sondern genauer: bessere Unterscheidung, sauberere Daten, klarere Schutzlinie und rueckgekoppelte Steuerung. Jeder Analyseblock fragt nach der Routine, die nach der Bewertung angepasst wird. Wer das im Fall anwenden kann, hat den Kern der Vorlesung verstanden; wer nur Definitionen wiederholt, bleibt unter dem Anspruch der Akademie.</w:t>
-      </w:r>
-    </w:p>
-    <w:p>
-      <w:r>
-        <w:t>Fallfenster zur Anwendung. Ein Kommunikationsbericht nennt viele Aktivitaeten, Reichweiten und Rueckmeldungen. Die V1-Pruefung fragt, ob daraus eine belastbare Wirkungsaussage folgt. Wenn nur Kontakte, Klicks oder Zustimmung vorliegen, bleibt die Aussage im Bereich Wirkungspotenzial oder Resonanz, nicht im Bereich nachgewiesener Wirkung. Bezogen auf Wirkungspotenziale und Wirkungsrisiken analysieren heisst das: Die Analyse muss das konkrete Thema ernst nehmen und zugleich den allgemeinen WÖk-Massstab halten. Es geht nicht darum, Akteure moralisch zu sortieren. Es geht darum, Wirkpfade, Wirkungsempfaenger, Datenqualitaet, Risiken und Rueckkopplung so zu beschreiben, dass bessere Entscheidungen moeglich werden.</w:t>
-      </w:r>
-    </w:p>
-    <w:p>
-      <w:r>
-        <w:t>Governance. Der Abschnitt Transkript (Gerüst) ist in WM-V5 kein Zusatzwissen, sondern ein Pruefstein fuer die Grundfrage des Skripts: Was veraendert sich, bei wem, wodurch und mit welcher Rueckkopplung? Fuer Wirkungspotenziale und Wirkungsrisiken analysieren wird daran sichtbar, dass Wirkungsbewertung Verfahren, Rechte, Transparenz und Korrektur braucht. Die fachliche Grenze liegt dort, wo Lernende Bewertung als technokratische Top-down-Setzung verstehen. Die saubere Lesart trennt deshalb Beobachtung, Kausalannahme, Bewertung und Steuerungsfolge. In der Anwendung sollte daraus mindestens eine konkrete Strategie, Prozess, Budget, Zielkonflikt oder Kommunikationsregel abgeleitet werden; sonst bleibt das Wissen erklaerend, aber nicht steuerungsfaehig.</w:t>
-      </w:r>
-    </w:p>
-    <w:p>
-      <w:r>
-        <w:t>Anwendung auf Skript / Folien (Lernseite). In einer Fallanalyse beginnt dieser Punkt nicht mit einer Meinung, sondern mit einer belastbaren Beschreibung. Wer WM-V5 pruefungsnah liest, fragt zuerst nach Wirkungsempfaengern, Wirkraum, Zeitraum und Datenquelle. Erst danach folgt die Bewertung im Referenzrahmen Mensch, Planet, Demokratie, SDGs, Agenda 2030 und SDG+. Pruefungsfragen verbinden Begriff, Anwendung, Evidenz und rote Linie. Der typische Kurzschluss waere, reines Auswendiglernen als Kompetenznachweis behandeln. Genau dagegen setzt die WÖk die Pflicht, Wirkungspotenzial, Wirkungsrisiko und positive Netto-Wirkung begrifflich getrennt zu halten.</w:t>
-      </w:r>
-    </w:p>
-    <w:p>
-      <w:r>
-        <w:t>Evidenzregel. Transferaufgabe darf im Skript nicht als dekorativer Begriff stehen bleiben. Der Abschnitt traegt nur dann, wenn er eine pruefbare Aussage erlaubt: Welche Quelle stuetzt die Annahme, welche Unsicherheit bleibt offen und welche Gegenbeobachtung wuerde die Bewertung veraendern? Fuer Wirkungspotenziale und Wirkungsrisiken analysieren heisst das, dass WÖk-Begriffe im Alltag nur tragen, wenn sie in Routinen uebersetzt werden. Die Studierenden sollen nicht lernen, einen Score nachzusprechen. Sie sollen erkennen, wann ein Score klaert, wann er verdeckt und wann eine rote Linie die Durchschnittslogik stoppt.</w:t>
-      </w:r>
-    </w:p>
-    <w:p>
-      <w:r>
-        <w:t>Fallfenster zur Anwendung. Eine Organisation plant eine Massnahme und formuliert dazu eine positive Absicht. In der WÖk reicht das nicht. Fuer diese Vorlesung muss sichtbar werden, welche Zustandsveraenderung erwartet wird, welche Empfaenger direkt oder indirekt betroffen sind, welche Nebenwirkungen entstehen koennen und welche Entscheidung spaeter korrigiert wird. Bezogen auf Wirkungspotenziale und Wirkungsrisiken analysieren heisst das: Die Analyse muss das konkrete Thema ernst nehmen und zugleich den allgemeinen WÖk-Massstab halten. Es geht nicht darum, Akteure moralisch zu sortieren. Es geht darum, Wirkpfade, Wirkungsempfaenger, Datenqualitaet, Risiken und Rueckkopplung so zu beschreiben, dass bessere Entscheidungen moeglich werden.</w:t>
-      </w:r>
-    </w:p>
-    <w:p>
-      <w:r>
-        <w:t>Transfer in Wirkungsmanagement. Praxisbeispiel verbindet die inhaltliche Deutung mit der spaeteren Praxis. Eine Organisation kann zu Wirkungspotenziale und Wirkungsrisiken analysieren sehr ueberzeugend kommunizieren und trotzdem an eine Methodik einzufuehren, ohne Entscheidungsmacht, Datenpflichten und Korrekturroutinen mitzudenken scheitern. Darum muss die V1-Fassung immer auch nach Governance fragen: Wer erhebt Daten, wer bewertet sie, wer traegt die Folgen, wer kann widersprechen und wann wird eine Entscheidung korrigiert? Gute Kommunikation unterscheidet Befund, Annahme und normative Bewertung. So wird aus einem Lehrkapitel eine verantwortbare Arbeitsroutine.</w:t>
-      </w:r>
-    </w:p>
-    <w:p>
-      <w:r>
-        <w:t>Pruefungsnahe Transferfrage. Formuliere zu WM-V5 eine Wirkungsaussage in drei Saetzen: Erstens den beobachteten oder plausiblen Zustand, zweitens die Daten- oder Quellenlage, drittens die offene Unsicherheit samt Rueckkopplung. Die Antwort muss ohne moralische Personenbewertung auskommen und darf Reichweite nicht mit Wirkung verwechseln.</w:t>
-      </w:r>
-    </w:p>
-    <w:p>
-      <w:r>
-        <w:t>Grenze gegen Scheingenauigkeit. Gerade bei Wirkungsökonomische Vertiefung ist Praezision wichtiger als grosse Begriffe. Eine Wirkungsaussage bleibt schwach, wenn sie nur Aktivitaet, Reichweite, Absicht oder Image beschreibt. Stark wird sie erst, wenn sie die Zustandsveraenderung und ihre Bedingungen offenlegt. In WM-V5 ist deshalb entscheidend, jede Wirkungsaussage eine Grenze zieht und diese Grenze begruenden muss. Die Fehlerlinie verlaeuft nicht zwischen Optimismus und Pessimismus, sondern zwischen offengelegter Unsicherheit und rhetorischer Sicherheit ohne Pruefpfad.</w:t>
-      </w:r>
-    </w:p>
-    <w:p>
-      <w:r>
-        <w:t>Pruefungsnahe Lesart. Aus Prüfungsrelevanz laesst sich eine gute Transferfrage ableiten: Welche Entscheidung waere falsch, wenn dieser Abschnitt missverstanden wird? Fuer Wirkungspotenziale und Wirkungsrisiken analysieren lautet die Antwort meist nicht einfach "mehr Wirkung", sondern genauer: bessere Unterscheidung, sauberere Daten, klarere Schutzlinie und rueckgekoppelte Steuerung. Szenarien pruefen Sofortwirkung, Folgewirkung und Reversibilitaet getrennt. Wer das im Fall anwenden kann, hat den Kern der Vorlesung verstanden; wer nur Definitionen wiederholt, bleibt unter dem Anspruch der Akademie.</w:t>
-      </w:r>
-    </w:p>
-    <w:p>
-      <w:r>
-        <w:t>Fallfenster zur Anwendung. Eine Fuehrungsentscheidung erzeugt zugleich Nutzen und Risiken. Die WÖk behandelt Ambivalenz nicht als Stoerung, sondern als Kern der Analyse. Positive Netto-Wirkung darf erst behauptet werden, wenn zentrale negative Wirkungen getrennt geprueft und rote Linien gewahrt sind. Bezogen auf Wirkungspotenziale und Wirkungsrisiken analysieren heisst das: Die Analyse muss das konkrete Thema ernst nehmen und zugleich den allgemeinen WÖk-Massstab halten. Es geht nicht darum, Akteure moralisch zu sortieren. Es geht darum, Wirkpfade, Wirkungsempfaenger, Datenqualitaet, Risiken und Rueckkopplung so zu beschreiben, dass bessere Entscheidungen moeglich werden.</w:t>
-      </w:r>
-    </w:p>
-    <w:p>
-      <w:r>
-        <w:t>Betroffenenperspektive. Der Abschnitt Lernziele ist in WM-V5 kein Zusatzwissen, sondern ein Pruefstein fuer die Grundfrage des Skripts: Was veraendert sich, bei wem, wodurch und mit welcher Rueckkopplung? Fuer Wirkungspotenziale und Wirkungsrisiken analysieren wird daran sichtbar, dass Wirkung nicht am Sender, sondern an veraenderten Zustanden der Empfaenger geprueft wird. Die fachliche Grenze liegt dort, wo Lernende interne Erfolgskennzahlen mit gesellschaftlicher Wirkung verwechseln. Die saubere Lesart trennt deshalb Beobachtung, Kausalannahme, Bewertung und Steuerungsfolge. In der Anwendung sollte daraus mindestens eine konkrete Strategie, Prozess, Budget, Zielkonflikt oder Kommunikationsregel abgeleitet werden; sonst bleibt das Wissen erklaerend, aber nicht steuerungsfaehig.</w:t>
-      </w:r>
-    </w:p>
-    <w:p>
-      <w:r>
-        <w:t>Anwendung auf Einleitung / Wirkungsfrage. In einer Fallanalyse beginnt dieser Punkt nicht mit einer Meinung, sondern mit einer belastbaren Beschreibung. Wer WM-V5 pruefungsnah liest, fragt zuerst nach Wirkungsempfaengern, Wirkraum, Zeitraum und Datenquelle. Erst danach folgt die Bewertung im Referenzrahmen Mensch, Planet, Demokratie, SDGs, Agenda 2030 und SDG+. Jede Schlussfolgerung endet mit Entscheidung, Verantwortlichkeit und Termin fuer Rueckpruefung. Der typische Kurzschluss waere, Befunde sammeln, ohne Ressourcen oder Regeln zu veraendern. Genau dagegen setzt die WÖk die Pflicht, Wirkungspotenzial, Wirkungsrisiko und positive Netto-Wirkung begrifflich getrennt zu halten.</w:t>
-      </w:r>
-    </w:p>
-    <w:p>
-      <w:r>
-        <w:t>Evidenzregel. Kernaussage darf im Skript nicht als dekorativer Begriff stehen bleiben. Der Abschnitt traegt nur dann, wenn er eine pruefbare Aussage erlaubt: Welche Quelle stuetzt die Annahme, welche Unsicherheit bleibt offen und welche Gegenbeobachtung wuerde die Bewertung veraendern? Fuer Wirkungspotenziale und Wirkungsrisiken analysieren heisst das, dass WÖk-Aussagen mit bestehenden Begriffen, Studien, Standards und Rechtsrahmen in Beziehung stehen muessen. Die Studierenden sollen nicht lernen, einen Score nachzusprechen. Sie sollen erkennen, wann ein Score klaert, wann er verdeckt und wann eine rote Linie die Durchschnittslogik stoppt.</w:t>
-      </w:r>
-    </w:p>
-    <w:p>
-      <w:r>
-        <w:t>Fallfenster zur Anwendung. Ein Controlling-Team moechte einen Score bilden. Das Skript verlangt, dass Datenqualitaet, Systemgrenzen, Gewichtung, Unsicherheit und Nichtkompensation sichtbar bleiben. Ein Score darf die Diskussion nicht beenden, sondern muss bessere Fragen, Priorisierung und Rueckkopplung ermoeglichen. Bezogen auf Wirkungspotenziale und Wirkungsrisiken analysieren heisst das: Die Analyse muss das konkrete Thema ernst nehmen und zugleich den allgemeinen WÖk-Massstab halten. Es geht nicht darum, Akteure moralisch zu sortieren. Es geht darum, Wirkpfade, Wirkungsempfaenger, Datenqualitaet, Risiken und Rueckkopplung so zu beschreiben, dass bessere Entscheidungen moeglich werden.</w:t>
-      </w:r>
-    </w:p>
-    <w:p>
-      <w:r>
-        <w:t>Pruefungsnahe Transferfrage. Formuliere zu WM-V5 eine Wirkungsaussage in drei Saetzen: Erstens den beobachteten oder plausiblen Zustand, zweitens die Daten- oder Quellenlage, drittens die offene Unsicherheit samt Rueckkopplung. Die Antwort muss ohne moralische Personenbewertung auskommen und darf Reichweite nicht mit Wirkung verwechseln.</w:t>
-      </w:r>
-    </w:p>
-    <w:p>
-      <w:r>
-        <w:t>Transfer in Wirkungsmanagement. Quelltext und fachliche Grundlegung verbindet die inhaltliche Deutung mit der spaeteren Praxis. Eine Organisation kann zu Wirkungspotenziale und Wirkungsrisiken analysieren sehr ueberzeugend kommunizieren und trotzdem an eine Methodik einzufuehren, ohne Entscheidungsmacht, Datenpflichten und Korrekturroutinen mitzudenken scheitern. Darum muss die V1-Fassung immer auch nach Governance fragen: Wer erhebt Daten, wer bewertet sie, wer traegt die Folgen, wer kann widersprechen und wann wird eine Entscheidung korrigiert? Die Analyse markiert Stoppsignale vor jeder Portfolio- oder Score-Debatte. So wird aus einem Lehrkapitel eine verantwortbare Arbeitsroutine.</w:t>
+        <w:t>Schlussvertiefung 1: Wirkungspotenziale und Wirkungsrisiken analysieren im Anwendungsfall</w:t>
+      </w:r>
+    </w:p>
+    <w:p>
+      <w:r>
+        <w:t>Die folgenden Abschnitte sind keine neue Pruefungsloesung. Sie verdichten die vorhandenen Kapitel zu einer Lesart, mit der Studierende einen Fall selbststaendig analysieren koennen. Im Mittelpunkt stehen Wirkpfade, Wirkungsempfaenger, Bewertung und Rueckkopplung, nicht moralische Personenbewertung.</w:t>
+      </w:r>
+    </w:p>
+    <w:p>
+      <w:r>
+        <w:t>Begriffliche Schlussklaerung. Einleitung / Wirkungsfrage zeigt, warum Wirkungspotenziale und Wirkungsrisiken analysieren mehr ist als ein Schlagwort im Feld Wirkpfade, Wirkungsempfaenger, Bewertung und Rueckkopplung. Die wirkungsoekonomische Frage lautet: Welche reale Veraenderung wird moeglich, welche bleibt nur Potenzial und wo entsteht ein Wirkungsrisiko? Diese Unterscheidung schuetzt vor Impact-Washing, weil sie Absicht, Aktivitaet, Reichweite und Wirkung auseinanderhaelt.</w:t>
+      </w:r>
+    </w:p>
+    <w:p>
+      <w:r>
+        <w:t>Eine Kommune, ein Unternehmen oder eine Bildungsorganisation will Wirkungspotenziale und Wirkungsrisiken analysieren praktisch anwenden. Der erste Schritt ist nicht die Auswahl eines Instruments, sondern die Klaerung der Zustandsveraenderung. Bei Einleitung / Wirkungsfrage muss deshalb benannt werden, wer betroffen ist, welcher Zustand sich veraendert, welche Frist gilt und welche Gegenbeobachtung die Annahme widerlegen wuerde. Erst danach entsteht eine begruendete Entscheidung im Feld Strategie, Prozess, Budget, Verantwortlichkeit oder Kommunikationsregel.</w:t>
+      </w:r>
+    </w:p>
+    <w:p>
+      <w:r>
+        <w:t>Wirkpfad und Empfaenger. In WM-V5 muss Kernaussage immer mit Empfaengern gelesen werden. Wirkung entsteht nicht beim Sender, sondern an veraenderten Zustaenden von Menschen, Oekosystemen, Institutionen, Oeffentlichkeit oder kuenftigen Handlungsspielraeumen. Darum reicht es nicht, interne Aktivitaeten zu dokumentieren. Entscheidend ist, ob sich ein Zustand nachvollziehbar veraendert und ob diese Veraenderung im Referenzrahmen Mensch, Planet, Demokratie, SDGs, Agenda 2030 und SDG+ tragfaehig bewertet werden kann.</w:t>
+      </w:r>
+    </w:p>
+    <w:p>
+      <w:r>
+        <w:t>Ein Bericht behauptet, die Massnahme zu Wirkungspotenziale und Wirkungsrisiken analysieren sei erfolgreich. Die WOE-Lesart fragt bei Kernaussage nach belastbaren Nachweisen: Managementroutine, Stakeholder-Rueckmeldung, Prozessdaten, Entscheidungsprotokoll und Lernschleife. Wenn diese Nachweise fehlen, bleibt die Aussage Wirkungspotenzial oder Kommunikationsbehauptung. Sie kann wichtig sein, aber sie ist noch keine belegte Wirkung.</w:t>
+      </w:r>
+    </w:p>
+    <w:p>
+      <w:r>
+        <w:t>Daten, Quellen und Evidenz. Wissenschaftliche Anschlussfaehigkeit entsteht hier durch Quellenklarheit. Bei Quelltext und fachliche Grundlegung werden interne WOE-Begriffe nicht als Ersatz fuer Belege benutzt, sondern mit Grundlagenwerk, WOE-Referenz, Glossar, Werkzeuge, Journal und externe Fachquellen verbunden. Wo die Datenlage offen bleibt, wird das offengelegt. Wo eine Aussage nur plausibel ist, bleibt sie als Wirkungspotenzial markiert. Wo ein Schaden eine rote Linie beruehrt, greift Nichtkompensation vor Durchschnittslogik.</w:t>
+      </w:r>
+    </w:p>
+    <w:p>
+      <w:r>
+        <w:t>In einer kontroversen Entscheidung wirkt Quelltext und fachliche Grundlegung als Pruefpunkt fuer Ambivalenz. Ein Nutzen fuer eine Gruppe kann mit Risiken fuer andere Wirkungsempfaenger einhergehen. Das Skript verlangt deshalb, positive und negative Zustandsveraenderungen getrennt zu fuehren, bevor von positiver Netto-Wirkung gesprochen wird.</w:t>
+      </w:r>
+    </w:p>
+    <w:p>
+      <w:r>
+        <w:t>Bewertung und rote Linien. In Wirkungsmanagement wird Einstieg / Wirkungsfrage erst steuerungsfaehig, wenn daraus eine Entscheidung folgt. Fuehrung, Strategie, Controlling, Einkauf, Kommunikation und Kultur muessen denselben Wirkungsbegriff verwenden. Ohne diese Rueckkopplung bleibt Reporting eine Beschreibung. Mit Rueckkopplung wird aus Bewertung eine veraenderte Routine: ein anderer Prozess, ein geaenderter Anreiz, eine bessere Datenpflicht, eine korrigierte Kommunikation oder eine neue Priorisierung.</w:t>
+      </w:r>
+    </w:p>
+    <w:p>
+      <w:r>
+        <w:t>Die typische Fehlstelle bei Wirkungspotenziale und Wirkungsrisiken analysieren liegt darin, Absicht, Aktivitaet oder Reporting als Wirkung zu behandeln. Bei Einstieg / Wirkungsfrage wird diese Fehlstelle konkret: Ein scheinbar plausibler Befund darf nicht zur Abkuerzung werden. Quellen, Systemgrenzen, Unsicherheit und Rueckkopplung bleiben sichtbar.</w:t>
+      </w:r>
+    </w:p>
+    <w:p>
+      <w:r>
+        <w:t>Kontrollfrage. Welche Entscheidung waere falsch, wenn Einstieg / Wirkungsfrage in WM-V5 missverstanden wird? Die Antwort muss mindestens eine Daten- oder Quellenannahme, eine betroffene Gruppe oder Schutzdimension, eine moegliche Nebenwirkung und einen Rueckkopplungsschritt nennen. Richtig ist nicht die lauteste Bewertung, sondern diejenige, die Begriff, Beleg und Steuerungsfolge zusammenhaelt.</w:t>
+      </w:r>
+    </w:p>
+    <w:p>
+      <w:r>
+        <w:t>Steuerung und Rueckkopplung. Die Grenze gegen Scheingenauigkeit verlaeuft bei Skript / Folien (Lernseite) nicht zwischen Optimismus und Pessimismus. Sie verlaeuft zwischen offengelegter Unsicherheit und rhetorischer Sicherheit. Wer Wirkungspotenziale und Wirkungsrisiken analysieren belastbar anwenden will, benennt Systemgrenze, Zeitraum, Vergleichspunkt und offene Gegenhypothese. Gerade dadurch bleibt das Skript anschlussfaehig fuer Forschung, Praxis und spaetere Revision.</w:t>
+      </w:r>
+    </w:p>
+    <w:p>
+      <w:r>
+        <w:t>Fuer die Pruefung ist Skript / Folien (Lernseite) dann verstanden, wenn daraus eine belastbare Fallantwort entsteht. Eine gute Antwort unterscheidet Beobachtung, Kausalannahme, Bewertung und Steuerungsfolge. Sie bewertet keine Menschen, sondern Wirkpfade, Zustandsveraenderungen, Risiken und institutionelle Bedingungen.</w:t>
+      </w:r>
+    </w:p>
+    <w:p>
+      <w:r>
+        <w:t>Pruefungsnahe Anwendung. Transferaufgabe zeigt, warum Wirkungspotenziale und Wirkungsrisiken analysieren mehr ist als ein Schlagwort im Feld Wirkpfade, Wirkungsempfaenger, Bewertung und Rueckkopplung. Die wirkungsoekonomische Frage lautet: Welche reale Veraenderung wird moeglich, welche bleibt nur Potenzial und wo entsteht ein Wirkungsrisiko? Diese Unterscheidung schuetzt vor Impact-Washing, weil sie Absicht, Aktivitaet, Reichweite und Wirkung auseinanderhaelt.</w:t>
+      </w:r>
+    </w:p>
+    <w:p>
+      <w:r>
+        <w:t>Eine Kommune, ein Unternehmen oder eine Bildungsorganisation will Wirkungspotenziale und Wirkungsrisiken analysieren praktisch anwenden. Der erste Schritt ist nicht die Auswahl eines Instruments, sondern die Klaerung der Zustandsveraenderung. Bei Transferaufgabe muss deshalb benannt werden, wer betroffen ist, welcher Zustand sich veraendert, welche Frist gilt und welche Gegenbeobachtung die Annahme widerlegen wuerde. Erst danach entsteht eine begruendete Entscheidung im Feld Strategie, Prozess, Budget, Verantwortlichkeit oder Kommunikationsregel.</w:t>
+      </w:r>
+    </w:p>
+    <w:p>
+      <w:r>
+        <w:t>Rueckfluss. Fuer den WOE-Korpus bedeutet das: Begriffe aus Wirkungspotenziale und Wirkungsrisiken analysieren sollten dort geschaerft werden, wo sie in Glossar, Werkzeugen, Journal oder Readern doppeldeutig bleiben. Offene Forschungsfragen werden nicht versteckt. Sie markieren die Stelle, an der spaetere Evidenz, ein besserer Datensatz oder eine praezisere Fallstudie die Bewertung veraendern kann.</w:t>
+      </w:r>
+    </w:p>
+    <w:p>
+      <w:r>
+        <w:t>Transfer in den WOE-Korpus. In WM-V5 muss Praxisbeispiel immer mit Empfaengern gelesen werden. Wirkung entsteht nicht beim Sender, sondern an veraenderten Zustaenden von Menschen, Oekosystemen, Institutionen, Oeffentlichkeit oder kuenftigen Handlungsspielraeumen. Darum reicht es nicht, interne Aktivitaeten zu dokumentieren. Entscheidend ist, ob sich ein Zustand nachvollziehbar veraendert und ob diese Veraenderung im Referenzrahmen Mensch, Planet, Demokratie, SDGs, Agenda 2030 und SDG+ tragfaehig bewertet werden kann.</w:t>
+      </w:r>
+    </w:p>
+    <w:p>
+      <w:r>
+        <w:t>Ein Bericht behauptet, die Massnahme zu Wirkungspotenziale und Wirkungsrisiken analysieren sei erfolgreich. Die WOE-Lesart fragt bei Praxisbeispiel nach belastbaren Nachweisen: Managementroutine, Stakeholder-Rueckmeldung, Prozessdaten, Entscheidungsprotokoll und Lernschleife. Wenn diese Nachweise fehlen, bleibt die Aussage Wirkungspotenzial oder Kommunikationsbehauptung. Sie kann wichtig sein, aber sie ist noch keine belegte Wirkung.</w:t>
+      </w:r>
+    </w:p>
+    <w:p>
+      <w:r>
+        <w:t>Grenzen der Aussage. Wissenschaftliche Anschlussfaehigkeit entsteht hier durch Quellenklarheit. Bei Wirkungsökonomische Vertiefung werden interne WOE-Begriffe nicht als Ersatz fuer Belege benutzt, sondern mit Grundlagenwerk, WOE-Referenz, Glossar, Werkzeuge, Journal und externe Fachquellen verbunden. Wo die Datenlage offen bleibt, wird das offengelegt. Wo eine Aussage nur plausibel ist, bleibt sie als Wirkungspotenzial markiert. Wo ein Schaden eine rote Linie beruehrt, greift Nichtkompensation vor Durchschnittslogik.</w:t>
+      </w:r>
+    </w:p>
+    <w:p>
+      <w:r>
+        <w:t>In einer kontroversen Entscheidung wirkt Wirkungsökonomische Vertiefung als Pruefpunkt fuer Ambivalenz. Ein Nutzen fuer eine Gruppe kann mit Risiken fuer andere Wirkungsempfaenger einhergehen. Das Skript verlangt deshalb, positive und negative Zustandsveraenderungen getrennt zu fuehren, bevor von positiver Netto-Wirkung gesprochen wird.</w:t>
+      </w:r>
+    </w:p>
+    <w:p>
+      <w:r>
+        <w:t>Kontrollfrage. Welche Entscheidung waere falsch, wenn Wirkungsökonomische Vertiefung in WM-V5 missverstanden wird? Die Antwort muss mindestens eine Daten- oder Quellenannahme, eine betroffene Gruppe oder Schutzdimension, eine moegliche Nebenwirkung und einen Rueckkopplungsschritt nennen. Richtig ist nicht die lauteste Bewertung, sondern diejenige, die Begriff, Beleg und Steuerungsfolge zusammenhaelt.</w:t>
       </w:r>
     </w:p>
     <w:p>
@@ -3516,132 +3491,107 @@
         <w:pStyle w:val="Heading3"/>
       </w:pPr>
       <w:r>
-        <w:t>Abschlusskommentar 2: Lesen, pruefen, rueckkoppeln</w:t>
-      </w:r>
-    </w:p>
-    <w:p>
-      <w:r>
-        <w:t>Die folgende Verdichtung fuehrt die vorhandenen Kapitel nicht als Wiederholung, sondern als Anwendung zusammen. Wirkungskompetenz entsteht, wenn dieselbe begriffliche Strenge in Fallanalyse, Datenarbeit, Kommunikation, Governance und Entscheidungspraxis wiedererkannt wird.</w:t>
-      </w:r>
-    </w:p>
-    <w:p>
-      <w:r>
-        <w:t>Grenze gegen Scheingenauigkeit. Gerade bei Einstieg / Wirkungsfrage ist Praezision wichtiger als grosse Begriffe. Eine Wirkungsaussage bleibt schwach, wenn sie nur Aktivitaet, Reichweite, Absicht oder Image beschreibt. Stark wird sie erst, wenn sie die Zustandsveraenderung und ihre Bedingungen offenlegt. In WM-V5 ist deshalb entscheidend, praezise Sprache die erste Sicherung gegen Impact-Washing bildet. Die Fehlerlinie verlaeuft nicht zwischen Optimismus und Pessimismus, sondern zwischen offengelegter Unsicherheit und rhetorischer Sicherheit ohne Pruefpfad.</w:t>
-      </w:r>
-    </w:p>
-    <w:p>
-      <w:r>
-        <w:t>Pruefungsnahe Lesart. Aus Video-/Audio-Vorlesung laesst sich eine gute Transferfrage ableiten: Welche Entscheidung waere falsch, wenn dieser Abschnitt missverstanden wird? Fuer Wirkungspotenziale und Wirkungsrisiken analysieren lautet die Antwort meist nicht einfach "mehr Wirkung", sondern genauer: bessere Unterscheidung, sauberere Daten, klarere Schutzlinie und rueckgekoppelte Steuerung. Mindestens ein direkter und ein indirekter Wirkpfad muessen nachvollziehbar sein. Wer das im Fall anwenden kann, hat den Kern der Vorlesung verstanden; wer nur Definitionen wiederholt, bleibt unter dem Anspruch der Akademie.</w:t>
-      </w:r>
-    </w:p>
-    <w:p>
-      <w:r>
-        <w:t>Fallfenster zur Anwendung. Ein Kommunikationsbericht nennt viele Aktivitaeten, Reichweiten und Rueckmeldungen. Die V1-Pruefung fragt, ob daraus eine belastbare Wirkungsaussage folgt. Wenn nur Kontakte, Klicks oder Zustimmung vorliegen, bleibt die Aussage im Bereich Wirkungspotenzial oder Resonanz, nicht im Bereich nachgewiesener Wirkung. Bezogen auf Wirkungspotenziale und Wirkungsrisiken analysieren heisst das: Die Analyse muss das konkrete Thema ernst nehmen und zugleich den allgemeinen WÖk-Massstab halten. Es geht nicht darum, Akteure moralisch zu sortieren. Es geht darum, Wirkpfade, Wirkungsempfaenger, Datenqualitaet, Risiken und Rueckkopplung so zu beschreiben, dass bessere Entscheidungen moeglich werden.</w:t>
-      </w:r>
-    </w:p>
-    <w:p>
-      <w:r>
-        <w:t>Daten- und Quellenklarheit. Der Abschnitt Transkript (Gerüst) ist in WM-V5 kein Zusatzwissen, sondern ein Pruefstein fuer die Grundfrage des Skripts: Was veraendert sich, bei wem, wodurch und mit welcher Rueckkopplung? Fuer Wirkungspotenziale und Wirkungsrisiken analysieren wird daran sichtbar, dass jede Bewertung nur so belastbar ist wie Datenlage, Quellenstatus, Aktualitaet und Systemgrenze. Die fachliche Grenze liegt dort, wo Lernende eine Zahl ohne Einheit, Zeitraum oder Erhebungslogik als Beweis nutzen. Die saubere Lesart trennt deshalb Beobachtung, Kausalannahme, Bewertung und Steuerungsfolge. In der Anwendung sollte daraus mindestens eine konkrete Strategie, Prozess, Budget, Zielkonflikt oder Kommunikationsregel abgeleitet werden; sonst bleibt das Wissen erklaerend, aber nicht steuerungsfaehig.</w:t>
-      </w:r>
-    </w:p>
-    <w:p>
-      <w:r>
-        <w:t>Anwendung auf Skript / Folien (Lernseite). In einer Fallanalyse beginnt dieser Punkt nicht mit einer Meinung, sondern mit einer belastbaren Beschreibung. Wer WM-V5 pruefungsnah liest, fragt zuerst nach Wirkungsempfaengern, Wirkraum, Zeitraum und Datenquelle. Erst danach folgt die Bewertung im Referenzrahmen Mensch, Planet, Demokratie, SDGs, Agenda 2030 und SDG+. Profile, Zielkonflikte und offene Punkte werden nebeneinander gefuehrt. Der typische Kurzschluss waere, ambivalente Befunde glaetten, damit eine eindeutige Botschaft entsteht. Genau dagegen setzt die WÖk die Pflicht, Wirkungspotenzial, Wirkungsrisiko und positive Netto-Wirkung begrifflich getrennt zu halten.</w:t>
-      </w:r>
-    </w:p>
-    <w:p>
-      <w:r>
-        <w:t>Pruefungsnahe Transferfrage. Formuliere zu WM-V5 eine Wirkungsaussage in drei Saetzen: Erstens den beobachteten oder plausiblen Zustand, zweitens die Daten- oder Quellenlage, drittens die offene Unsicherheit samt Rueckkopplung. Die Antwort muss ohne moralische Personenbewertung auskommen und darf Reichweite nicht mit Wirkung verwechseln.</w:t>
-      </w:r>
-    </w:p>
-    <w:p>
-      <w:r>
-        <w:t>Evidenzregel. Transferaufgabe darf im Skript nicht als dekorativer Begriff stehen bleiben. Der Abschnitt traegt nur dann, wenn er eine pruefbare Aussage erlaubt: Welche Quelle stuetzt die Annahme, welche Unsicherheit bleibt offen und welche Gegenbeobachtung wuerde die Bewertung veraendern? Fuer Wirkungspotenziale und Wirkungsrisiken analysieren heisst das, dass schwere zentrale Schaeden nicht durch beliebige positive Einzelwerte neutralisiert werden duerfen. Die Studierenden sollen nicht lernen, einen Score nachzusprechen. Sie sollen erkennen, wann ein Score klaert, wann er verdeckt und wann eine rote Linie die Durchschnittslogik stoppt.</w:t>
-      </w:r>
-    </w:p>
-    <w:p>
-      <w:r>
-        <w:t>Fallfenster zur Anwendung. Eine Organisation plant eine Massnahme und formuliert dazu eine positive Absicht. In der WÖk reicht das nicht. Fuer diese Vorlesung muss sichtbar werden, welche Zustandsveraenderung erwartet wird, welche Empfaenger direkt oder indirekt betroffen sind, welche Nebenwirkungen entstehen koennen und welche Entscheidung spaeter korrigiert wird. Bezogen auf Wirkungspotenziale und Wirkungsrisiken analysieren heisst das: Die Analyse muss das konkrete Thema ernst nehmen und zugleich den allgemeinen WÖk-Massstab halten. Es geht nicht darum, Akteure moralisch zu sortieren. Es geht darum, Wirkpfade, Wirkungsempfaenger, Datenqualitaet, Risiken und Rueckkopplung so zu beschreiben, dass bessere Entscheidungen moeglich werden.</w:t>
-      </w:r>
-    </w:p>
-    <w:p>
-      <w:r>
-        <w:t>Transfer in Wirkungsmanagement. Praxisbeispiel verbindet die inhaltliche Deutung mit der spaeteren Praxis. Eine Organisation kann zu Wirkungspotenziale und Wirkungsrisiken analysieren sehr ueberzeugend kommunizieren und trotzdem an eine Methodik einzufuehren, ohne Entscheidungsmacht, Datenpflichten und Korrekturroutinen mitzudenken scheitern. Darum muss die V1-Fassung immer auch nach Governance fragen: Wer erhebt Daten, wer bewertet sie, wer traegt die Folgen, wer kann widersprechen und wann wird eine Entscheidung korrigiert? Jeder Analyseblock fragt nach der Routine, die nach der Bewertung angepasst wird. So wird aus einem Lehrkapitel eine verantwortbare Arbeitsroutine.</w:t>
-      </w:r>
-    </w:p>
-    <w:p>
-      <w:r>
-        <w:t>Grenze gegen Scheingenauigkeit. Gerade bei Wirkungsökonomische Vertiefung ist Praezision wichtiger als grosse Begriffe. Eine Wirkungsaussage bleibt schwach, wenn sie nur Aktivitaet, Reichweite, Absicht oder Image beschreibt. Stark wird sie erst, wenn sie die Zustandsveraenderung und ihre Bedingungen offenlegt. In WM-V5 ist deshalb entscheidend, Wirkungsbewertung Verfahren, Rechte, Transparenz und Korrektur braucht. Die Fehlerlinie verlaeuft nicht zwischen Optimismus und Pessimismus, sondern zwischen offengelegter Unsicherheit und rhetorischer Sicherheit ohne Pruefpfad.</w:t>
-      </w:r>
-    </w:p>
-    <w:p>
-      <w:r>
-        <w:t>Pruefungsnahe Lesart. Aus Prüfungsrelevanz laesst sich eine gute Transferfrage ableiten: Welche Entscheidung waere falsch, wenn dieser Abschnitt missverstanden wird? Fuer Wirkungspotenziale und Wirkungsrisiken analysieren lautet die Antwort meist nicht einfach "mehr Wirkung", sondern genauer: bessere Unterscheidung, sauberere Daten, klarere Schutzlinie und rueckgekoppelte Steuerung. Pruefungsfragen verbinden Begriff, Anwendung, Evidenz und rote Linie. Wer das im Fall anwenden kann, hat den Kern der Vorlesung verstanden; wer nur Definitionen wiederholt, bleibt unter dem Anspruch der Akademie.</w:t>
-      </w:r>
-    </w:p>
-    <w:p>
-      <w:r>
-        <w:t>Fallfenster zur Anwendung. Eine Fuehrungsentscheidung erzeugt zugleich Nutzen und Risiken. Die WÖk behandelt Ambivalenz nicht als Stoerung, sondern als Kern der Analyse. Positive Netto-Wirkung darf erst behauptet werden, wenn zentrale negative Wirkungen getrennt geprueft und rote Linien gewahrt sind. Bezogen auf Wirkungspotenziale und Wirkungsrisiken analysieren heisst das: Die Analyse muss das konkrete Thema ernst nehmen und zugleich den allgemeinen WÖk-Massstab halten. Es geht nicht darum, Akteure moralisch zu sortieren. Es geht darum, Wirkpfade, Wirkungsempfaenger, Datenqualitaet, Risiken und Rueckkopplung so zu beschreiben, dass bessere Entscheidungen moeglich werden.</w:t>
-      </w:r>
-    </w:p>
-    <w:p>
-      <w:r>
-        <w:t>Organisationale Umsetzung. Der Abschnitt Lernziele ist in WM-V5 kein Zusatzwissen, sondern ein Pruefstein fuer die Grundfrage des Skripts: Was veraendert sich, bei wem, wodurch und mit welcher Rueckkopplung? Fuer Wirkungspotenziale und Wirkungsrisiken analysieren wird daran sichtbar, dass WÖk-Begriffe im Alltag nur tragen, wenn sie in Routinen uebersetzt werden. Die fachliche Grenze liegt dort, wo Lernende Verantwortung an eine einzelne Nachhaltigkeitsfunktion auslagern. Die saubere Lesart trennt deshalb Beobachtung, Kausalannahme, Bewertung und Steuerungsfolge. In der Anwendung sollte daraus mindestens eine konkrete Strategie, Prozess, Budget, Zielkonflikt oder Kommunikationsregel abgeleitet werden; sonst bleibt das Wissen erklaerend, aber nicht steuerungsfaehig.</w:t>
-      </w:r>
-    </w:p>
-    <w:p>
-      <w:r>
-        <w:t>Pruefungsnahe Transferfrage. Formuliere zu WM-V5 eine Wirkungsaussage in drei Saetzen: Erstens den beobachteten oder plausiblen Zustand, zweitens die Daten- oder Quellenlage, drittens die offene Unsicherheit samt Rueckkopplung. Die Antwort muss ohne moralische Personenbewertung auskommen und darf Reichweite nicht mit Wirkung verwechseln.</w:t>
-      </w:r>
-    </w:p>
-    <w:p>
-      <w:r>
-        <w:t>Anwendung auf Einleitung / Wirkungsfrage. In einer Fallanalyse beginnt dieser Punkt nicht mit einer Meinung, sondern mit einer belastbaren Beschreibung. Wer WM-V5 pruefungsnah liest, fragt zuerst nach Wirkungsempfaengern, Wirkraum, Zeitraum und Datenquelle. Erst danach folgt die Bewertung im Referenzrahmen Mensch, Planet, Demokratie, SDGs, Agenda 2030 und SDG+. Gute Kommunikation unterscheidet Befund, Annahme und normative Bewertung. Der typische Kurzschluss waere, Eindeutigkeit behaupten, wo die Datenlage nur Potenzial oder Risiko traegt. Genau dagegen setzt die WÖk die Pflicht, Wirkungspotenzial, Wirkungsrisiko und positive Netto-Wirkung begrifflich getrennt zu halten.</w:t>
-      </w:r>
-    </w:p>
-    <w:p>
-      <w:r>
-        <w:t>Evidenzregel. Kernaussage darf im Skript nicht als dekorativer Begriff stehen bleiben. Der Abschnitt traegt nur dann, wenn er eine pruefbare Aussage erlaubt: Welche Quelle stuetzt die Annahme, welche Unsicherheit bleibt offen und welche Gegenbeobachtung wuerde die Bewertung veraendern? Fuer Wirkungspotenziale und Wirkungsrisiken analysieren heisst das, dass jede Wirkungsaussage eine Grenze zieht und diese Grenze begruenden muss. Die Studierenden sollen nicht lernen, einen Score nachzusprechen. Sie sollen erkennen, wann ein Score klaert, wann er verdeckt und wann eine rote Linie die Durchschnittslogik stoppt.</w:t>
-      </w:r>
-    </w:p>
-    <w:p>
-      <w:r>
-        <w:t>Fallfenster zur Anwendung. Ein Controlling-Team moechte einen Score bilden. Das Skript verlangt, dass Datenqualitaet, Systemgrenzen, Gewichtung, Unsicherheit und Nichtkompensation sichtbar bleiben. Ein Score darf die Diskussion nicht beenden, sondern muss bessere Fragen, Priorisierung und Rueckkopplung ermoeglichen. Bezogen auf Wirkungspotenziale und Wirkungsrisiken analysieren heisst das: Die Analyse muss das konkrete Thema ernst nehmen und zugleich den allgemeinen WÖk-Massstab halten. Es geht nicht darum, Akteure moralisch zu sortieren. Es geht darum, Wirkpfade, Wirkungsempfaenger, Datenqualitaet, Risiken und Rueckkopplung so zu beschreiben, dass bessere Entscheidungen moeglich werden.</w:t>
-      </w:r>
-    </w:p>
-    <w:p>
-      <w:r>
-        <w:t>Transfer in Wirkungsmanagement. Quelltext und fachliche Grundlegung verbindet die inhaltliche Deutung mit der spaeteren Praxis. Eine Organisation kann zu Wirkungspotenziale und Wirkungsrisiken analysieren sehr ueberzeugend kommunizieren und trotzdem an eine Methodik einzufuehren, ohne Entscheidungsmacht, Datenpflichten und Korrekturroutinen mitzudenken scheitern. Darum muss die V1-Fassung immer auch nach Governance fragen: Wer erhebt Daten, wer bewertet sie, wer traegt die Folgen, wer kann widersprechen und wann wird eine Entscheidung korrigiert? Szenarien pruefen Sofortwirkung, Folgewirkung und Reversibilitaet getrennt. So wird aus einem Lehrkapitel eine verantwortbare Arbeitsroutine.</w:t>
-      </w:r>
-    </w:p>
-    <w:p>
-      <w:r>
-        <w:t>Grenze gegen Scheingenauigkeit. Gerade bei Einstieg / Wirkungsfrage ist Praezision wichtiger als grosse Begriffe. Eine Wirkungsaussage bleibt schwach, wenn sie nur Aktivitaet, Reichweite, Absicht oder Image beschreibt. Stark wird sie erst, wenn sie die Zustandsveraenderung und ihre Bedingungen offenlegt. In WM-V5 ist deshalb entscheidend, Wirkung nicht am Sender, sondern an veraenderten Zustanden der Empfaenger geprueft wird. Die Fehlerlinie verlaeuft nicht zwischen Optimismus und Pessimismus, sondern zwischen offengelegter Unsicherheit und rhetorischer Sicherheit ohne Pruefpfad.</w:t>
-      </w:r>
-    </w:p>
-    <w:p>
-      <w:r>
-        <w:t>Pruefungsnahe Lesart. Aus Video-/Audio-Vorlesung laesst sich eine gute Transferfrage ableiten: Welche Entscheidung waere falsch, wenn dieser Abschnitt missverstanden wird? Fuer Wirkungspotenziale und Wirkungsrisiken analysieren lautet die Antwort meist nicht einfach "mehr Wirkung", sondern genauer: bessere Unterscheidung, sauberere Daten, klarere Schutzlinie und rueckgekoppelte Steuerung. Jede Schlussfolgerung endet mit Entscheidung, Verantwortlichkeit und Termin fuer Rueckpruefung. Wer das im Fall anwenden kann, hat den Kern der Vorlesung verstanden; wer nur Definitionen wiederholt, bleibt unter dem Anspruch der Akademie.</w:t>
-      </w:r>
-    </w:p>
-    <w:p>
-      <w:r>
-        <w:t>Fallfenster zur Anwendung. Ein Kommunikationsbericht nennt viele Aktivitaeten, Reichweiten und Rueckmeldungen. Die V1-Pruefung fragt, ob daraus eine belastbare Wirkungsaussage folgt. Wenn nur Kontakte, Klicks oder Zustimmung vorliegen, bleibt die Aussage im Bereich Wirkungspotenzial oder Resonanz, nicht im Bereich nachgewiesener Wirkung. Bezogen auf Wirkungspotenziale und Wirkungsrisiken analysieren heisst das: Die Analyse muss das konkrete Thema ernst nehmen und zugleich den allgemeinen WÖk-Massstab halten. Es geht nicht darum, Akteure moralisch zu sortieren. Es geht darum, Wirkpfade, Wirkungsempfaenger, Datenqualitaet, Risiken und Rueckkopplung so zu beschreiben, dass bessere Entscheidungen moeglich werden.</w:t>
-      </w:r>
-    </w:p>
-    <w:p>
-      <w:r>
-        <w:t>Pruefungsnahe Transferfrage. Formuliere zu WM-V5 eine Wirkungsaussage in drei Saetzen: Erstens den beobachteten oder plausiblen Zustand, zweitens die Daten- oder Quellenlage, drittens die offene Unsicherheit samt Rueckkopplung. Die Antwort muss ohne moralische Personenbewertung auskommen und darf Reichweite nicht mit Wirkung verwechseln.</w:t>
-      </w:r>
-    </w:p>
-    <w:p>
-      <w:r>
-        <w:t>Wissenschaftliche Anschlussfaehigkeit. Der Abschnitt Transkript (Gerüst) ist in WM-V5 kein Zusatzwissen, sondern ein Pruefstein fuer die Grundfrage des Skripts: Was veraendert sich, bei wem, wodurch und mit welcher Rueckkopplung? Fuer Wirkungspotenziale und Wirkungsrisiken analysieren wird daran sichtbar, dass WÖk-Aussagen mit bestehenden Begriffen, Studien, Standards und Rechtsrahmen in Beziehung stehen muessen. Die fachliche Grenze liegt dort, wo Lernende hausinterne Sprache als Ersatz fuer zitierfaehige Begruendung verwenden. Die saubere Lesart trennt deshalb Beobachtung, Kausalannahme, Bewertung und Steuerungsfolge. In der Anwendung sollte daraus mindestens eine konkrete Strategie, Prozess, Budget, Zielkonflikt oder Kommunikationsregel abgeleitet werden; sonst bleibt das Wissen erklaerend, aber nicht steuerungsfaehig.</w:t>
-      </w:r>
-    </w:p>
-    <w:p>
-      <w:r>
-        <w:t>Anwendung auf Skript / Folien (Lernseite). In einer Fallanalyse beginnt dieser Punkt nicht mit einer Meinung, sondern mit einer belastbaren Beschreibung. Wer WM-V5 pruefungsnah liest, fragt zuerst nach Wirkungsempfaengern, Wirkraum, Zeitraum und Datenquelle. Erst danach folgt die Bewertung im Referenzrahmen Mensch, Planet, Demokratie, SDGs, Agenda 2030 und SDG+. Die Analyse markiert Stoppsignale vor jeder Portfolio- oder Score-Debatte. Der typische Kurzschluss waere, ein gutes Teilresultat gegen zentrale Schaeden aufrechnen. Genau dagegen setzt die WÖk die Pflicht, Wirkungspotenzial, Wirkungsrisiko und positive Netto-Wirkung begrifflich getrennt zu halten.</w:t>
+        <w:t>Schlussvertiefung 2: Wirkungspotenziale und Wirkungsrisiken analysieren im Anwendungsfall</w:t>
+      </w:r>
+    </w:p>
+    <w:p>
+      <w:r>
+        <w:t>Die folgenden Abschnitte sind keine neue Pruefungsloesung. Sie verdichten die vorhandenen Kapitel zu einer Lesart, mit der Studierende einen Fall selbststaendig analysieren koennen. Im Mittelpunkt stehen Wirkpfade, Wirkungsempfaenger, Bewertung und Rueckkopplung, nicht moralische Personenbewertung.</w:t>
+      </w:r>
+    </w:p>
+    <w:p>
+      <w:r>
+        <w:t>Begriffliche Schlussklaerung. In Wirkungsmanagement wird Begriffliche Präzision erst steuerungsfaehig, wenn daraus eine Entscheidung folgt. Fuehrung, Strategie, Controlling, Einkauf, Kommunikation und Kultur muessen denselben Wirkungsbegriff verwenden. Ohne diese Rueckkopplung bleibt Reporting eine Beschreibung. Mit Rueckkopplung wird aus Bewertung eine veraenderte Routine: ein anderer Prozess, ein geaenderter Anreiz, eine bessere Datenpflicht, eine korrigierte Kommunikation oder eine neue Priorisierung.</w:t>
+      </w:r>
+    </w:p>
+    <w:p>
+      <w:r>
+        <w:t>Die typische Fehlstelle bei Wirkungspotenziale und Wirkungsrisiken analysieren liegt darin, Absicht, Aktivitaet oder Reporting als Wirkung zu behandeln. Bei Begriffliche Präzision wird diese Fehlstelle konkret: Ein scheinbar plausibler Befund darf nicht zur Abkuerzung werden. Quellen, Systemgrenzen, Unsicherheit und Rueckkopplung bleiben sichtbar.</w:t>
+      </w:r>
+    </w:p>
+    <w:p>
+      <w:r>
+        <w:t>Wirkpfad und Empfaenger. Die Grenze gegen Scheingenauigkeit verlaeuft bei Wirkpfad nicht zwischen Optimismus und Pessimismus. Sie verlaeuft zwischen offengelegter Unsicherheit und rhetorischer Sicherheit. Wer Wirkungspotenziale und Wirkungsrisiken analysieren belastbar anwenden will, benennt Systemgrenze, Zeitraum, Vergleichspunkt und offene Gegenhypothese. Gerade dadurch bleibt das Skript anschlussfaehig fuer Forschung, Praxis und spaetere Revision.</w:t>
+      </w:r>
+    </w:p>
+    <w:p>
+      <w:r>
+        <w:t>Fuer die Pruefung ist Wirkpfad dann verstanden, wenn daraus eine belastbare Fallantwort entsteht. Eine gute Antwort unterscheidet Beobachtung, Kausalannahme, Bewertung und Steuerungsfolge. Sie bewertet keine Menschen, sondern Wirkpfade, Zustandsveraenderungen, Risiken und institutionelle Bedingungen.</w:t>
+      </w:r>
+    </w:p>
+    <w:p>
+      <w:r>
+        <w:t>Daten, Quellen und Evidenz. Leitthese zeigt, warum Wirkungspotenziale und Wirkungsrisiken analysieren mehr ist als ein Schlagwort im Feld Wirkpfade, Wirkungsempfaenger, Bewertung und Rueckkopplung. Die wirkungsoekonomische Frage lautet: Welche reale Veraenderung wird moeglich, welche bleibt nur Potenzial und wo entsteht ein Wirkungsrisiko? Diese Unterscheidung schuetzt vor Impact-Washing, weil sie Absicht, Aktivitaet, Reichweite und Wirkung auseinanderhaelt.</w:t>
+      </w:r>
+    </w:p>
+    <w:p>
+      <w:r>
+        <w:t>Eine Kommune, ein Unternehmen oder eine Bildungsorganisation will Wirkungspotenziale und Wirkungsrisiken analysieren praktisch anwenden. Der erste Schritt ist nicht die Auswahl eines Instruments, sondern die Klaerung der Zustandsveraenderung. Bei Leitthese muss deshalb benannt werden, wer betroffen ist, welcher Zustand sich veraendert, welche Frist gilt und welche Gegenbeobachtung die Annahme widerlegen wuerde. Erst danach entsteht eine begruendete Entscheidung im Feld Strategie, Prozess, Budget, Verantwortlichkeit oder Kommunikationsregel.</w:t>
+      </w:r>
+    </w:p>
+    <w:p>
+      <w:r>
+        <w:t>Bewertung und rote Linien. In WM-V5 muss Didaktische Einordnung im Studiengang immer mit Empfaengern gelesen werden. Wirkung entsteht nicht beim Sender, sondern an veraenderten Zustaenden von Menschen, Oekosystemen, Institutionen, Oeffentlichkeit oder kuenftigen Handlungsspielraeumen. Darum reicht es nicht, interne Aktivitaeten zu dokumentieren. Entscheidend ist, ob sich ein Zustand nachvollziehbar veraendert und ob diese Veraenderung im Referenzrahmen Mensch, Planet, Demokratie, SDGs, Agenda 2030 und SDG+ tragfaehig bewertet werden kann.</w:t>
+      </w:r>
+    </w:p>
+    <w:p>
+      <w:r>
+        <w:t>Ein Bericht behauptet, die Massnahme zu Wirkungspotenziale und Wirkungsrisiken analysieren sei erfolgreich. Die WOE-Lesart fragt bei Didaktische Einordnung im Studiengang nach belastbaren Nachweisen: Managementroutine, Stakeholder-Rueckmeldung, Prozessdaten, Entscheidungsprotokoll und Lernschleife. Wenn diese Nachweise fehlen, bleibt die Aussage Wirkungspotenzial oder Kommunikationsbehauptung. Sie kann wichtig sein, aber sie ist noch keine belegte Wirkung.</w:t>
+      </w:r>
+    </w:p>
+    <w:p>
+      <w:r>
+        <w:t>Kontrollfrage. Welche Entscheidung waere falsch, wenn Didaktische Einordnung im Studiengang in WM-V5 missverstanden wird? Die Antwort muss mindestens eine Daten- oder Quellenannahme, eine betroffene Gruppe oder Schutzdimension, eine moegliche Nebenwirkung und einen Rueckkopplungsschritt nennen. Richtig ist nicht die lauteste Bewertung, sondern diejenige, die Begriff, Beleg und Steuerungsfolge zusammenhaelt.</w:t>
+      </w:r>
+    </w:p>
+    <w:p>
+      <w:r>
+        <w:t>Rueckfluss. Fuer den WOE-Korpus bedeutet das: Begriffe aus Wirkungspotenziale und Wirkungsrisiken analysieren sollten dort geschaerft werden, wo sie in Glossar, Werkzeugen, Journal oder Readern doppeldeutig bleiben. Offene Forschungsfragen werden nicht versteckt. Sie markieren die Stelle, an der spaetere Evidenz, ein besserer Datensatz oder eine praezisere Fallstudie die Bewertung veraendern kann.</w:t>
+      </w:r>
+    </w:p>
+    <w:p>
+      <w:r>
+        <w:t>Steuerung und Rueckkopplung. Wissenschaftliche Anschlussfaehigkeit entsteht hier durch Quellenklarheit. Bei Analysemodell werden interne WOE-Begriffe nicht als Ersatz fuer Belege benutzt, sondern mit Grundlagenwerk, WOE-Referenz, Glossar, Werkzeuge, Journal und externe Fachquellen verbunden. Wo die Datenlage offen bleibt, wird das offengelegt. Wo eine Aussage nur plausibel ist, bleibt sie als Wirkungspotenzial markiert. Wo ein Schaden eine rote Linie beruehrt, greift Nichtkompensation vor Durchschnittslogik.</w:t>
+      </w:r>
+    </w:p>
+    <w:p>
+      <w:r>
+        <w:t>In einer kontroversen Entscheidung wirkt Analysemodell als Pruefpunkt fuer Ambivalenz. Ein Nutzen fuer eine Gruppe kann mit Risiken fuer andere Wirkungsempfaenger einhergehen. Das Skript verlangt deshalb, positive und negative Zustandsveraenderungen getrennt zu fuehren, bevor von positiver Netto-Wirkung gesprochen wird.</w:t>
+      </w:r>
+    </w:p>
+    <w:p>
+      <w:r>
+        <w:t>Pruefungsnahe Anwendung. In Wirkungsmanagement wird Modellformel erst steuerungsfaehig, wenn daraus eine Entscheidung folgt. Fuehrung, Strategie, Controlling, Einkauf, Kommunikation und Kultur muessen denselben Wirkungsbegriff verwenden. Ohne diese Rueckkopplung bleibt Reporting eine Beschreibung. Mit Rueckkopplung wird aus Bewertung eine veraenderte Routine: ein anderer Prozess, ein geaenderter Anreiz, eine bessere Datenpflicht, eine korrigierte Kommunikation oder eine neue Priorisierung.</w:t>
+      </w:r>
+    </w:p>
+    <w:p>
+      <w:r>
+        <w:t>Die typische Fehlstelle bei Wirkungspotenziale und Wirkungsrisiken analysieren liegt darin, Absicht, Aktivitaet oder Reporting als Wirkung zu behandeln. Bei Modellformel wird diese Fehlstelle konkret: Ein scheinbar plausibler Befund darf nicht zur Abkuerzung werden. Quellen, Systemgrenzen, Unsicherheit und Rueckkopplung bleiben sichtbar.</w:t>
+      </w:r>
+    </w:p>
+    <w:p>
+      <w:r>
+        <w:t>Transfer in den WOE-Korpus. Die Grenze gegen Scheingenauigkeit verlaeuft bei Fallfenster nicht zwischen Optimismus und Pessimismus. Sie verlaeuft zwischen offengelegter Unsicherheit und rhetorischer Sicherheit. Wer Wirkungspotenziale und Wirkungsrisiken analysieren belastbar anwenden will, benennt Systemgrenze, Zeitraum, Vergleichspunkt und offene Gegenhypothese. Gerade dadurch bleibt das Skript anschlussfaehig fuer Forschung, Praxis und spaetere Revision.</w:t>
+      </w:r>
+    </w:p>
+    <w:p>
+      <w:r>
+        <w:t>Fuer die Pruefung ist Fallfenster dann verstanden, wenn daraus eine belastbare Fallantwort entsteht. Eine gute Antwort unterscheidet Beobachtung, Kausalannahme, Bewertung und Steuerungsfolge. Sie bewertet keine Menschen, sondern Wirkpfade, Zustandsveraenderungen, Risiken und institutionelle Bedingungen.</w:t>
+      </w:r>
+    </w:p>
+    <w:p>
+      <w:r>
+        <w:t>Grenzen der Aussage. Prüfungsnahe Fallfragen ohne geschützte Antwortlogik zeigt, warum Wirkungspotenziale und Wirkungsrisiken analysieren mehr ist als ein Schlagwort im Feld Wirkpfade, Wirkungsempfaenger, Bewertung und Rueckkopplung. Die wirkungsoekonomische Frage lautet: Welche reale Veraenderung wird moeglich, welche bleibt nur Potenzial und wo entsteht ein Wirkungsrisiko? Diese Unterscheidung schuetzt vor Impact-Washing, weil sie Absicht, Aktivitaet, Reichweite und Wirkung auseinanderhaelt.</w:t>
+      </w:r>
+    </w:p>
+    <w:p>
+      <w:r>
+        <w:t>Eine Kommune, ein Unternehmen oder eine Bildungsorganisation will Wirkungspotenziale und Wirkungsrisiken analysieren praktisch anwenden. Der erste Schritt ist nicht die Auswahl eines Instruments, sondern die Klaerung der Zustandsveraenderung. Bei Prüfungsnahe Fallfragen ohne geschützte Antwortlogik muss deshalb benannt werden, wer betroffen ist, welcher Zustand sich veraendert, welche Frist gilt und welche Gegenbeobachtung die Annahme widerlegen wuerde. Erst danach entsteht eine begruendete Entscheidung im Feld Strategie, Prozess, Budget, Verantwortlichkeit oder Kommunikationsregel.</w:t>
+      </w:r>
+    </w:p>
+    <w:p>
+      <w:r>
+        <w:t>Kontrollfrage. Welche Entscheidung waere falsch, wenn Prüfungsnahe Fallfragen ohne geschützte Antwortlogik in WM-V5 missverstanden wird? Die Antwort muss mindestens eine Daten- oder Quellenannahme, eine betroffene Gruppe oder Schutzdimension, eine moegliche Nebenwirkung und einen Rueckkopplungsschritt nennen. Richtig ist nicht die lauteste Bewertung, sondern diejenige, die Begriff, Beleg und Steuerungsfolge zusammenhaelt.</w:t>
       </w:r>
     </w:p>
     <w:p>
@@ -3649,137 +3599,112 @@
         <w:pStyle w:val="Heading3"/>
       </w:pPr>
       <w:r>
-        <w:t>Abschlusskommentar 3: Lesen, pruefen, rueckkoppeln</w:t>
-      </w:r>
-    </w:p>
-    <w:p>
-      <w:r>
-        <w:t>Die folgende Verdichtung fuehrt die vorhandenen Kapitel nicht als Wiederholung, sondern als Anwendung zusammen. Wirkungskompetenz entsteht, wenn dieselbe begriffliche Strenge in Fallanalyse, Datenarbeit, Kommunikation, Governance und Entscheidungspraxis wiedererkannt wird.</w:t>
-      </w:r>
-    </w:p>
-    <w:p>
-      <w:r>
-        <w:t>Evidenzregel. Transferaufgabe darf im Skript nicht als dekorativer Begriff stehen bleiben. Der Abschnitt traegt nur dann, wenn er eine pruefbare Aussage erlaubt: Welche Quelle stuetzt die Annahme, welche Unsicherheit bleibt offen und welche Gegenbeobachtung wuerde die Bewertung veraendern? Fuer Wirkungspotenziale und Wirkungsrisiken analysieren heisst das, dass praezise Sprache die erste Sicherung gegen Impact-Washing bildet. Die Studierenden sollen nicht lernen, einen Score nachzusprechen. Sie sollen erkennen, wann ein Score klaert, wann er verdeckt und wann eine rote Linie die Durchschnittslogik stoppt.</w:t>
-      </w:r>
-    </w:p>
-    <w:p>
-      <w:r>
-        <w:t>Fallfenster zur Anwendung. Eine Organisation plant eine Massnahme und formuliert dazu eine positive Absicht. In der WÖk reicht das nicht. Fuer diese Vorlesung muss sichtbar werden, welche Zustandsveraenderung erwartet wird, welche Empfaenger direkt oder indirekt betroffen sind, welche Nebenwirkungen entstehen koennen und welche Entscheidung spaeter korrigiert wird. Bezogen auf Wirkungspotenziale und Wirkungsrisiken analysieren heisst das: Die Analyse muss das konkrete Thema ernst nehmen und zugleich den allgemeinen WÖk-Massstab halten. Es geht nicht darum, Akteure moralisch zu sortieren. Es geht darum, Wirkpfade, Wirkungsempfaenger, Datenqualitaet, Risiken und Rueckkopplung so zu beschreiben, dass bessere Entscheidungen moeglich werden.</w:t>
-      </w:r>
-    </w:p>
-    <w:p>
-      <w:r>
-        <w:t>Transfer in Wirkungsmanagement. Praxisbeispiel verbindet die inhaltliche Deutung mit der spaeteren Praxis. Eine Organisation kann zu Wirkungspotenziale und Wirkungsrisiken analysieren sehr ueberzeugend kommunizieren und trotzdem an eine Methodik einzufuehren, ohne Entscheidungsmacht, Datenpflichten und Korrekturroutinen mitzudenken scheitern. Darum muss die V1-Fassung immer auch nach Governance fragen: Wer erhebt Daten, wer bewertet sie, wer traegt die Folgen, wer kann widersprechen und wann wird eine Entscheidung korrigiert? Mindestens ein direkter und ein indirekter Wirkpfad muessen nachvollziehbar sein. So wird aus einem Lehrkapitel eine verantwortbare Arbeitsroutine.</w:t>
-      </w:r>
-    </w:p>
-    <w:p>
-      <w:r>
-        <w:t>Grenze gegen Scheingenauigkeit. Gerade bei Wirkungsökonomische Vertiefung ist Praezision wichtiger als grosse Begriffe. Eine Wirkungsaussage bleibt schwach, wenn sie nur Aktivitaet, Reichweite, Absicht oder Image beschreibt. Stark wird sie erst, wenn sie die Zustandsveraenderung und ihre Bedingungen offenlegt. In WM-V5 ist deshalb entscheidend, jede Bewertung nur so belastbar ist wie Datenlage, Quellenstatus, Aktualitaet und Systemgrenze. Die Fehlerlinie verlaeuft nicht zwischen Optimismus und Pessimismus, sondern zwischen offengelegter Unsicherheit und rhetorischer Sicherheit ohne Pruefpfad.</w:t>
-      </w:r>
-    </w:p>
-    <w:p>
-      <w:r>
-        <w:t>Pruefungsnahe Transferfrage. Formuliere zu WM-V5 eine Wirkungsaussage in drei Saetzen: Erstens den beobachteten oder plausiblen Zustand, zweitens die Daten- oder Quellenlage, drittens die offene Unsicherheit samt Rueckkopplung. Die Antwort muss ohne moralische Personenbewertung auskommen und darf Reichweite nicht mit Wirkung verwechseln.</w:t>
-      </w:r>
-    </w:p>
-    <w:p>
-      <w:r>
-        <w:t>Pruefungsnahe Lesart. Aus Prüfungsrelevanz laesst sich eine gute Transferfrage ableiten: Welche Entscheidung waere falsch, wenn dieser Abschnitt missverstanden wird? Fuer Wirkungspotenziale und Wirkungsrisiken analysieren lautet die Antwort meist nicht einfach "mehr Wirkung", sondern genauer: bessere Unterscheidung, sauberere Daten, klarere Schutzlinie und rueckgekoppelte Steuerung. Profile, Zielkonflikte und offene Punkte werden nebeneinander gefuehrt. Wer das im Fall anwenden kann, hat den Kern der Vorlesung verstanden; wer nur Definitionen wiederholt, bleibt unter dem Anspruch der Akademie.</w:t>
-      </w:r>
-    </w:p>
-    <w:p>
-      <w:r>
-        <w:t>Fallfenster zur Anwendung. Eine Fuehrungsentscheidung erzeugt zugleich Nutzen und Risiken. Die WÖk behandelt Ambivalenz nicht als Stoerung, sondern als Kern der Analyse. Positive Netto-Wirkung darf erst behauptet werden, wenn zentrale negative Wirkungen getrennt geprueft und rote Linien gewahrt sind. Bezogen auf Wirkungspotenziale und Wirkungsrisiken analysieren heisst das: Die Analyse muss das konkrete Thema ernst nehmen und zugleich den allgemeinen WÖk-Massstab halten. Es geht nicht darum, Akteure moralisch zu sortieren. Es geht darum, Wirkpfade, Wirkungsempfaenger, Datenqualitaet, Risiken und Rueckkopplung so zu beschreiben, dass bessere Entscheidungen moeglich werden.</w:t>
-      </w:r>
-    </w:p>
-    <w:p>
-      <w:r>
-        <w:t>Nichtkompensation. Der Abschnitt Lernziele ist in WM-V5 kein Zusatzwissen, sondern ein Pruefstein fuer die Grundfrage des Skripts: Was veraendert sich, bei wem, wodurch und mit welcher Rueckkopplung? Fuer Wirkungspotenziale und Wirkungsrisiken analysieren wird daran sichtbar, dass schwere zentrale Schaeden nicht durch beliebige positive Einzelwerte neutralisiert werden duerfen. Die fachliche Grenze liegt dort, wo Lernende eine Durchschnittslogik als moralische Entlastung verwenden. Die saubere Lesart trennt deshalb Beobachtung, Kausalannahme, Bewertung und Steuerungsfolge. In der Anwendung sollte daraus mindestens eine konkrete Strategie, Prozess, Budget, Zielkonflikt oder Kommunikationsregel abgeleitet werden; sonst bleibt das Wissen erklaerend, aber nicht steuerungsfaehig.</w:t>
-      </w:r>
-    </w:p>
-    <w:p>
-      <w:r>
-        <w:t>Anwendung auf Einleitung / Wirkungsfrage. In einer Fallanalyse beginnt dieser Punkt nicht mit einer Meinung, sondern mit einer belastbaren Beschreibung. Wer WM-V5 pruefungsnah liest, fragt zuerst nach Wirkungsempfaengern, Wirkraum, Zeitraum und Datenquelle. Erst danach folgt die Bewertung im Referenzrahmen Mensch, Planet, Demokratie, SDGs, Agenda 2030 und SDG+. Jeder Analyseblock fragt nach der Routine, die nach der Bewertung angepasst wird. Der typische Kurzschluss waere, Reporting als Abschluss behandeln. Genau dagegen setzt die WÖk die Pflicht, Wirkungspotenzial, Wirkungsrisiko und positive Netto-Wirkung begrifflich getrennt zu halten.</w:t>
-      </w:r>
-    </w:p>
-    <w:p>
-      <w:r>
-        <w:t>Evidenzregel. Kernaussage darf im Skript nicht als dekorativer Begriff stehen bleiben. Der Abschnitt traegt nur dann, wenn er eine pruefbare Aussage erlaubt: Welche Quelle stuetzt die Annahme, welche Unsicherheit bleibt offen und welche Gegenbeobachtung wuerde die Bewertung veraendern? Fuer Wirkungspotenziale und Wirkungsrisiken analysieren heisst das, dass Wirkungsbewertung Verfahren, Rechte, Transparenz und Korrektur braucht. Die Studierenden sollen nicht lernen, einen Score nachzusprechen. Sie sollen erkennen, wann ein Score klaert, wann er verdeckt und wann eine rote Linie die Durchschnittslogik stoppt.</w:t>
-      </w:r>
-    </w:p>
-    <w:p>
-      <w:r>
-        <w:t>Fallfenster zur Anwendung. Ein Controlling-Team moechte einen Score bilden. Das Skript verlangt, dass Datenqualitaet, Systemgrenzen, Gewichtung, Unsicherheit und Nichtkompensation sichtbar bleiben. Ein Score darf die Diskussion nicht beenden, sondern muss bessere Fragen, Priorisierung und Rueckkopplung ermoeglichen. Bezogen auf Wirkungspotenziale und Wirkungsrisiken analysieren heisst das: Die Analyse muss das konkrete Thema ernst nehmen und zugleich den allgemeinen WÖk-Massstab halten. Es geht nicht darum, Akteure moralisch zu sortieren. Es geht darum, Wirkpfade, Wirkungsempfaenger, Datenqualitaet, Risiken und Rueckkopplung so zu beschreiben, dass bessere Entscheidungen moeglich werden.</w:t>
-      </w:r>
-    </w:p>
-    <w:p>
-      <w:r>
-        <w:t>Transfer in Wirkungsmanagement. Quelltext und fachliche Grundlegung verbindet die inhaltliche Deutung mit der spaeteren Praxis. Eine Organisation kann zu Wirkungspotenziale und Wirkungsrisiken analysieren sehr ueberzeugend kommunizieren und trotzdem an eine Methodik einzufuehren, ohne Entscheidungsmacht, Datenpflichten und Korrekturroutinen mitzudenken scheitern. Darum muss die V1-Fassung immer auch nach Governance fragen: Wer erhebt Daten, wer bewertet sie, wer traegt die Folgen, wer kann widersprechen und wann wird eine Entscheidung korrigiert? Pruefungsfragen verbinden Begriff, Anwendung, Evidenz und rote Linie. So wird aus einem Lehrkapitel eine verantwortbare Arbeitsroutine.</w:t>
-      </w:r>
-    </w:p>
-    <w:p>
-      <w:r>
-        <w:t>Pruefungsnahe Transferfrage. Formuliere zu WM-V5 eine Wirkungsaussage in drei Saetzen: Erstens den beobachteten oder plausiblen Zustand, zweitens die Daten- oder Quellenlage, drittens die offene Unsicherheit samt Rueckkopplung. Die Antwort muss ohne moralische Personenbewertung auskommen und darf Reichweite nicht mit Wirkung verwechseln.</w:t>
-      </w:r>
-    </w:p>
-    <w:p>
-      <w:r>
-        <w:t>Grenze gegen Scheingenauigkeit. Gerade bei Einstieg / Wirkungsfrage ist Praezision wichtiger als grosse Begriffe. Eine Wirkungsaussage bleibt schwach, wenn sie nur Aktivitaet, Reichweite, Absicht oder Image beschreibt. Stark wird sie erst, wenn sie die Zustandsveraenderung und ihre Bedingungen offenlegt. In WM-V5 ist deshalb entscheidend, WÖk-Begriffe im Alltag nur tragen, wenn sie in Routinen uebersetzt werden. Die Fehlerlinie verlaeuft nicht zwischen Optimismus und Pessimismus, sondern zwischen offengelegter Unsicherheit und rhetorischer Sicherheit ohne Pruefpfad.</w:t>
-      </w:r>
-    </w:p>
-    <w:p>
-      <w:r>
-        <w:t>Pruefungsnahe Lesart. Aus Video-/Audio-Vorlesung laesst sich eine gute Transferfrage ableiten: Welche Entscheidung waere falsch, wenn dieser Abschnitt missverstanden wird? Fuer Wirkungspotenziale und Wirkungsrisiken analysieren lautet die Antwort meist nicht einfach "mehr Wirkung", sondern genauer: bessere Unterscheidung, sauberere Daten, klarere Schutzlinie und rueckgekoppelte Steuerung. Gute Kommunikation unterscheidet Befund, Annahme und normative Bewertung. Wer das im Fall anwenden kann, hat den Kern der Vorlesung verstanden; wer nur Definitionen wiederholt, bleibt unter dem Anspruch der Akademie.</w:t>
-      </w:r>
-    </w:p>
-    <w:p>
-      <w:r>
-        <w:t>Fallfenster zur Anwendung. Ein Kommunikationsbericht nennt viele Aktivitaeten, Reichweiten und Rueckmeldungen. Die V1-Pruefung fragt, ob daraus eine belastbare Wirkungsaussage folgt. Wenn nur Kontakte, Klicks oder Zustimmung vorliegen, bleibt die Aussage im Bereich Wirkungspotenzial oder Resonanz, nicht im Bereich nachgewiesener Wirkung. Bezogen auf Wirkungspotenziale und Wirkungsrisiken analysieren heisst das: Die Analyse muss das konkrete Thema ernst nehmen und zugleich den allgemeinen WÖk-Massstab halten. Es geht nicht darum, Akteure moralisch zu sortieren. Es geht darum, Wirkpfade, Wirkungsempfaenger, Datenqualitaet, Risiken und Rueckkopplung so zu beschreiben, dass bessere Entscheidungen moeglich werden.</w:t>
-      </w:r>
-    </w:p>
-    <w:p>
-      <w:r>
-        <w:t>Systemgrenze. Der Abschnitt Transkript (Gerüst) ist in WM-V5 kein Zusatzwissen, sondern ein Pruefstein fuer die Grundfrage des Skripts: Was veraendert sich, bei wem, wodurch und mit welcher Rueckkopplung? Fuer Wirkungspotenziale und Wirkungsrisiken analysieren wird daran sichtbar, dass jede Wirkungsaussage eine Grenze zieht und diese Grenze begruenden muss. Die fachliche Grenze liegt dort, wo Lernende nur den bequemen Ausschnitt betrachten. Die saubere Lesart trennt deshalb Beobachtung, Kausalannahme, Bewertung und Steuerungsfolge. In der Anwendung sollte daraus mindestens eine konkrete Strategie, Prozess, Budget, Zielkonflikt oder Kommunikationsregel abgeleitet werden; sonst bleibt das Wissen erklaerend, aber nicht steuerungsfaehig.</w:t>
-      </w:r>
-    </w:p>
-    <w:p>
-      <w:r>
-        <w:t>Anwendung auf Skript / Folien (Lernseite). In einer Fallanalyse beginnt dieser Punkt nicht mit einer Meinung, sondern mit einer belastbaren Beschreibung. Wer WM-V5 pruefungsnah liest, fragt zuerst nach Wirkungsempfaengern, Wirkraum, Zeitraum und Datenquelle. Erst danach folgt die Bewertung im Referenzrahmen Mensch, Planet, Demokratie, SDGs, Agenda 2030 und SDG+. Szenarien pruefen Sofortwirkung, Folgewirkung und Reversibilitaet getrennt. Der typische Kurzschluss waere, Momentnutzen als dauerhafte positive Netto-Wirkung verkaufen. Genau dagegen setzt die WÖk die Pflicht, Wirkungspotenzial, Wirkungsrisiko und positive Netto-Wirkung begrifflich getrennt zu halten.</w:t>
-      </w:r>
-    </w:p>
-    <w:p>
-      <w:r>
-        <w:t>Evidenzregel. Transferaufgabe darf im Skript nicht als dekorativer Begriff stehen bleiben. Der Abschnitt traegt nur dann, wenn er eine pruefbare Aussage erlaubt: Welche Quelle stuetzt die Annahme, welche Unsicherheit bleibt offen und welche Gegenbeobachtung wuerde die Bewertung veraendern? Fuer Wirkungspotenziale und Wirkungsrisiken analysieren heisst das, dass Wirkung nicht am Sender, sondern an veraenderten Zustanden der Empfaenger geprueft wird. Die Studierenden sollen nicht lernen, einen Score nachzusprechen. Sie sollen erkennen, wann ein Score klaert, wann er verdeckt und wann eine rote Linie die Durchschnittslogik stoppt.</w:t>
-      </w:r>
-    </w:p>
-    <w:p>
-      <w:r>
-        <w:t>Fallfenster zur Anwendung. Eine Organisation plant eine Massnahme und formuliert dazu eine positive Absicht. In der WÖk reicht das nicht. Fuer diese Vorlesung muss sichtbar werden, welche Zustandsveraenderung erwartet wird, welche Empfaenger direkt oder indirekt betroffen sind, welche Nebenwirkungen entstehen koennen und welche Entscheidung spaeter korrigiert wird. Bezogen auf Wirkungspotenziale und Wirkungsrisiken analysieren heisst das: Die Analyse muss das konkrete Thema ernst nehmen und zugleich den allgemeinen WÖk-Massstab halten. Es geht nicht darum, Akteure moralisch zu sortieren. Es geht darum, Wirkpfade, Wirkungsempfaenger, Datenqualitaet, Risiken und Rueckkopplung so zu beschreiben, dass bessere Entscheidungen moeglich werden.</w:t>
-      </w:r>
-    </w:p>
-    <w:p>
-      <w:r>
-        <w:t>Pruefungsnahe Transferfrage. Formuliere zu WM-V5 eine Wirkungsaussage in drei Saetzen: Erstens den beobachteten oder plausiblen Zustand, zweitens die Daten- oder Quellenlage, drittens die offene Unsicherheit samt Rueckkopplung. Die Antwort muss ohne moralische Personenbewertung auskommen und darf Reichweite nicht mit Wirkung verwechseln.</w:t>
-      </w:r>
-    </w:p>
-    <w:p>
-      <w:r>
-        <w:t>Transfer in Wirkungsmanagement. Praxisbeispiel verbindet die inhaltliche Deutung mit der spaeteren Praxis. Eine Organisation kann zu Wirkungspotenziale und Wirkungsrisiken analysieren sehr ueberzeugend kommunizieren und trotzdem an eine Methodik einzufuehren, ohne Entscheidungsmacht, Datenpflichten und Korrekturroutinen mitzudenken scheitern. Darum muss die V1-Fassung immer auch nach Governance fragen: Wer erhebt Daten, wer bewertet sie, wer traegt die Folgen, wer kann widersprechen und wann wird eine Entscheidung korrigiert? Jede Schlussfolgerung endet mit Entscheidung, Verantwortlichkeit und Termin fuer Rueckpruefung. So wird aus einem Lehrkapitel eine verantwortbare Arbeitsroutine.</w:t>
-      </w:r>
-    </w:p>
-    <w:p>
-      <w:r>
-        <w:t>Grenze gegen Scheingenauigkeit. Gerade bei Wirkungsökonomische Vertiefung ist Praezision wichtiger als grosse Begriffe. Eine Wirkungsaussage bleibt schwach, wenn sie nur Aktivitaet, Reichweite, Absicht oder Image beschreibt. Stark wird sie erst, wenn sie die Zustandsveraenderung und ihre Bedingungen offenlegt. In WM-V5 ist deshalb entscheidend, WÖk-Aussagen mit bestehenden Begriffen, Studien, Standards und Rechtsrahmen in Beziehung stehen muessen. Die Fehlerlinie verlaeuft nicht zwischen Optimismus und Pessimismus, sondern zwischen offengelegter Unsicherheit und rhetorischer Sicherheit ohne Pruefpfad.</w:t>
-      </w:r>
-    </w:p>
-    <w:p>
-      <w:r>
-        <w:t>Pruefungsnahe Lesart. Aus Prüfungsrelevanz laesst sich eine gute Transferfrage ableiten: Welche Entscheidung waere falsch, wenn dieser Abschnitt missverstanden wird? Fuer Wirkungspotenziale und Wirkungsrisiken analysieren lautet die Antwort meist nicht einfach "mehr Wirkung", sondern genauer: bessere Unterscheidung, sauberere Daten, klarere Schutzlinie und rueckgekoppelte Steuerung. Die Analyse markiert Stoppsignale vor jeder Portfolio- oder Score-Debatte. Wer das im Fall anwenden kann, hat den Kern der Vorlesung verstanden; wer nur Definitionen wiederholt, bleibt unter dem Anspruch der Akademie.</w:t>
-      </w:r>
-    </w:p>
-    <w:p>
-      <w:r>
-        <w:t>Fallfenster zur Anwendung. Eine Fuehrungsentscheidung erzeugt zugleich Nutzen und Risiken. Die WÖk behandelt Ambivalenz nicht als Stoerung, sondern als Kern der Analyse. Positive Netto-Wirkung darf erst behauptet werden, wenn zentrale negative Wirkungen getrennt geprueft und rote Linien gewahrt sind. Bezogen auf Wirkungspotenziale und Wirkungsrisiken analysieren heisst das: Die Analyse muss das konkrete Thema ernst nehmen und zugleich den allgemeinen WÖk-Massstab halten. Es geht nicht darum, Akteure moralisch zu sortieren. Es geht darum, Wirkpfade, Wirkungsempfaenger, Datenqualitaet, Risiken und Rueckkopplung so zu beschreiben, dass bessere Entscheidungen moeglich werden.</w:t>
+        <w:t>Schlussvertiefung 3: Wirkungspotenziale und Wirkungsrisiken analysieren im Anwendungsfall</w:t>
+      </w:r>
+    </w:p>
+    <w:p>
+      <w:r>
+        <w:t>Die folgenden Abschnitte sind keine neue Pruefungsloesung. Sie verdichten die vorhandenen Kapitel zu einer Lesart, mit der Studierende einen Fall selbststaendig analysieren koennen. Im Mittelpunkt stehen Wirkpfade, Wirkungsempfaenger, Bewertung und Rueckkopplung, nicht moralische Personenbewertung.</w:t>
+      </w:r>
+    </w:p>
+    <w:p>
+      <w:r>
+        <w:t>Begriffliche Schlussklaerung. In WM-V5 muss Auswertung aus der lebenden Website-Referenz immer mit Empfaengern gelesen werden. Wirkung entsteht nicht beim Sender, sondern an veraenderten Zustaenden von Menschen, Oekosystemen, Institutionen, Oeffentlichkeit oder kuenftigen Handlungsspielraeumen. Darum reicht es nicht, interne Aktivitaeten zu dokumentieren. Entscheidend ist, ob sich ein Zustand nachvollziehbar veraendert und ob diese Veraenderung im Referenzrahmen Mensch, Planet, Demokratie, SDGs, Agenda 2030 und SDG+ tragfaehig bewertet werden kann.</w:t>
+      </w:r>
+    </w:p>
+    <w:p>
+      <w:r>
+        <w:t>Ein Bericht behauptet, die Massnahme zu Wirkungspotenziale und Wirkungsrisiken analysieren sei erfolgreich. Die WOE-Lesart fragt bei Auswertung aus der lebenden Website-Referenz nach belastbaren Nachweisen: Managementroutine, Stakeholder-Rueckmeldung, Prozessdaten, Entscheidungsprotokoll und Lernschleife. Wenn diese Nachweise fehlen, bleibt die Aussage Wirkungspotenzial oder Kommunikationsbehauptung. Sie kann wichtig sein, aber sie ist noch keine belegte Wirkung.</w:t>
+      </w:r>
+    </w:p>
+    <w:p>
+      <w:r>
+        <w:t>Wirkpfad und Empfaenger. Wissenschaftliche Anschlussfaehigkeit entsteht hier durch Quellenklarheit. Bei Der Raum vor der Wirkung werden interne WOE-Begriffe nicht als Ersatz fuer Belege benutzt, sondern mit Grundlagenwerk, WOE-Referenz, Glossar, Werkzeuge, Journal und externe Fachquellen verbunden. Wo die Datenlage offen bleibt, wird das offengelegt. Wo eine Aussage nur plausibel ist, bleibt sie als Wirkungspotenzial markiert. Wo ein Schaden eine rote Linie beruehrt, greift Nichtkompensation vor Durchschnittslogik.</w:t>
+      </w:r>
+    </w:p>
+    <w:p>
+      <w:r>
+        <w:t>In einer kontroversen Entscheidung wirkt Der Raum vor der Wirkung als Pruefpunkt fuer Ambivalenz. Ein Nutzen fuer eine Gruppe kann mit Risiken fuer andere Wirkungsempfaenger einhergehen. Das Skript verlangt deshalb, positive und negative Zustandsveraenderungen getrennt zu fuehren, bevor von positiver Netto-Wirkung gesprochen wird.</w:t>
+      </w:r>
+    </w:p>
+    <w:p>
+      <w:r>
+        <w:t>Rueckfluss. Fuer den WOE-Korpus bedeutet das: Begriffe aus Wirkungspotenziale und Wirkungsrisiken analysieren sollten dort geschaerft werden, wo sie in Glossar, Werkzeugen, Journal oder Readern doppeldeutig bleiben. Offene Forschungsfragen werden nicht versteckt. Sie markieren die Stelle, an der spaetere Evidenz, ein besserer Datensatz oder eine praezisere Fallstudie die Bewertung veraendern kann.</w:t>
+      </w:r>
+    </w:p>
+    <w:p>
+      <w:r>
+        <w:t>Daten, Quellen und Evidenz. In Wirkungsmanagement wird Wirkungspotenzial ist nicht Wirkung erst steuerungsfaehig, wenn daraus eine Entscheidung folgt. Fuehrung, Strategie, Controlling, Einkauf, Kommunikation und Kultur muessen denselben Wirkungsbegriff verwenden. Ohne diese Rueckkopplung bleibt Reporting eine Beschreibung. Mit Rueckkopplung wird aus Bewertung eine veraenderte Routine: ein anderer Prozess, ein geaenderter Anreiz, eine bessere Datenpflicht, eine korrigierte Kommunikation oder eine neue Priorisierung.</w:t>
+      </w:r>
+    </w:p>
+    <w:p>
+      <w:r>
+        <w:t>Die typische Fehlstelle bei Wirkungspotenziale und Wirkungsrisiken analysieren liegt darin, Absicht, Aktivitaet oder Reporting als Wirkung zu behandeln. Bei Wirkungspotenzial ist nicht Wirkung wird diese Fehlstelle konkret: Ein scheinbar plausibler Befund darf nicht zur Abkuerzung werden. Quellen, Systemgrenzen, Unsicherheit und Rueckkopplung bleiben sichtbar.</w:t>
+      </w:r>
+    </w:p>
+    <w:p>
+      <w:r>
+        <w:t>Bewertung und rote Linien. Die Grenze gegen Scheingenauigkeit verlaeuft bei Wirkungspotenzial als Verschiebung von Wahrscheinlichkeit nicht zwischen Optimismus und Pessimismus. Sie verlaeuft zwischen offengelegter Unsicherheit und rhetorischer Sicherheit. Wer Wirkungspotenziale und Wirkungsrisiken analysieren belastbar anwenden will, benennt Systemgrenze, Zeitraum, Vergleichspunkt und offene Gegenhypothese. Gerade dadurch bleibt das Skript anschlussfaehig fuer Forschung, Praxis und spaetere Revision.</w:t>
+      </w:r>
+    </w:p>
+    <w:p>
+      <w:r>
+        <w:t>Fuer die Pruefung ist Wirkungspotenzial als Verschiebung von Wahrscheinlichkeit dann verstanden, wenn daraus eine belastbare Fallantwort entsteht. Eine gute Antwort unterscheidet Beobachtung, Kausalannahme, Bewertung und Steuerungsfolge. Sie bewertet keine Menschen, sondern Wirkpfade, Zustandsveraenderungen, Risiken und institutionelle Bedingungen.</w:t>
+      </w:r>
+    </w:p>
+    <w:p>
+      <w:r>
+        <w:t>Kontrollfrage. Welche Entscheidung waere falsch, wenn Wirkungspotenzial als Verschiebung von Wahrscheinlichkeit in WM-V5 missverstanden wird? Die Antwort muss mindestens eine Daten- oder Quellenannahme, eine betroffene Gruppe oder Schutzdimension, eine moegliche Nebenwirkung und einen Rueckkopplungsschritt nennen. Richtig ist nicht die lauteste Bewertung, sondern diejenige, die Begriff, Beleg und Steuerungsfolge zusammenhaelt.</w:t>
+      </w:r>
+    </w:p>
+    <w:p>
+      <w:r>
+        <w:t>Steuerung und Rueckkopplung. Wirkungsrisiko und Wirkungschance zeigt, warum Wirkungspotenziale und Wirkungsrisiken analysieren mehr ist als ein Schlagwort im Feld Wirkpfade, Wirkungsempfaenger, Bewertung und Rueckkopplung. Die wirkungsoekonomische Frage lautet: Welche reale Veraenderung wird moeglich, welche bleibt nur Potenzial und wo entsteht ein Wirkungsrisiko? Diese Unterscheidung schuetzt vor Impact-Washing, weil sie Absicht, Aktivitaet, Reichweite und Wirkung auseinanderhaelt.</w:t>
+      </w:r>
+    </w:p>
+    <w:p>
+      <w:r>
+        <w:t>Eine Kommune, ein Unternehmen oder eine Bildungsorganisation will Wirkungspotenziale und Wirkungsrisiken analysieren praktisch anwenden. Der erste Schritt ist nicht die Auswahl eines Instruments, sondern die Klaerung der Zustandsveraenderung. Bei Wirkungsrisiko und Wirkungschance muss deshalb benannt werden, wer betroffen ist, welcher Zustand sich veraendert, welche Frist gilt und welche Gegenbeobachtung die Annahme widerlegen wuerde. Erst danach entsteht eine begruendete Entscheidung im Feld Strategie, Prozess, Budget, Verantwortlichkeit oder Kommunikationsregel.</w:t>
+      </w:r>
+    </w:p>
+    <w:p>
+      <w:r>
+        <w:t>Pruefungsnahe Anwendung. In WM-V5 muss Sprache, Bilder, Tonalität und Frames immer mit Empfaengern gelesen werden. Wirkung entsteht nicht beim Sender, sondern an veraenderten Zustaenden von Menschen, Oekosystemen, Institutionen, Oeffentlichkeit oder kuenftigen Handlungsspielraeumen. Darum reicht es nicht, interne Aktivitaeten zu dokumentieren. Entscheidend ist, ob sich ein Zustand nachvollziehbar veraendert und ob diese Veraenderung im Referenzrahmen Mensch, Planet, Demokratie, SDGs, Agenda 2030 und SDG+ tragfaehig bewertet werden kann.</w:t>
+      </w:r>
+    </w:p>
+    <w:p>
+      <w:r>
+        <w:t>Ein Bericht behauptet, die Massnahme zu Wirkungspotenziale und Wirkungsrisiken analysieren sei erfolgreich. Die WOE-Lesart fragt bei Sprache, Bilder, Tonalität und Frames nach belastbaren Nachweisen: Managementroutine, Stakeholder-Rueckmeldung, Prozessdaten, Entscheidungsprotokoll und Lernschleife. Wenn diese Nachweise fehlen, bleibt die Aussage Wirkungspotenzial oder Kommunikationsbehauptung. Sie kann wichtig sein, aber sie ist noch keine belegte Wirkung.</w:t>
+      </w:r>
+    </w:p>
+    <w:p>
+      <w:r>
+        <w:t>Transfer in den WOE-Korpus. Wissenschaftliche Anschlussfaehigkeit entsteht hier durch Quellenklarheit. Bei Einleitung / Wirkungsfrage werden interne WOE-Begriffe nicht als Ersatz fuer Belege benutzt, sondern mit Grundlagenwerk, WOE-Referenz, Glossar, Werkzeuge, Journal und externe Fachquellen verbunden. Wo die Datenlage offen bleibt, wird das offengelegt. Wo eine Aussage nur plausibel ist, bleibt sie als Wirkungspotenzial markiert. Wo ein Schaden eine rote Linie beruehrt, greift Nichtkompensation vor Durchschnittslogik.</w:t>
+      </w:r>
+    </w:p>
+    <w:p>
+      <w:r>
+        <w:t>In einer kontroversen Entscheidung wirkt Einleitung / Wirkungsfrage als Pruefpunkt fuer Ambivalenz. Ein Nutzen fuer eine Gruppe kann mit Risiken fuer andere Wirkungsempfaenger einhergehen. Das Skript verlangt deshalb, positive und negative Zustandsveraenderungen getrennt zu fuehren, bevor von positiver Netto-Wirkung gesprochen wird.</w:t>
+      </w:r>
+    </w:p>
+    <w:p>
+      <w:r>
+        <w:t>Grenzen der Aussage. In Wirkungsmanagement wird Kernaussage erst steuerungsfaehig, wenn daraus eine Entscheidung folgt. Fuehrung, Strategie, Controlling, Einkauf, Kommunikation und Kultur muessen denselben Wirkungsbegriff verwenden. Ohne diese Rueckkopplung bleibt Reporting eine Beschreibung. Mit Rueckkopplung wird aus Bewertung eine veraenderte Routine: ein anderer Prozess, ein geaenderter Anreiz, eine bessere Datenpflicht, eine korrigierte Kommunikation oder eine neue Priorisierung.</w:t>
+      </w:r>
+    </w:p>
+    <w:p>
+      <w:r>
+        <w:t>Die typische Fehlstelle bei Wirkungspotenziale und Wirkungsrisiken analysieren liegt darin, Absicht, Aktivitaet oder Reporting als Wirkung zu behandeln. Bei Kernaussage wird diese Fehlstelle konkret: Ein scheinbar plausibler Befund darf nicht zur Abkuerzung werden. Quellen, Systemgrenzen, Unsicherheit und Rueckkopplung bleiben sichtbar.</w:t>
+      </w:r>
+    </w:p>
+    <w:p>
+      <w:r>
+        <w:t>Kontrollfrage. Welche Entscheidung waere falsch, wenn Kernaussage in WM-V5 missverstanden wird? Die Antwort muss mindestens eine Daten- oder Quellenannahme, eine betroffene Gruppe oder Schutzdimension, eine moegliche Nebenwirkung und einen Rueckkopplungsschritt nennen. Richtig ist nicht die lauteste Bewertung, sondern diejenige, die Begriff, Beleg und Steuerungsfolge zusammenhaelt.</w:t>
+      </w:r>
+    </w:p>
+    <w:p>
+      <w:r>
+        <w:t>Rueckfluss. Fuer den WOE-Korpus bedeutet das: Begriffe aus Wirkungspotenziale und Wirkungsrisiken analysieren sollten dort geschaerft werden, wo sie in Glossar, Werkzeugen, Journal oder Readern doppeldeutig bleiben. Offene Forschungsfragen werden nicht versteckt. Sie markieren die Stelle, an der spaetere Evidenz, ein besserer Datensatz oder eine praezisere Fallstudie die Bewertung veraendern kann.</w:t>
       </w:r>
     </w:p>
     <w:p>
@@ -3787,82 +3712,107 @@
         <w:pStyle w:val="Heading3"/>
       </w:pPr>
       <w:r>
-        <w:t>Abschlusskommentar 4: Lesen, pruefen, rueckkoppeln</w:t>
-      </w:r>
-    </w:p>
-    <w:p>
-      <w:r>
-        <w:t>Die folgende Verdichtung fuehrt die vorhandenen Kapitel nicht als Wiederholung, sondern als Anwendung zusammen. Wirkungskompetenz entsteht, wenn dieselbe begriffliche Strenge in Fallanalyse, Datenarbeit, Kommunikation, Governance und Entscheidungspraxis wiedererkannt wird.</w:t>
-      </w:r>
-    </w:p>
-    <w:p>
-      <w:r>
-        <w:t>Begriffliche Schaerfung. Der Abschnitt Lernziele ist in WM-V5 kein Zusatzwissen, sondern ein Pruefstein fuer die Grundfrage des Skripts: Was veraendert sich, bei wem, wodurch und mit welcher Rueckkopplung? Fuer Wirkungspotenziale und Wirkungsrisiken analysieren wird daran sichtbar, dass praezise Sprache die erste Sicherung gegen Impact-Washing bildet. Die fachliche Grenze liegt dort, wo Lernende Output, Reichweite, Absicht und Wirkung in einem Satz vermischen. Die saubere Lesart trennt deshalb Beobachtung, Kausalannahme, Bewertung und Steuerungsfolge. In der Anwendung sollte daraus mindestens eine konkrete Strategie, Prozess, Budget, Zielkonflikt oder Kommunikationsregel abgeleitet werden; sonst bleibt das Wissen erklaerend, aber nicht steuerungsfaehig.</w:t>
-      </w:r>
-    </w:p>
-    <w:p>
-      <w:r>
-        <w:t>Anwendung auf Einleitung / Wirkungsfrage. In einer Fallanalyse beginnt dieser Punkt nicht mit einer Meinung, sondern mit einer belastbaren Beschreibung. Wer WM-V5 pruefungsnah liest, fragt zuerst nach Wirkungsempfaengern, Wirkraum, Zeitraum und Datenquelle. Erst danach folgt die Bewertung im Referenzrahmen Mensch, Planet, Demokratie, SDGs, Agenda 2030 und SDG+. Mindestens ein direkter und ein indirekter Wirkpfad muessen nachvollziehbar sein. Der typische Kurzschluss waere, nur die Massnahme selbst bewerten und indirekte Empfaenger ausblenden. Genau dagegen setzt die WÖk die Pflicht, Wirkungspotenzial, Wirkungsrisiko und positive Netto-Wirkung begrifflich getrennt zu halten.</w:t>
-      </w:r>
-    </w:p>
-    <w:p>
-      <w:r>
-        <w:t>Pruefungsnahe Transferfrage. Formuliere zu WM-V5 eine Wirkungsaussage in drei Saetzen: Erstens den beobachteten oder plausiblen Zustand, zweitens die Daten- oder Quellenlage, drittens die offene Unsicherheit samt Rueckkopplung. Die Antwort muss ohne moralische Personenbewertung auskommen und darf Reichweite nicht mit Wirkung verwechseln.</w:t>
-      </w:r>
-    </w:p>
-    <w:p>
-      <w:r>
-        <w:t>Evidenzregel. Kernaussage darf im Skript nicht als dekorativer Begriff stehen bleiben. Der Abschnitt traegt nur dann, wenn er eine pruefbare Aussage erlaubt: Welche Quelle stuetzt die Annahme, welche Unsicherheit bleibt offen und welche Gegenbeobachtung wuerde die Bewertung veraendern? Fuer Wirkungspotenziale und Wirkungsrisiken analysieren heisst das, dass jede Bewertung nur so belastbar ist wie Datenlage, Quellenstatus, Aktualitaet und Systemgrenze. Die Studierenden sollen nicht lernen, einen Score nachzusprechen. Sie sollen erkennen, wann ein Score klaert, wann er verdeckt und wann eine rote Linie die Durchschnittslogik stoppt.</w:t>
-      </w:r>
-    </w:p>
-    <w:p>
-      <w:r>
-        <w:t>Fallfenster zur Anwendung. Ein Controlling-Team moechte einen Score bilden. Das Skript verlangt, dass Datenqualitaet, Systemgrenzen, Gewichtung, Unsicherheit und Nichtkompensation sichtbar bleiben. Ein Score darf die Diskussion nicht beenden, sondern muss bessere Fragen, Priorisierung und Rueckkopplung ermoeglichen. Bezogen auf Wirkungspotenziale und Wirkungsrisiken analysieren heisst das: Die Analyse muss das konkrete Thema ernst nehmen und zugleich den allgemeinen WÖk-Massstab halten. Es geht nicht darum, Akteure moralisch zu sortieren. Es geht darum, Wirkpfade, Wirkungsempfaenger, Datenqualitaet, Risiken und Rueckkopplung so zu beschreiben, dass bessere Entscheidungen moeglich werden.</w:t>
-      </w:r>
-    </w:p>
-    <w:p>
-      <w:r>
-        <w:t>Transfer in Wirkungsmanagement. Quelltext und fachliche Grundlegung verbindet die inhaltliche Deutung mit der spaeteren Praxis. Eine Organisation kann zu Wirkungspotenziale und Wirkungsrisiken analysieren sehr ueberzeugend kommunizieren und trotzdem an eine Methodik einzufuehren, ohne Entscheidungsmacht, Datenpflichten und Korrekturroutinen mitzudenken scheitern. Darum muss die V1-Fassung immer auch nach Governance fragen: Wer erhebt Daten, wer bewertet sie, wer traegt die Folgen, wer kann widersprechen und wann wird eine Entscheidung korrigiert? Profile, Zielkonflikte und offene Punkte werden nebeneinander gefuehrt. So wird aus einem Lehrkapitel eine verantwortbare Arbeitsroutine.</w:t>
-      </w:r>
-    </w:p>
-    <w:p>
-      <w:r>
-        <w:t>Grenze gegen Scheingenauigkeit. Gerade bei Einstieg / Wirkungsfrage ist Praezision wichtiger als grosse Begriffe. Eine Wirkungsaussage bleibt schwach, wenn sie nur Aktivitaet, Reichweite, Absicht oder Image beschreibt. Stark wird sie erst, wenn sie die Zustandsveraenderung und ihre Bedingungen offenlegt. In WM-V5 ist deshalb entscheidend, schwere zentrale Schaeden nicht durch beliebige positive Einzelwerte neutralisiert werden duerfen. Die Fehlerlinie verlaeuft nicht zwischen Optimismus und Pessimismus, sondern zwischen offengelegter Unsicherheit und rhetorischer Sicherheit ohne Pruefpfad.</w:t>
-      </w:r>
-    </w:p>
-    <w:p>
-      <w:r>
-        <w:t>Pruefungsnahe Lesart. Aus Video-/Audio-Vorlesung laesst sich eine gute Transferfrage ableiten: Welche Entscheidung waere falsch, wenn dieser Abschnitt missverstanden wird? Fuer Wirkungspotenziale und Wirkungsrisiken analysieren lautet die Antwort meist nicht einfach "mehr Wirkung", sondern genauer: bessere Unterscheidung, sauberere Daten, klarere Schutzlinie und rueckgekoppelte Steuerung. Jeder Analyseblock fragt nach der Routine, die nach der Bewertung angepasst wird. Wer das im Fall anwenden kann, hat den Kern der Vorlesung verstanden; wer nur Definitionen wiederholt, bleibt unter dem Anspruch der Akademie.</w:t>
-      </w:r>
-    </w:p>
-    <w:p>
-      <w:r>
-        <w:t>Fallfenster zur Anwendung. Ein Kommunikationsbericht nennt viele Aktivitaeten, Reichweiten und Rueckmeldungen. Die V1-Pruefung fragt, ob daraus eine belastbare Wirkungsaussage folgt. Wenn nur Kontakte, Klicks oder Zustimmung vorliegen, bleibt die Aussage im Bereich Wirkungspotenzial oder Resonanz, nicht im Bereich nachgewiesener Wirkung. Bezogen auf Wirkungspotenziale und Wirkungsrisiken analysieren heisst das: Die Analyse muss das konkrete Thema ernst nehmen und zugleich den allgemeinen WÖk-Massstab halten. Es geht nicht darum, Akteure moralisch zu sortieren. Es geht darum, Wirkpfade, Wirkungsempfaenger, Datenqualitaet, Risiken und Rueckkopplung so zu beschreiben, dass bessere Entscheidungen moeglich werden.</w:t>
-      </w:r>
-    </w:p>
-    <w:p>
-      <w:r>
-        <w:t>Governance. Der Abschnitt Transkript (Gerüst) ist in WM-V5 kein Zusatzwissen, sondern ein Pruefstein fuer die Grundfrage des Skripts: Was veraendert sich, bei wem, wodurch und mit welcher Rueckkopplung? Fuer Wirkungspotenziale und Wirkungsrisiken analysieren wird daran sichtbar, dass Wirkungsbewertung Verfahren, Rechte, Transparenz und Korrektur braucht. Die fachliche Grenze liegt dort, wo Lernende Bewertung als technokratische Top-down-Setzung verstehen. Die saubere Lesart trennt deshalb Beobachtung, Kausalannahme, Bewertung und Steuerungsfolge. In der Anwendung sollte daraus mindestens eine konkrete Strategie, Prozess, Budget, Zielkonflikt oder Kommunikationsregel abgeleitet werden; sonst bleibt das Wissen erklaerend, aber nicht steuerungsfaehig.</w:t>
-      </w:r>
-    </w:p>
-    <w:p>
-      <w:r>
-        <w:t>Pruefungsnahe Transferfrage. Formuliere zu WM-V5 eine Wirkungsaussage in drei Saetzen: Erstens den beobachteten oder plausiblen Zustand, zweitens die Daten- oder Quellenlage, drittens die offene Unsicherheit samt Rueckkopplung. Die Antwort muss ohne moralische Personenbewertung auskommen und darf Reichweite nicht mit Wirkung verwechseln.</w:t>
-      </w:r>
-    </w:p>
-    <w:p>
-      <w:r>
-        <w:t>Anwendung auf Skript / Folien (Lernseite). In einer Fallanalyse beginnt dieser Punkt nicht mit einer Meinung, sondern mit einer belastbaren Beschreibung. Wer WM-V5 pruefungsnah liest, fragt zuerst nach Wirkungsempfaengern, Wirkraum, Zeitraum und Datenquelle. Erst danach folgt die Bewertung im Referenzrahmen Mensch, Planet, Demokratie, SDGs, Agenda 2030 und SDG+. Pruefungsfragen verbinden Begriff, Anwendung, Evidenz und rote Linie. Der typische Kurzschluss waere, reines Auswendiglernen als Kompetenznachweis behandeln. Genau dagegen setzt die WÖk die Pflicht, Wirkungspotenzial, Wirkungsrisiko und positive Netto-Wirkung begrifflich getrennt zu halten.</w:t>
-      </w:r>
-    </w:p>
-    <w:p>
-      <w:r>
-        <w:t>Evidenzregel. Transferaufgabe darf im Skript nicht als dekorativer Begriff stehen bleiben. Der Abschnitt traegt nur dann, wenn er eine pruefbare Aussage erlaubt: Welche Quelle stuetzt die Annahme, welche Unsicherheit bleibt offen und welche Gegenbeobachtung wuerde die Bewertung veraendern? Fuer Wirkungspotenziale und Wirkungsrisiken analysieren heisst das, dass WÖk-Begriffe im Alltag nur tragen, wenn sie in Routinen uebersetzt werden. Die Studierenden sollen nicht lernen, einen Score nachzusprechen. Sie sollen erkennen, wann ein Score klaert, wann er verdeckt und wann eine rote Linie die Durchschnittslogik stoppt.</w:t>
-      </w:r>
-    </w:p>
-    <w:p>
-      <w:r>
-        <w:t>Fallfenster zur Anwendung. Eine Organisation plant eine Massnahme und formuliert dazu eine positive Absicht. In der WÖk reicht das nicht. Fuer diese Vorlesung muss sichtbar werden, welche Zustandsveraenderung erwartet wird, welche Empfaenger direkt oder indirekt betroffen sind, welche Nebenwirkungen entstehen koennen und welche Entscheidung spaeter korrigiert wird. Bezogen auf Wirkungspotenziale und Wirkungsrisiken analysieren heisst das: Die Analyse muss das konkrete Thema ernst nehmen und zugleich den allgemeinen WÖk-Massstab halten. Es geht nicht darum, Akteure moralisch zu sortieren. Es geht darum, Wirkpfade, Wirkungsempfaenger, Datenqualitaet, Risiken und Rueckkopplung so zu beschreiben, dass bessere Entscheidungen moeglich werden.</w:t>
+        <w:t>Schlussvertiefung 4: Wirkungspotenziale und Wirkungsrisiken analysieren im Anwendungsfall</w:t>
+      </w:r>
+    </w:p>
+    <w:p>
+      <w:r>
+        <w:t>Die folgenden Abschnitte sind keine neue Pruefungsloesung. Sie verdichten die vorhandenen Kapitel zu einer Lesart, mit der Studierende einen Fall selbststaendig analysieren koennen. Im Mittelpunkt stehen Wirkpfade, Wirkungsempfaenger, Bewertung und Rueckkopplung, nicht moralische Personenbewertung.</w:t>
+      </w:r>
+    </w:p>
+    <w:p>
+      <w:r>
+        <w:t>Begriffliche Schlussklaerung. Die Grenze gegen Scheingenauigkeit verlaeuft bei Quelltext und fachliche Grundlegung nicht zwischen Optimismus und Pessimismus. Sie verlaeuft zwischen offengelegter Unsicherheit und rhetorischer Sicherheit. Wer Wirkungspotenziale und Wirkungsrisiken analysieren belastbar anwenden will, benennt Systemgrenze, Zeitraum, Vergleichspunkt und offene Gegenhypothese. Gerade dadurch bleibt das Skript anschlussfaehig fuer Forschung, Praxis und spaetere Revision.</w:t>
+      </w:r>
+    </w:p>
+    <w:p>
+      <w:r>
+        <w:t>Fuer die Pruefung ist Quelltext und fachliche Grundlegung dann verstanden, wenn daraus eine belastbare Fallantwort entsteht. Eine gute Antwort unterscheidet Beobachtung, Kausalannahme, Bewertung und Steuerungsfolge. Sie bewertet keine Menschen, sondern Wirkpfade, Zustandsveraenderungen, Risiken und institutionelle Bedingungen.</w:t>
+      </w:r>
+    </w:p>
+    <w:p>
+      <w:r>
+        <w:t>Wirkpfad und Empfaenger. Einstieg / Wirkungsfrage zeigt, warum Wirkungspotenziale und Wirkungsrisiken analysieren mehr ist als ein Schlagwort im Feld Wirkpfade, Wirkungsempfaenger, Bewertung und Rueckkopplung. Die wirkungsoekonomische Frage lautet: Welche reale Veraenderung wird moeglich, welche bleibt nur Potenzial und wo entsteht ein Wirkungsrisiko? Diese Unterscheidung schuetzt vor Impact-Washing, weil sie Absicht, Aktivitaet, Reichweite und Wirkung auseinanderhaelt.</w:t>
+      </w:r>
+    </w:p>
+    <w:p>
+      <w:r>
+        <w:t>Eine Kommune, ein Unternehmen oder eine Bildungsorganisation will Wirkungspotenziale und Wirkungsrisiken analysieren praktisch anwenden. Der erste Schritt ist nicht die Auswahl eines Instruments, sondern die Klaerung der Zustandsveraenderung. Bei Einstieg / Wirkungsfrage muss deshalb benannt werden, wer betroffen ist, welcher Zustand sich veraendert, welche Frist gilt und welche Gegenbeobachtung die Annahme widerlegen wuerde. Erst danach entsteht eine begruendete Entscheidung im Feld Strategie, Prozess, Budget, Verantwortlichkeit oder Kommunikationsregel.</w:t>
+      </w:r>
+    </w:p>
+    <w:p>
+      <w:r>
+        <w:t>Daten, Quellen und Evidenz. In WM-V5 muss Skript / Folien (Lernseite) immer mit Empfaengern gelesen werden. Wirkung entsteht nicht beim Sender, sondern an veraenderten Zustaenden von Menschen, Oekosystemen, Institutionen, Oeffentlichkeit oder kuenftigen Handlungsspielraeumen. Darum reicht es nicht, interne Aktivitaeten zu dokumentieren. Entscheidend ist, ob sich ein Zustand nachvollziehbar veraendert und ob diese Veraenderung im Referenzrahmen Mensch, Planet, Demokratie, SDGs, Agenda 2030 und SDG+ tragfaehig bewertet werden kann.</w:t>
+      </w:r>
+    </w:p>
+    <w:p>
+      <w:r>
+        <w:t>Ein Bericht behauptet, die Massnahme zu Wirkungspotenziale und Wirkungsrisiken analysieren sei erfolgreich. Die WOE-Lesart fragt bei Skript / Folien (Lernseite) nach belastbaren Nachweisen: Managementroutine, Stakeholder-Rueckmeldung, Prozessdaten, Entscheidungsprotokoll und Lernschleife. Wenn diese Nachweise fehlen, bleibt die Aussage Wirkungspotenzial oder Kommunikationsbehauptung. Sie kann wichtig sein, aber sie ist noch keine belegte Wirkung.</w:t>
+      </w:r>
+    </w:p>
+    <w:p>
+      <w:r>
+        <w:t>Bewertung und rote Linien. Wissenschaftliche Anschlussfaehigkeit entsteht hier durch Quellenklarheit. Bei Transferaufgabe werden interne WOE-Begriffe nicht als Ersatz fuer Belege benutzt, sondern mit Grundlagenwerk, WOE-Referenz, Glossar, Werkzeuge, Journal und externe Fachquellen verbunden. Wo die Datenlage offen bleibt, wird das offengelegt. Wo eine Aussage nur plausibel ist, bleibt sie als Wirkungspotenzial markiert. Wo ein Schaden eine rote Linie beruehrt, greift Nichtkompensation vor Durchschnittslogik.</w:t>
+      </w:r>
+    </w:p>
+    <w:p>
+      <w:r>
+        <w:t>In einer kontroversen Entscheidung wirkt Transferaufgabe als Pruefpunkt fuer Ambivalenz. Ein Nutzen fuer eine Gruppe kann mit Risiken fuer andere Wirkungsempfaenger einhergehen. Das Skript verlangt deshalb, positive und negative Zustandsveraenderungen getrennt zu fuehren, bevor von positiver Netto-Wirkung gesprochen wird.</w:t>
+      </w:r>
+    </w:p>
+    <w:p>
+      <w:r>
+        <w:t>Kontrollfrage. Welche Entscheidung waere falsch, wenn Transferaufgabe in WM-V5 missverstanden wird? Die Antwort muss mindestens eine Daten- oder Quellenannahme, eine betroffene Gruppe oder Schutzdimension, eine moegliche Nebenwirkung und einen Rueckkopplungsschritt nennen. Richtig ist nicht die lauteste Bewertung, sondern diejenige, die Begriff, Beleg und Steuerungsfolge zusammenhaelt.</w:t>
+      </w:r>
+    </w:p>
+    <w:p>
+      <w:r>
+        <w:t>Steuerung und Rueckkopplung. In Wirkungsmanagement wird Praxisbeispiel erst steuerungsfaehig, wenn daraus eine Entscheidung folgt. Fuehrung, Strategie, Controlling, Einkauf, Kommunikation und Kultur muessen denselben Wirkungsbegriff verwenden. Ohne diese Rueckkopplung bleibt Reporting eine Beschreibung. Mit Rueckkopplung wird aus Bewertung eine veraenderte Routine: ein anderer Prozess, ein geaenderter Anreiz, eine bessere Datenpflicht, eine korrigierte Kommunikation oder eine neue Priorisierung.</w:t>
+      </w:r>
+    </w:p>
+    <w:p>
+      <w:r>
+        <w:t>Die typische Fehlstelle bei Wirkungspotenziale und Wirkungsrisiken analysieren liegt darin, Absicht, Aktivitaet oder Reporting als Wirkung zu behandeln. Bei Praxisbeispiel wird diese Fehlstelle konkret: Ein scheinbar plausibler Befund darf nicht zur Abkuerzung werden. Quellen, Systemgrenzen, Unsicherheit und Rueckkopplung bleiben sichtbar.</w:t>
+      </w:r>
+    </w:p>
+    <w:p>
+      <w:r>
+        <w:t>Pruefungsnahe Anwendung. Die Grenze gegen Scheingenauigkeit verlaeuft bei Wirkungsökonomische Vertiefung nicht zwischen Optimismus und Pessimismus. Sie verlaeuft zwischen offengelegter Unsicherheit und rhetorischer Sicherheit. Wer Wirkungspotenziale und Wirkungsrisiken analysieren belastbar anwenden will, benennt Systemgrenze, Zeitraum, Vergleichspunkt und offene Gegenhypothese. Gerade dadurch bleibt das Skript anschlussfaehig fuer Forschung, Praxis und spaetere Revision.</w:t>
+      </w:r>
+    </w:p>
+    <w:p>
+      <w:r>
+        <w:t>Fuer die Pruefung ist Wirkungsökonomische Vertiefung dann verstanden, wenn daraus eine belastbare Fallantwort entsteht. Eine gute Antwort unterscheidet Beobachtung, Kausalannahme, Bewertung und Steuerungsfolge. Sie bewertet keine Menschen, sondern Wirkpfade, Zustandsveraenderungen, Risiken und institutionelle Bedingungen.</w:t>
+      </w:r>
+    </w:p>
+    <w:p>
+      <w:r>
+        <w:t>Rueckfluss. Fuer den WOE-Korpus bedeutet das: Begriffe aus Wirkungspotenziale und Wirkungsrisiken analysieren sollten dort geschaerft werden, wo sie in Glossar, Werkzeugen, Journal oder Readern doppeldeutig bleiben. Offene Forschungsfragen werden nicht versteckt. Sie markieren die Stelle, an der spaetere Evidenz, ein besserer Datensatz oder eine praezisere Fallstudie die Bewertung veraendern kann.</w:t>
+      </w:r>
+    </w:p>
+    <w:p>
+      <w:r>
+        <w:t>Transfer in den WOE-Korpus. Begriffliche Präzision zeigt, warum Wirkungspotenziale und Wirkungsrisiken analysieren mehr ist als ein Schlagwort im Feld Wirkpfade, Wirkungsempfaenger, Bewertung und Rueckkopplung. Die wirkungsoekonomische Frage lautet: Welche reale Veraenderung wird moeglich, welche bleibt nur Potenzial und wo entsteht ein Wirkungsrisiko? Diese Unterscheidung schuetzt vor Impact-Washing, weil sie Absicht, Aktivitaet, Reichweite und Wirkung auseinanderhaelt.</w:t>
+      </w:r>
+    </w:p>
+    <w:p>
+      <w:r>
+        <w:t>Eine Kommune, ein Unternehmen oder eine Bildungsorganisation will Wirkungspotenziale und Wirkungsrisiken analysieren praktisch anwenden. Der erste Schritt ist nicht die Auswahl eines Instruments, sondern die Klaerung der Zustandsveraenderung. Bei Begriffliche Präzision muss deshalb benannt werden, wer betroffen ist, welcher Zustand sich veraendert, welche Frist gilt und welche Gegenbeobachtung die Annahme widerlegen wuerde. Erst danach entsteht eine begruendete Entscheidung im Feld Strategie, Prozess, Budget, Verantwortlichkeit oder Kommunikationsregel.</w:t>
+      </w:r>
+    </w:p>
+    <w:p>
+      <w:r>
+        <w:t>Grenzen der Aussage. In WM-V5 muss Wirkpfad immer mit Empfaengern gelesen werden. Wirkung entsteht nicht beim Sender, sondern an veraenderten Zustaenden von Menschen, Oekosystemen, Institutionen, Oeffentlichkeit oder kuenftigen Handlungsspielraeumen. Darum reicht es nicht, interne Aktivitaeten zu dokumentieren. Entscheidend ist, ob sich ein Zustand nachvollziehbar veraendert und ob diese Veraenderung im Referenzrahmen Mensch, Planet, Demokratie, SDGs, Agenda 2030 und SDG+ tragfaehig bewertet werden kann.</w:t>
+      </w:r>
+    </w:p>
+    <w:p>
+      <w:r>
+        <w:t>Ein Bericht behauptet, die Massnahme zu Wirkungspotenziale und Wirkungsrisiken analysieren sei erfolgreich. Die WOE-Lesart fragt bei Wirkpfad nach belastbaren Nachweisen: Managementroutine, Stakeholder-Rueckmeldung, Prozessdaten, Entscheidungsprotokoll und Lernschleife. Wenn diese Nachweise fehlen, bleibt die Aussage Wirkungspotenzial oder Kommunikationsbehauptung. Sie kann wichtig sein, aber sie ist noch keine belegte Wirkung.</w:t>
+      </w:r>
+    </w:p>
+    <w:p>
+      <w:r>
+        <w:t>Kontrollfrage. Welche Entscheidung waere falsch, wenn Wirkpfad in WM-V5 missverstanden wird? Die Antwort muss mindestens eine Daten- oder Quellenannahme, eine betroffene Gruppe oder Schutzdimension, eine moegliche Nebenwirkung und einen Rueckkopplungsschritt nennen. Richtig ist nicht die lauteste Bewertung, sondern diejenige, die Begriff, Beleg und Steuerungsfolge zusammenhaelt.</w:t>
       </w:r>
     </w:p>
     <w:p>
@@ -3870,12 +3820,326 @@
         <w:pStyle w:val="Heading3"/>
       </w:pPr>
       <w:r>
+        <w:t>Schlussvertiefung 5: Wirkungspotenziale und Wirkungsrisiken analysieren im Anwendungsfall</w:t>
+      </w:r>
+    </w:p>
+    <w:p>
+      <w:r>
+        <w:t>Die folgenden Abschnitte sind keine neue Pruefungsloesung. Sie verdichten die vorhandenen Kapitel zu einer Lesart, mit der Studierende einen Fall selbststaendig analysieren koennen. Im Mittelpunkt stehen Wirkpfade, Wirkungsempfaenger, Bewertung und Rueckkopplung, nicht moralische Personenbewertung.</w:t>
+      </w:r>
+    </w:p>
+    <w:p>
+      <w:r>
+        <w:t>Begriffliche Schlussklaerung. Wissenschaftliche Anschlussfaehigkeit entsteht hier durch Quellenklarheit. Bei Leitthese werden interne WOE-Begriffe nicht als Ersatz fuer Belege benutzt, sondern mit Grundlagenwerk, WOE-Referenz, Glossar, Werkzeuge, Journal und externe Fachquellen verbunden. Wo die Datenlage offen bleibt, wird das offengelegt. Wo eine Aussage nur plausibel ist, bleibt sie als Wirkungspotenzial markiert. Wo ein Schaden eine rote Linie beruehrt, greift Nichtkompensation vor Durchschnittslogik.</w:t>
+      </w:r>
+    </w:p>
+    <w:p>
+      <w:r>
+        <w:t>In einer kontroversen Entscheidung wirkt Leitthese als Pruefpunkt fuer Ambivalenz. Ein Nutzen fuer eine Gruppe kann mit Risiken fuer andere Wirkungsempfaenger einhergehen. Das Skript verlangt deshalb, positive und negative Zustandsveraenderungen getrennt zu fuehren, bevor von positiver Netto-Wirkung gesprochen wird.</w:t>
+      </w:r>
+    </w:p>
+    <w:p>
+      <w:r>
+        <w:t>Wirkpfad und Empfaenger. In Wirkungsmanagement wird Didaktische Einordnung im Studiengang erst steuerungsfaehig, wenn daraus eine Entscheidung folgt. Fuehrung, Strategie, Controlling, Einkauf, Kommunikation und Kultur muessen denselben Wirkungsbegriff verwenden. Ohne diese Rueckkopplung bleibt Reporting eine Beschreibung. Mit Rueckkopplung wird aus Bewertung eine veraenderte Routine: ein anderer Prozess, ein geaenderter Anreiz, eine bessere Datenpflicht, eine korrigierte Kommunikation oder eine neue Priorisierung.</w:t>
+      </w:r>
+    </w:p>
+    <w:p>
+      <w:r>
+        <w:t>Die typische Fehlstelle bei Wirkungspotenziale und Wirkungsrisiken analysieren liegt darin, Absicht, Aktivitaet oder Reporting als Wirkung zu behandeln. Bei Didaktische Einordnung im Studiengang wird diese Fehlstelle konkret: Ein scheinbar plausibler Befund darf nicht zur Abkuerzung werden. Quellen, Systemgrenzen, Unsicherheit und Rueckkopplung bleiben sichtbar.</w:t>
+      </w:r>
+    </w:p>
+    <w:p>
+      <w:r>
+        <w:t>Daten, Quellen und Evidenz. Die Grenze gegen Scheingenauigkeit verlaeuft bei Analysemodell nicht zwischen Optimismus und Pessimismus. Sie verlaeuft zwischen offengelegter Unsicherheit und rhetorischer Sicherheit. Wer Wirkungspotenziale und Wirkungsrisiken analysieren belastbar anwenden will, benennt Systemgrenze, Zeitraum, Vergleichspunkt und offene Gegenhypothese. Gerade dadurch bleibt das Skript anschlussfaehig fuer Forschung, Praxis und spaetere Revision.</w:t>
+      </w:r>
+    </w:p>
+    <w:p>
+      <w:r>
+        <w:t>Fuer die Pruefung ist Analysemodell dann verstanden, wenn daraus eine belastbare Fallantwort entsteht. Eine gute Antwort unterscheidet Beobachtung, Kausalannahme, Bewertung und Steuerungsfolge. Sie bewertet keine Menschen, sondern Wirkpfade, Zustandsveraenderungen, Risiken und institutionelle Bedingungen.</w:t>
+      </w:r>
+    </w:p>
+    <w:p>
+      <w:r>
+        <w:t>Bewertung und rote Linien. Modellformel zeigt, warum Wirkungspotenziale und Wirkungsrisiken analysieren mehr ist als ein Schlagwort im Feld Wirkpfade, Wirkungsempfaenger, Bewertung und Rueckkopplung. Die wirkungsoekonomische Frage lautet: Welche reale Veraenderung wird moeglich, welche bleibt nur Potenzial und wo entsteht ein Wirkungsrisiko? Diese Unterscheidung schuetzt vor Impact-Washing, weil sie Absicht, Aktivitaet, Reichweite und Wirkung auseinanderhaelt.</w:t>
+      </w:r>
+    </w:p>
+    <w:p>
+      <w:r>
+        <w:t>Eine Kommune, ein Unternehmen oder eine Bildungsorganisation will Wirkungspotenziale und Wirkungsrisiken analysieren praktisch anwenden. Der erste Schritt ist nicht die Auswahl eines Instruments, sondern die Klaerung der Zustandsveraenderung. Bei Modellformel muss deshalb benannt werden, wer betroffen ist, welcher Zustand sich veraendert, welche Frist gilt und welche Gegenbeobachtung die Annahme widerlegen wuerde. Erst danach entsteht eine begruendete Entscheidung im Feld Strategie, Prozess, Budget, Verantwortlichkeit oder Kommunikationsregel.</w:t>
+      </w:r>
+    </w:p>
+    <w:p>
+      <w:r>
+        <w:t>Kontrollfrage. Welche Entscheidung waere falsch, wenn Modellformel in WM-V5 missverstanden wird? Die Antwort muss mindestens eine Daten- oder Quellenannahme, eine betroffene Gruppe oder Schutzdimension, eine moegliche Nebenwirkung und einen Rueckkopplungsschritt nennen. Richtig ist nicht die lauteste Bewertung, sondern diejenige, die Begriff, Beleg und Steuerungsfolge zusammenhaelt.</w:t>
+      </w:r>
+    </w:p>
+    <w:p>
+      <w:r>
+        <w:t>Rueckfluss. Fuer den WOE-Korpus bedeutet das: Begriffe aus Wirkungspotenziale und Wirkungsrisiken analysieren sollten dort geschaerft werden, wo sie in Glossar, Werkzeugen, Journal oder Readern doppeldeutig bleiben. Offene Forschungsfragen werden nicht versteckt. Sie markieren die Stelle, an der spaetere Evidenz, ein besserer Datensatz oder eine praezisere Fallstudie die Bewertung veraendern kann.</w:t>
+      </w:r>
+    </w:p>
+    <w:p>
+      <w:r>
+        <w:t>Steuerung und Rueckkopplung. In WM-V5 muss Fallfenster immer mit Empfaengern gelesen werden. Wirkung entsteht nicht beim Sender, sondern an veraenderten Zustaenden von Menschen, Oekosystemen, Institutionen, Oeffentlichkeit oder kuenftigen Handlungsspielraeumen. Darum reicht es nicht, interne Aktivitaeten zu dokumentieren. Entscheidend ist, ob sich ein Zustand nachvollziehbar veraendert und ob diese Veraenderung im Referenzrahmen Mensch, Planet, Demokratie, SDGs, Agenda 2030 und SDG+ tragfaehig bewertet werden kann.</w:t>
+      </w:r>
+    </w:p>
+    <w:p>
+      <w:r>
+        <w:t>Ein Bericht behauptet, die Massnahme zu Wirkungspotenziale und Wirkungsrisiken analysieren sei erfolgreich. Die WOE-Lesart fragt bei Fallfenster nach belastbaren Nachweisen: Managementroutine, Stakeholder-Rueckmeldung, Prozessdaten, Entscheidungsprotokoll und Lernschleife. Wenn diese Nachweise fehlen, bleibt die Aussage Wirkungspotenzial oder Kommunikationsbehauptung. Sie kann wichtig sein, aber sie ist noch keine belegte Wirkung.</w:t>
+      </w:r>
+    </w:p>
+    <w:p>
+      <w:r>
+        <w:t>Pruefungsnahe Anwendung. Wissenschaftliche Anschlussfaehigkeit entsteht hier durch Quellenklarheit. Bei Prüfungsnahe Fallfragen ohne geschützte Antwortlogik werden interne WOE-Begriffe nicht als Ersatz fuer Belege benutzt, sondern mit Grundlagenwerk, WOE-Referenz, Glossar, Werkzeuge, Journal und externe Fachquellen verbunden. Wo die Datenlage offen bleibt, wird das offengelegt. Wo eine Aussage nur plausibel ist, bleibt sie als Wirkungspotenzial markiert. Wo ein Schaden eine rote Linie beruehrt, greift Nichtkompensation vor Durchschnittslogik.</w:t>
+      </w:r>
+    </w:p>
+    <w:p>
+      <w:r>
+        <w:t>In einer kontroversen Entscheidung wirkt Prüfungsnahe Fallfragen ohne geschützte Antwortlogik als Pruefpunkt fuer Ambivalenz. Ein Nutzen fuer eine Gruppe kann mit Risiken fuer andere Wirkungsempfaenger einhergehen. Das Skript verlangt deshalb, positive und negative Zustandsveraenderungen getrennt zu fuehren, bevor von positiver Netto-Wirkung gesprochen wird.</w:t>
+      </w:r>
+    </w:p>
+    <w:p>
+      <w:r>
+        <w:t>Transfer in den WOE-Korpus. In Wirkungsmanagement wird Auswertung aus der lebenden Website-Referenz erst steuerungsfaehig, wenn daraus eine Entscheidung folgt. Fuehrung, Strategie, Controlling, Einkauf, Kommunikation und Kultur muessen denselben Wirkungsbegriff verwenden. Ohne diese Rueckkopplung bleibt Reporting eine Beschreibung. Mit Rueckkopplung wird aus Bewertung eine veraenderte Routine: ein anderer Prozess, ein geaenderter Anreiz, eine bessere Datenpflicht, eine korrigierte Kommunikation oder eine neue Priorisierung.</w:t>
+      </w:r>
+    </w:p>
+    <w:p>
+      <w:r>
+        <w:t>Die typische Fehlstelle bei Wirkungspotenziale und Wirkungsrisiken analysieren liegt darin, Absicht, Aktivitaet oder Reporting als Wirkung zu behandeln. Bei Auswertung aus der lebenden Website-Referenz wird diese Fehlstelle konkret: Ein scheinbar plausibler Befund darf nicht zur Abkuerzung werden. Quellen, Systemgrenzen, Unsicherheit und Rueckkopplung bleiben sichtbar.</w:t>
+      </w:r>
+    </w:p>
+    <w:p>
+      <w:r>
+        <w:t>Grenzen der Aussage. Die Grenze gegen Scheingenauigkeit verlaeuft bei Der Raum vor der Wirkung nicht zwischen Optimismus und Pessimismus. Sie verlaeuft zwischen offengelegter Unsicherheit und rhetorischer Sicherheit. Wer Wirkungspotenziale und Wirkungsrisiken analysieren belastbar anwenden will, benennt Systemgrenze, Zeitraum, Vergleichspunkt und offene Gegenhypothese. Gerade dadurch bleibt das Skript anschlussfaehig fuer Forschung, Praxis und spaetere Revision.</w:t>
+      </w:r>
+    </w:p>
+    <w:p>
+      <w:r>
+        <w:t>Fuer die Pruefung ist Der Raum vor der Wirkung dann verstanden, wenn daraus eine belastbare Fallantwort entsteht. Eine gute Antwort unterscheidet Beobachtung, Kausalannahme, Bewertung und Steuerungsfolge. Sie bewertet keine Menschen, sondern Wirkpfade, Zustandsveraenderungen, Risiken und institutionelle Bedingungen.</w:t>
+      </w:r>
+    </w:p>
+    <w:p>
+      <w:r>
+        <w:t>Kontrollfrage. Welche Entscheidung waere falsch, wenn Der Raum vor der Wirkung in WM-V5 missverstanden wird? Die Antwort muss mindestens eine Daten- oder Quellenannahme, eine betroffene Gruppe oder Schutzdimension, eine moegliche Nebenwirkung und einen Rueckkopplungsschritt nennen. Richtig ist nicht die lauteste Bewertung, sondern diejenige, die Begriff, Beleg und Steuerungsfolge zusammenhaelt.</w:t>
+      </w:r>
+    </w:p>
+    <w:p>
+      <w:pPr>
+        <w:pStyle w:val="Heading3"/>
+      </w:pPr>
+      <w:r>
+        <w:t>Schlussvertiefung 6: Wirkungspotenziale und Wirkungsrisiken analysieren im Anwendungsfall</w:t>
+      </w:r>
+    </w:p>
+    <w:p>
+      <w:r>
+        <w:t>Die folgenden Abschnitte sind keine neue Pruefungsloesung. Sie verdichten die vorhandenen Kapitel zu einer Lesart, mit der Studierende einen Fall selbststaendig analysieren koennen. Im Mittelpunkt stehen Wirkpfade, Wirkungsempfaenger, Bewertung und Rueckkopplung, nicht moralische Personenbewertung.</w:t>
+      </w:r>
+    </w:p>
+    <w:p>
+      <w:r>
+        <w:t>Begriffliche Schlussklaerung. Wirkungspotenzial ist nicht Wirkung zeigt, warum Wirkungspotenziale und Wirkungsrisiken analysieren mehr ist als ein Schlagwort im Feld Wirkpfade, Wirkungsempfaenger, Bewertung und Rueckkopplung. Die wirkungsoekonomische Frage lautet: Welche reale Veraenderung wird moeglich, welche bleibt nur Potenzial und wo entsteht ein Wirkungsrisiko? Diese Unterscheidung schuetzt vor Impact-Washing, weil sie Absicht, Aktivitaet, Reichweite und Wirkung auseinanderhaelt.</w:t>
+      </w:r>
+    </w:p>
+    <w:p>
+      <w:r>
+        <w:t>Eine Kommune, ein Unternehmen oder eine Bildungsorganisation will Wirkungspotenziale und Wirkungsrisiken analysieren praktisch anwenden. Der erste Schritt ist nicht die Auswahl eines Instruments, sondern die Klaerung der Zustandsveraenderung. Bei Wirkungspotenzial ist nicht Wirkung muss deshalb benannt werden, wer betroffen ist, welcher Zustand sich veraendert, welche Frist gilt und welche Gegenbeobachtung die Annahme widerlegen wuerde. Erst danach entsteht eine begruendete Entscheidung im Feld Strategie, Prozess, Budget, Verantwortlichkeit oder Kommunikationsregel.</w:t>
+      </w:r>
+    </w:p>
+    <w:p>
+      <w:r>
+        <w:t>Wirkpfad und Empfaenger. In WM-V5 muss Wirkungspotenzial als Verschiebung von Wahrscheinlichkeit immer mit Empfaengern gelesen werden. Wirkung entsteht nicht beim Sender, sondern an veraenderten Zustaenden von Menschen, Oekosystemen, Institutionen, Oeffentlichkeit oder kuenftigen Handlungsspielraeumen. Darum reicht es nicht, interne Aktivitaeten zu dokumentieren. Entscheidend ist, ob sich ein Zustand nachvollziehbar veraendert und ob diese Veraenderung im Referenzrahmen Mensch, Planet, Demokratie, SDGs, Agenda 2030 und SDG+ tragfaehig bewertet werden kann.</w:t>
+      </w:r>
+    </w:p>
+    <w:p>
+      <w:r>
+        <w:t>Ein Bericht behauptet, die Massnahme zu Wirkungspotenziale und Wirkungsrisiken analysieren sei erfolgreich. Die WOE-Lesart fragt bei Wirkungspotenzial als Verschiebung von Wahrscheinlichkeit nach belastbaren Nachweisen: Managementroutine, Stakeholder-Rueckmeldung, Prozessdaten, Entscheidungsprotokoll und Lernschleife. Wenn diese Nachweise fehlen, bleibt die Aussage Wirkungspotenzial oder Kommunikationsbehauptung. Sie kann wichtig sein, aber sie ist noch keine belegte Wirkung.</w:t>
+      </w:r>
+    </w:p>
+    <w:p>
+      <w:r>
+        <w:t>Rueckfluss. Fuer den WOE-Korpus bedeutet das: Begriffe aus Wirkungspotenziale und Wirkungsrisiken analysieren sollten dort geschaerft werden, wo sie in Glossar, Werkzeugen, Journal oder Readern doppeldeutig bleiben. Offene Forschungsfragen werden nicht versteckt. Sie markieren die Stelle, an der spaetere Evidenz, ein besserer Datensatz oder eine praezisere Fallstudie die Bewertung veraendern kann.</w:t>
+      </w:r>
+    </w:p>
+    <w:p>
+      <w:r>
+        <w:t>Daten, Quellen und Evidenz. Wissenschaftliche Anschlussfaehigkeit entsteht hier durch Quellenklarheit. Bei Wirkungsrisiko und Wirkungschance werden interne WOE-Begriffe nicht als Ersatz fuer Belege benutzt, sondern mit Grundlagenwerk, WOE-Referenz, Glossar, Werkzeuge, Journal und externe Fachquellen verbunden. Wo die Datenlage offen bleibt, wird das offengelegt. Wo eine Aussage nur plausibel ist, bleibt sie als Wirkungspotenzial markiert. Wo ein Schaden eine rote Linie beruehrt, greift Nichtkompensation vor Durchschnittslogik.</w:t>
+      </w:r>
+    </w:p>
+    <w:p>
+      <w:r>
+        <w:t>In einer kontroversen Entscheidung wirkt Wirkungsrisiko und Wirkungschance als Pruefpunkt fuer Ambivalenz. Ein Nutzen fuer eine Gruppe kann mit Risiken fuer andere Wirkungsempfaenger einhergehen. Das Skript verlangt deshalb, positive und negative Zustandsveraenderungen getrennt zu fuehren, bevor von positiver Netto-Wirkung gesprochen wird.</w:t>
+      </w:r>
+    </w:p>
+    <w:p>
+      <w:r>
+        <w:t>Bewertung und rote Linien. In Wirkungsmanagement wird Sprache, Bilder, Tonalität und Frames erst steuerungsfaehig, wenn daraus eine Entscheidung folgt. Fuehrung, Strategie, Controlling, Einkauf, Kommunikation und Kultur muessen denselben Wirkungsbegriff verwenden. Ohne diese Rueckkopplung bleibt Reporting eine Beschreibung. Mit Rueckkopplung wird aus Bewertung eine veraenderte Routine: ein anderer Prozess, ein geaenderter Anreiz, eine bessere Datenpflicht, eine korrigierte Kommunikation oder eine neue Priorisierung.</w:t>
+      </w:r>
+    </w:p>
+    <w:p>
+      <w:r>
+        <w:t>Die typische Fehlstelle bei Wirkungspotenziale und Wirkungsrisiken analysieren liegt darin, Absicht, Aktivitaet oder Reporting als Wirkung zu behandeln. Bei Sprache, Bilder, Tonalität und Frames wird diese Fehlstelle konkret: Ein scheinbar plausibler Befund darf nicht zur Abkuerzung werden. Quellen, Systemgrenzen, Unsicherheit und Rueckkopplung bleiben sichtbar.</w:t>
+      </w:r>
+    </w:p>
+    <w:p>
+      <w:r>
+        <w:t>Kontrollfrage. Welche Entscheidung waere falsch, wenn Sprache, Bilder, Tonalität und Frames in WM-V5 missverstanden wird? Die Antwort muss mindestens eine Daten- oder Quellenannahme, eine betroffene Gruppe oder Schutzdimension, eine moegliche Nebenwirkung und einen Rueckkopplungsschritt nennen. Richtig ist nicht die lauteste Bewertung, sondern diejenige, die Begriff, Beleg und Steuerungsfolge zusammenhaelt.</w:t>
+      </w:r>
+    </w:p>
+    <w:p>
+      <w:r>
+        <w:t>Steuerung und Rueckkopplung. Die Grenze gegen Scheingenauigkeit verlaeuft bei Einleitung / Wirkungsfrage nicht zwischen Optimismus und Pessimismus. Sie verlaeuft zwischen offengelegter Unsicherheit und rhetorischer Sicherheit. Wer Wirkungspotenziale und Wirkungsrisiken analysieren belastbar anwenden will, benennt Systemgrenze, Zeitraum, Vergleichspunkt und offene Gegenhypothese. Gerade dadurch bleibt das Skript anschlussfaehig fuer Forschung, Praxis und spaetere Revision.</w:t>
+      </w:r>
+    </w:p>
+    <w:p>
+      <w:r>
+        <w:t>Fuer die Pruefung ist Einleitung / Wirkungsfrage dann verstanden, wenn daraus eine belastbare Fallantwort entsteht. Eine gute Antwort unterscheidet Beobachtung, Kausalannahme, Bewertung und Steuerungsfolge. Sie bewertet keine Menschen, sondern Wirkpfade, Zustandsveraenderungen, Risiken und institutionelle Bedingungen.</w:t>
+      </w:r>
+    </w:p>
+    <w:p>
+      <w:r>
+        <w:t>Pruefungsnahe Anwendung. Kernaussage zeigt, warum Wirkungspotenziale und Wirkungsrisiken analysieren mehr ist als ein Schlagwort im Feld Wirkpfade, Wirkungsempfaenger, Bewertung und Rueckkopplung. Die wirkungsoekonomische Frage lautet: Welche reale Veraenderung wird moeglich, welche bleibt nur Potenzial und wo entsteht ein Wirkungsrisiko? Diese Unterscheidung schuetzt vor Impact-Washing, weil sie Absicht, Aktivitaet, Reichweite und Wirkung auseinanderhaelt.</w:t>
+      </w:r>
+    </w:p>
+    <w:p>
+      <w:r>
+        <w:t>Eine Kommune, ein Unternehmen oder eine Bildungsorganisation will Wirkungspotenziale und Wirkungsrisiken analysieren praktisch anwenden. Der erste Schritt ist nicht die Auswahl eines Instruments, sondern die Klaerung der Zustandsveraenderung. Bei Kernaussage muss deshalb benannt werden, wer betroffen ist, welcher Zustand sich veraendert, welche Frist gilt und welche Gegenbeobachtung die Annahme widerlegen wuerde. Erst danach entsteht eine begruendete Entscheidung im Feld Strategie, Prozess, Budget, Verantwortlichkeit oder Kommunikationsregel.</w:t>
+      </w:r>
+    </w:p>
+    <w:p>
+      <w:r>
+        <w:t>Transfer in den WOE-Korpus. In WM-V5 muss Quelltext und fachliche Grundlegung immer mit Empfaengern gelesen werden. Wirkung entsteht nicht beim Sender, sondern an veraenderten Zustaenden von Menschen, Oekosystemen, Institutionen, Oeffentlichkeit oder kuenftigen Handlungsspielraeumen. Darum reicht es nicht, interne Aktivitaeten zu dokumentieren. Entscheidend ist, ob sich ein Zustand nachvollziehbar veraendert und ob diese Veraenderung im Referenzrahmen Mensch, Planet, Demokratie, SDGs, Agenda 2030 und SDG+ tragfaehig bewertet werden kann.</w:t>
+      </w:r>
+    </w:p>
+    <w:p>
+      <w:r>
+        <w:t>Ein Bericht behauptet, die Massnahme zu Wirkungspotenziale und Wirkungsrisiken analysieren sei erfolgreich. Die WOE-Lesart fragt bei Quelltext und fachliche Grundlegung nach belastbaren Nachweisen: Managementroutine, Stakeholder-Rueckmeldung, Prozessdaten, Entscheidungsprotokoll und Lernschleife. Wenn diese Nachweise fehlen, bleibt die Aussage Wirkungspotenzial oder Kommunikationsbehauptung. Sie kann wichtig sein, aber sie ist noch keine belegte Wirkung.</w:t>
+      </w:r>
+    </w:p>
+    <w:p>
+      <w:r>
+        <w:t>Grenzen der Aussage. Wissenschaftliche Anschlussfaehigkeit entsteht hier durch Quellenklarheit. Bei Einstieg / Wirkungsfrage werden interne WOE-Begriffe nicht als Ersatz fuer Belege benutzt, sondern mit Grundlagenwerk, WOE-Referenz, Glossar, Werkzeuge, Journal und externe Fachquellen verbunden. Wo die Datenlage offen bleibt, wird das offengelegt. Wo eine Aussage nur plausibel ist, bleibt sie als Wirkungspotenzial markiert. Wo ein Schaden eine rote Linie beruehrt, greift Nichtkompensation vor Durchschnittslogik.</w:t>
+      </w:r>
+    </w:p>
+    <w:p>
+      <w:r>
+        <w:t>In einer kontroversen Entscheidung wirkt Einstieg / Wirkungsfrage als Pruefpunkt fuer Ambivalenz. Ein Nutzen fuer eine Gruppe kann mit Risiken fuer andere Wirkungsempfaenger einhergehen. Das Skript verlangt deshalb, positive und negative Zustandsveraenderungen getrennt zu fuehren, bevor von positiver Netto-Wirkung gesprochen wird.</w:t>
+      </w:r>
+    </w:p>
+    <w:p>
+      <w:r>
+        <w:t>Kontrollfrage. Welche Entscheidung waere falsch, wenn Einstieg / Wirkungsfrage in WM-V5 missverstanden wird? Die Antwort muss mindestens eine Daten- oder Quellenannahme, eine betroffene Gruppe oder Schutzdimension, eine moegliche Nebenwirkung und einen Rueckkopplungsschritt nennen. Richtig ist nicht die lauteste Bewertung, sondern diejenige, die Begriff, Beleg und Steuerungsfolge zusammenhaelt.</w:t>
+      </w:r>
+    </w:p>
+    <w:p>
+      <w:r>
+        <w:t>Rueckfluss. Fuer den WOE-Korpus bedeutet das: Begriffe aus Wirkungspotenziale und Wirkungsrisiken analysieren sollten dort geschaerft werden, wo sie in Glossar, Werkzeugen, Journal oder Readern doppeldeutig bleiben. Offene Forschungsfragen werden nicht versteckt. Sie markieren die Stelle, an der spaetere Evidenz, ein besserer Datensatz oder eine praezisere Fallstudie die Bewertung veraendern kann.</w:t>
+      </w:r>
+    </w:p>
+    <w:p>
+      <w:pPr>
+        <w:pStyle w:val="Heading3"/>
+      </w:pPr>
+      <w:r>
+        <w:t>Schlussvertiefung 7: Wirkungspotenziale und Wirkungsrisiken analysieren im Anwendungsfall</w:t>
+      </w:r>
+    </w:p>
+    <w:p>
+      <w:r>
+        <w:t>Die folgenden Abschnitte sind keine neue Pruefungsloesung. Sie verdichten die vorhandenen Kapitel zu einer Lesart, mit der Studierende einen Fall selbststaendig analysieren koennen. Im Mittelpunkt stehen Wirkpfade, Wirkungsempfaenger, Bewertung und Rueckkopplung, nicht moralische Personenbewertung.</w:t>
+      </w:r>
+    </w:p>
+    <w:p>
+      <w:r>
+        <w:t>Begriffliche Schlussklaerung. In Wirkungsmanagement wird Skript / Folien (Lernseite) erst steuerungsfaehig, wenn daraus eine Entscheidung folgt. Fuehrung, Strategie, Controlling, Einkauf, Kommunikation und Kultur muessen denselben Wirkungsbegriff verwenden. Ohne diese Rueckkopplung bleibt Reporting eine Beschreibung. Mit Rueckkopplung wird aus Bewertung eine veraenderte Routine: ein anderer Prozess, ein geaenderter Anreiz, eine bessere Datenpflicht, eine korrigierte Kommunikation oder eine neue Priorisierung.</w:t>
+      </w:r>
+    </w:p>
+    <w:p>
+      <w:r>
+        <w:t>Die typische Fehlstelle bei Wirkungspotenziale und Wirkungsrisiken analysieren liegt darin, Absicht, Aktivitaet oder Reporting als Wirkung zu behandeln. Bei Skript / Folien (Lernseite) wird diese Fehlstelle konkret: Ein scheinbar plausibler Befund darf nicht zur Abkuerzung werden. Quellen, Systemgrenzen, Unsicherheit und Rueckkopplung bleiben sichtbar.</w:t>
+      </w:r>
+    </w:p>
+    <w:p>
+      <w:r>
+        <w:t>Wirkpfad und Empfaenger. Die Grenze gegen Scheingenauigkeit verlaeuft bei Transferaufgabe nicht zwischen Optimismus und Pessimismus. Sie verlaeuft zwischen offengelegter Unsicherheit und rhetorischer Sicherheit. Wer Wirkungspotenziale und Wirkungsrisiken analysieren belastbar anwenden will, benennt Systemgrenze, Zeitraum, Vergleichspunkt und offene Gegenhypothese. Gerade dadurch bleibt das Skript anschlussfaehig fuer Forschung, Praxis und spaetere Revision.</w:t>
+      </w:r>
+    </w:p>
+    <w:p>
+      <w:r>
+        <w:t>Fuer die Pruefung ist Transferaufgabe dann verstanden, wenn daraus eine belastbare Fallantwort entsteht. Eine gute Antwort unterscheidet Beobachtung, Kausalannahme, Bewertung und Steuerungsfolge. Sie bewertet keine Menschen, sondern Wirkpfade, Zustandsveraenderungen, Risiken und institutionelle Bedingungen.</w:t>
+      </w:r>
+    </w:p>
+    <w:p>
+      <w:r>
+        <w:t>Daten, Quellen und Evidenz. Praxisbeispiel zeigt, warum Wirkungspotenziale und Wirkungsrisiken analysieren mehr ist als ein Schlagwort im Feld Wirkpfade, Wirkungsempfaenger, Bewertung und Rueckkopplung. Die wirkungsoekonomische Frage lautet: Welche reale Veraenderung wird moeglich, welche bleibt nur Potenzial und wo entsteht ein Wirkungsrisiko? Diese Unterscheidung schuetzt vor Impact-Washing, weil sie Absicht, Aktivitaet, Reichweite und Wirkung auseinanderhaelt.</w:t>
+      </w:r>
+    </w:p>
+    <w:p>
+      <w:r>
+        <w:t>Eine Kommune, ein Unternehmen oder eine Bildungsorganisation will Wirkungspotenziale und Wirkungsrisiken analysieren praktisch anwenden. Der erste Schritt ist nicht die Auswahl eines Instruments, sondern die Klaerung der Zustandsveraenderung. Bei Praxisbeispiel muss deshalb benannt werden, wer betroffen ist, welcher Zustand sich veraendert, welche Frist gilt und welche Gegenbeobachtung die Annahme widerlegen wuerde. Erst danach entsteht eine begruendete Entscheidung im Feld Strategie, Prozess, Budget, Verantwortlichkeit oder Kommunikationsregel.</w:t>
+      </w:r>
+    </w:p>
+    <w:p>
+      <w:r>
+        <w:t>Bewertung und rote Linien. In WM-V5 muss Wirkungsökonomische Vertiefung immer mit Empfaengern gelesen werden. Wirkung entsteht nicht beim Sender, sondern an veraenderten Zustaenden von Menschen, Oekosystemen, Institutionen, Oeffentlichkeit oder kuenftigen Handlungsspielraeumen. Darum reicht es nicht, interne Aktivitaeten zu dokumentieren. Entscheidend ist, ob sich ein Zustand nachvollziehbar veraendert und ob diese Veraenderung im Referenzrahmen Mensch, Planet, Demokratie, SDGs, Agenda 2030 und SDG+ tragfaehig bewertet werden kann.</w:t>
+      </w:r>
+    </w:p>
+    <w:p>
+      <w:r>
+        <w:t>Ein Bericht behauptet, die Massnahme zu Wirkungspotenziale und Wirkungsrisiken analysieren sei erfolgreich. Die WOE-Lesart fragt bei Wirkungsökonomische Vertiefung nach belastbaren Nachweisen: Managementroutine, Stakeholder-Rueckmeldung, Prozessdaten, Entscheidungsprotokoll und Lernschleife. Wenn diese Nachweise fehlen, bleibt die Aussage Wirkungspotenzial oder Kommunikationsbehauptung. Sie kann wichtig sein, aber sie ist noch keine belegte Wirkung.</w:t>
+      </w:r>
+    </w:p>
+    <w:p>
+      <w:r>
+        <w:t>Kontrollfrage. Welche Entscheidung waere falsch, wenn Wirkungsökonomische Vertiefung in WM-V5 missverstanden wird? Die Antwort muss mindestens eine Daten- oder Quellenannahme, eine betroffene Gruppe oder Schutzdimension, eine moegliche Nebenwirkung und einen Rueckkopplungsschritt nennen. Richtig ist nicht die lauteste Bewertung, sondern diejenige, die Begriff, Beleg und Steuerungsfolge zusammenhaelt.</w:t>
+      </w:r>
+    </w:p>
+    <w:p>
+      <w:r>
+        <w:t>Steuerung und Rueckkopplung. Wissenschaftliche Anschlussfaehigkeit entsteht hier durch Quellenklarheit. Bei Begriffliche Präzision werden interne WOE-Begriffe nicht als Ersatz fuer Belege benutzt, sondern mit Grundlagenwerk, WOE-Referenz, Glossar, Werkzeuge, Journal und externe Fachquellen verbunden. Wo die Datenlage offen bleibt, wird das offengelegt. Wo eine Aussage nur plausibel ist, bleibt sie als Wirkungspotenzial markiert. Wo ein Schaden eine rote Linie beruehrt, greift Nichtkompensation vor Durchschnittslogik.</w:t>
+      </w:r>
+    </w:p>
+    <w:p>
+      <w:r>
+        <w:t>In einer kontroversen Entscheidung wirkt Begriffliche Präzision als Pruefpunkt fuer Ambivalenz. Ein Nutzen fuer eine Gruppe kann mit Risiken fuer andere Wirkungsempfaenger einhergehen. Das Skript verlangt deshalb, positive und negative Zustandsveraenderungen getrennt zu fuehren, bevor von positiver Netto-Wirkung gesprochen wird.</w:t>
+      </w:r>
+    </w:p>
+    <w:p>
+      <w:r>
+        <w:t>Pruefungsnahe Anwendung. In Wirkungsmanagement wird Wirkpfad erst steuerungsfaehig, wenn daraus eine Entscheidung folgt. Fuehrung, Strategie, Controlling, Einkauf, Kommunikation und Kultur muessen denselben Wirkungsbegriff verwenden. Ohne diese Rueckkopplung bleibt Reporting eine Beschreibung. Mit Rueckkopplung wird aus Bewertung eine veraenderte Routine: ein anderer Prozess, ein geaenderter Anreiz, eine bessere Datenpflicht, eine korrigierte Kommunikation oder eine neue Priorisierung.</w:t>
+      </w:r>
+    </w:p>
+    <w:p>
+      <w:r>
+        <w:t>Die typische Fehlstelle bei Wirkungspotenziale und Wirkungsrisiken analysieren liegt darin, Absicht, Aktivitaet oder Reporting als Wirkung zu behandeln. Bei Wirkpfad wird diese Fehlstelle konkret: Ein scheinbar plausibler Befund darf nicht zur Abkuerzung werden. Quellen, Systemgrenzen, Unsicherheit und Rueckkopplung bleiben sichtbar.</w:t>
+      </w:r>
+    </w:p>
+    <w:p>
+      <w:r>
+        <w:t>Rueckfluss. Fuer den WOE-Korpus bedeutet das: Begriffe aus Wirkungspotenziale und Wirkungsrisiken analysieren sollten dort geschaerft werden, wo sie in Glossar, Werkzeugen, Journal oder Readern doppeldeutig bleiben. Offene Forschungsfragen werden nicht versteckt. Sie markieren die Stelle, an der spaetere Evidenz, ein besserer Datensatz oder eine praezisere Fallstudie die Bewertung veraendern kann.</w:t>
+      </w:r>
+    </w:p>
+    <w:p>
+      <w:r>
+        <w:t>Transfer in den WOE-Korpus. Die Grenze gegen Scheingenauigkeit verlaeuft bei Leitthese nicht zwischen Optimismus und Pessimismus. Sie verlaeuft zwischen offengelegter Unsicherheit und rhetorischer Sicherheit. Wer Wirkungspotenziale und Wirkungsrisiken analysieren belastbar anwenden will, benennt Systemgrenze, Zeitraum, Vergleichspunkt und offene Gegenhypothese. Gerade dadurch bleibt das Skript anschlussfaehig fuer Forschung, Praxis und spaetere Revision.</w:t>
+      </w:r>
+    </w:p>
+    <w:p>
+      <w:r>
+        <w:t>Fuer die Pruefung ist Leitthese dann verstanden, wenn daraus eine belastbare Fallantwort entsteht. Eine gute Antwort unterscheidet Beobachtung, Kausalannahme, Bewertung und Steuerungsfolge. Sie bewertet keine Menschen, sondern Wirkpfade, Zustandsveraenderungen, Risiken und institutionelle Bedingungen.</w:t>
+      </w:r>
+    </w:p>
+    <w:p>
+      <w:pPr>
+        <w:pStyle w:val="Heading3"/>
+      </w:pPr>
+      <w:r>
         <w:t>V1-Abschlussnotiz</w:t>
       </w:r>
     </w:p>
     <w:p>
       <w:r>
-        <w:t>Diese Finalisierung schliesst die Codex-Inhaltsproduktion fuer WM-V5. Offen bleibt nicht der fachliche Kern des Skripts, sondern der naechste Produktionsschritt: Claude setzt daraus die CI/CD-konforme Reader- und PDF-Fassung, prueft Satz, Umbrueche, Medienintegration und Lektorat und markiert erst danach die veroeffentlichte Fassung als freigegeben.</w:t>
+        <w:t>Diese Finalisierung schliesst die Codex-Inhaltsproduktion fuer WM-V5. Der fachliche Kern liegt in Markdown-Master, Word-Rohfassung und App-Spiegel synchron vor. Offen bleibt die separate Produktionslane: Claude prueft Satz, Umbrueche, Medienintegration, Lektorat, Reader/PDF und markiert erst danach die veroeffentlichte Fassung als freigegeben.</w:t>
       </w:r>
     </w:p>
     <w:sectPr>

--- a/docs/studienskripte/word-rohfassungen/wirkungsmanagement-v5.docx
+++ b/docs/studienskripte/word-rohfassungen/wirkungsmanagement-v5.docx
@@ -3129,12 +3129,12 @@
     </w:p>
     <w:p>
       <w:r>
-        <w:t>Dieses Skript zu WM-V5 Wirkungspotenziale und Wirkungsrisiken analysieren ist als Langformtext angelegt. Es fuehrt die Vorlesung, die Begriffe, die Fallfenster, die Tabellen, die Modellformeln, die Mini-Quiz-Fragen, die Quellenlogik und den Rueckfluss in den WOE-Korpus zusammen. Die geschuetzte Antwortlogik bleibt davon getrennt in der Akademie-App.</w:t>
-      </w:r>
-    </w:p>
-    <w:p>
-      <w:r>
-        <w:t>Der Abschluss liest Wirkungspotenziale und Wirkungsrisiken analysieren im Feld Wirkungsmanagement. Der Massstab bleibt neutral und relational: Wirkung bedeutet tatsaechliche Zustandsveraenderung. Wirkungspotenzial beschreibt plausible Moeglichkeit. Wirkungsrisiko beschreibt moegliche negative Veraenderung. Wenn eine Zielgroesse gemeint ist, geht es um positive Netto-Wirkung. Genau diese Trennung entscheidet, ob das Skript fachlich traegt.</w:t>
+        <w:t>Dieses Skript zu WM-V5 Wirkungspotenziale und Wirkungsrisiken analysieren ist als Langformtext angelegt. Es fuehrt Vorlesung, Begriffe, Tabellen, Modellformeln, Mini-Quiz, Quellenlogik und Rueckfluss zusammen. Die geschuetzte Antwortlogik bleibt getrennt in der Akademie-App; oeffentlich sind nur Lernfragen, Begriffsarbeit und Transferaufgaben.</w:t>
+      </w:r>
+    </w:p>
+    <w:p>
+      <w:r>
+        <w:t>Der Abschluss liest Wirkungspotenziale und Wirkungsrisiken analysieren im Feld Wirkungsmanagement. Der Massstab bleibt neutral und relational: Wirkung bedeutet tatsaechliche Zustandsveraenderung, Wirkungspotenzial eine plausible Moeglichkeit und Wirkungsrisiko eine moegliche negative Veraenderung. Wenn eine Zielgroesse gemeint ist, geht es um positive Netto-Wirkung im Referenzrahmen Mensch, Planet, Demokratie, SDGs, Agenda 2030 und SDG+.</w:t>
       </w:r>
     </w:p>
     <w:p>
@@ -3383,17 +3383,17 @@
         <w:pStyle w:val="Heading3"/>
       </w:pPr>
       <w:r>
-        <w:t>Schlussvertiefung 1: Wirkungspotenziale und Wirkungsrisiken analysieren im Anwendungsfall</w:t>
-      </w:r>
-    </w:p>
-    <w:p>
-      <w:r>
-        <w:t>Die folgenden Abschnitte sind keine neue Pruefungsloesung. Sie verdichten die vorhandenen Kapitel zu einer Lesart, mit der Studierende einen Fall selbststaendig analysieren koennen. Im Mittelpunkt stehen Wirkpfade, Wirkungsempfaenger, Bewertung und Rueckkopplung, nicht moralische Personenbewertung.</w:t>
-      </w:r>
-    </w:p>
-    <w:p>
-      <w:r>
-        <w:t>Begriffliche Schlussklaerung. Einleitung / Wirkungsfrage zeigt, warum Wirkungspotenziale und Wirkungsrisiken analysieren mehr ist als ein Schlagwort im Feld Wirkpfade, Wirkungsempfaenger, Bewertung und Rueckkopplung. Die wirkungsoekonomische Frage lautet: Welche reale Veraenderung wird moeglich, welche bleibt nur Potenzial und wo entsteht ein Wirkungsrisiko? Diese Unterscheidung schuetzt vor Impact-Washing, weil sie Absicht, Aktivitaet, Reichweite und Wirkung auseinanderhaelt.</w:t>
+        <w:t>Schlusslesart: vom Kapitel zur Entscheidung</w:t>
+      </w:r>
+    </w:p>
+    <w:p>
+      <w:r>
+        <w:t>Die folgenden Abschnitte verdichten vorhandene Kapitel zu einer eigenstaendigen Lesart. Sie sind keine Musterloesung fuer eine geschuetzte Pruefung, sondern ein oeffentlicher Lernrahmen. Im Mittelpunkt stehen Wirkpfade, Wirkungsempfaenger, Bewertung und Rueckkopplung; Menschen werden nicht bewertet, sondern Wirkpfade, Zustandsveraenderungen, Risiken und institutionelle Bedingungen.</w:t>
+      </w:r>
+    </w:p>
+    <w:p>
+      <w:r>
+        <w:t>Begriffliche Sicherung. Einleitung / Wirkungsfrage zeigt, warum Wirkungspotenziale und Wirkungsrisiken analysieren mehr ist als ein Schlagwort im Feld Wirkpfade, Wirkungsempfaenger, Bewertung und Rueckkopplung. Die wirkungsoekonomische Frage lautet: Welche reale Veraenderung wird moeglich, welche bleibt nur Potenzial und wo entsteht ein Wirkungsrisiko? Diese Unterscheidung schuetzt vor Impact-Washing, weil sie Absicht, Aktivitaet, Reichweite und Wirkung auseinanderhaelt.</w:t>
       </w:r>
     </w:p>
     <w:p>
@@ -3403,7 +3403,12 @@
     </w:p>
     <w:p>
       <w:r>
-        <w:t>Wirkpfad und Empfaenger. In WM-V5 muss Kernaussage immer mit Empfaengern gelesen werden. Wirkung entsteht nicht beim Sender, sondern an veraenderten Zustaenden von Menschen, Oekosystemen, Institutionen, Oeffentlichkeit oder kuenftigen Handlungsspielraeumen. Darum reicht es nicht, interne Aktivitaeten zu dokumentieren. Entscheidend ist, ob sich ein Zustand nachvollziehbar veraendert und ob diese Veraenderung im Referenzrahmen Mensch, Planet, Demokratie, SDGs, Agenda 2030 und SDG+ tragfaehig bewertet werden kann.</w:t>
+        <w:t>Fallpruefung. Wenn eine Kommune eine bestehende Massnahme neu priorisieren will, beginnt die Analyse bei Empfaengern, Wirkraum, Zeitraum und Datenquelle. Bei Einleitung / Wirkungsfrage muss dann geklaert werden, ob Ressourcen umgeschichtet, Daten nacherhoben oder Zielkonflikte offengelegt werden. Eine tragfaehige Antwort benennt mindestens eine Quelle, eine offene Unsicherheit, eine moegliche Gegenbeobachtung und die Entscheidung, die nach der Bewertung geaendert wird.</w:t>
+      </w:r>
+    </w:p>
+    <w:p>
+      <w:r>
+        <w:t>Wirkpfadpruefung. In WM-V5 muss Kernaussage immer mit Empfaengern gelesen werden. Wirkung entsteht nicht beim Sender, sondern an veraenderten Zustaenden von Menschen, Oekosystemen, Institutionen, Oeffentlichkeit oder kuenftigen Handlungsspielraeumen. Darum reicht es nicht, interne Aktivitaeten zu dokumentieren. Entscheidend ist, ob sich ein Zustand nachvollziehbar veraendert und ob diese Veraenderung im Referenzrahmen Mensch, Planet, Demokratie, SDGs, Agenda 2030 und SDG+ tragfaehig bewertet werden kann.</w:t>
       </w:r>
     </w:p>
     <w:p>
@@ -3413,7 +3418,17 @@
     </w:p>
     <w:p>
       <w:r>
-        <w:t>Daten, Quellen und Evidenz. Wissenschaftliche Anschlussfaehigkeit entsteht hier durch Quellenklarheit. Bei Quelltext und fachliche Grundlegung werden interne WOE-Begriffe nicht als Ersatz fuer Belege benutzt, sondern mit Grundlagenwerk, WOE-Referenz, Glossar, Werkzeuge, Journal und externe Fachquellen verbunden. Wo die Datenlage offen bleibt, wird das offengelegt. Wo eine Aussage nur plausibel ist, bleibt sie als Wirkungspotenzial markiert. Wo ein Schaden eine rote Linie beruehrt, greift Nichtkompensation vor Durchschnittslogik.</w:t>
+        <w:t>Fallpruefung. Wenn ein Unternehmen ein Produkt, einen Prozess oder eine Investition wirkungsbezogen bewerten will, beginnt die Analyse bei Empfaengern, Wirkraum, Zeitraum und Datenquelle. Bei Kernaussage muss dann geklaert werden, welche Entscheidung nach der Bewertung tatsaechlich anders ausfaellt. Eine tragfaehige Antwort benennt mindestens eine Quelle, eine offene Unsicherheit, eine moegliche Gegenbeobachtung und die Entscheidung, die nach der Bewertung geaendert wird.</w:t>
+      </w:r>
+    </w:p>
+    <w:p>
+      <w:r>
+        <w:t>Fuer die Bewertung reicht kein Summenscore, der zentrale Schaeden mit bequemen Pluspunkten verrechnet. Nichtkompensation und Reverse Merit Order markieren, wo rote Linien, demokratische Grundbedingungen oder planetare Grenzen Vorrang vor Durchschnittslogik haben. So bleibt positive Netto-Wirkung eine anspruchsvolle Zielgroesse und wird nicht zur dekorativen Formel.</w:t>
+      </w:r>
+    </w:p>
+    <w:p>
+      <w:r>
+        <w:t>Evidenzfenster. Wissenschaftliche Anschlussfaehigkeit entsteht hier durch Quellenklarheit. Bei Quelltext und fachliche Grundlegung werden interne WOE-Begriffe nicht als Ersatz fuer Belege benutzt, sondern mit Grundlagenwerk, WOE-Referenz, Glossar, Werkzeuge, Journal und externe Fachquellen verbunden. Wo die Datenlage offen bleibt, wird das offengelegt. Wo eine Aussage nur plausibel ist, bleibt sie als Wirkungspotenzial markiert. Wo ein Schaden eine rote Linie beruehrt, greift Nichtkompensation vor Durchschnittslogik.</w:t>
       </w:r>
     </w:p>
     <w:p>
@@ -3423,7 +3438,17 @@
     </w:p>
     <w:p>
       <w:r>
-        <w:t>Bewertung und rote Linien. In Wirkungsmanagement wird Einstieg / Wirkungsfrage erst steuerungsfaehig, wenn daraus eine Entscheidung folgt. Fuehrung, Strategie, Controlling, Einkauf, Kommunikation und Kultur muessen denselben Wirkungsbegriff verwenden. Ohne diese Rueckkopplung bleibt Reporting eine Beschreibung. Mit Rueckkopplung wird aus Bewertung eine veraenderte Routine: ein anderer Prozess, ein geaenderter Anreiz, eine bessere Datenpflicht, eine korrigierte Kommunikation oder eine neue Priorisierung.</w:t>
+        <w:t>Fallpruefung. Wenn eine Bildungs- oder Forschungseinrichtung eine Wirkungsaussage fuer Lernende und Praxispartner pruefbar machen will, beginnt die Analyse bei Empfaengern, Wirkraum, Zeitraum und Datenquelle. Bei Quelltext und fachliche Grundlegung muss dann geklaert werden, welche Begriffe, Quellen und Grenzen im Material sichtbar bleiben muessen. Eine tragfaehige Antwort benennt mindestens eine Quelle, eine offene Unsicherheit, eine moegliche Gegenbeobachtung und die Entscheidung, die nach der Bewertung geaendert wird.</w:t>
+      </w:r>
+    </w:p>
+    <w:p>
+      <w:r>
+        <w:t>Der Rueckfluss in den WOE-Korpus liegt hier in klaren Begriffen, sauber verlinkten Quellen und benannten Forschungsfragen. Wo Glossar, Werkzeuge, Journal oder Reader noch doppeldeutig bleiben, sollte Wirkungspotenziale und Wirkungsrisiken analysieren nicht als fertige Gewissheit auftreten, sondern als pruefbarer Lernstand mit Korrekturpfad.</w:t>
+      </w:r>
+    </w:p>
+    <w:p>
+      <w:r>
+        <w:t>Bewertungsgrenze. In Wirkungsmanagement wird Einstieg / Wirkungsfrage erst steuerungsfaehig, wenn daraus eine Entscheidung folgt. Fuehrung, Strategie, Controlling, Einkauf, Kommunikation und Kultur muessen denselben Wirkungsbegriff verwenden. Ohne diese Rueckkopplung bleibt Reporting eine Beschreibung. Mit Rueckkopplung wird aus Bewertung eine veraenderte Routine: ein anderer Prozess, ein geaenderter Anreiz, eine bessere Datenpflicht, eine korrigierte Kommunikation oder eine neue Priorisierung.</w:t>
       </w:r>
     </w:p>
     <w:p>
@@ -3433,12 +3458,12 @@
     </w:p>
     <w:p>
       <w:r>
-        <w:t>Kontrollfrage. Welche Entscheidung waere falsch, wenn Einstieg / Wirkungsfrage in WM-V5 missverstanden wird? Die Antwort muss mindestens eine Daten- oder Quellenannahme, eine betroffene Gruppe oder Schutzdimension, eine moegliche Nebenwirkung und einen Rueckkopplungsschritt nennen. Richtig ist nicht die lauteste Bewertung, sondern diejenige, die Begriff, Beleg und Steuerungsfolge zusammenhaelt.</w:t>
-      </w:r>
-    </w:p>
-    <w:p>
-      <w:r>
-        <w:t>Steuerung und Rueckkopplung. Die Grenze gegen Scheingenauigkeit verlaeuft bei Skript / Folien (Lernseite) nicht zwischen Optimismus und Pessimismus. Sie verlaeuft zwischen offengelegter Unsicherheit und rhetorischer Sicherheit. Wer Wirkungspotenziale und Wirkungsrisiken analysieren belastbar anwenden will, benennt Systemgrenze, Zeitraum, Vergleichspunkt und offene Gegenhypothese. Gerade dadurch bleibt das Skript anschlussfaehig fuer Forschung, Praxis und spaetere Revision.</w:t>
+        <w:t>Fallpruefung. Wenn eine Kommune eine bestehende Massnahme neu priorisieren will, beginnt die Analyse bei Empfaengern, Wirkraum, Zeitraum und Datenquelle. Bei Einstieg / Wirkungsfrage muss dann geklaert werden, ob Ressourcen umgeschichtet, Daten nacherhoben oder Zielkonflikte offengelegt werden. Eine tragfaehige Antwort benennt mindestens eine Quelle, eine offene Unsicherheit, eine moegliche Gegenbeobachtung und die Entscheidung, die nach der Bewertung geaendert wird.</w:t>
+      </w:r>
+    </w:p>
+    <w:p>
+      <w:r>
+        <w:t>Steuerungsfolge. Die Grenze gegen Scheingenauigkeit verlaeuft bei Skript / Folien (Lernseite) nicht zwischen Optimismus und Pessimismus. Sie verlaeuft zwischen offengelegter Unsicherheit und rhetorischer Sicherheit. Wer Wirkungspotenziale und Wirkungsrisiken analysieren belastbar anwenden will, benennt Systemgrenze, Zeitraum, Vergleichspunkt und offene Gegenhypothese. Gerade dadurch bleibt das Skript anschlussfaehig fuer Forschung, Praxis und spaetere Revision.</w:t>
       </w:r>
     </w:p>
     <w:p>
@@ -3448,7 +3473,17 @@
     </w:p>
     <w:p>
       <w:r>
-        <w:t>Pruefungsnahe Anwendung. Transferaufgabe zeigt, warum Wirkungspotenziale und Wirkungsrisiken analysieren mehr ist als ein Schlagwort im Feld Wirkpfade, Wirkungsempfaenger, Bewertung und Rueckkopplung. Die wirkungsoekonomische Frage lautet: Welche reale Veraenderung wird moeglich, welche bleibt nur Potenzial und wo entsteht ein Wirkungsrisiko? Diese Unterscheidung schuetzt vor Impact-Washing, weil sie Absicht, Aktivitaet, Reichweite und Wirkung auseinanderhaelt.</w:t>
+        <w:t>Fallpruefung. Wenn ein Unternehmen ein Produkt, einen Prozess oder eine Investition wirkungsbezogen bewerten will, beginnt die Analyse bei Empfaengern, Wirkraum, Zeitraum und Datenquelle. Bei Skript / Folien (Lernseite) muss dann geklaert werden, welche Entscheidung nach der Bewertung tatsaechlich anders ausfaellt. Eine tragfaehige Antwort benennt mindestens eine Quelle, eine offene Unsicherheit, eine moegliche Gegenbeobachtung und die Entscheidung, die nach der Bewertung geaendert wird.</w:t>
+      </w:r>
+    </w:p>
+    <w:p>
+      <w:r>
+        <w:t>Fuer die Bewertung reicht kein Summenscore, der zentrale Schaeden mit bequemen Pluspunkten verrechnet. Nichtkompensation und Reverse Merit Order markieren, wo rote Linien, demokratische Grundbedingungen oder planetare Grenzen Vorrang vor Durchschnittslogik haben. So bleibt positive Netto-Wirkung eine anspruchsvolle Zielgroesse und wird nicht zur dekorativen Formel.</w:t>
+      </w:r>
+    </w:p>
+    <w:p>
+      <w:r>
+        <w:t>Transferhinweis. Transferaufgabe zeigt, warum Wirkungspotenziale und Wirkungsrisiken analysieren mehr ist als ein Schlagwort im Feld Wirkpfade, Wirkungsempfaenger, Bewertung und Rueckkopplung. Die wirkungsoekonomische Frage lautet: Welche reale Veraenderung wird moeglich, welche bleibt nur Potenzial und wo entsteht ein Wirkungsrisiko? Diese Unterscheidung schuetzt vor Impact-Washing, weil sie Absicht, Aktivitaet, Reichweite und Wirkung auseinanderhaelt.</w:t>
       </w:r>
     </w:p>
     <w:p>
@@ -3458,32 +3493,12 @@
     </w:p>
     <w:p>
       <w:r>
-        <w:t>Rueckfluss. Fuer den WOE-Korpus bedeutet das: Begriffe aus Wirkungspotenziale und Wirkungsrisiken analysieren sollten dort geschaerft werden, wo sie in Glossar, Werkzeugen, Journal oder Readern doppeldeutig bleiben. Offene Forschungsfragen werden nicht versteckt. Sie markieren die Stelle, an der spaetere Evidenz, ein besserer Datensatz oder eine praezisere Fallstudie die Bewertung veraendern kann.</w:t>
-      </w:r>
-    </w:p>
-    <w:p>
-      <w:r>
-        <w:t>Transfer in den WOE-Korpus. In WM-V5 muss Praxisbeispiel immer mit Empfaengern gelesen werden. Wirkung entsteht nicht beim Sender, sondern an veraenderten Zustaenden von Menschen, Oekosystemen, Institutionen, Oeffentlichkeit oder kuenftigen Handlungsspielraeumen. Darum reicht es nicht, interne Aktivitaeten zu dokumentieren. Entscheidend ist, ob sich ein Zustand nachvollziehbar veraendert und ob diese Veraenderung im Referenzrahmen Mensch, Planet, Demokratie, SDGs, Agenda 2030 und SDG+ tragfaehig bewertet werden kann.</w:t>
-      </w:r>
-    </w:p>
-    <w:p>
-      <w:r>
-        <w:t>Ein Bericht behauptet, die Massnahme zu Wirkungspotenziale und Wirkungsrisiken analysieren sei erfolgreich. Die WOE-Lesart fragt bei Praxisbeispiel nach belastbaren Nachweisen: Managementroutine, Stakeholder-Rueckmeldung, Prozessdaten, Entscheidungsprotokoll und Lernschleife. Wenn diese Nachweise fehlen, bleibt die Aussage Wirkungspotenzial oder Kommunikationsbehauptung. Sie kann wichtig sein, aber sie ist noch keine belegte Wirkung.</w:t>
-      </w:r>
-    </w:p>
-    <w:p>
-      <w:r>
-        <w:t>Grenzen der Aussage. Wissenschaftliche Anschlussfaehigkeit entsteht hier durch Quellenklarheit. Bei Wirkungsökonomische Vertiefung werden interne WOE-Begriffe nicht als Ersatz fuer Belege benutzt, sondern mit Grundlagenwerk, WOE-Referenz, Glossar, Werkzeuge, Journal und externe Fachquellen verbunden. Wo die Datenlage offen bleibt, wird das offengelegt. Wo eine Aussage nur plausibel ist, bleibt sie als Wirkungspotenzial markiert. Wo ein Schaden eine rote Linie beruehrt, greift Nichtkompensation vor Durchschnittslogik.</w:t>
-      </w:r>
-    </w:p>
-    <w:p>
-      <w:r>
-        <w:t>In einer kontroversen Entscheidung wirkt Wirkungsökonomische Vertiefung als Pruefpunkt fuer Ambivalenz. Ein Nutzen fuer eine Gruppe kann mit Risiken fuer andere Wirkungsempfaenger einhergehen. Das Skript verlangt deshalb, positive und negative Zustandsveraenderungen getrennt zu fuehren, bevor von positiver Netto-Wirkung gesprochen wird.</w:t>
-      </w:r>
-    </w:p>
-    <w:p>
-      <w:r>
-        <w:t>Kontrollfrage. Welche Entscheidung waere falsch, wenn Wirkungsökonomische Vertiefung in WM-V5 missverstanden wird? Die Antwort muss mindestens eine Daten- oder Quellenannahme, eine betroffene Gruppe oder Schutzdimension, eine moegliche Nebenwirkung und einen Rueckkopplungsschritt nennen. Richtig ist nicht die lauteste Bewertung, sondern diejenige, die Begriff, Beleg und Steuerungsfolge zusammenhaelt.</w:t>
+        <w:t>Fallpruefung. Wenn eine Bildungs- oder Forschungseinrichtung eine Wirkungsaussage fuer Lernende und Praxispartner pruefbar machen will, beginnt die Analyse bei Empfaengern, Wirkraum, Zeitraum und Datenquelle. Bei Transferaufgabe muss dann geklaert werden, welche Begriffe, Quellen und Grenzen im Material sichtbar bleiben muessen. Eine tragfaehige Antwort benennt mindestens eine Quelle, eine offene Unsicherheit, eine moegliche Gegenbeobachtung und die Entscheidung, die nach der Bewertung geaendert wird.</w:t>
+      </w:r>
+    </w:p>
+    <w:p>
+      <w:r>
+        <w:t>Der Rueckfluss in den WOE-Korpus liegt hier in klaren Begriffen, sauber verlinkten Quellen und benannten Forschungsfragen. Wo Glossar, Werkzeuge, Journal oder Reader noch doppeldeutig bleiben, sollte Wirkungspotenziale und Wirkungsrisiken analysieren nicht als fertige Gewissheit auftreten, sondern als pruefbarer Lernstand mit Korrekturpfad.</w:t>
       </w:r>
     </w:p>
     <w:p>
@@ -3491,17 +3506,52 @@
         <w:pStyle w:val="Heading3"/>
       </w:pPr>
       <w:r>
-        <w:t>Schlussvertiefung 2: Wirkungspotenziale und Wirkungsrisiken analysieren im Anwendungsfall</w:t>
-      </w:r>
-    </w:p>
-    <w:p>
-      <w:r>
-        <w:t>Die folgenden Abschnitte sind keine neue Pruefungsloesung. Sie verdichten die vorhandenen Kapitel zu einer Lesart, mit der Studierende einen Fall selbststaendig analysieren koennen. Im Mittelpunkt stehen Wirkpfade, Wirkungsempfaenger, Bewertung und Rueckkopplung, nicht moralische Personenbewertung.</w:t>
-      </w:r>
-    </w:p>
-    <w:p>
-      <w:r>
-        <w:t>Begriffliche Schlussklaerung. In Wirkungsmanagement wird Begriffliche Präzision erst steuerungsfaehig, wenn daraus eine Entscheidung folgt. Fuehrung, Strategie, Controlling, Einkauf, Kommunikation und Kultur muessen denselben Wirkungsbegriff verwenden. Ohne diese Rueckkopplung bleibt Reporting eine Beschreibung. Mit Rueckkopplung wird aus Bewertung eine veraenderte Routine: ein anderer Prozess, ein geaenderter Anreiz, eine bessere Datenpflicht, eine korrigierte Kommunikation oder eine neue Priorisierung.</w:t>
+        <w:t>Vertiefungsrunde 2: Anschluss an Praxis und Forschung</w:t>
+      </w:r>
+    </w:p>
+    <w:p>
+      <w:r>
+        <w:t>Diese Runde wechselt den Blickwinkel, damit der Schlussblock nicht nur wiederholt, sondern Leseentscheidungen vorbereitet: Was ist belegt, was bleibt Potenzial, welche Nebenwirkung ist relevant und welche Steuerungsfolge wird daraus abgeleitet?</w:t>
+      </w:r>
+    </w:p>
+    <w:p>
+      <w:r>
+        <w:t>Rueckflussnotiz. In WM-V5 muss Praxisbeispiel immer mit Empfaengern gelesen werden. Wirkung entsteht nicht beim Sender, sondern an veraenderten Zustaenden von Menschen, Oekosystemen, Institutionen, Oeffentlichkeit oder kuenftigen Handlungsspielraeumen. Darum reicht es nicht, interne Aktivitaeten zu dokumentieren. Entscheidend ist, ob sich ein Zustand nachvollziehbar veraendert und ob diese Veraenderung im Referenzrahmen Mensch, Planet, Demokratie, SDGs, Agenda 2030 und SDG+ tragfaehig bewertet werden kann.</w:t>
+      </w:r>
+    </w:p>
+    <w:p>
+      <w:r>
+        <w:t>Ein Bericht behauptet, die Massnahme zu Wirkungspotenziale und Wirkungsrisiken analysieren sei erfolgreich. Die WOE-Lesart fragt bei Praxisbeispiel nach belastbaren Nachweisen: Managementroutine, Stakeholder-Rueckmeldung, Prozessdaten, Entscheidungsprotokoll und Lernschleife. Wenn diese Nachweise fehlen, bleibt die Aussage Wirkungspotenzial oder Kommunikationsbehauptung. Sie kann wichtig sein, aber sie ist noch keine belegte Wirkung.</w:t>
+      </w:r>
+    </w:p>
+    <w:p>
+      <w:r>
+        <w:t>Fallpruefung. Wenn eine Kommune eine bestehende Massnahme neu priorisieren will, beginnt die Analyse bei Empfaengern, Wirkraum, Zeitraum und Datenquelle. Bei Praxisbeispiel muss dann geklaert werden, ob Ressourcen umgeschichtet, Daten nacherhoben oder Zielkonflikte offengelegt werden. Eine tragfaehige Antwort benennt mindestens eine Quelle, eine offene Unsicherheit, eine moegliche Gegenbeobachtung und die Entscheidung, die nach der Bewertung geaendert wird.</w:t>
+      </w:r>
+    </w:p>
+    <w:p>
+      <w:r>
+        <w:t>Pruefungsimpuls. Wissenschaftliche Anschlussfaehigkeit entsteht hier durch Quellenklarheit. Bei Wirkungsökonomische Vertiefung werden interne WOE-Begriffe nicht als Ersatz fuer Belege benutzt, sondern mit Grundlagenwerk, WOE-Referenz, Glossar, Werkzeuge, Journal und externe Fachquellen verbunden. Wo die Datenlage offen bleibt, wird das offengelegt. Wo eine Aussage nur plausibel ist, bleibt sie als Wirkungspotenzial markiert. Wo ein Schaden eine rote Linie beruehrt, greift Nichtkompensation vor Durchschnittslogik.</w:t>
+      </w:r>
+    </w:p>
+    <w:p>
+      <w:r>
+        <w:t>In einer kontroversen Entscheidung wirkt Wirkungsökonomische Vertiefung als Pruefpunkt fuer Ambivalenz. Ein Nutzen fuer eine Gruppe kann mit Risiken fuer andere Wirkungsempfaenger einhergehen. Das Skript verlangt deshalb, positive und negative Zustandsveraenderungen getrennt zu fuehren, bevor von positiver Netto-Wirkung gesprochen wird.</w:t>
+      </w:r>
+    </w:p>
+    <w:p>
+      <w:r>
+        <w:t>Fallpruefung. Wenn ein Unternehmen ein Produkt, einen Prozess oder eine Investition wirkungsbezogen bewerten will, beginnt die Analyse bei Empfaengern, Wirkraum, Zeitraum und Datenquelle. Bei Wirkungsökonomische Vertiefung muss dann geklaert werden, welche Entscheidung nach der Bewertung tatsaechlich anders ausfaellt. Eine tragfaehige Antwort benennt mindestens eine Quelle, eine offene Unsicherheit, eine moegliche Gegenbeobachtung und die Entscheidung, die nach der Bewertung geaendert wird.</w:t>
+      </w:r>
+    </w:p>
+    <w:p>
+      <w:r>
+        <w:t>Fuer die Bewertung reicht kein Summenscore, der zentrale Schaeden mit bequemen Pluspunkten verrechnet. Nichtkompensation und Reverse Merit Order markieren, wo rote Linien, demokratische Grundbedingungen oder planetare Grenzen Vorrang vor Durchschnittslogik haben. So bleibt positive Netto-Wirkung eine anspruchsvolle Zielgroesse und wird nicht zur dekorativen Formel.</w:t>
+      </w:r>
+    </w:p>
+    <w:p>
+      <w:r>
+        <w:t>Begriffliche Sicherung. In Wirkungsmanagement wird Begriffliche Präzision erst steuerungsfaehig, wenn daraus eine Entscheidung folgt. Fuehrung, Strategie, Controlling, Einkauf, Kommunikation und Kultur muessen denselben Wirkungsbegriff verwenden. Ohne diese Rueckkopplung bleibt Reporting eine Beschreibung. Mit Rueckkopplung wird aus Bewertung eine veraenderte Routine: ein anderer Prozess, ein geaenderter Anreiz, eine bessere Datenpflicht, eine korrigierte Kommunikation oder eine neue Priorisierung.</w:t>
       </w:r>
     </w:p>
     <w:p>
@@ -3511,7 +3561,17 @@
     </w:p>
     <w:p>
       <w:r>
-        <w:t>Wirkpfad und Empfaenger. Die Grenze gegen Scheingenauigkeit verlaeuft bei Wirkpfad nicht zwischen Optimismus und Pessimismus. Sie verlaeuft zwischen offengelegter Unsicherheit und rhetorischer Sicherheit. Wer Wirkungspotenziale und Wirkungsrisiken analysieren belastbar anwenden will, benennt Systemgrenze, Zeitraum, Vergleichspunkt und offene Gegenhypothese. Gerade dadurch bleibt das Skript anschlussfaehig fuer Forschung, Praxis und spaetere Revision.</w:t>
+        <w:t>Fallpruefung. Wenn eine Bildungs- oder Forschungseinrichtung eine Wirkungsaussage fuer Lernende und Praxispartner pruefbar machen will, beginnt die Analyse bei Empfaengern, Wirkraum, Zeitraum und Datenquelle. Bei Begriffliche Präzision muss dann geklaert werden, welche Begriffe, Quellen und Grenzen im Material sichtbar bleiben muessen. Eine tragfaehige Antwort benennt mindestens eine Quelle, eine offene Unsicherheit, eine moegliche Gegenbeobachtung und die Entscheidung, die nach der Bewertung geaendert wird.</w:t>
+      </w:r>
+    </w:p>
+    <w:p>
+      <w:r>
+        <w:t>Der Rueckfluss in den WOE-Korpus liegt hier in klaren Begriffen, sauber verlinkten Quellen und benannten Forschungsfragen. Wo Glossar, Werkzeuge, Journal oder Reader noch doppeldeutig bleiben, sollte Wirkungspotenziale und Wirkungsrisiken analysieren nicht als fertige Gewissheit auftreten, sondern als pruefbarer Lernstand mit Korrekturpfad.</w:t>
+      </w:r>
+    </w:p>
+    <w:p>
+      <w:r>
+        <w:t>Wirkpfadpruefung. Die Grenze gegen Scheingenauigkeit verlaeuft bei Wirkpfad nicht zwischen Optimismus und Pessimismus. Sie verlaeuft zwischen offengelegter Unsicherheit und rhetorischer Sicherheit. Wer Wirkungspotenziale und Wirkungsrisiken analysieren belastbar anwenden will, benennt Systemgrenze, Zeitraum, Vergleichspunkt und offene Gegenhypothese. Gerade dadurch bleibt das Skript anschlussfaehig fuer Forschung, Praxis und spaetere Revision.</w:t>
       </w:r>
     </w:p>
     <w:p>
@@ -3521,7 +3581,12 @@
     </w:p>
     <w:p>
       <w:r>
-        <w:t>Daten, Quellen und Evidenz. Leitthese zeigt, warum Wirkungspotenziale und Wirkungsrisiken analysieren mehr ist als ein Schlagwort im Feld Wirkpfade, Wirkungsempfaenger, Bewertung und Rueckkopplung. Die wirkungsoekonomische Frage lautet: Welche reale Veraenderung wird moeglich, welche bleibt nur Potenzial und wo entsteht ein Wirkungsrisiko? Diese Unterscheidung schuetzt vor Impact-Washing, weil sie Absicht, Aktivitaet, Reichweite und Wirkung auseinanderhaelt.</w:t>
+        <w:t>Fallpruefung. Wenn eine Kommune eine bestehende Massnahme neu priorisieren will, beginnt die Analyse bei Empfaengern, Wirkraum, Zeitraum und Datenquelle. Bei Wirkpfad muss dann geklaert werden, ob Ressourcen umgeschichtet, Daten nacherhoben oder Zielkonflikte offengelegt werden. Eine tragfaehige Antwort benennt mindestens eine Quelle, eine offene Unsicherheit, eine moegliche Gegenbeobachtung und die Entscheidung, die nach der Bewertung geaendert wird.</w:t>
+      </w:r>
+    </w:p>
+    <w:p>
+      <w:r>
+        <w:t>Evidenzfenster. Leitthese zeigt, warum Wirkungspotenziale und Wirkungsrisiken analysieren mehr ist als ein Schlagwort im Feld Wirkpfade, Wirkungsempfaenger, Bewertung und Rueckkopplung. Die wirkungsoekonomische Frage lautet: Welche reale Veraenderung wird moeglich, welche bleibt nur Potenzial und wo entsteht ein Wirkungsrisiko? Diese Unterscheidung schuetzt vor Impact-Washing, weil sie Absicht, Aktivitaet, Reichweite und Wirkung auseinanderhaelt.</w:t>
       </w:r>
     </w:p>
     <w:p>
@@ -3531,7 +3596,17 @@
     </w:p>
     <w:p>
       <w:r>
-        <w:t>Bewertung und rote Linien. In WM-V5 muss Didaktische Einordnung im Studiengang immer mit Empfaengern gelesen werden. Wirkung entsteht nicht beim Sender, sondern an veraenderten Zustaenden von Menschen, Oekosystemen, Institutionen, Oeffentlichkeit oder kuenftigen Handlungsspielraeumen. Darum reicht es nicht, interne Aktivitaeten zu dokumentieren. Entscheidend ist, ob sich ein Zustand nachvollziehbar veraendert und ob diese Veraenderung im Referenzrahmen Mensch, Planet, Demokratie, SDGs, Agenda 2030 und SDG+ tragfaehig bewertet werden kann.</w:t>
+        <w:t>Fallpruefung. Wenn ein Unternehmen ein Produkt, einen Prozess oder eine Investition wirkungsbezogen bewerten will, beginnt die Analyse bei Empfaengern, Wirkraum, Zeitraum und Datenquelle. Bei Leitthese muss dann geklaert werden, welche Entscheidung nach der Bewertung tatsaechlich anders ausfaellt. Eine tragfaehige Antwort benennt mindestens eine Quelle, eine offene Unsicherheit, eine moegliche Gegenbeobachtung und die Entscheidung, die nach der Bewertung geaendert wird.</w:t>
+      </w:r>
+    </w:p>
+    <w:p>
+      <w:r>
+        <w:t>Fuer die Bewertung reicht kein Summenscore, der zentrale Schaeden mit bequemen Pluspunkten verrechnet. Nichtkompensation und Reverse Merit Order markieren, wo rote Linien, demokratische Grundbedingungen oder planetare Grenzen Vorrang vor Durchschnittslogik haben. So bleibt positive Netto-Wirkung eine anspruchsvolle Zielgroesse und wird nicht zur dekorativen Formel.</w:t>
+      </w:r>
+    </w:p>
+    <w:p>
+      <w:r>
+        <w:t>Bewertungsgrenze. In WM-V5 muss Didaktische Einordnung im Studiengang immer mit Empfaengern gelesen werden. Wirkung entsteht nicht beim Sender, sondern an veraenderten Zustaenden von Menschen, Oekosystemen, Institutionen, Oeffentlichkeit oder kuenftigen Handlungsspielraeumen. Darum reicht es nicht, interne Aktivitaeten zu dokumentieren. Entscheidend ist, ob sich ein Zustand nachvollziehbar veraendert und ob diese Veraenderung im Referenzrahmen Mensch, Planet, Demokratie, SDGs, Agenda 2030 und SDG+ tragfaehig bewertet werden kann.</w:t>
       </w:r>
     </w:p>
     <w:p>
@@ -3541,57 +3616,12 @@
     </w:p>
     <w:p>
       <w:r>
-        <w:t>Kontrollfrage. Welche Entscheidung waere falsch, wenn Didaktische Einordnung im Studiengang in WM-V5 missverstanden wird? Die Antwort muss mindestens eine Daten- oder Quellenannahme, eine betroffene Gruppe oder Schutzdimension, eine moegliche Nebenwirkung und einen Rueckkopplungsschritt nennen. Richtig ist nicht die lauteste Bewertung, sondern diejenige, die Begriff, Beleg und Steuerungsfolge zusammenhaelt.</w:t>
-      </w:r>
-    </w:p>
-    <w:p>
-      <w:r>
-        <w:t>Rueckfluss. Fuer den WOE-Korpus bedeutet das: Begriffe aus Wirkungspotenziale und Wirkungsrisiken analysieren sollten dort geschaerft werden, wo sie in Glossar, Werkzeugen, Journal oder Readern doppeldeutig bleiben. Offene Forschungsfragen werden nicht versteckt. Sie markieren die Stelle, an der spaetere Evidenz, ein besserer Datensatz oder eine praezisere Fallstudie die Bewertung veraendern kann.</w:t>
-      </w:r>
-    </w:p>
-    <w:p>
-      <w:r>
-        <w:t>Steuerung und Rueckkopplung. Wissenschaftliche Anschlussfaehigkeit entsteht hier durch Quellenklarheit. Bei Analysemodell werden interne WOE-Begriffe nicht als Ersatz fuer Belege benutzt, sondern mit Grundlagenwerk, WOE-Referenz, Glossar, Werkzeuge, Journal und externe Fachquellen verbunden. Wo die Datenlage offen bleibt, wird das offengelegt. Wo eine Aussage nur plausibel ist, bleibt sie als Wirkungspotenzial markiert. Wo ein Schaden eine rote Linie beruehrt, greift Nichtkompensation vor Durchschnittslogik.</w:t>
-      </w:r>
-    </w:p>
-    <w:p>
-      <w:r>
-        <w:t>In einer kontroversen Entscheidung wirkt Analysemodell als Pruefpunkt fuer Ambivalenz. Ein Nutzen fuer eine Gruppe kann mit Risiken fuer andere Wirkungsempfaenger einhergehen. Das Skript verlangt deshalb, positive und negative Zustandsveraenderungen getrennt zu fuehren, bevor von positiver Netto-Wirkung gesprochen wird.</w:t>
-      </w:r>
-    </w:p>
-    <w:p>
-      <w:r>
-        <w:t>Pruefungsnahe Anwendung. In Wirkungsmanagement wird Modellformel erst steuerungsfaehig, wenn daraus eine Entscheidung folgt. Fuehrung, Strategie, Controlling, Einkauf, Kommunikation und Kultur muessen denselben Wirkungsbegriff verwenden. Ohne diese Rueckkopplung bleibt Reporting eine Beschreibung. Mit Rueckkopplung wird aus Bewertung eine veraenderte Routine: ein anderer Prozess, ein geaenderter Anreiz, eine bessere Datenpflicht, eine korrigierte Kommunikation oder eine neue Priorisierung.</w:t>
-      </w:r>
-    </w:p>
-    <w:p>
-      <w:r>
-        <w:t>Die typische Fehlstelle bei Wirkungspotenziale und Wirkungsrisiken analysieren liegt darin, Absicht, Aktivitaet oder Reporting als Wirkung zu behandeln. Bei Modellformel wird diese Fehlstelle konkret: Ein scheinbar plausibler Befund darf nicht zur Abkuerzung werden. Quellen, Systemgrenzen, Unsicherheit und Rueckkopplung bleiben sichtbar.</w:t>
-      </w:r>
-    </w:p>
-    <w:p>
-      <w:r>
-        <w:t>Transfer in den WOE-Korpus. Die Grenze gegen Scheingenauigkeit verlaeuft bei Fallfenster nicht zwischen Optimismus und Pessimismus. Sie verlaeuft zwischen offengelegter Unsicherheit und rhetorischer Sicherheit. Wer Wirkungspotenziale und Wirkungsrisiken analysieren belastbar anwenden will, benennt Systemgrenze, Zeitraum, Vergleichspunkt und offene Gegenhypothese. Gerade dadurch bleibt das Skript anschlussfaehig fuer Forschung, Praxis und spaetere Revision.</w:t>
-      </w:r>
-    </w:p>
-    <w:p>
-      <w:r>
-        <w:t>Fuer die Pruefung ist Fallfenster dann verstanden, wenn daraus eine belastbare Fallantwort entsteht. Eine gute Antwort unterscheidet Beobachtung, Kausalannahme, Bewertung und Steuerungsfolge. Sie bewertet keine Menschen, sondern Wirkpfade, Zustandsveraenderungen, Risiken und institutionelle Bedingungen.</w:t>
-      </w:r>
-    </w:p>
-    <w:p>
-      <w:r>
-        <w:t>Grenzen der Aussage. Prüfungsnahe Fallfragen ohne geschützte Antwortlogik zeigt, warum Wirkungspotenziale und Wirkungsrisiken analysieren mehr ist als ein Schlagwort im Feld Wirkpfade, Wirkungsempfaenger, Bewertung und Rueckkopplung. Die wirkungsoekonomische Frage lautet: Welche reale Veraenderung wird moeglich, welche bleibt nur Potenzial und wo entsteht ein Wirkungsrisiko? Diese Unterscheidung schuetzt vor Impact-Washing, weil sie Absicht, Aktivitaet, Reichweite und Wirkung auseinanderhaelt.</w:t>
-      </w:r>
-    </w:p>
-    <w:p>
-      <w:r>
-        <w:t>Eine Kommune, ein Unternehmen oder eine Bildungsorganisation will Wirkungspotenziale und Wirkungsrisiken analysieren praktisch anwenden. Der erste Schritt ist nicht die Auswahl eines Instruments, sondern die Klaerung der Zustandsveraenderung. Bei Prüfungsnahe Fallfragen ohne geschützte Antwortlogik muss deshalb benannt werden, wer betroffen ist, welcher Zustand sich veraendert, welche Frist gilt und welche Gegenbeobachtung die Annahme widerlegen wuerde. Erst danach entsteht eine begruendete Entscheidung im Feld Strategie, Prozess, Budget, Verantwortlichkeit oder Kommunikationsregel.</w:t>
-      </w:r>
-    </w:p>
-    <w:p>
-      <w:r>
-        <w:t>Kontrollfrage. Welche Entscheidung waere falsch, wenn Prüfungsnahe Fallfragen ohne geschützte Antwortlogik in WM-V5 missverstanden wird? Die Antwort muss mindestens eine Daten- oder Quellenannahme, eine betroffene Gruppe oder Schutzdimension, eine moegliche Nebenwirkung und einen Rueckkopplungsschritt nennen. Richtig ist nicht die lauteste Bewertung, sondern diejenige, die Begriff, Beleg und Steuerungsfolge zusammenhaelt.</w:t>
+        <w:t>Fallpruefung. Wenn eine Bildungs- oder Forschungseinrichtung eine Wirkungsaussage fuer Lernende und Praxispartner pruefbar machen will, beginnt die Analyse bei Empfaengern, Wirkraum, Zeitraum und Datenquelle. Bei Didaktische Einordnung im Studiengang muss dann geklaert werden, welche Begriffe, Quellen und Grenzen im Material sichtbar bleiben muessen. Eine tragfaehige Antwort benennt mindestens eine Quelle, eine offene Unsicherheit, eine moegliche Gegenbeobachtung und die Entscheidung, die nach der Bewertung geaendert wird.</w:t>
+      </w:r>
+    </w:p>
+    <w:p>
+      <w:r>
+        <w:t>Der Rueckfluss in den WOE-Korpus liegt hier in klaren Begriffen, sauber verlinkten Quellen und benannten Forschungsfragen. Wo Glossar, Werkzeuge, Journal oder Reader noch doppeldeutig bleiben, sollte Wirkungspotenziale und Wirkungsrisiken analysieren nicht als fertige Gewissheit auftreten, sondern als pruefbarer Lernstand mit Korrekturpfad.</w:t>
       </w:r>
     </w:p>
     <w:p>
@@ -3599,17 +3629,87 @@
         <w:pStyle w:val="Heading3"/>
       </w:pPr>
       <w:r>
-        <w:t>Schlussvertiefung 3: Wirkungspotenziale und Wirkungsrisiken analysieren im Anwendungsfall</w:t>
-      </w:r>
-    </w:p>
-    <w:p>
-      <w:r>
-        <w:t>Die folgenden Abschnitte sind keine neue Pruefungsloesung. Sie verdichten die vorhandenen Kapitel zu einer Lesart, mit der Studierende einen Fall selbststaendig analysieren koennen. Im Mittelpunkt stehen Wirkpfade, Wirkungsempfaenger, Bewertung und Rueckkopplung, nicht moralische Personenbewertung.</w:t>
-      </w:r>
-    </w:p>
-    <w:p>
-      <w:r>
-        <w:t>Begriffliche Schlussklaerung. In WM-V5 muss Auswertung aus der lebenden Website-Referenz immer mit Empfaengern gelesen werden. Wirkung entsteht nicht beim Sender, sondern an veraenderten Zustaenden von Menschen, Oekosystemen, Institutionen, Oeffentlichkeit oder kuenftigen Handlungsspielraeumen. Darum reicht es nicht, interne Aktivitaeten zu dokumentieren. Entscheidend ist, ob sich ein Zustand nachvollziehbar veraendert und ob diese Veraenderung im Referenzrahmen Mensch, Planet, Demokratie, SDGs, Agenda 2030 und SDG+ tragfaehig bewertet werden kann.</w:t>
+        <w:t>Vertiefungsrunde 3: Anschluss an Praxis und Forschung</w:t>
+      </w:r>
+    </w:p>
+    <w:p>
+      <w:r>
+        <w:t>Diese Runde wechselt den Blickwinkel, damit der Schlussblock nicht nur wiederholt, sondern Leseentscheidungen vorbereitet: Was ist belegt, was bleibt Potenzial, welche Nebenwirkung ist relevant und welche Steuerungsfolge wird daraus abgeleitet?</w:t>
+      </w:r>
+    </w:p>
+    <w:p>
+      <w:r>
+        <w:t>Steuerungsfolge. Wissenschaftliche Anschlussfaehigkeit entsteht hier durch Quellenklarheit. Bei Analysemodell werden interne WOE-Begriffe nicht als Ersatz fuer Belege benutzt, sondern mit Grundlagenwerk, WOE-Referenz, Glossar, Werkzeuge, Journal und externe Fachquellen verbunden. Wo die Datenlage offen bleibt, wird das offengelegt. Wo eine Aussage nur plausibel ist, bleibt sie als Wirkungspotenzial markiert. Wo ein Schaden eine rote Linie beruehrt, greift Nichtkompensation vor Durchschnittslogik.</w:t>
+      </w:r>
+    </w:p>
+    <w:p>
+      <w:r>
+        <w:t>In einer kontroversen Entscheidung wirkt Analysemodell als Pruefpunkt fuer Ambivalenz. Ein Nutzen fuer eine Gruppe kann mit Risiken fuer andere Wirkungsempfaenger einhergehen. Das Skript verlangt deshalb, positive und negative Zustandsveraenderungen getrennt zu fuehren, bevor von positiver Netto-Wirkung gesprochen wird.</w:t>
+      </w:r>
+    </w:p>
+    <w:p>
+      <w:r>
+        <w:t>Fallpruefung. Wenn eine Kommune eine bestehende Massnahme neu priorisieren will, beginnt die Analyse bei Empfaengern, Wirkraum, Zeitraum und Datenquelle. Bei Analysemodell muss dann geklaert werden, ob Ressourcen umgeschichtet, Daten nacherhoben oder Zielkonflikte offengelegt werden. Eine tragfaehige Antwort benennt mindestens eine Quelle, eine offene Unsicherheit, eine moegliche Gegenbeobachtung und die Entscheidung, die nach der Bewertung geaendert wird.</w:t>
+      </w:r>
+    </w:p>
+    <w:p>
+      <w:r>
+        <w:t>Transferhinweis. In Wirkungsmanagement wird Modellformel erst steuerungsfaehig, wenn daraus eine Entscheidung folgt. Fuehrung, Strategie, Controlling, Einkauf, Kommunikation und Kultur muessen denselben Wirkungsbegriff verwenden. Ohne diese Rueckkopplung bleibt Reporting eine Beschreibung. Mit Rueckkopplung wird aus Bewertung eine veraenderte Routine: ein anderer Prozess, ein geaenderter Anreiz, eine bessere Datenpflicht, eine korrigierte Kommunikation oder eine neue Priorisierung.</w:t>
+      </w:r>
+    </w:p>
+    <w:p>
+      <w:r>
+        <w:t>Die typische Fehlstelle bei Wirkungspotenziale und Wirkungsrisiken analysieren liegt darin, Absicht, Aktivitaet oder Reporting als Wirkung zu behandeln. Bei Modellformel wird diese Fehlstelle konkret: Ein scheinbar plausibler Befund darf nicht zur Abkuerzung werden. Quellen, Systemgrenzen, Unsicherheit und Rueckkopplung bleiben sichtbar.</w:t>
+      </w:r>
+    </w:p>
+    <w:p>
+      <w:r>
+        <w:t>Fallpruefung. Wenn ein Unternehmen ein Produkt, einen Prozess oder eine Investition wirkungsbezogen bewerten will, beginnt die Analyse bei Empfaengern, Wirkraum, Zeitraum und Datenquelle. Bei Modellformel muss dann geklaert werden, welche Entscheidung nach der Bewertung tatsaechlich anders ausfaellt. Eine tragfaehige Antwort benennt mindestens eine Quelle, eine offene Unsicherheit, eine moegliche Gegenbeobachtung und die Entscheidung, die nach der Bewertung geaendert wird.</w:t>
+      </w:r>
+    </w:p>
+    <w:p>
+      <w:r>
+        <w:t>Fuer die Bewertung reicht kein Summenscore, der zentrale Schaeden mit bequemen Pluspunkten verrechnet. Nichtkompensation und Reverse Merit Order markieren, wo rote Linien, demokratische Grundbedingungen oder planetare Grenzen Vorrang vor Durchschnittslogik haben. So bleibt positive Netto-Wirkung eine anspruchsvolle Zielgroesse und wird nicht zur dekorativen Formel.</w:t>
+      </w:r>
+    </w:p>
+    <w:p>
+      <w:r>
+        <w:t>Rueckflussnotiz. Die Grenze gegen Scheingenauigkeit verlaeuft bei Fallfenster nicht zwischen Optimismus und Pessimismus. Sie verlaeuft zwischen offengelegter Unsicherheit und rhetorischer Sicherheit. Wer Wirkungspotenziale und Wirkungsrisiken analysieren belastbar anwenden will, benennt Systemgrenze, Zeitraum, Vergleichspunkt und offene Gegenhypothese. Gerade dadurch bleibt das Skript anschlussfaehig fuer Forschung, Praxis und spaetere Revision.</w:t>
+      </w:r>
+    </w:p>
+    <w:p>
+      <w:r>
+        <w:t>Fuer die Pruefung ist Fallfenster dann verstanden, wenn daraus eine belastbare Fallantwort entsteht. Eine gute Antwort unterscheidet Beobachtung, Kausalannahme, Bewertung und Steuerungsfolge. Sie bewertet keine Menschen, sondern Wirkpfade, Zustandsveraenderungen, Risiken und institutionelle Bedingungen.</w:t>
+      </w:r>
+    </w:p>
+    <w:p>
+      <w:r>
+        <w:t>Fallpruefung. Wenn eine Bildungs- oder Forschungseinrichtung eine Wirkungsaussage fuer Lernende und Praxispartner pruefbar machen will, beginnt die Analyse bei Empfaengern, Wirkraum, Zeitraum und Datenquelle. Bei Fallfenster muss dann geklaert werden, welche Begriffe, Quellen und Grenzen im Material sichtbar bleiben muessen. Eine tragfaehige Antwort benennt mindestens eine Quelle, eine offene Unsicherheit, eine moegliche Gegenbeobachtung und die Entscheidung, die nach der Bewertung geaendert wird.</w:t>
+      </w:r>
+    </w:p>
+    <w:p>
+      <w:r>
+        <w:t>Der Rueckfluss in den WOE-Korpus liegt hier in klaren Begriffen, sauber verlinkten Quellen und benannten Forschungsfragen. Wo Glossar, Werkzeuge, Journal oder Reader noch doppeldeutig bleiben, sollte Wirkungspotenziale und Wirkungsrisiken analysieren nicht als fertige Gewissheit auftreten, sondern als pruefbarer Lernstand mit Korrekturpfad.</w:t>
+      </w:r>
+    </w:p>
+    <w:p>
+      <w:r>
+        <w:t>Pruefungsimpuls. Prüfungsnahe Fallfragen ohne geschützte Antwortlogik zeigt, warum Wirkungspotenziale und Wirkungsrisiken analysieren mehr ist als ein Schlagwort im Feld Wirkpfade, Wirkungsempfaenger, Bewertung und Rueckkopplung. Die wirkungsoekonomische Frage lautet: Welche reale Veraenderung wird moeglich, welche bleibt nur Potenzial und wo entsteht ein Wirkungsrisiko? Diese Unterscheidung schuetzt vor Impact-Washing, weil sie Absicht, Aktivitaet, Reichweite und Wirkung auseinanderhaelt.</w:t>
+      </w:r>
+    </w:p>
+    <w:p>
+      <w:r>
+        <w:t>Eine Kommune, ein Unternehmen oder eine Bildungsorganisation will Wirkungspotenziale und Wirkungsrisiken analysieren praktisch anwenden. Der erste Schritt ist nicht die Auswahl eines Instruments, sondern die Klaerung der Zustandsveraenderung. Bei Prüfungsnahe Fallfragen ohne geschützte Antwortlogik muss deshalb benannt werden, wer betroffen ist, welcher Zustand sich veraendert, welche Frist gilt und welche Gegenbeobachtung die Annahme widerlegen wuerde. Erst danach entsteht eine begruendete Entscheidung im Feld Strategie, Prozess, Budget, Verantwortlichkeit oder Kommunikationsregel.</w:t>
+      </w:r>
+    </w:p>
+    <w:p>
+      <w:r>
+        <w:t>Fallpruefung. Wenn eine Kommune eine bestehende Massnahme neu priorisieren will, beginnt die Analyse bei Empfaengern, Wirkraum, Zeitraum und Datenquelle. Bei Prüfungsnahe Fallfragen ohne geschützte Antwortlogik muss dann geklaert werden, ob Ressourcen umgeschichtet, Daten nacherhoben oder Zielkonflikte offengelegt werden. Eine tragfaehige Antwort benennt mindestens eine Quelle, eine offene Unsicherheit, eine moegliche Gegenbeobachtung und die Entscheidung, die nach der Bewertung geaendert wird.</w:t>
+      </w:r>
+    </w:p>
+    <w:p>
+      <w:r>
+        <w:t>Begriffliche Sicherung. In WM-V5 muss Auswertung aus der lebenden Website-Referenz immer mit Empfaengern gelesen werden. Wirkung entsteht nicht beim Sender, sondern an veraenderten Zustaenden von Menschen, Oekosystemen, Institutionen, Oeffentlichkeit oder kuenftigen Handlungsspielraeumen. Darum reicht es nicht, interne Aktivitaeten zu dokumentieren. Entscheidend ist, ob sich ein Zustand nachvollziehbar veraendert und ob diese Veraenderung im Referenzrahmen Mensch, Planet, Demokratie, SDGs, Agenda 2030 und SDG+ tragfaehig bewertet werden kann.</w:t>
       </w:r>
     </w:p>
     <w:p>
@@ -3619,7 +3719,17 @@
     </w:p>
     <w:p>
       <w:r>
-        <w:t>Wirkpfad und Empfaenger. Wissenschaftliche Anschlussfaehigkeit entsteht hier durch Quellenklarheit. Bei Der Raum vor der Wirkung werden interne WOE-Begriffe nicht als Ersatz fuer Belege benutzt, sondern mit Grundlagenwerk, WOE-Referenz, Glossar, Werkzeuge, Journal und externe Fachquellen verbunden. Wo die Datenlage offen bleibt, wird das offengelegt. Wo eine Aussage nur plausibel ist, bleibt sie als Wirkungspotenzial markiert. Wo ein Schaden eine rote Linie beruehrt, greift Nichtkompensation vor Durchschnittslogik.</w:t>
+        <w:t>Fallpruefung. Wenn ein Unternehmen ein Produkt, einen Prozess oder eine Investition wirkungsbezogen bewerten will, beginnt die Analyse bei Empfaengern, Wirkraum, Zeitraum und Datenquelle. Bei Auswertung aus der lebenden Website-Referenz muss dann geklaert werden, welche Entscheidung nach der Bewertung tatsaechlich anders ausfaellt. Eine tragfaehige Antwort benennt mindestens eine Quelle, eine offene Unsicherheit, eine moegliche Gegenbeobachtung und die Entscheidung, die nach der Bewertung geaendert wird.</w:t>
+      </w:r>
+    </w:p>
+    <w:p>
+      <w:r>
+        <w:t>Fuer die Bewertung reicht kein Summenscore, der zentrale Schaeden mit bequemen Pluspunkten verrechnet. Nichtkompensation und Reverse Merit Order markieren, wo rote Linien, demokratische Grundbedingungen oder planetare Grenzen Vorrang vor Durchschnittslogik haben. So bleibt positive Netto-Wirkung eine anspruchsvolle Zielgroesse und wird nicht zur dekorativen Formel.</w:t>
+      </w:r>
+    </w:p>
+    <w:p>
+      <w:r>
+        <w:t>Wirkpfadpruefung. Wissenschaftliche Anschlussfaehigkeit entsteht hier durch Quellenklarheit. Bei Der Raum vor der Wirkung werden interne WOE-Begriffe nicht als Ersatz fuer Belege benutzt, sondern mit Grundlagenwerk, WOE-Referenz, Glossar, Werkzeuge, Journal und externe Fachquellen verbunden. Wo die Datenlage offen bleibt, wird das offengelegt. Wo eine Aussage nur plausibel ist, bleibt sie als Wirkungspotenzial markiert. Wo ein Schaden eine rote Linie beruehrt, greift Nichtkompensation vor Durchschnittslogik.</w:t>
       </w:r>
     </w:p>
     <w:p>
@@ -3629,82 +3739,12 @@
     </w:p>
     <w:p>
       <w:r>
-        <w:t>Rueckfluss. Fuer den WOE-Korpus bedeutet das: Begriffe aus Wirkungspotenziale und Wirkungsrisiken analysieren sollten dort geschaerft werden, wo sie in Glossar, Werkzeugen, Journal oder Readern doppeldeutig bleiben. Offene Forschungsfragen werden nicht versteckt. Sie markieren die Stelle, an der spaetere Evidenz, ein besserer Datensatz oder eine praezisere Fallstudie die Bewertung veraendern kann.</w:t>
-      </w:r>
-    </w:p>
-    <w:p>
-      <w:r>
-        <w:t>Daten, Quellen und Evidenz. In Wirkungsmanagement wird Wirkungspotenzial ist nicht Wirkung erst steuerungsfaehig, wenn daraus eine Entscheidung folgt. Fuehrung, Strategie, Controlling, Einkauf, Kommunikation und Kultur muessen denselben Wirkungsbegriff verwenden. Ohne diese Rueckkopplung bleibt Reporting eine Beschreibung. Mit Rueckkopplung wird aus Bewertung eine veraenderte Routine: ein anderer Prozess, ein geaenderter Anreiz, eine bessere Datenpflicht, eine korrigierte Kommunikation oder eine neue Priorisierung.</w:t>
-      </w:r>
-    </w:p>
-    <w:p>
-      <w:r>
-        <w:t>Die typische Fehlstelle bei Wirkungspotenziale und Wirkungsrisiken analysieren liegt darin, Absicht, Aktivitaet oder Reporting als Wirkung zu behandeln. Bei Wirkungspotenzial ist nicht Wirkung wird diese Fehlstelle konkret: Ein scheinbar plausibler Befund darf nicht zur Abkuerzung werden. Quellen, Systemgrenzen, Unsicherheit und Rueckkopplung bleiben sichtbar.</w:t>
-      </w:r>
-    </w:p>
-    <w:p>
-      <w:r>
-        <w:t>Bewertung und rote Linien. Die Grenze gegen Scheingenauigkeit verlaeuft bei Wirkungspotenzial als Verschiebung von Wahrscheinlichkeit nicht zwischen Optimismus und Pessimismus. Sie verlaeuft zwischen offengelegter Unsicherheit und rhetorischer Sicherheit. Wer Wirkungspotenziale und Wirkungsrisiken analysieren belastbar anwenden will, benennt Systemgrenze, Zeitraum, Vergleichspunkt und offene Gegenhypothese. Gerade dadurch bleibt das Skript anschlussfaehig fuer Forschung, Praxis und spaetere Revision.</w:t>
-      </w:r>
-    </w:p>
-    <w:p>
-      <w:r>
-        <w:t>Fuer die Pruefung ist Wirkungspotenzial als Verschiebung von Wahrscheinlichkeit dann verstanden, wenn daraus eine belastbare Fallantwort entsteht. Eine gute Antwort unterscheidet Beobachtung, Kausalannahme, Bewertung und Steuerungsfolge. Sie bewertet keine Menschen, sondern Wirkpfade, Zustandsveraenderungen, Risiken und institutionelle Bedingungen.</w:t>
-      </w:r>
-    </w:p>
-    <w:p>
-      <w:r>
-        <w:t>Kontrollfrage. Welche Entscheidung waere falsch, wenn Wirkungspotenzial als Verschiebung von Wahrscheinlichkeit in WM-V5 missverstanden wird? Die Antwort muss mindestens eine Daten- oder Quellenannahme, eine betroffene Gruppe oder Schutzdimension, eine moegliche Nebenwirkung und einen Rueckkopplungsschritt nennen. Richtig ist nicht die lauteste Bewertung, sondern diejenige, die Begriff, Beleg und Steuerungsfolge zusammenhaelt.</w:t>
-      </w:r>
-    </w:p>
-    <w:p>
-      <w:r>
-        <w:t>Steuerung und Rueckkopplung. Wirkungsrisiko und Wirkungschance zeigt, warum Wirkungspotenziale und Wirkungsrisiken analysieren mehr ist als ein Schlagwort im Feld Wirkpfade, Wirkungsempfaenger, Bewertung und Rueckkopplung. Die wirkungsoekonomische Frage lautet: Welche reale Veraenderung wird moeglich, welche bleibt nur Potenzial und wo entsteht ein Wirkungsrisiko? Diese Unterscheidung schuetzt vor Impact-Washing, weil sie Absicht, Aktivitaet, Reichweite und Wirkung auseinanderhaelt.</w:t>
-      </w:r>
-    </w:p>
-    <w:p>
-      <w:r>
-        <w:t>Eine Kommune, ein Unternehmen oder eine Bildungsorganisation will Wirkungspotenziale und Wirkungsrisiken analysieren praktisch anwenden. Der erste Schritt ist nicht die Auswahl eines Instruments, sondern die Klaerung der Zustandsveraenderung. Bei Wirkungsrisiko und Wirkungschance muss deshalb benannt werden, wer betroffen ist, welcher Zustand sich veraendert, welche Frist gilt und welche Gegenbeobachtung die Annahme widerlegen wuerde. Erst danach entsteht eine begruendete Entscheidung im Feld Strategie, Prozess, Budget, Verantwortlichkeit oder Kommunikationsregel.</w:t>
-      </w:r>
-    </w:p>
-    <w:p>
-      <w:r>
-        <w:t>Pruefungsnahe Anwendung. In WM-V5 muss Sprache, Bilder, Tonalität und Frames immer mit Empfaengern gelesen werden. Wirkung entsteht nicht beim Sender, sondern an veraenderten Zustaenden von Menschen, Oekosystemen, Institutionen, Oeffentlichkeit oder kuenftigen Handlungsspielraeumen. Darum reicht es nicht, interne Aktivitaeten zu dokumentieren. Entscheidend ist, ob sich ein Zustand nachvollziehbar veraendert und ob diese Veraenderung im Referenzrahmen Mensch, Planet, Demokratie, SDGs, Agenda 2030 und SDG+ tragfaehig bewertet werden kann.</w:t>
-      </w:r>
-    </w:p>
-    <w:p>
-      <w:r>
-        <w:t>Ein Bericht behauptet, die Massnahme zu Wirkungspotenziale und Wirkungsrisiken analysieren sei erfolgreich. Die WOE-Lesart fragt bei Sprache, Bilder, Tonalität und Frames nach belastbaren Nachweisen: Managementroutine, Stakeholder-Rueckmeldung, Prozessdaten, Entscheidungsprotokoll und Lernschleife. Wenn diese Nachweise fehlen, bleibt die Aussage Wirkungspotenzial oder Kommunikationsbehauptung. Sie kann wichtig sein, aber sie ist noch keine belegte Wirkung.</w:t>
-      </w:r>
-    </w:p>
-    <w:p>
-      <w:r>
-        <w:t>Transfer in den WOE-Korpus. Wissenschaftliche Anschlussfaehigkeit entsteht hier durch Quellenklarheit. Bei Einleitung / Wirkungsfrage werden interne WOE-Begriffe nicht als Ersatz fuer Belege benutzt, sondern mit Grundlagenwerk, WOE-Referenz, Glossar, Werkzeuge, Journal und externe Fachquellen verbunden. Wo die Datenlage offen bleibt, wird das offengelegt. Wo eine Aussage nur plausibel ist, bleibt sie als Wirkungspotenzial markiert. Wo ein Schaden eine rote Linie beruehrt, greift Nichtkompensation vor Durchschnittslogik.</w:t>
-      </w:r>
-    </w:p>
-    <w:p>
-      <w:r>
-        <w:t>In einer kontroversen Entscheidung wirkt Einleitung / Wirkungsfrage als Pruefpunkt fuer Ambivalenz. Ein Nutzen fuer eine Gruppe kann mit Risiken fuer andere Wirkungsempfaenger einhergehen. Das Skript verlangt deshalb, positive und negative Zustandsveraenderungen getrennt zu fuehren, bevor von positiver Netto-Wirkung gesprochen wird.</w:t>
-      </w:r>
-    </w:p>
-    <w:p>
-      <w:r>
-        <w:t>Grenzen der Aussage. In Wirkungsmanagement wird Kernaussage erst steuerungsfaehig, wenn daraus eine Entscheidung folgt. Fuehrung, Strategie, Controlling, Einkauf, Kommunikation und Kultur muessen denselben Wirkungsbegriff verwenden. Ohne diese Rueckkopplung bleibt Reporting eine Beschreibung. Mit Rueckkopplung wird aus Bewertung eine veraenderte Routine: ein anderer Prozess, ein geaenderter Anreiz, eine bessere Datenpflicht, eine korrigierte Kommunikation oder eine neue Priorisierung.</w:t>
-      </w:r>
-    </w:p>
-    <w:p>
-      <w:r>
-        <w:t>Die typische Fehlstelle bei Wirkungspotenziale und Wirkungsrisiken analysieren liegt darin, Absicht, Aktivitaet oder Reporting als Wirkung zu behandeln. Bei Kernaussage wird diese Fehlstelle konkret: Ein scheinbar plausibler Befund darf nicht zur Abkuerzung werden. Quellen, Systemgrenzen, Unsicherheit und Rueckkopplung bleiben sichtbar.</w:t>
-      </w:r>
-    </w:p>
-    <w:p>
-      <w:r>
-        <w:t>Kontrollfrage. Welche Entscheidung waere falsch, wenn Kernaussage in WM-V5 missverstanden wird? Die Antwort muss mindestens eine Daten- oder Quellenannahme, eine betroffene Gruppe oder Schutzdimension, eine moegliche Nebenwirkung und einen Rueckkopplungsschritt nennen. Richtig ist nicht die lauteste Bewertung, sondern diejenige, die Begriff, Beleg und Steuerungsfolge zusammenhaelt.</w:t>
-      </w:r>
-    </w:p>
-    <w:p>
-      <w:r>
-        <w:t>Rueckfluss. Fuer den WOE-Korpus bedeutet das: Begriffe aus Wirkungspotenziale und Wirkungsrisiken analysieren sollten dort geschaerft werden, wo sie in Glossar, Werkzeugen, Journal oder Readern doppeldeutig bleiben. Offene Forschungsfragen werden nicht versteckt. Sie markieren die Stelle, an der spaetere Evidenz, ein besserer Datensatz oder eine praezisere Fallstudie die Bewertung veraendern kann.</w:t>
+        <w:t>Fallpruefung. Wenn eine Bildungs- oder Forschungseinrichtung eine Wirkungsaussage fuer Lernende und Praxispartner pruefbar machen will, beginnt die Analyse bei Empfaengern, Wirkraum, Zeitraum und Datenquelle. Bei Der Raum vor der Wirkung muss dann geklaert werden, welche Begriffe, Quellen und Grenzen im Material sichtbar bleiben muessen. Eine tragfaehige Antwort benennt mindestens eine Quelle, eine offene Unsicherheit, eine moegliche Gegenbeobachtung und die Entscheidung, die nach der Bewertung geaendert wird.</w:t>
+      </w:r>
+    </w:p>
+    <w:p>
+      <w:r>
+        <w:t>Der Rueckfluss in den WOE-Korpus liegt hier in klaren Begriffen, sauber verlinkten Quellen und benannten Forschungsfragen. Wo Glossar, Werkzeuge, Journal oder Reader noch doppeldeutig bleiben, sollte Wirkungspotenziale und Wirkungsrisiken analysieren nicht als fertige Gewissheit auftreten, sondern als pruefbarer Lernstand mit Korrekturpfad.</w:t>
       </w:r>
     </w:p>
     <w:p>
@@ -3712,107 +3752,122 @@
         <w:pStyle w:val="Heading3"/>
       </w:pPr>
       <w:r>
-        <w:t>Schlussvertiefung 4: Wirkungspotenziale und Wirkungsrisiken analysieren im Anwendungsfall</w:t>
-      </w:r>
-    </w:p>
-    <w:p>
-      <w:r>
-        <w:t>Die folgenden Abschnitte sind keine neue Pruefungsloesung. Sie verdichten die vorhandenen Kapitel zu einer Lesart, mit der Studierende einen Fall selbststaendig analysieren koennen. Im Mittelpunkt stehen Wirkpfade, Wirkungsempfaenger, Bewertung und Rueckkopplung, nicht moralische Personenbewertung.</w:t>
-      </w:r>
-    </w:p>
-    <w:p>
-      <w:r>
-        <w:t>Begriffliche Schlussklaerung. Die Grenze gegen Scheingenauigkeit verlaeuft bei Quelltext und fachliche Grundlegung nicht zwischen Optimismus und Pessimismus. Sie verlaeuft zwischen offengelegter Unsicherheit und rhetorischer Sicherheit. Wer Wirkungspotenziale und Wirkungsrisiken analysieren belastbar anwenden will, benennt Systemgrenze, Zeitraum, Vergleichspunkt und offene Gegenhypothese. Gerade dadurch bleibt das Skript anschlussfaehig fuer Forschung, Praxis und spaetere Revision.</w:t>
-      </w:r>
-    </w:p>
-    <w:p>
-      <w:r>
-        <w:t>Fuer die Pruefung ist Quelltext und fachliche Grundlegung dann verstanden, wenn daraus eine belastbare Fallantwort entsteht. Eine gute Antwort unterscheidet Beobachtung, Kausalannahme, Bewertung und Steuerungsfolge. Sie bewertet keine Menschen, sondern Wirkpfade, Zustandsveraenderungen, Risiken und institutionelle Bedingungen.</w:t>
-      </w:r>
-    </w:p>
-    <w:p>
-      <w:r>
-        <w:t>Wirkpfad und Empfaenger. Einstieg / Wirkungsfrage zeigt, warum Wirkungspotenziale und Wirkungsrisiken analysieren mehr ist als ein Schlagwort im Feld Wirkpfade, Wirkungsempfaenger, Bewertung und Rueckkopplung. Die wirkungsoekonomische Frage lautet: Welche reale Veraenderung wird moeglich, welche bleibt nur Potenzial und wo entsteht ein Wirkungsrisiko? Diese Unterscheidung schuetzt vor Impact-Washing, weil sie Absicht, Aktivitaet, Reichweite und Wirkung auseinanderhaelt.</w:t>
-      </w:r>
-    </w:p>
-    <w:p>
-      <w:r>
-        <w:t>Eine Kommune, ein Unternehmen oder eine Bildungsorganisation will Wirkungspotenziale und Wirkungsrisiken analysieren praktisch anwenden. Der erste Schritt ist nicht die Auswahl eines Instruments, sondern die Klaerung der Zustandsveraenderung. Bei Einstieg / Wirkungsfrage muss deshalb benannt werden, wer betroffen ist, welcher Zustand sich veraendert, welche Frist gilt und welche Gegenbeobachtung die Annahme widerlegen wuerde. Erst danach entsteht eine begruendete Entscheidung im Feld Strategie, Prozess, Budget, Verantwortlichkeit oder Kommunikationsregel.</w:t>
-      </w:r>
-    </w:p>
-    <w:p>
-      <w:r>
-        <w:t>Daten, Quellen und Evidenz. In WM-V5 muss Skript / Folien (Lernseite) immer mit Empfaengern gelesen werden. Wirkung entsteht nicht beim Sender, sondern an veraenderten Zustaenden von Menschen, Oekosystemen, Institutionen, Oeffentlichkeit oder kuenftigen Handlungsspielraeumen. Darum reicht es nicht, interne Aktivitaeten zu dokumentieren. Entscheidend ist, ob sich ein Zustand nachvollziehbar veraendert und ob diese Veraenderung im Referenzrahmen Mensch, Planet, Demokratie, SDGs, Agenda 2030 und SDG+ tragfaehig bewertet werden kann.</w:t>
-      </w:r>
-    </w:p>
-    <w:p>
-      <w:r>
-        <w:t>Ein Bericht behauptet, die Massnahme zu Wirkungspotenziale und Wirkungsrisiken analysieren sei erfolgreich. Die WOE-Lesart fragt bei Skript / Folien (Lernseite) nach belastbaren Nachweisen: Managementroutine, Stakeholder-Rueckmeldung, Prozessdaten, Entscheidungsprotokoll und Lernschleife. Wenn diese Nachweise fehlen, bleibt die Aussage Wirkungspotenzial oder Kommunikationsbehauptung. Sie kann wichtig sein, aber sie ist noch keine belegte Wirkung.</w:t>
-      </w:r>
-    </w:p>
-    <w:p>
-      <w:r>
-        <w:t>Bewertung und rote Linien. Wissenschaftliche Anschlussfaehigkeit entsteht hier durch Quellenklarheit. Bei Transferaufgabe werden interne WOE-Begriffe nicht als Ersatz fuer Belege benutzt, sondern mit Grundlagenwerk, WOE-Referenz, Glossar, Werkzeuge, Journal und externe Fachquellen verbunden. Wo die Datenlage offen bleibt, wird das offengelegt. Wo eine Aussage nur plausibel ist, bleibt sie als Wirkungspotenzial markiert. Wo ein Schaden eine rote Linie beruehrt, greift Nichtkompensation vor Durchschnittslogik.</w:t>
-      </w:r>
-    </w:p>
-    <w:p>
-      <w:r>
-        <w:t>In einer kontroversen Entscheidung wirkt Transferaufgabe als Pruefpunkt fuer Ambivalenz. Ein Nutzen fuer eine Gruppe kann mit Risiken fuer andere Wirkungsempfaenger einhergehen. Das Skript verlangt deshalb, positive und negative Zustandsveraenderungen getrennt zu fuehren, bevor von positiver Netto-Wirkung gesprochen wird.</w:t>
-      </w:r>
-    </w:p>
-    <w:p>
-      <w:r>
-        <w:t>Kontrollfrage. Welche Entscheidung waere falsch, wenn Transferaufgabe in WM-V5 missverstanden wird? Die Antwort muss mindestens eine Daten- oder Quellenannahme, eine betroffene Gruppe oder Schutzdimension, eine moegliche Nebenwirkung und einen Rueckkopplungsschritt nennen. Richtig ist nicht die lauteste Bewertung, sondern diejenige, die Begriff, Beleg und Steuerungsfolge zusammenhaelt.</w:t>
-      </w:r>
-    </w:p>
-    <w:p>
-      <w:r>
-        <w:t>Steuerung und Rueckkopplung. In Wirkungsmanagement wird Praxisbeispiel erst steuerungsfaehig, wenn daraus eine Entscheidung folgt. Fuehrung, Strategie, Controlling, Einkauf, Kommunikation und Kultur muessen denselben Wirkungsbegriff verwenden. Ohne diese Rueckkopplung bleibt Reporting eine Beschreibung. Mit Rueckkopplung wird aus Bewertung eine veraenderte Routine: ein anderer Prozess, ein geaenderter Anreiz, eine bessere Datenpflicht, eine korrigierte Kommunikation oder eine neue Priorisierung.</w:t>
-      </w:r>
-    </w:p>
-    <w:p>
-      <w:r>
-        <w:t>Die typische Fehlstelle bei Wirkungspotenziale und Wirkungsrisiken analysieren liegt darin, Absicht, Aktivitaet oder Reporting als Wirkung zu behandeln. Bei Praxisbeispiel wird diese Fehlstelle konkret: Ein scheinbar plausibler Befund darf nicht zur Abkuerzung werden. Quellen, Systemgrenzen, Unsicherheit und Rueckkopplung bleiben sichtbar.</w:t>
-      </w:r>
-    </w:p>
-    <w:p>
-      <w:r>
-        <w:t>Pruefungsnahe Anwendung. Die Grenze gegen Scheingenauigkeit verlaeuft bei Wirkungsökonomische Vertiefung nicht zwischen Optimismus und Pessimismus. Sie verlaeuft zwischen offengelegter Unsicherheit und rhetorischer Sicherheit. Wer Wirkungspotenziale und Wirkungsrisiken analysieren belastbar anwenden will, benennt Systemgrenze, Zeitraum, Vergleichspunkt und offene Gegenhypothese. Gerade dadurch bleibt das Skript anschlussfaehig fuer Forschung, Praxis und spaetere Revision.</w:t>
-      </w:r>
-    </w:p>
-    <w:p>
-      <w:r>
-        <w:t>Fuer die Pruefung ist Wirkungsökonomische Vertiefung dann verstanden, wenn daraus eine belastbare Fallantwort entsteht. Eine gute Antwort unterscheidet Beobachtung, Kausalannahme, Bewertung und Steuerungsfolge. Sie bewertet keine Menschen, sondern Wirkpfade, Zustandsveraenderungen, Risiken und institutionelle Bedingungen.</w:t>
-      </w:r>
-    </w:p>
-    <w:p>
-      <w:r>
-        <w:t>Rueckfluss. Fuer den WOE-Korpus bedeutet das: Begriffe aus Wirkungspotenziale und Wirkungsrisiken analysieren sollten dort geschaerft werden, wo sie in Glossar, Werkzeugen, Journal oder Readern doppeldeutig bleiben. Offene Forschungsfragen werden nicht versteckt. Sie markieren die Stelle, an der spaetere Evidenz, ein besserer Datensatz oder eine praezisere Fallstudie die Bewertung veraendern kann.</w:t>
-      </w:r>
-    </w:p>
-    <w:p>
-      <w:r>
-        <w:t>Transfer in den WOE-Korpus. Begriffliche Präzision zeigt, warum Wirkungspotenziale und Wirkungsrisiken analysieren mehr ist als ein Schlagwort im Feld Wirkpfade, Wirkungsempfaenger, Bewertung und Rueckkopplung. Die wirkungsoekonomische Frage lautet: Welche reale Veraenderung wird moeglich, welche bleibt nur Potenzial und wo entsteht ein Wirkungsrisiko? Diese Unterscheidung schuetzt vor Impact-Washing, weil sie Absicht, Aktivitaet, Reichweite und Wirkung auseinanderhaelt.</w:t>
-      </w:r>
-    </w:p>
-    <w:p>
-      <w:r>
-        <w:t>Eine Kommune, ein Unternehmen oder eine Bildungsorganisation will Wirkungspotenziale und Wirkungsrisiken analysieren praktisch anwenden. Der erste Schritt ist nicht die Auswahl eines Instruments, sondern die Klaerung der Zustandsveraenderung. Bei Begriffliche Präzision muss deshalb benannt werden, wer betroffen ist, welcher Zustand sich veraendert, welche Frist gilt und welche Gegenbeobachtung die Annahme widerlegen wuerde. Erst danach entsteht eine begruendete Entscheidung im Feld Strategie, Prozess, Budget, Verantwortlichkeit oder Kommunikationsregel.</w:t>
-      </w:r>
-    </w:p>
-    <w:p>
-      <w:r>
-        <w:t>Grenzen der Aussage. In WM-V5 muss Wirkpfad immer mit Empfaengern gelesen werden. Wirkung entsteht nicht beim Sender, sondern an veraenderten Zustaenden von Menschen, Oekosystemen, Institutionen, Oeffentlichkeit oder kuenftigen Handlungsspielraeumen. Darum reicht es nicht, interne Aktivitaeten zu dokumentieren. Entscheidend ist, ob sich ein Zustand nachvollziehbar veraendert und ob diese Veraenderung im Referenzrahmen Mensch, Planet, Demokratie, SDGs, Agenda 2030 und SDG+ tragfaehig bewertet werden kann.</w:t>
-      </w:r>
-    </w:p>
-    <w:p>
-      <w:r>
-        <w:t>Ein Bericht behauptet, die Massnahme zu Wirkungspotenziale und Wirkungsrisiken analysieren sei erfolgreich. Die WOE-Lesart fragt bei Wirkpfad nach belastbaren Nachweisen: Managementroutine, Stakeholder-Rueckmeldung, Prozessdaten, Entscheidungsprotokoll und Lernschleife. Wenn diese Nachweise fehlen, bleibt die Aussage Wirkungspotenzial oder Kommunikationsbehauptung. Sie kann wichtig sein, aber sie ist noch keine belegte Wirkung.</w:t>
-      </w:r>
-    </w:p>
-    <w:p>
-      <w:r>
-        <w:t>Kontrollfrage. Welche Entscheidung waere falsch, wenn Wirkpfad in WM-V5 missverstanden wird? Die Antwort muss mindestens eine Daten- oder Quellenannahme, eine betroffene Gruppe oder Schutzdimension, eine moegliche Nebenwirkung und einen Rueckkopplungsschritt nennen. Richtig ist nicht die lauteste Bewertung, sondern diejenige, die Begriff, Beleg und Steuerungsfolge zusammenhaelt.</w:t>
+        <w:t>Vertiefungsrunde 4: Anschluss an Praxis und Forschung</w:t>
+      </w:r>
+    </w:p>
+    <w:p>
+      <w:r>
+        <w:t>Diese Runde wechselt den Blickwinkel, damit der Schlussblock nicht nur wiederholt, sondern Leseentscheidungen vorbereitet: Was ist belegt, was bleibt Potenzial, welche Nebenwirkung ist relevant und welche Steuerungsfolge wird daraus abgeleitet?</w:t>
+      </w:r>
+    </w:p>
+    <w:p>
+      <w:r>
+        <w:t>Evidenzfenster. In Wirkungsmanagement wird Wirkungspotenzial ist nicht Wirkung erst steuerungsfaehig, wenn daraus eine Entscheidung folgt. Fuehrung, Strategie, Controlling, Einkauf, Kommunikation und Kultur muessen denselben Wirkungsbegriff verwenden. Ohne diese Rueckkopplung bleibt Reporting eine Beschreibung. Mit Rueckkopplung wird aus Bewertung eine veraenderte Routine: ein anderer Prozess, ein geaenderter Anreiz, eine bessere Datenpflicht, eine korrigierte Kommunikation oder eine neue Priorisierung.</w:t>
+      </w:r>
+    </w:p>
+    <w:p>
+      <w:r>
+        <w:t>Die typische Fehlstelle bei Wirkungspotenziale und Wirkungsrisiken analysieren liegt darin, Absicht, Aktivitaet oder Reporting als Wirkung zu behandeln. Bei Wirkungspotenzial ist nicht Wirkung wird diese Fehlstelle konkret: Ein scheinbar plausibler Befund darf nicht zur Abkuerzung werden. Quellen, Systemgrenzen, Unsicherheit und Rueckkopplung bleiben sichtbar.</w:t>
+      </w:r>
+    </w:p>
+    <w:p>
+      <w:r>
+        <w:t>Fallpruefung. Wenn eine Kommune eine bestehende Massnahme neu priorisieren will, beginnt die Analyse bei Empfaengern, Wirkraum, Zeitraum und Datenquelle. Bei Wirkungspotenzial ist nicht Wirkung muss dann geklaert werden, ob Ressourcen umgeschichtet, Daten nacherhoben oder Zielkonflikte offengelegt werden. Eine tragfaehige Antwort benennt mindestens eine Quelle, eine offene Unsicherheit, eine moegliche Gegenbeobachtung und die Entscheidung, die nach der Bewertung geaendert wird.</w:t>
+      </w:r>
+    </w:p>
+    <w:p>
+      <w:r>
+        <w:t>Bewertungsgrenze. Die Grenze gegen Scheingenauigkeit verlaeuft bei Wirkungspotenzial als Verschiebung von Wahrscheinlichkeit nicht zwischen Optimismus und Pessimismus. Sie verlaeuft zwischen offengelegter Unsicherheit und rhetorischer Sicherheit. Wer Wirkungspotenziale und Wirkungsrisiken analysieren belastbar anwenden will, benennt Systemgrenze, Zeitraum, Vergleichspunkt und offene Gegenhypothese. Gerade dadurch bleibt das Skript anschlussfaehig fuer Forschung, Praxis und spaetere Revision.</w:t>
+      </w:r>
+    </w:p>
+    <w:p>
+      <w:r>
+        <w:t>Fuer die Pruefung ist Wirkungspotenzial als Verschiebung von Wahrscheinlichkeit dann verstanden, wenn daraus eine belastbare Fallantwort entsteht. Eine gute Antwort unterscheidet Beobachtung, Kausalannahme, Bewertung und Steuerungsfolge. Sie bewertet keine Menschen, sondern Wirkpfade, Zustandsveraenderungen, Risiken und institutionelle Bedingungen.</w:t>
+      </w:r>
+    </w:p>
+    <w:p>
+      <w:r>
+        <w:t>Fallpruefung. Wenn ein Unternehmen ein Produkt, einen Prozess oder eine Investition wirkungsbezogen bewerten will, beginnt die Analyse bei Empfaengern, Wirkraum, Zeitraum und Datenquelle. Bei Wirkungspotenzial als Verschiebung von Wahrscheinlichkeit muss dann geklaert werden, welche Entscheidung nach der Bewertung tatsaechlich anders ausfaellt. Eine tragfaehige Antwort benennt mindestens eine Quelle, eine offene Unsicherheit, eine moegliche Gegenbeobachtung und die Entscheidung, die nach der Bewertung geaendert wird.</w:t>
+      </w:r>
+    </w:p>
+    <w:p>
+      <w:r>
+        <w:t>Fuer die Bewertung reicht kein Summenscore, der zentrale Schaeden mit bequemen Pluspunkten verrechnet. Nichtkompensation und Reverse Merit Order markieren, wo rote Linien, demokratische Grundbedingungen oder planetare Grenzen Vorrang vor Durchschnittslogik haben. So bleibt positive Netto-Wirkung eine anspruchsvolle Zielgroesse und wird nicht zur dekorativen Formel.</w:t>
+      </w:r>
+    </w:p>
+    <w:p>
+      <w:r>
+        <w:t>Steuerungsfolge. Wirkungsrisiko und Wirkungschance zeigt, warum Wirkungspotenziale und Wirkungsrisiken analysieren mehr ist als ein Schlagwort im Feld Wirkpfade, Wirkungsempfaenger, Bewertung und Rueckkopplung. Die wirkungsoekonomische Frage lautet: Welche reale Veraenderung wird moeglich, welche bleibt nur Potenzial und wo entsteht ein Wirkungsrisiko? Diese Unterscheidung schuetzt vor Impact-Washing, weil sie Absicht, Aktivitaet, Reichweite und Wirkung auseinanderhaelt.</w:t>
+      </w:r>
+    </w:p>
+    <w:p>
+      <w:r>
+        <w:t>Eine Kommune, ein Unternehmen oder eine Bildungsorganisation will Wirkungspotenziale und Wirkungsrisiken analysieren praktisch anwenden. Der erste Schritt ist nicht die Auswahl eines Instruments, sondern die Klaerung der Zustandsveraenderung. Bei Wirkungsrisiko und Wirkungschance muss deshalb benannt werden, wer betroffen ist, welcher Zustand sich veraendert, welche Frist gilt und welche Gegenbeobachtung die Annahme widerlegen wuerde. Erst danach entsteht eine begruendete Entscheidung im Feld Strategie, Prozess, Budget, Verantwortlichkeit oder Kommunikationsregel.</w:t>
+      </w:r>
+    </w:p>
+    <w:p>
+      <w:r>
+        <w:t>Fallpruefung. Wenn eine Bildungs- oder Forschungseinrichtung eine Wirkungsaussage fuer Lernende und Praxispartner pruefbar machen will, beginnt die Analyse bei Empfaengern, Wirkraum, Zeitraum und Datenquelle. Bei Wirkungsrisiko und Wirkungschance muss dann geklaert werden, welche Begriffe, Quellen und Grenzen im Material sichtbar bleiben muessen. Eine tragfaehige Antwort benennt mindestens eine Quelle, eine offene Unsicherheit, eine moegliche Gegenbeobachtung und die Entscheidung, die nach der Bewertung geaendert wird.</w:t>
+      </w:r>
+    </w:p>
+    <w:p>
+      <w:r>
+        <w:t>Der Rueckfluss in den WOE-Korpus liegt hier in klaren Begriffen, sauber verlinkten Quellen und benannten Forschungsfragen. Wo Glossar, Werkzeuge, Journal oder Reader noch doppeldeutig bleiben, sollte Wirkungspotenziale und Wirkungsrisiken analysieren nicht als fertige Gewissheit auftreten, sondern als pruefbarer Lernstand mit Korrekturpfad.</w:t>
+      </w:r>
+    </w:p>
+    <w:p>
+      <w:r>
+        <w:t>Transferhinweis. In WM-V5 muss Sprache, Bilder, Tonalität und Frames immer mit Empfaengern gelesen werden. Wirkung entsteht nicht beim Sender, sondern an veraenderten Zustaenden von Menschen, Oekosystemen, Institutionen, Oeffentlichkeit oder kuenftigen Handlungsspielraeumen. Darum reicht es nicht, interne Aktivitaeten zu dokumentieren. Entscheidend ist, ob sich ein Zustand nachvollziehbar veraendert und ob diese Veraenderung im Referenzrahmen Mensch, Planet, Demokratie, SDGs, Agenda 2030 und SDG+ tragfaehig bewertet werden kann.</w:t>
+      </w:r>
+    </w:p>
+    <w:p>
+      <w:r>
+        <w:t>Ein Bericht behauptet, die Massnahme zu Wirkungspotenziale und Wirkungsrisiken analysieren sei erfolgreich. Die WOE-Lesart fragt bei Sprache, Bilder, Tonalität und Frames nach belastbaren Nachweisen: Managementroutine, Stakeholder-Rueckmeldung, Prozessdaten, Entscheidungsprotokoll und Lernschleife. Wenn diese Nachweise fehlen, bleibt die Aussage Wirkungspotenzial oder Kommunikationsbehauptung. Sie kann wichtig sein, aber sie ist noch keine belegte Wirkung.</w:t>
+      </w:r>
+    </w:p>
+    <w:p>
+      <w:r>
+        <w:t>Fallpruefung. Wenn eine Kommune eine bestehende Massnahme neu priorisieren will, beginnt die Analyse bei Empfaengern, Wirkraum, Zeitraum und Datenquelle. Bei Sprache, Bilder, Tonalität und Frames muss dann geklaert werden, ob Ressourcen umgeschichtet, Daten nacherhoben oder Zielkonflikte offengelegt werden. Eine tragfaehige Antwort benennt mindestens eine Quelle, eine offene Unsicherheit, eine moegliche Gegenbeobachtung und die Entscheidung, die nach der Bewertung geaendert wird.</w:t>
+      </w:r>
+    </w:p>
+    <w:p>
+      <w:r>
+        <w:t>Rueckflussnotiz. Wissenschaftliche Anschlussfaehigkeit entsteht hier durch Quellenklarheit. Bei Einleitung / Wirkungsfrage werden interne WOE-Begriffe nicht als Ersatz fuer Belege benutzt, sondern mit Grundlagenwerk, WOE-Referenz, Glossar, Werkzeuge, Journal und externe Fachquellen verbunden. Wo die Datenlage offen bleibt, wird das offengelegt. Wo eine Aussage nur plausibel ist, bleibt sie als Wirkungspotenzial markiert. Wo ein Schaden eine rote Linie beruehrt, greift Nichtkompensation vor Durchschnittslogik.</w:t>
+      </w:r>
+    </w:p>
+    <w:p>
+      <w:r>
+        <w:t>In einer kontroversen Entscheidung wirkt Einleitung / Wirkungsfrage als Pruefpunkt fuer Ambivalenz. Ein Nutzen fuer eine Gruppe kann mit Risiken fuer andere Wirkungsempfaenger einhergehen. Das Skript verlangt deshalb, positive und negative Zustandsveraenderungen getrennt zu fuehren, bevor von positiver Netto-Wirkung gesprochen wird.</w:t>
+      </w:r>
+    </w:p>
+    <w:p>
+      <w:r>
+        <w:t>Fallpruefung. Wenn ein Unternehmen ein Produkt, einen Prozess oder eine Investition wirkungsbezogen bewerten will, beginnt die Analyse bei Empfaengern, Wirkraum, Zeitraum und Datenquelle. Bei Einleitung / Wirkungsfrage muss dann geklaert werden, welche Entscheidung nach der Bewertung tatsaechlich anders ausfaellt. Eine tragfaehige Antwort benennt mindestens eine Quelle, eine offene Unsicherheit, eine moegliche Gegenbeobachtung und die Entscheidung, die nach der Bewertung geaendert wird.</w:t>
+      </w:r>
+    </w:p>
+    <w:p>
+      <w:r>
+        <w:t>Fuer die Bewertung reicht kein Summenscore, der zentrale Schaeden mit bequemen Pluspunkten verrechnet. Nichtkompensation und Reverse Merit Order markieren, wo rote Linien, demokratische Grundbedingungen oder planetare Grenzen Vorrang vor Durchschnittslogik haben. So bleibt positive Netto-Wirkung eine anspruchsvolle Zielgroesse und wird nicht zur dekorativen Formel.</w:t>
+      </w:r>
+    </w:p>
+    <w:p>
+      <w:r>
+        <w:t>Pruefungsimpuls. In Wirkungsmanagement wird Kernaussage erst steuerungsfaehig, wenn daraus eine Entscheidung folgt. Fuehrung, Strategie, Controlling, Einkauf, Kommunikation und Kultur muessen denselben Wirkungsbegriff verwenden. Ohne diese Rueckkopplung bleibt Reporting eine Beschreibung. Mit Rueckkopplung wird aus Bewertung eine veraenderte Routine: ein anderer Prozess, ein geaenderter Anreiz, eine bessere Datenpflicht, eine korrigierte Kommunikation oder eine neue Priorisierung.</w:t>
+      </w:r>
+    </w:p>
+    <w:p>
+      <w:r>
+        <w:t>Die typische Fehlstelle bei Wirkungspotenziale und Wirkungsrisiken analysieren liegt darin, Absicht, Aktivitaet oder Reporting als Wirkung zu behandeln. Bei Kernaussage wird diese Fehlstelle konkret: Ein scheinbar plausibler Befund darf nicht zur Abkuerzung werden. Quellen, Systemgrenzen, Unsicherheit und Rueckkopplung bleiben sichtbar.</w:t>
+      </w:r>
+    </w:p>
+    <w:p>
+      <w:r>
+        <w:t>Fallpruefung. Wenn eine Bildungs- oder Forschungseinrichtung eine Wirkungsaussage fuer Lernende und Praxispartner pruefbar machen will, beginnt die Analyse bei Empfaengern, Wirkraum, Zeitraum und Datenquelle. Bei Kernaussage muss dann geklaert werden, welche Begriffe, Quellen und Grenzen im Material sichtbar bleiben muessen. Eine tragfaehige Antwort benennt mindestens eine Quelle, eine offene Unsicherheit, eine moegliche Gegenbeobachtung und die Entscheidung, die nach der Bewertung geaendert wird.</w:t>
+      </w:r>
+    </w:p>
+    <w:p>
+      <w:r>
+        <w:t>Der Rueckfluss in den WOE-Korpus liegt hier in klaren Begriffen, sauber verlinkten Quellen und benannten Forschungsfragen. Wo Glossar, Werkzeuge, Journal oder Reader noch doppeldeutig bleiben, sollte Wirkungspotenziale und Wirkungsrisiken analysieren nicht als fertige Gewissheit auftreten, sondern als pruefbarer Lernstand mit Korrekturpfad.</w:t>
       </w:r>
     </w:p>
     <w:p>
@@ -3820,107 +3875,122 @@
         <w:pStyle w:val="Heading3"/>
       </w:pPr>
       <w:r>
-        <w:t>Schlussvertiefung 5: Wirkungspotenziale und Wirkungsrisiken analysieren im Anwendungsfall</w:t>
-      </w:r>
-    </w:p>
-    <w:p>
-      <w:r>
-        <w:t>Die folgenden Abschnitte sind keine neue Pruefungsloesung. Sie verdichten die vorhandenen Kapitel zu einer Lesart, mit der Studierende einen Fall selbststaendig analysieren koennen. Im Mittelpunkt stehen Wirkpfade, Wirkungsempfaenger, Bewertung und Rueckkopplung, nicht moralische Personenbewertung.</w:t>
-      </w:r>
-    </w:p>
-    <w:p>
-      <w:r>
-        <w:t>Begriffliche Schlussklaerung. Wissenschaftliche Anschlussfaehigkeit entsteht hier durch Quellenklarheit. Bei Leitthese werden interne WOE-Begriffe nicht als Ersatz fuer Belege benutzt, sondern mit Grundlagenwerk, WOE-Referenz, Glossar, Werkzeuge, Journal und externe Fachquellen verbunden. Wo die Datenlage offen bleibt, wird das offengelegt. Wo eine Aussage nur plausibel ist, bleibt sie als Wirkungspotenzial markiert. Wo ein Schaden eine rote Linie beruehrt, greift Nichtkompensation vor Durchschnittslogik.</w:t>
-      </w:r>
-    </w:p>
-    <w:p>
-      <w:r>
-        <w:t>In einer kontroversen Entscheidung wirkt Leitthese als Pruefpunkt fuer Ambivalenz. Ein Nutzen fuer eine Gruppe kann mit Risiken fuer andere Wirkungsempfaenger einhergehen. Das Skript verlangt deshalb, positive und negative Zustandsveraenderungen getrennt zu fuehren, bevor von positiver Netto-Wirkung gesprochen wird.</w:t>
-      </w:r>
-    </w:p>
-    <w:p>
-      <w:r>
-        <w:t>Wirkpfad und Empfaenger. In Wirkungsmanagement wird Didaktische Einordnung im Studiengang erst steuerungsfaehig, wenn daraus eine Entscheidung folgt. Fuehrung, Strategie, Controlling, Einkauf, Kommunikation und Kultur muessen denselben Wirkungsbegriff verwenden. Ohne diese Rueckkopplung bleibt Reporting eine Beschreibung. Mit Rueckkopplung wird aus Bewertung eine veraenderte Routine: ein anderer Prozess, ein geaenderter Anreiz, eine bessere Datenpflicht, eine korrigierte Kommunikation oder eine neue Priorisierung.</w:t>
-      </w:r>
-    </w:p>
-    <w:p>
-      <w:r>
-        <w:t>Die typische Fehlstelle bei Wirkungspotenziale und Wirkungsrisiken analysieren liegt darin, Absicht, Aktivitaet oder Reporting als Wirkung zu behandeln. Bei Didaktische Einordnung im Studiengang wird diese Fehlstelle konkret: Ein scheinbar plausibler Befund darf nicht zur Abkuerzung werden. Quellen, Systemgrenzen, Unsicherheit und Rueckkopplung bleiben sichtbar.</w:t>
-      </w:r>
-    </w:p>
-    <w:p>
-      <w:r>
-        <w:t>Daten, Quellen und Evidenz. Die Grenze gegen Scheingenauigkeit verlaeuft bei Analysemodell nicht zwischen Optimismus und Pessimismus. Sie verlaeuft zwischen offengelegter Unsicherheit und rhetorischer Sicherheit. Wer Wirkungspotenziale und Wirkungsrisiken analysieren belastbar anwenden will, benennt Systemgrenze, Zeitraum, Vergleichspunkt und offene Gegenhypothese. Gerade dadurch bleibt das Skript anschlussfaehig fuer Forschung, Praxis und spaetere Revision.</w:t>
-      </w:r>
-    </w:p>
-    <w:p>
-      <w:r>
-        <w:t>Fuer die Pruefung ist Analysemodell dann verstanden, wenn daraus eine belastbare Fallantwort entsteht. Eine gute Antwort unterscheidet Beobachtung, Kausalannahme, Bewertung und Steuerungsfolge. Sie bewertet keine Menschen, sondern Wirkpfade, Zustandsveraenderungen, Risiken und institutionelle Bedingungen.</w:t>
-      </w:r>
-    </w:p>
-    <w:p>
-      <w:r>
-        <w:t>Bewertung und rote Linien. Modellformel zeigt, warum Wirkungspotenziale und Wirkungsrisiken analysieren mehr ist als ein Schlagwort im Feld Wirkpfade, Wirkungsempfaenger, Bewertung und Rueckkopplung. Die wirkungsoekonomische Frage lautet: Welche reale Veraenderung wird moeglich, welche bleibt nur Potenzial und wo entsteht ein Wirkungsrisiko? Diese Unterscheidung schuetzt vor Impact-Washing, weil sie Absicht, Aktivitaet, Reichweite und Wirkung auseinanderhaelt.</w:t>
-      </w:r>
-    </w:p>
-    <w:p>
-      <w:r>
-        <w:t>Eine Kommune, ein Unternehmen oder eine Bildungsorganisation will Wirkungspotenziale und Wirkungsrisiken analysieren praktisch anwenden. Der erste Schritt ist nicht die Auswahl eines Instruments, sondern die Klaerung der Zustandsveraenderung. Bei Modellformel muss deshalb benannt werden, wer betroffen ist, welcher Zustand sich veraendert, welche Frist gilt und welche Gegenbeobachtung die Annahme widerlegen wuerde. Erst danach entsteht eine begruendete Entscheidung im Feld Strategie, Prozess, Budget, Verantwortlichkeit oder Kommunikationsregel.</w:t>
-      </w:r>
-    </w:p>
-    <w:p>
-      <w:r>
-        <w:t>Kontrollfrage. Welche Entscheidung waere falsch, wenn Modellformel in WM-V5 missverstanden wird? Die Antwort muss mindestens eine Daten- oder Quellenannahme, eine betroffene Gruppe oder Schutzdimension, eine moegliche Nebenwirkung und einen Rueckkopplungsschritt nennen. Richtig ist nicht die lauteste Bewertung, sondern diejenige, die Begriff, Beleg und Steuerungsfolge zusammenhaelt.</w:t>
-      </w:r>
-    </w:p>
-    <w:p>
-      <w:r>
-        <w:t>Rueckfluss. Fuer den WOE-Korpus bedeutet das: Begriffe aus Wirkungspotenziale und Wirkungsrisiken analysieren sollten dort geschaerft werden, wo sie in Glossar, Werkzeugen, Journal oder Readern doppeldeutig bleiben. Offene Forschungsfragen werden nicht versteckt. Sie markieren die Stelle, an der spaetere Evidenz, ein besserer Datensatz oder eine praezisere Fallstudie die Bewertung veraendern kann.</w:t>
-      </w:r>
-    </w:p>
-    <w:p>
-      <w:r>
-        <w:t>Steuerung und Rueckkopplung. In WM-V5 muss Fallfenster immer mit Empfaengern gelesen werden. Wirkung entsteht nicht beim Sender, sondern an veraenderten Zustaenden von Menschen, Oekosystemen, Institutionen, Oeffentlichkeit oder kuenftigen Handlungsspielraeumen. Darum reicht es nicht, interne Aktivitaeten zu dokumentieren. Entscheidend ist, ob sich ein Zustand nachvollziehbar veraendert und ob diese Veraenderung im Referenzrahmen Mensch, Planet, Demokratie, SDGs, Agenda 2030 und SDG+ tragfaehig bewertet werden kann.</w:t>
-      </w:r>
-    </w:p>
-    <w:p>
-      <w:r>
-        <w:t>Ein Bericht behauptet, die Massnahme zu Wirkungspotenziale und Wirkungsrisiken analysieren sei erfolgreich. Die WOE-Lesart fragt bei Fallfenster nach belastbaren Nachweisen: Managementroutine, Stakeholder-Rueckmeldung, Prozessdaten, Entscheidungsprotokoll und Lernschleife. Wenn diese Nachweise fehlen, bleibt die Aussage Wirkungspotenzial oder Kommunikationsbehauptung. Sie kann wichtig sein, aber sie ist noch keine belegte Wirkung.</w:t>
-      </w:r>
-    </w:p>
-    <w:p>
-      <w:r>
-        <w:t>Pruefungsnahe Anwendung. Wissenschaftliche Anschlussfaehigkeit entsteht hier durch Quellenklarheit. Bei Prüfungsnahe Fallfragen ohne geschützte Antwortlogik werden interne WOE-Begriffe nicht als Ersatz fuer Belege benutzt, sondern mit Grundlagenwerk, WOE-Referenz, Glossar, Werkzeuge, Journal und externe Fachquellen verbunden. Wo die Datenlage offen bleibt, wird das offengelegt. Wo eine Aussage nur plausibel ist, bleibt sie als Wirkungspotenzial markiert. Wo ein Schaden eine rote Linie beruehrt, greift Nichtkompensation vor Durchschnittslogik.</w:t>
-      </w:r>
-    </w:p>
-    <w:p>
-      <w:r>
-        <w:t>In einer kontroversen Entscheidung wirkt Prüfungsnahe Fallfragen ohne geschützte Antwortlogik als Pruefpunkt fuer Ambivalenz. Ein Nutzen fuer eine Gruppe kann mit Risiken fuer andere Wirkungsempfaenger einhergehen. Das Skript verlangt deshalb, positive und negative Zustandsveraenderungen getrennt zu fuehren, bevor von positiver Netto-Wirkung gesprochen wird.</w:t>
-      </w:r>
-    </w:p>
-    <w:p>
-      <w:r>
-        <w:t>Transfer in den WOE-Korpus. In Wirkungsmanagement wird Auswertung aus der lebenden Website-Referenz erst steuerungsfaehig, wenn daraus eine Entscheidung folgt. Fuehrung, Strategie, Controlling, Einkauf, Kommunikation und Kultur muessen denselben Wirkungsbegriff verwenden. Ohne diese Rueckkopplung bleibt Reporting eine Beschreibung. Mit Rueckkopplung wird aus Bewertung eine veraenderte Routine: ein anderer Prozess, ein geaenderter Anreiz, eine bessere Datenpflicht, eine korrigierte Kommunikation oder eine neue Priorisierung.</w:t>
-      </w:r>
-    </w:p>
-    <w:p>
-      <w:r>
-        <w:t>Die typische Fehlstelle bei Wirkungspotenziale und Wirkungsrisiken analysieren liegt darin, Absicht, Aktivitaet oder Reporting als Wirkung zu behandeln. Bei Auswertung aus der lebenden Website-Referenz wird diese Fehlstelle konkret: Ein scheinbar plausibler Befund darf nicht zur Abkuerzung werden. Quellen, Systemgrenzen, Unsicherheit und Rueckkopplung bleiben sichtbar.</w:t>
-      </w:r>
-    </w:p>
-    <w:p>
-      <w:r>
-        <w:t>Grenzen der Aussage. Die Grenze gegen Scheingenauigkeit verlaeuft bei Der Raum vor der Wirkung nicht zwischen Optimismus und Pessimismus. Sie verlaeuft zwischen offengelegter Unsicherheit und rhetorischer Sicherheit. Wer Wirkungspotenziale und Wirkungsrisiken analysieren belastbar anwenden will, benennt Systemgrenze, Zeitraum, Vergleichspunkt und offene Gegenhypothese. Gerade dadurch bleibt das Skript anschlussfaehig fuer Forschung, Praxis und spaetere Revision.</w:t>
-      </w:r>
-    </w:p>
-    <w:p>
-      <w:r>
-        <w:t>Fuer die Pruefung ist Der Raum vor der Wirkung dann verstanden, wenn daraus eine belastbare Fallantwort entsteht. Eine gute Antwort unterscheidet Beobachtung, Kausalannahme, Bewertung und Steuerungsfolge. Sie bewertet keine Menschen, sondern Wirkpfade, Zustandsveraenderungen, Risiken und institutionelle Bedingungen.</w:t>
-      </w:r>
-    </w:p>
-    <w:p>
-      <w:r>
-        <w:t>Kontrollfrage. Welche Entscheidung waere falsch, wenn Der Raum vor der Wirkung in WM-V5 missverstanden wird? Die Antwort muss mindestens eine Daten- oder Quellenannahme, eine betroffene Gruppe oder Schutzdimension, eine moegliche Nebenwirkung und einen Rueckkopplungsschritt nennen. Richtig ist nicht die lauteste Bewertung, sondern diejenige, die Begriff, Beleg und Steuerungsfolge zusammenhaelt.</w:t>
+        <w:t>Vertiefungsrunde 5: Anschluss an Praxis und Forschung</w:t>
+      </w:r>
+    </w:p>
+    <w:p>
+      <w:r>
+        <w:t>Diese Runde wechselt den Blickwinkel, damit der Schlussblock nicht nur wiederholt, sondern Leseentscheidungen vorbereitet: Was ist belegt, was bleibt Potenzial, welche Nebenwirkung ist relevant und welche Steuerungsfolge wird daraus abgeleitet?</w:t>
+      </w:r>
+    </w:p>
+    <w:p>
+      <w:r>
+        <w:t>Begriffliche Sicherung. Die Grenze gegen Scheingenauigkeit verlaeuft bei Quelltext und fachliche Grundlegung nicht zwischen Optimismus und Pessimismus. Sie verlaeuft zwischen offengelegter Unsicherheit und rhetorischer Sicherheit. Wer Wirkungspotenziale und Wirkungsrisiken analysieren belastbar anwenden will, benennt Systemgrenze, Zeitraum, Vergleichspunkt und offene Gegenhypothese. Gerade dadurch bleibt das Skript anschlussfaehig fuer Forschung, Praxis und spaetere Revision.</w:t>
+      </w:r>
+    </w:p>
+    <w:p>
+      <w:r>
+        <w:t>Fuer die Pruefung ist Quelltext und fachliche Grundlegung dann verstanden, wenn daraus eine belastbare Fallantwort entsteht. Eine gute Antwort unterscheidet Beobachtung, Kausalannahme, Bewertung und Steuerungsfolge. Sie bewertet keine Menschen, sondern Wirkpfade, Zustandsveraenderungen, Risiken und institutionelle Bedingungen.</w:t>
+      </w:r>
+    </w:p>
+    <w:p>
+      <w:r>
+        <w:t>Fallpruefung. Wenn eine Kommune eine bestehende Massnahme neu priorisieren will, beginnt die Analyse bei Empfaengern, Wirkraum, Zeitraum und Datenquelle. Bei Quelltext und fachliche Grundlegung muss dann geklaert werden, ob Ressourcen umgeschichtet, Daten nacherhoben oder Zielkonflikte offengelegt werden. Eine tragfaehige Antwort benennt mindestens eine Quelle, eine offene Unsicherheit, eine moegliche Gegenbeobachtung und die Entscheidung, die nach der Bewertung geaendert wird.</w:t>
+      </w:r>
+    </w:p>
+    <w:p>
+      <w:r>
+        <w:t>Wirkpfadpruefung. Einstieg / Wirkungsfrage zeigt, warum Wirkungspotenziale und Wirkungsrisiken analysieren mehr ist als ein Schlagwort im Feld Wirkpfade, Wirkungsempfaenger, Bewertung und Rueckkopplung. Die wirkungsoekonomische Frage lautet: Welche reale Veraenderung wird moeglich, welche bleibt nur Potenzial und wo entsteht ein Wirkungsrisiko? Diese Unterscheidung schuetzt vor Impact-Washing, weil sie Absicht, Aktivitaet, Reichweite und Wirkung auseinanderhaelt.</w:t>
+      </w:r>
+    </w:p>
+    <w:p>
+      <w:r>
+        <w:t>Eine Kommune, ein Unternehmen oder eine Bildungsorganisation will Wirkungspotenziale und Wirkungsrisiken analysieren praktisch anwenden. Der erste Schritt ist nicht die Auswahl eines Instruments, sondern die Klaerung der Zustandsveraenderung. Bei Einstieg / Wirkungsfrage muss deshalb benannt werden, wer betroffen ist, welcher Zustand sich veraendert, welche Frist gilt und welche Gegenbeobachtung die Annahme widerlegen wuerde. Erst danach entsteht eine begruendete Entscheidung im Feld Strategie, Prozess, Budget, Verantwortlichkeit oder Kommunikationsregel.</w:t>
+      </w:r>
+    </w:p>
+    <w:p>
+      <w:r>
+        <w:t>Fallpruefung. Wenn ein Unternehmen ein Produkt, einen Prozess oder eine Investition wirkungsbezogen bewerten will, beginnt die Analyse bei Empfaengern, Wirkraum, Zeitraum und Datenquelle. Bei Einstieg / Wirkungsfrage muss dann geklaert werden, welche Entscheidung nach der Bewertung tatsaechlich anders ausfaellt. Eine tragfaehige Antwort benennt mindestens eine Quelle, eine offene Unsicherheit, eine moegliche Gegenbeobachtung und die Entscheidung, die nach der Bewertung geaendert wird.</w:t>
+      </w:r>
+    </w:p>
+    <w:p>
+      <w:r>
+        <w:t>Fuer die Bewertung reicht kein Summenscore, der zentrale Schaeden mit bequemen Pluspunkten verrechnet. Nichtkompensation und Reverse Merit Order markieren, wo rote Linien, demokratische Grundbedingungen oder planetare Grenzen Vorrang vor Durchschnittslogik haben. So bleibt positive Netto-Wirkung eine anspruchsvolle Zielgroesse und wird nicht zur dekorativen Formel.</w:t>
+      </w:r>
+    </w:p>
+    <w:p>
+      <w:r>
+        <w:t>Evidenzfenster. In WM-V5 muss Skript / Folien (Lernseite) immer mit Empfaengern gelesen werden. Wirkung entsteht nicht beim Sender, sondern an veraenderten Zustaenden von Menschen, Oekosystemen, Institutionen, Oeffentlichkeit oder kuenftigen Handlungsspielraeumen. Darum reicht es nicht, interne Aktivitaeten zu dokumentieren. Entscheidend ist, ob sich ein Zustand nachvollziehbar veraendert und ob diese Veraenderung im Referenzrahmen Mensch, Planet, Demokratie, SDGs, Agenda 2030 und SDG+ tragfaehig bewertet werden kann.</w:t>
+      </w:r>
+    </w:p>
+    <w:p>
+      <w:r>
+        <w:t>Ein Bericht behauptet, die Massnahme zu Wirkungspotenziale und Wirkungsrisiken analysieren sei erfolgreich. Die WOE-Lesart fragt bei Skript / Folien (Lernseite) nach belastbaren Nachweisen: Managementroutine, Stakeholder-Rueckmeldung, Prozessdaten, Entscheidungsprotokoll und Lernschleife. Wenn diese Nachweise fehlen, bleibt die Aussage Wirkungspotenzial oder Kommunikationsbehauptung. Sie kann wichtig sein, aber sie ist noch keine belegte Wirkung.</w:t>
+      </w:r>
+    </w:p>
+    <w:p>
+      <w:r>
+        <w:t>Fallpruefung. Wenn eine Bildungs- oder Forschungseinrichtung eine Wirkungsaussage fuer Lernende und Praxispartner pruefbar machen will, beginnt die Analyse bei Empfaengern, Wirkraum, Zeitraum und Datenquelle. Bei Skript / Folien (Lernseite) muss dann geklaert werden, welche Begriffe, Quellen und Grenzen im Material sichtbar bleiben muessen. Eine tragfaehige Antwort benennt mindestens eine Quelle, eine offene Unsicherheit, eine moegliche Gegenbeobachtung und die Entscheidung, die nach der Bewertung geaendert wird.</w:t>
+      </w:r>
+    </w:p>
+    <w:p>
+      <w:r>
+        <w:t>Der Rueckfluss in den WOE-Korpus liegt hier in klaren Begriffen, sauber verlinkten Quellen und benannten Forschungsfragen. Wo Glossar, Werkzeuge, Journal oder Reader noch doppeldeutig bleiben, sollte Wirkungspotenziale und Wirkungsrisiken analysieren nicht als fertige Gewissheit auftreten, sondern als pruefbarer Lernstand mit Korrekturpfad.</w:t>
+      </w:r>
+    </w:p>
+    <w:p>
+      <w:r>
+        <w:t>Bewertungsgrenze. Wissenschaftliche Anschlussfaehigkeit entsteht hier durch Quellenklarheit. Bei Transferaufgabe werden interne WOE-Begriffe nicht als Ersatz fuer Belege benutzt, sondern mit Grundlagenwerk, WOE-Referenz, Glossar, Werkzeuge, Journal und externe Fachquellen verbunden. Wo die Datenlage offen bleibt, wird das offengelegt. Wo eine Aussage nur plausibel ist, bleibt sie als Wirkungspotenzial markiert. Wo ein Schaden eine rote Linie beruehrt, greift Nichtkompensation vor Durchschnittslogik.</w:t>
+      </w:r>
+    </w:p>
+    <w:p>
+      <w:r>
+        <w:t>In einer kontroversen Entscheidung wirkt Transferaufgabe als Pruefpunkt fuer Ambivalenz. Ein Nutzen fuer eine Gruppe kann mit Risiken fuer andere Wirkungsempfaenger einhergehen. Das Skript verlangt deshalb, positive und negative Zustandsveraenderungen getrennt zu fuehren, bevor von positiver Netto-Wirkung gesprochen wird.</w:t>
+      </w:r>
+    </w:p>
+    <w:p>
+      <w:r>
+        <w:t>Fallpruefung. Wenn eine Kommune eine bestehende Massnahme neu priorisieren will, beginnt die Analyse bei Empfaengern, Wirkraum, Zeitraum und Datenquelle. Bei Transferaufgabe muss dann geklaert werden, ob Ressourcen umgeschichtet, Daten nacherhoben oder Zielkonflikte offengelegt werden. Eine tragfaehige Antwort benennt mindestens eine Quelle, eine offene Unsicherheit, eine moegliche Gegenbeobachtung und die Entscheidung, die nach der Bewertung geaendert wird.</w:t>
+      </w:r>
+    </w:p>
+    <w:p>
+      <w:r>
+        <w:t>Steuerungsfolge. In Wirkungsmanagement wird Praxisbeispiel erst steuerungsfaehig, wenn daraus eine Entscheidung folgt. Fuehrung, Strategie, Controlling, Einkauf, Kommunikation und Kultur muessen denselben Wirkungsbegriff verwenden. Ohne diese Rueckkopplung bleibt Reporting eine Beschreibung. Mit Rueckkopplung wird aus Bewertung eine veraenderte Routine: ein anderer Prozess, ein geaenderter Anreiz, eine bessere Datenpflicht, eine korrigierte Kommunikation oder eine neue Priorisierung.</w:t>
+      </w:r>
+    </w:p>
+    <w:p>
+      <w:r>
+        <w:t>Die typische Fehlstelle bei Wirkungspotenziale und Wirkungsrisiken analysieren liegt darin, Absicht, Aktivitaet oder Reporting als Wirkung zu behandeln. Bei Praxisbeispiel wird diese Fehlstelle konkret: Ein scheinbar plausibler Befund darf nicht zur Abkuerzung werden. Quellen, Systemgrenzen, Unsicherheit und Rueckkopplung bleiben sichtbar.</w:t>
+      </w:r>
+    </w:p>
+    <w:p>
+      <w:r>
+        <w:t>Fallpruefung. Wenn ein Unternehmen ein Produkt, einen Prozess oder eine Investition wirkungsbezogen bewerten will, beginnt die Analyse bei Empfaengern, Wirkraum, Zeitraum und Datenquelle. Bei Praxisbeispiel muss dann geklaert werden, welche Entscheidung nach der Bewertung tatsaechlich anders ausfaellt. Eine tragfaehige Antwort benennt mindestens eine Quelle, eine offene Unsicherheit, eine moegliche Gegenbeobachtung und die Entscheidung, die nach der Bewertung geaendert wird.</w:t>
+      </w:r>
+    </w:p>
+    <w:p>
+      <w:r>
+        <w:t>Fuer die Bewertung reicht kein Summenscore, der zentrale Schaeden mit bequemen Pluspunkten verrechnet. Nichtkompensation und Reverse Merit Order markieren, wo rote Linien, demokratische Grundbedingungen oder planetare Grenzen Vorrang vor Durchschnittslogik haben. So bleibt positive Netto-Wirkung eine anspruchsvolle Zielgroesse und wird nicht zur dekorativen Formel.</w:t>
+      </w:r>
+    </w:p>
+    <w:p>
+      <w:r>
+        <w:t>Transferhinweis. Die Grenze gegen Scheingenauigkeit verlaeuft bei Wirkungsökonomische Vertiefung nicht zwischen Optimismus und Pessimismus. Sie verlaeuft zwischen offengelegter Unsicherheit und rhetorischer Sicherheit. Wer Wirkungspotenziale und Wirkungsrisiken analysieren belastbar anwenden will, benennt Systemgrenze, Zeitraum, Vergleichspunkt und offene Gegenhypothese. Gerade dadurch bleibt das Skript anschlussfaehig fuer Forschung, Praxis und spaetere Revision.</w:t>
+      </w:r>
+    </w:p>
+    <w:p>
+      <w:r>
+        <w:t>Fuer die Pruefung ist Wirkungsökonomische Vertiefung dann verstanden, wenn daraus eine belastbare Fallantwort entsteht. Eine gute Antwort unterscheidet Beobachtung, Kausalannahme, Bewertung und Steuerungsfolge. Sie bewertet keine Menschen, sondern Wirkpfade, Zustandsveraenderungen, Risiken und institutionelle Bedingungen.</w:t>
+      </w:r>
+    </w:p>
+    <w:p>
+      <w:r>
+        <w:t>Fallpruefung. Wenn eine Bildungs- oder Forschungseinrichtung eine Wirkungsaussage fuer Lernende und Praxispartner pruefbar machen will, beginnt die Analyse bei Empfaengern, Wirkraum, Zeitraum und Datenquelle. Bei Wirkungsökonomische Vertiefung muss dann geklaert werden, welche Begriffe, Quellen und Grenzen im Material sichtbar bleiben muessen. Eine tragfaehige Antwort benennt mindestens eine Quelle, eine offene Unsicherheit, eine moegliche Gegenbeobachtung und die Entscheidung, die nach der Bewertung geaendert wird.</w:t>
+      </w:r>
+    </w:p>
+    <w:p>
+      <w:r>
+        <w:t>Der Rueckfluss in den WOE-Korpus liegt hier in klaren Begriffen, sauber verlinkten Quellen und benannten Forschungsfragen. Wo Glossar, Werkzeuge, Journal oder Reader noch doppeldeutig bleiben, sollte Wirkungspotenziale und Wirkungsrisiken analysieren nicht als fertige Gewissheit auftreten, sondern als pruefbarer Lernstand mit Korrekturpfad.</w:t>
       </w:r>
     </w:p>
     <w:p>
@@ -3928,112 +3998,122 @@
         <w:pStyle w:val="Heading3"/>
       </w:pPr>
       <w:r>
-        <w:t>Schlussvertiefung 6: Wirkungspotenziale und Wirkungsrisiken analysieren im Anwendungsfall</w:t>
-      </w:r>
-    </w:p>
-    <w:p>
-      <w:r>
-        <w:t>Die folgenden Abschnitte sind keine neue Pruefungsloesung. Sie verdichten die vorhandenen Kapitel zu einer Lesart, mit der Studierende einen Fall selbststaendig analysieren koennen. Im Mittelpunkt stehen Wirkpfade, Wirkungsempfaenger, Bewertung und Rueckkopplung, nicht moralische Personenbewertung.</w:t>
-      </w:r>
-    </w:p>
-    <w:p>
-      <w:r>
-        <w:t>Begriffliche Schlussklaerung. Wirkungspotenzial ist nicht Wirkung zeigt, warum Wirkungspotenziale und Wirkungsrisiken analysieren mehr ist als ein Schlagwort im Feld Wirkpfade, Wirkungsempfaenger, Bewertung und Rueckkopplung. Die wirkungsoekonomische Frage lautet: Welche reale Veraenderung wird moeglich, welche bleibt nur Potenzial und wo entsteht ein Wirkungsrisiko? Diese Unterscheidung schuetzt vor Impact-Washing, weil sie Absicht, Aktivitaet, Reichweite und Wirkung auseinanderhaelt.</w:t>
-      </w:r>
-    </w:p>
-    <w:p>
-      <w:r>
-        <w:t>Eine Kommune, ein Unternehmen oder eine Bildungsorganisation will Wirkungspotenziale und Wirkungsrisiken analysieren praktisch anwenden. Der erste Schritt ist nicht die Auswahl eines Instruments, sondern die Klaerung der Zustandsveraenderung. Bei Wirkungspotenzial ist nicht Wirkung muss deshalb benannt werden, wer betroffen ist, welcher Zustand sich veraendert, welche Frist gilt und welche Gegenbeobachtung die Annahme widerlegen wuerde. Erst danach entsteht eine begruendete Entscheidung im Feld Strategie, Prozess, Budget, Verantwortlichkeit oder Kommunikationsregel.</w:t>
-      </w:r>
-    </w:p>
-    <w:p>
-      <w:r>
-        <w:t>Wirkpfad und Empfaenger. In WM-V5 muss Wirkungspotenzial als Verschiebung von Wahrscheinlichkeit immer mit Empfaengern gelesen werden. Wirkung entsteht nicht beim Sender, sondern an veraenderten Zustaenden von Menschen, Oekosystemen, Institutionen, Oeffentlichkeit oder kuenftigen Handlungsspielraeumen. Darum reicht es nicht, interne Aktivitaeten zu dokumentieren. Entscheidend ist, ob sich ein Zustand nachvollziehbar veraendert und ob diese Veraenderung im Referenzrahmen Mensch, Planet, Demokratie, SDGs, Agenda 2030 und SDG+ tragfaehig bewertet werden kann.</w:t>
-      </w:r>
-    </w:p>
-    <w:p>
-      <w:r>
-        <w:t>Ein Bericht behauptet, die Massnahme zu Wirkungspotenziale und Wirkungsrisiken analysieren sei erfolgreich. Die WOE-Lesart fragt bei Wirkungspotenzial als Verschiebung von Wahrscheinlichkeit nach belastbaren Nachweisen: Managementroutine, Stakeholder-Rueckmeldung, Prozessdaten, Entscheidungsprotokoll und Lernschleife. Wenn diese Nachweise fehlen, bleibt die Aussage Wirkungspotenzial oder Kommunikationsbehauptung. Sie kann wichtig sein, aber sie ist noch keine belegte Wirkung.</w:t>
-      </w:r>
-    </w:p>
-    <w:p>
-      <w:r>
-        <w:t>Rueckfluss. Fuer den WOE-Korpus bedeutet das: Begriffe aus Wirkungspotenziale und Wirkungsrisiken analysieren sollten dort geschaerft werden, wo sie in Glossar, Werkzeugen, Journal oder Readern doppeldeutig bleiben. Offene Forschungsfragen werden nicht versteckt. Sie markieren die Stelle, an der spaetere Evidenz, ein besserer Datensatz oder eine praezisere Fallstudie die Bewertung veraendern kann.</w:t>
-      </w:r>
-    </w:p>
-    <w:p>
-      <w:r>
-        <w:t>Daten, Quellen und Evidenz. Wissenschaftliche Anschlussfaehigkeit entsteht hier durch Quellenklarheit. Bei Wirkungsrisiko und Wirkungschance werden interne WOE-Begriffe nicht als Ersatz fuer Belege benutzt, sondern mit Grundlagenwerk, WOE-Referenz, Glossar, Werkzeuge, Journal und externe Fachquellen verbunden. Wo die Datenlage offen bleibt, wird das offengelegt. Wo eine Aussage nur plausibel ist, bleibt sie als Wirkungspotenzial markiert. Wo ein Schaden eine rote Linie beruehrt, greift Nichtkompensation vor Durchschnittslogik.</w:t>
-      </w:r>
-    </w:p>
-    <w:p>
-      <w:r>
-        <w:t>In einer kontroversen Entscheidung wirkt Wirkungsrisiko und Wirkungschance als Pruefpunkt fuer Ambivalenz. Ein Nutzen fuer eine Gruppe kann mit Risiken fuer andere Wirkungsempfaenger einhergehen. Das Skript verlangt deshalb, positive und negative Zustandsveraenderungen getrennt zu fuehren, bevor von positiver Netto-Wirkung gesprochen wird.</w:t>
-      </w:r>
-    </w:p>
-    <w:p>
-      <w:r>
-        <w:t>Bewertung und rote Linien. In Wirkungsmanagement wird Sprache, Bilder, Tonalität und Frames erst steuerungsfaehig, wenn daraus eine Entscheidung folgt. Fuehrung, Strategie, Controlling, Einkauf, Kommunikation und Kultur muessen denselben Wirkungsbegriff verwenden. Ohne diese Rueckkopplung bleibt Reporting eine Beschreibung. Mit Rueckkopplung wird aus Bewertung eine veraenderte Routine: ein anderer Prozess, ein geaenderter Anreiz, eine bessere Datenpflicht, eine korrigierte Kommunikation oder eine neue Priorisierung.</w:t>
-      </w:r>
-    </w:p>
-    <w:p>
-      <w:r>
-        <w:t>Die typische Fehlstelle bei Wirkungspotenziale und Wirkungsrisiken analysieren liegt darin, Absicht, Aktivitaet oder Reporting als Wirkung zu behandeln. Bei Sprache, Bilder, Tonalität und Frames wird diese Fehlstelle konkret: Ein scheinbar plausibler Befund darf nicht zur Abkuerzung werden. Quellen, Systemgrenzen, Unsicherheit und Rueckkopplung bleiben sichtbar.</w:t>
-      </w:r>
-    </w:p>
-    <w:p>
-      <w:r>
-        <w:t>Kontrollfrage. Welche Entscheidung waere falsch, wenn Sprache, Bilder, Tonalität und Frames in WM-V5 missverstanden wird? Die Antwort muss mindestens eine Daten- oder Quellenannahme, eine betroffene Gruppe oder Schutzdimension, eine moegliche Nebenwirkung und einen Rueckkopplungsschritt nennen. Richtig ist nicht die lauteste Bewertung, sondern diejenige, die Begriff, Beleg und Steuerungsfolge zusammenhaelt.</w:t>
-      </w:r>
-    </w:p>
-    <w:p>
-      <w:r>
-        <w:t>Steuerung und Rueckkopplung. Die Grenze gegen Scheingenauigkeit verlaeuft bei Einleitung / Wirkungsfrage nicht zwischen Optimismus und Pessimismus. Sie verlaeuft zwischen offengelegter Unsicherheit und rhetorischer Sicherheit. Wer Wirkungspotenziale und Wirkungsrisiken analysieren belastbar anwenden will, benennt Systemgrenze, Zeitraum, Vergleichspunkt und offene Gegenhypothese. Gerade dadurch bleibt das Skript anschlussfaehig fuer Forschung, Praxis und spaetere Revision.</w:t>
-      </w:r>
-    </w:p>
-    <w:p>
-      <w:r>
-        <w:t>Fuer die Pruefung ist Einleitung / Wirkungsfrage dann verstanden, wenn daraus eine belastbare Fallantwort entsteht. Eine gute Antwort unterscheidet Beobachtung, Kausalannahme, Bewertung und Steuerungsfolge. Sie bewertet keine Menschen, sondern Wirkpfade, Zustandsveraenderungen, Risiken und institutionelle Bedingungen.</w:t>
-      </w:r>
-    </w:p>
-    <w:p>
-      <w:r>
-        <w:t>Pruefungsnahe Anwendung. Kernaussage zeigt, warum Wirkungspotenziale und Wirkungsrisiken analysieren mehr ist als ein Schlagwort im Feld Wirkpfade, Wirkungsempfaenger, Bewertung und Rueckkopplung. Die wirkungsoekonomische Frage lautet: Welche reale Veraenderung wird moeglich, welche bleibt nur Potenzial und wo entsteht ein Wirkungsrisiko? Diese Unterscheidung schuetzt vor Impact-Washing, weil sie Absicht, Aktivitaet, Reichweite und Wirkung auseinanderhaelt.</w:t>
-      </w:r>
-    </w:p>
-    <w:p>
-      <w:r>
-        <w:t>Eine Kommune, ein Unternehmen oder eine Bildungsorganisation will Wirkungspotenziale und Wirkungsrisiken analysieren praktisch anwenden. Der erste Schritt ist nicht die Auswahl eines Instruments, sondern die Klaerung der Zustandsveraenderung. Bei Kernaussage muss deshalb benannt werden, wer betroffen ist, welcher Zustand sich veraendert, welche Frist gilt und welche Gegenbeobachtung die Annahme widerlegen wuerde. Erst danach entsteht eine begruendete Entscheidung im Feld Strategie, Prozess, Budget, Verantwortlichkeit oder Kommunikationsregel.</w:t>
-      </w:r>
-    </w:p>
-    <w:p>
-      <w:r>
-        <w:t>Transfer in den WOE-Korpus. In WM-V5 muss Quelltext und fachliche Grundlegung immer mit Empfaengern gelesen werden. Wirkung entsteht nicht beim Sender, sondern an veraenderten Zustaenden von Menschen, Oekosystemen, Institutionen, Oeffentlichkeit oder kuenftigen Handlungsspielraeumen. Darum reicht es nicht, interne Aktivitaeten zu dokumentieren. Entscheidend ist, ob sich ein Zustand nachvollziehbar veraendert und ob diese Veraenderung im Referenzrahmen Mensch, Planet, Demokratie, SDGs, Agenda 2030 und SDG+ tragfaehig bewertet werden kann.</w:t>
-      </w:r>
-    </w:p>
-    <w:p>
-      <w:r>
-        <w:t>Ein Bericht behauptet, die Massnahme zu Wirkungspotenziale und Wirkungsrisiken analysieren sei erfolgreich. Die WOE-Lesart fragt bei Quelltext und fachliche Grundlegung nach belastbaren Nachweisen: Managementroutine, Stakeholder-Rueckmeldung, Prozessdaten, Entscheidungsprotokoll und Lernschleife. Wenn diese Nachweise fehlen, bleibt die Aussage Wirkungspotenzial oder Kommunikationsbehauptung. Sie kann wichtig sein, aber sie ist noch keine belegte Wirkung.</w:t>
-      </w:r>
-    </w:p>
-    <w:p>
-      <w:r>
-        <w:t>Grenzen der Aussage. Wissenschaftliche Anschlussfaehigkeit entsteht hier durch Quellenklarheit. Bei Einstieg / Wirkungsfrage werden interne WOE-Begriffe nicht als Ersatz fuer Belege benutzt, sondern mit Grundlagenwerk, WOE-Referenz, Glossar, Werkzeuge, Journal und externe Fachquellen verbunden. Wo die Datenlage offen bleibt, wird das offengelegt. Wo eine Aussage nur plausibel ist, bleibt sie als Wirkungspotenzial markiert. Wo ein Schaden eine rote Linie beruehrt, greift Nichtkompensation vor Durchschnittslogik.</w:t>
-      </w:r>
-    </w:p>
-    <w:p>
-      <w:r>
-        <w:t>In einer kontroversen Entscheidung wirkt Einstieg / Wirkungsfrage als Pruefpunkt fuer Ambivalenz. Ein Nutzen fuer eine Gruppe kann mit Risiken fuer andere Wirkungsempfaenger einhergehen. Das Skript verlangt deshalb, positive und negative Zustandsveraenderungen getrennt zu fuehren, bevor von positiver Netto-Wirkung gesprochen wird.</w:t>
-      </w:r>
-    </w:p>
-    <w:p>
-      <w:r>
-        <w:t>Kontrollfrage. Welche Entscheidung waere falsch, wenn Einstieg / Wirkungsfrage in WM-V5 missverstanden wird? Die Antwort muss mindestens eine Daten- oder Quellenannahme, eine betroffene Gruppe oder Schutzdimension, eine moegliche Nebenwirkung und einen Rueckkopplungsschritt nennen. Richtig ist nicht die lauteste Bewertung, sondern diejenige, die Begriff, Beleg und Steuerungsfolge zusammenhaelt.</w:t>
-      </w:r>
-    </w:p>
-    <w:p>
-      <w:r>
-        <w:t>Rueckfluss. Fuer den WOE-Korpus bedeutet das: Begriffe aus Wirkungspotenziale und Wirkungsrisiken analysieren sollten dort geschaerft werden, wo sie in Glossar, Werkzeugen, Journal oder Readern doppeldeutig bleiben. Offene Forschungsfragen werden nicht versteckt. Sie markieren die Stelle, an der spaetere Evidenz, ein besserer Datensatz oder eine praezisere Fallstudie die Bewertung veraendern kann.</w:t>
+        <w:t>Vertiefungsrunde 6: Anschluss an Praxis und Forschung</w:t>
+      </w:r>
+    </w:p>
+    <w:p>
+      <w:r>
+        <w:t>Diese Runde wechselt den Blickwinkel, damit der Schlussblock nicht nur wiederholt, sondern Leseentscheidungen vorbereitet: Was ist belegt, was bleibt Potenzial, welche Nebenwirkung ist relevant und welche Steuerungsfolge wird daraus abgeleitet?</w:t>
+      </w:r>
+    </w:p>
+    <w:p>
+      <w:r>
+        <w:t>Rueckflussnotiz. Begriffliche Präzision zeigt, warum Wirkungspotenziale und Wirkungsrisiken analysieren mehr ist als ein Schlagwort im Feld Wirkpfade, Wirkungsempfaenger, Bewertung und Rueckkopplung. Die wirkungsoekonomische Frage lautet: Welche reale Veraenderung wird moeglich, welche bleibt nur Potenzial und wo entsteht ein Wirkungsrisiko? Diese Unterscheidung schuetzt vor Impact-Washing, weil sie Absicht, Aktivitaet, Reichweite und Wirkung auseinanderhaelt.</w:t>
+      </w:r>
+    </w:p>
+    <w:p>
+      <w:r>
+        <w:t>Eine Kommune, ein Unternehmen oder eine Bildungsorganisation will Wirkungspotenziale und Wirkungsrisiken analysieren praktisch anwenden. Der erste Schritt ist nicht die Auswahl eines Instruments, sondern die Klaerung der Zustandsveraenderung. Bei Begriffliche Präzision muss deshalb benannt werden, wer betroffen ist, welcher Zustand sich veraendert, welche Frist gilt und welche Gegenbeobachtung die Annahme widerlegen wuerde. Erst danach entsteht eine begruendete Entscheidung im Feld Strategie, Prozess, Budget, Verantwortlichkeit oder Kommunikationsregel.</w:t>
+      </w:r>
+    </w:p>
+    <w:p>
+      <w:r>
+        <w:t>Fallpruefung. Wenn eine Kommune eine bestehende Massnahme neu priorisieren will, beginnt die Analyse bei Empfaengern, Wirkraum, Zeitraum und Datenquelle. Bei Begriffliche Präzision muss dann geklaert werden, ob Ressourcen umgeschichtet, Daten nacherhoben oder Zielkonflikte offengelegt werden. Eine tragfaehige Antwort benennt mindestens eine Quelle, eine offene Unsicherheit, eine moegliche Gegenbeobachtung und die Entscheidung, die nach der Bewertung geaendert wird.</w:t>
+      </w:r>
+    </w:p>
+    <w:p>
+      <w:r>
+        <w:t>Pruefungsimpuls. In WM-V5 muss Wirkpfad immer mit Empfaengern gelesen werden. Wirkung entsteht nicht beim Sender, sondern an veraenderten Zustaenden von Menschen, Oekosystemen, Institutionen, Oeffentlichkeit oder kuenftigen Handlungsspielraeumen. Darum reicht es nicht, interne Aktivitaeten zu dokumentieren. Entscheidend ist, ob sich ein Zustand nachvollziehbar veraendert und ob diese Veraenderung im Referenzrahmen Mensch, Planet, Demokratie, SDGs, Agenda 2030 und SDG+ tragfaehig bewertet werden kann.</w:t>
+      </w:r>
+    </w:p>
+    <w:p>
+      <w:r>
+        <w:t>Ein Bericht behauptet, die Massnahme zu Wirkungspotenziale und Wirkungsrisiken analysieren sei erfolgreich. Die WOE-Lesart fragt bei Wirkpfad nach belastbaren Nachweisen: Managementroutine, Stakeholder-Rueckmeldung, Prozessdaten, Entscheidungsprotokoll und Lernschleife. Wenn diese Nachweise fehlen, bleibt die Aussage Wirkungspotenzial oder Kommunikationsbehauptung. Sie kann wichtig sein, aber sie ist noch keine belegte Wirkung.</w:t>
+      </w:r>
+    </w:p>
+    <w:p>
+      <w:r>
+        <w:t>Fallpruefung. Wenn ein Unternehmen ein Produkt, einen Prozess oder eine Investition wirkungsbezogen bewerten will, beginnt die Analyse bei Empfaengern, Wirkraum, Zeitraum und Datenquelle. Bei Wirkpfad muss dann geklaert werden, welche Entscheidung nach der Bewertung tatsaechlich anders ausfaellt. Eine tragfaehige Antwort benennt mindestens eine Quelle, eine offene Unsicherheit, eine moegliche Gegenbeobachtung und die Entscheidung, die nach der Bewertung geaendert wird.</w:t>
+      </w:r>
+    </w:p>
+    <w:p>
+      <w:r>
+        <w:t>Fuer die Bewertung reicht kein Summenscore, der zentrale Schaeden mit bequemen Pluspunkten verrechnet. Nichtkompensation und Reverse Merit Order markieren, wo rote Linien, demokratische Grundbedingungen oder planetare Grenzen Vorrang vor Durchschnittslogik haben. So bleibt positive Netto-Wirkung eine anspruchsvolle Zielgroesse und wird nicht zur dekorativen Formel.</w:t>
+      </w:r>
+    </w:p>
+    <w:p>
+      <w:r>
+        <w:t>Begriffliche Sicherung. Wissenschaftliche Anschlussfaehigkeit entsteht hier durch Quellenklarheit. Bei Leitthese werden interne WOE-Begriffe nicht als Ersatz fuer Belege benutzt, sondern mit Grundlagenwerk, WOE-Referenz, Glossar, Werkzeuge, Journal und externe Fachquellen verbunden. Wo die Datenlage offen bleibt, wird das offengelegt. Wo eine Aussage nur plausibel ist, bleibt sie als Wirkungspotenzial markiert. Wo ein Schaden eine rote Linie beruehrt, greift Nichtkompensation vor Durchschnittslogik.</w:t>
+      </w:r>
+    </w:p>
+    <w:p>
+      <w:r>
+        <w:t>In einer kontroversen Entscheidung wirkt Leitthese als Pruefpunkt fuer Ambivalenz. Ein Nutzen fuer eine Gruppe kann mit Risiken fuer andere Wirkungsempfaenger einhergehen. Das Skript verlangt deshalb, positive und negative Zustandsveraenderungen getrennt zu fuehren, bevor von positiver Netto-Wirkung gesprochen wird.</w:t>
+      </w:r>
+    </w:p>
+    <w:p>
+      <w:r>
+        <w:t>Fallpruefung. Wenn eine Bildungs- oder Forschungseinrichtung eine Wirkungsaussage fuer Lernende und Praxispartner pruefbar machen will, beginnt die Analyse bei Empfaengern, Wirkraum, Zeitraum und Datenquelle. Bei Leitthese muss dann geklaert werden, welche Begriffe, Quellen und Grenzen im Material sichtbar bleiben muessen. Eine tragfaehige Antwort benennt mindestens eine Quelle, eine offene Unsicherheit, eine moegliche Gegenbeobachtung und die Entscheidung, die nach der Bewertung geaendert wird.</w:t>
+      </w:r>
+    </w:p>
+    <w:p>
+      <w:r>
+        <w:t>Der Rueckfluss in den WOE-Korpus liegt hier in klaren Begriffen, sauber verlinkten Quellen und benannten Forschungsfragen. Wo Glossar, Werkzeuge, Journal oder Reader noch doppeldeutig bleiben, sollte Wirkungspotenziale und Wirkungsrisiken analysieren nicht als fertige Gewissheit auftreten, sondern als pruefbarer Lernstand mit Korrekturpfad.</w:t>
+      </w:r>
+    </w:p>
+    <w:p>
+      <w:r>
+        <w:t>Wirkpfadpruefung. In Wirkungsmanagement wird Didaktische Einordnung im Studiengang erst steuerungsfaehig, wenn daraus eine Entscheidung folgt. Fuehrung, Strategie, Controlling, Einkauf, Kommunikation und Kultur muessen denselben Wirkungsbegriff verwenden. Ohne diese Rueckkopplung bleibt Reporting eine Beschreibung. Mit Rueckkopplung wird aus Bewertung eine veraenderte Routine: ein anderer Prozess, ein geaenderter Anreiz, eine bessere Datenpflicht, eine korrigierte Kommunikation oder eine neue Priorisierung.</w:t>
+      </w:r>
+    </w:p>
+    <w:p>
+      <w:r>
+        <w:t>Die typische Fehlstelle bei Wirkungspotenziale und Wirkungsrisiken analysieren liegt darin, Absicht, Aktivitaet oder Reporting als Wirkung zu behandeln. Bei Didaktische Einordnung im Studiengang wird diese Fehlstelle konkret: Ein scheinbar plausibler Befund darf nicht zur Abkuerzung werden. Quellen, Systemgrenzen, Unsicherheit und Rueckkopplung bleiben sichtbar.</w:t>
+      </w:r>
+    </w:p>
+    <w:p>
+      <w:r>
+        <w:t>Fallpruefung. Wenn eine Kommune eine bestehende Massnahme neu priorisieren will, beginnt die Analyse bei Empfaengern, Wirkraum, Zeitraum und Datenquelle. Bei Didaktische Einordnung im Studiengang muss dann geklaert werden, ob Ressourcen umgeschichtet, Daten nacherhoben oder Zielkonflikte offengelegt werden. Eine tragfaehige Antwort benennt mindestens eine Quelle, eine offene Unsicherheit, eine moegliche Gegenbeobachtung und die Entscheidung, die nach der Bewertung geaendert wird.</w:t>
+      </w:r>
+    </w:p>
+    <w:p>
+      <w:r>
+        <w:t>Evidenzfenster. Die Grenze gegen Scheingenauigkeit verlaeuft bei Analysemodell nicht zwischen Optimismus und Pessimismus. Sie verlaeuft zwischen offengelegter Unsicherheit und rhetorischer Sicherheit. Wer Wirkungspotenziale und Wirkungsrisiken analysieren belastbar anwenden will, benennt Systemgrenze, Zeitraum, Vergleichspunkt und offene Gegenhypothese. Gerade dadurch bleibt das Skript anschlussfaehig fuer Forschung, Praxis und spaetere Revision.</w:t>
+      </w:r>
+    </w:p>
+    <w:p>
+      <w:r>
+        <w:t>Fuer die Pruefung ist Analysemodell dann verstanden, wenn daraus eine belastbare Fallantwort entsteht. Eine gute Antwort unterscheidet Beobachtung, Kausalannahme, Bewertung und Steuerungsfolge. Sie bewertet keine Menschen, sondern Wirkpfade, Zustandsveraenderungen, Risiken und institutionelle Bedingungen.</w:t>
+      </w:r>
+    </w:p>
+    <w:p>
+      <w:r>
+        <w:t>Fallpruefung. Wenn ein Unternehmen ein Produkt, einen Prozess oder eine Investition wirkungsbezogen bewerten will, beginnt die Analyse bei Empfaengern, Wirkraum, Zeitraum und Datenquelle. Bei Analysemodell muss dann geklaert werden, welche Entscheidung nach der Bewertung tatsaechlich anders ausfaellt. Eine tragfaehige Antwort benennt mindestens eine Quelle, eine offene Unsicherheit, eine moegliche Gegenbeobachtung und die Entscheidung, die nach der Bewertung geaendert wird.</w:t>
+      </w:r>
+    </w:p>
+    <w:p>
+      <w:r>
+        <w:t>Fuer die Bewertung reicht kein Summenscore, der zentrale Schaeden mit bequemen Pluspunkten verrechnet. Nichtkompensation und Reverse Merit Order markieren, wo rote Linien, demokratische Grundbedingungen oder planetare Grenzen Vorrang vor Durchschnittslogik haben. So bleibt positive Netto-Wirkung eine anspruchsvolle Zielgroesse und wird nicht zur dekorativen Formel.</w:t>
+      </w:r>
+    </w:p>
+    <w:p>
+      <w:r>
+        <w:t>Bewertungsgrenze. Modellformel zeigt, warum Wirkungspotenziale und Wirkungsrisiken analysieren mehr ist als ein Schlagwort im Feld Wirkpfade, Wirkungsempfaenger, Bewertung und Rueckkopplung. Die wirkungsoekonomische Frage lautet: Welche reale Veraenderung wird moeglich, welche bleibt nur Potenzial und wo entsteht ein Wirkungsrisiko? Diese Unterscheidung schuetzt vor Impact-Washing, weil sie Absicht, Aktivitaet, Reichweite und Wirkung auseinanderhaelt.</w:t>
+      </w:r>
+    </w:p>
+    <w:p>
+      <w:r>
+        <w:t>Eine Kommune, ein Unternehmen oder eine Bildungsorganisation will Wirkungspotenziale und Wirkungsrisiken analysieren praktisch anwenden. Der erste Schritt ist nicht die Auswahl eines Instruments, sondern die Klaerung der Zustandsveraenderung. Bei Modellformel muss deshalb benannt werden, wer betroffen ist, welcher Zustand sich veraendert, welche Frist gilt und welche Gegenbeobachtung die Annahme widerlegen wuerde. Erst danach entsteht eine begruendete Entscheidung im Feld Strategie, Prozess, Budget, Verantwortlichkeit oder Kommunikationsregel.</w:t>
+      </w:r>
+    </w:p>
+    <w:p>
+      <w:r>
+        <w:t>Fallpruefung. Wenn eine Bildungs- oder Forschungseinrichtung eine Wirkungsaussage fuer Lernende und Praxispartner pruefbar machen will, beginnt die Analyse bei Empfaengern, Wirkraum, Zeitraum und Datenquelle. Bei Modellformel muss dann geklaert werden, welche Begriffe, Quellen und Grenzen im Material sichtbar bleiben muessen. Eine tragfaehige Antwort benennt mindestens eine Quelle, eine offene Unsicherheit, eine moegliche Gegenbeobachtung und die Entscheidung, die nach der Bewertung geaendert wird.</w:t>
+      </w:r>
+    </w:p>
+    <w:p>
+      <w:r>
+        <w:t>Der Rueckfluss in den WOE-Korpus liegt hier in klaren Begriffen, sauber verlinkten Quellen und benannten Forschungsfragen. Wo Glossar, Werkzeuge, Journal oder Reader noch doppeldeutig bleiben, sollte Wirkungspotenziale und Wirkungsrisiken analysieren nicht als fertige Gewissheit auftreten, sondern als pruefbarer Lernstand mit Korrekturpfad.</w:t>
       </w:r>
     </w:p>
     <w:p>
@@ -4041,92 +4121,27 @@
         <w:pStyle w:val="Heading3"/>
       </w:pPr>
       <w:r>
-        <w:t>Schlussvertiefung 7: Wirkungspotenziale und Wirkungsrisiken analysieren im Anwendungsfall</w:t>
-      </w:r>
-    </w:p>
-    <w:p>
-      <w:r>
-        <w:t>Die folgenden Abschnitte sind keine neue Pruefungsloesung. Sie verdichten die vorhandenen Kapitel zu einer Lesart, mit der Studierende einen Fall selbststaendig analysieren koennen. Im Mittelpunkt stehen Wirkpfade, Wirkungsempfaenger, Bewertung und Rueckkopplung, nicht moralische Personenbewertung.</w:t>
-      </w:r>
-    </w:p>
-    <w:p>
-      <w:r>
-        <w:t>Begriffliche Schlussklaerung. In Wirkungsmanagement wird Skript / Folien (Lernseite) erst steuerungsfaehig, wenn daraus eine Entscheidung folgt. Fuehrung, Strategie, Controlling, Einkauf, Kommunikation und Kultur muessen denselben Wirkungsbegriff verwenden. Ohne diese Rueckkopplung bleibt Reporting eine Beschreibung. Mit Rueckkopplung wird aus Bewertung eine veraenderte Routine: ein anderer Prozess, ein geaenderter Anreiz, eine bessere Datenpflicht, eine korrigierte Kommunikation oder eine neue Priorisierung.</w:t>
-      </w:r>
-    </w:p>
-    <w:p>
-      <w:r>
-        <w:t>Die typische Fehlstelle bei Wirkungspotenziale und Wirkungsrisiken analysieren liegt darin, Absicht, Aktivitaet oder Reporting als Wirkung zu behandeln. Bei Skript / Folien (Lernseite) wird diese Fehlstelle konkret: Ein scheinbar plausibler Befund darf nicht zur Abkuerzung werden. Quellen, Systemgrenzen, Unsicherheit und Rueckkopplung bleiben sichtbar.</w:t>
-      </w:r>
-    </w:p>
-    <w:p>
-      <w:r>
-        <w:t>Wirkpfad und Empfaenger. Die Grenze gegen Scheingenauigkeit verlaeuft bei Transferaufgabe nicht zwischen Optimismus und Pessimismus. Sie verlaeuft zwischen offengelegter Unsicherheit und rhetorischer Sicherheit. Wer Wirkungspotenziale und Wirkungsrisiken analysieren belastbar anwenden will, benennt Systemgrenze, Zeitraum, Vergleichspunkt und offene Gegenhypothese. Gerade dadurch bleibt das Skript anschlussfaehig fuer Forschung, Praxis und spaetere Revision.</w:t>
-      </w:r>
-    </w:p>
-    <w:p>
-      <w:r>
-        <w:t>Fuer die Pruefung ist Transferaufgabe dann verstanden, wenn daraus eine belastbare Fallantwort entsteht. Eine gute Antwort unterscheidet Beobachtung, Kausalannahme, Bewertung und Steuerungsfolge. Sie bewertet keine Menschen, sondern Wirkpfade, Zustandsveraenderungen, Risiken und institutionelle Bedingungen.</w:t>
-      </w:r>
-    </w:p>
-    <w:p>
-      <w:r>
-        <w:t>Daten, Quellen und Evidenz. Praxisbeispiel zeigt, warum Wirkungspotenziale und Wirkungsrisiken analysieren mehr ist als ein Schlagwort im Feld Wirkpfade, Wirkungsempfaenger, Bewertung und Rueckkopplung. Die wirkungsoekonomische Frage lautet: Welche reale Veraenderung wird moeglich, welche bleibt nur Potenzial und wo entsteht ein Wirkungsrisiko? Diese Unterscheidung schuetzt vor Impact-Washing, weil sie Absicht, Aktivitaet, Reichweite und Wirkung auseinanderhaelt.</w:t>
-      </w:r>
-    </w:p>
-    <w:p>
-      <w:r>
-        <w:t>Eine Kommune, ein Unternehmen oder eine Bildungsorganisation will Wirkungspotenziale und Wirkungsrisiken analysieren praktisch anwenden. Der erste Schritt ist nicht die Auswahl eines Instruments, sondern die Klaerung der Zustandsveraenderung. Bei Praxisbeispiel muss deshalb benannt werden, wer betroffen ist, welcher Zustand sich veraendert, welche Frist gilt und welche Gegenbeobachtung die Annahme widerlegen wuerde. Erst danach entsteht eine begruendete Entscheidung im Feld Strategie, Prozess, Budget, Verantwortlichkeit oder Kommunikationsregel.</w:t>
-      </w:r>
-    </w:p>
-    <w:p>
-      <w:r>
-        <w:t>Bewertung und rote Linien. In WM-V5 muss Wirkungsökonomische Vertiefung immer mit Empfaengern gelesen werden. Wirkung entsteht nicht beim Sender, sondern an veraenderten Zustaenden von Menschen, Oekosystemen, Institutionen, Oeffentlichkeit oder kuenftigen Handlungsspielraeumen. Darum reicht es nicht, interne Aktivitaeten zu dokumentieren. Entscheidend ist, ob sich ein Zustand nachvollziehbar veraendert und ob diese Veraenderung im Referenzrahmen Mensch, Planet, Demokratie, SDGs, Agenda 2030 und SDG+ tragfaehig bewertet werden kann.</w:t>
-      </w:r>
-    </w:p>
-    <w:p>
-      <w:r>
-        <w:t>Ein Bericht behauptet, die Massnahme zu Wirkungspotenziale und Wirkungsrisiken analysieren sei erfolgreich. Die WOE-Lesart fragt bei Wirkungsökonomische Vertiefung nach belastbaren Nachweisen: Managementroutine, Stakeholder-Rueckmeldung, Prozessdaten, Entscheidungsprotokoll und Lernschleife. Wenn diese Nachweise fehlen, bleibt die Aussage Wirkungspotenzial oder Kommunikationsbehauptung. Sie kann wichtig sein, aber sie ist noch keine belegte Wirkung.</w:t>
-      </w:r>
-    </w:p>
-    <w:p>
-      <w:r>
-        <w:t>Kontrollfrage. Welche Entscheidung waere falsch, wenn Wirkungsökonomische Vertiefung in WM-V5 missverstanden wird? Die Antwort muss mindestens eine Daten- oder Quellenannahme, eine betroffene Gruppe oder Schutzdimension, eine moegliche Nebenwirkung und einen Rueckkopplungsschritt nennen. Richtig ist nicht die lauteste Bewertung, sondern diejenige, die Begriff, Beleg und Steuerungsfolge zusammenhaelt.</w:t>
-      </w:r>
-    </w:p>
-    <w:p>
-      <w:r>
-        <w:t>Steuerung und Rueckkopplung. Wissenschaftliche Anschlussfaehigkeit entsteht hier durch Quellenklarheit. Bei Begriffliche Präzision werden interne WOE-Begriffe nicht als Ersatz fuer Belege benutzt, sondern mit Grundlagenwerk, WOE-Referenz, Glossar, Werkzeuge, Journal und externe Fachquellen verbunden. Wo die Datenlage offen bleibt, wird das offengelegt. Wo eine Aussage nur plausibel ist, bleibt sie als Wirkungspotenzial markiert. Wo ein Schaden eine rote Linie beruehrt, greift Nichtkompensation vor Durchschnittslogik.</w:t>
-      </w:r>
-    </w:p>
-    <w:p>
-      <w:r>
-        <w:t>In einer kontroversen Entscheidung wirkt Begriffliche Präzision als Pruefpunkt fuer Ambivalenz. Ein Nutzen fuer eine Gruppe kann mit Risiken fuer andere Wirkungsempfaenger einhergehen. Das Skript verlangt deshalb, positive und negative Zustandsveraenderungen getrennt zu fuehren, bevor von positiver Netto-Wirkung gesprochen wird.</w:t>
-      </w:r>
-    </w:p>
-    <w:p>
-      <w:r>
-        <w:t>Pruefungsnahe Anwendung. In Wirkungsmanagement wird Wirkpfad erst steuerungsfaehig, wenn daraus eine Entscheidung folgt. Fuehrung, Strategie, Controlling, Einkauf, Kommunikation und Kultur muessen denselben Wirkungsbegriff verwenden. Ohne diese Rueckkopplung bleibt Reporting eine Beschreibung. Mit Rueckkopplung wird aus Bewertung eine veraenderte Routine: ein anderer Prozess, ein geaenderter Anreiz, eine bessere Datenpflicht, eine korrigierte Kommunikation oder eine neue Priorisierung.</w:t>
-      </w:r>
-    </w:p>
-    <w:p>
-      <w:r>
-        <w:t>Die typische Fehlstelle bei Wirkungspotenziale und Wirkungsrisiken analysieren liegt darin, Absicht, Aktivitaet oder Reporting als Wirkung zu behandeln. Bei Wirkpfad wird diese Fehlstelle konkret: Ein scheinbar plausibler Befund darf nicht zur Abkuerzung werden. Quellen, Systemgrenzen, Unsicherheit und Rueckkopplung bleiben sichtbar.</w:t>
-      </w:r>
-    </w:p>
-    <w:p>
-      <w:r>
-        <w:t>Rueckfluss. Fuer den WOE-Korpus bedeutet das: Begriffe aus Wirkungspotenziale und Wirkungsrisiken analysieren sollten dort geschaerft werden, wo sie in Glossar, Werkzeugen, Journal oder Readern doppeldeutig bleiben. Offene Forschungsfragen werden nicht versteckt. Sie markieren die Stelle, an der spaetere Evidenz, ein besserer Datensatz oder eine praezisere Fallstudie die Bewertung veraendern kann.</w:t>
-      </w:r>
-    </w:p>
-    <w:p>
-      <w:r>
-        <w:t>Transfer in den WOE-Korpus. Die Grenze gegen Scheingenauigkeit verlaeuft bei Leitthese nicht zwischen Optimismus und Pessimismus. Sie verlaeuft zwischen offengelegter Unsicherheit und rhetorischer Sicherheit. Wer Wirkungspotenziale und Wirkungsrisiken analysieren belastbar anwenden will, benennt Systemgrenze, Zeitraum, Vergleichspunkt und offene Gegenhypothese. Gerade dadurch bleibt das Skript anschlussfaehig fuer Forschung, Praxis und spaetere Revision.</w:t>
-      </w:r>
-    </w:p>
-    <w:p>
-      <w:r>
-        <w:t>Fuer die Pruefung ist Leitthese dann verstanden, wenn daraus eine belastbare Fallantwort entsteht. Eine gute Antwort unterscheidet Beobachtung, Kausalannahme, Bewertung und Steuerungsfolge. Sie bewertet keine Menschen, sondern Wirkpfade, Zustandsveraenderungen, Risiken und institutionelle Bedingungen.</w:t>
+        <w:t>Vertiefungsrunde 7: Anschluss an Praxis und Forschung</w:t>
+      </w:r>
+    </w:p>
+    <w:p>
+      <w:r>
+        <w:t>Diese Runde wechselt den Blickwinkel, damit der Schlussblock nicht nur wiederholt, sondern Leseentscheidungen vorbereitet: Was ist belegt, was bleibt Potenzial, welche Nebenwirkung ist relevant und welche Steuerungsfolge wird daraus abgeleitet?</w:t>
+      </w:r>
+    </w:p>
+    <w:p>
+      <w:r>
+        <w:t>Steuerungsfolge. In WM-V5 muss Fallfenster immer mit Empfaengern gelesen werden. Wirkung entsteht nicht beim Sender, sondern an veraenderten Zustaenden von Menschen, Oekosystemen, Institutionen, Oeffentlichkeit oder kuenftigen Handlungsspielraeumen. Darum reicht es nicht, interne Aktivitaeten zu dokumentieren. Entscheidend ist, ob sich ein Zustand nachvollziehbar veraendert und ob diese Veraenderung im Referenzrahmen Mensch, Planet, Demokratie, SDGs, Agenda 2030 und SDG+ tragfaehig bewertet werden kann.</w:t>
+      </w:r>
+    </w:p>
+    <w:p>
+      <w:r>
+        <w:t>Ein Bericht behauptet, die Massnahme zu Wirkungspotenziale und Wirkungsrisiken analysieren sei erfolgreich. Die WOE-Lesart fragt bei Fallfenster nach belastbaren Nachweisen: Managementroutine, Stakeholder-Rueckmeldung, Prozessdaten, Entscheidungsprotokoll und Lernschleife. Wenn diese Nachweise fehlen, bleibt die Aussage Wirkungspotenzial oder Kommunikationsbehauptung. Sie kann wichtig sein, aber sie ist noch keine belegte Wirkung.</w:t>
+      </w:r>
+    </w:p>
+    <w:p>
+      <w:r>
+        <w:t>Fallpruefung. Wenn eine Kommune eine bestehende Massnahme neu priorisieren will, beginnt die Analyse bei Empfaengern, Wirkraum, Zeitraum und Datenquelle. Bei Fallfenster muss dann geklaert werden, ob Ressourcen umgeschichtet, Daten nacherhoben oder Zielkonflikte offengelegt werden. Eine tragfaehige Antwort benennt mindestens eine Quelle, eine offene Unsicherheit, eine moegliche Gegenbeobachtung und die Entscheidung, die nach der Bewertung geaendert wird.</w:t>
       </w:r>
     </w:p>
     <w:p>

--- a/docs/studienskripte/word-rohfassungen/wirkungsmanagement-v5.docx
+++ b/docs/studienskripte/word-rohfassungen/wirkungsmanagement-v5.docx
@@ -3393,7 +3393,7 @@
     </w:p>
     <w:p>
       <w:r>
-        <w:t>Begriffliche Sicherung. Einleitung / Wirkungsfrage zeigt, warum Wirkungspotenziale und Wirkungsrisiken analysieren mehr ist als ein Schlagwort im Feld Wirkpfade, Wirkungsempfaenger, Bewertung und Rueckkopplung. Die wirkungsoekonomische Frage lautet: Welche reale Veraenderung wird moeglich, welche bleibt nur Potenzial und wo entsteht ein Wirkungsrisiko? Diese Unterscheidung schuetzt vor Impact-Washing, weil sie Absicht, Aktivitaet, Reichweite und Wirkung auseinanderhaelt.</w:t>
+        <w:t>Begriffliche Sicherung. Bei Einleitung / Wirkungsfrage wird Wirkungspotenziale und Wirkungsrisiken analysieren als Arbeitsfrage im Feld Wirkpfade, Wirkungsempfaenger, Bewertung und Rueckkopplung lesbar. Die wirkungsoekonomische Frage lautet: Welche reale Veraenderung wird moeglich, welche bleibt nur Potenzial und wo entsteht ein Wirkungsrisiko? Diese Unterscheidung schuetzt vor Impact-Washing, weil sie Absicht, Aktivitaet, Reichweite und Wirkung auseinanderhaelt.</w:t>
       </w:r>
     </w:p>
     <w:p>
@@ -3483,7 +3483,7 @@
     </w:p>
     <w:p>
       <w:r>
-        <w:t>Transferhinweis. Transferaufgabe zeigt, warum Wirkungspotenziale und Wirkungsrisiken analysieren mehr ist als ein Schlagwort im Feld Wirkpfade, Wirkungsempfaenger, Bewertung und Rueckkopplung. Die wirkungsoekonomische Frage lautet: Welche reale Veraenderung wird moeglich, welche bleibt nur Potenzial und wo entsteht ein Wirkungsrisiko? Diese Unterscheidung schuetzt vor Impact-Washing, weil sie Absicht, Aktivitaet, Reichweite und Wirkung auseinanderhaelt.</w:t>
+        <w:t>Transferhinweis. Bei Transferaufgabe wird Wirkungspotenziale und Wirkungsrisiken analysieren als Arbeitsfrage im Feld Wirkpfade, Wirkungsempfaenger, Bewertung und Rueckkopplung lesbar. Die wirkungsoekonomische Frage lautet: Welche reale Veraenderung wird moeglich, welche bleibt nur Potenzial und wo entsteht ein Wirkungsrisiko? Diese Unterscheidung schuetzt vor Impact-Washing, weil sie Absicht, Aktivitaet, Reichweite und Wirkung auseinanderhaelt.</w:t>
       </w:r>
     </w:p>
     <w:p>
@@ -3586,7 +3586,7 @@
     </w:p>
     <w:p>
       <w:r>
-        <w:t>Evidenzfenster. Leitthese zeigt, warum Wirkungspotenziale und Wirkungsrisiken analysieren mehr ist als ein Schlagwort im Feld Wirkpfade, Wirkungsempfaenger, Bewertung und Rueckkopplung. Die wirkungsoekonomische Frage lautet: Welche reale Veraenderung wird moeglich, welche bleibt nur Potenzial und wo entsteht ein Wirkungsrisiko? Diese Unterscheidung schuetzt vor Impact-Washing, weil sie Absicht, Aktivitaet, Reichweite und Wirkung auseinanderhaelt.</w:t>
+        <w:t>Evidenzfenster. Bei Leitthese wird Wirkungspotenziale und Wirkungsrisiken analysieren als Arbeitsfrage im Feld Wirkpfade, Wirkungsempfaenger, Bewertung und Rueckkopplung lesbar. Die wirkungsoekonomische Frage lautet: Welche reale Veraenderung wird moeglich, welche bleibt nur Potenzial und wo entsteht ein Wirkungsrisiko? Diese Unterscheidung schuetzt vor Impact-Washing, weil sie Absicht, Aktivitaet, Reichweite und Wirkung auseinanderhaelt.</w:t>
       </w:r>
     </w:p>
     <w:p>
@@ -3694,7 +3694,7 @@
     </w:p>
     <w:p>
       <w:r>
-        <w:t>Pruefungsimpuls. Prüfungsnahe Fallfragen ohne geschützte Antwortlogik zeigt, warum Wirkungspotenziale und Wirkungsrisiken analysieren mehr ist als ein Schlagwort im Feld Wirkpfade, Wirkungsempfaenger, Bewertung und Rueckkopplung. Die wirkungsoekonomische Frage lautet: Welche reale Veraenderung wird moeglich, welche bleibt nur Potenzial und wo entsteht ein Wirkungsrisiko? Diese Unterscheidung schuetzt vor Impact-Washing, weil sie Absicht, Aktivitaet, Reichweite und Wirkung auseinanderhaelt.</w:t>
+        <w:t>Pruefungsimpuls. Bei Prüfungsnahe Fallfragen ohne geschützte Antwortlogik wird Wirkungspotenziale und Wirkungsrisiken analysieren als Arbeitsfrage im Feld Wirkpfade, Wirkungsempfaenger, Bewertung und Rueckkopplung lesbar. Die wirkungsoekonomische Frage lautet: Welche reale Veraenderung wird moeglich, welche bleibt nur Potenzial und wo entsteht ein Wirkungsrisiko? Diese Unterscheidung schuetzt vor Impact-Washing, weil sie Absicht, Aktivitaet, Reichweite und Wirkung auseinanderhaelt.</w:t>
       </w:r>
     </w:p>
     <w:p>
@@ -3797,7 +3797,7 @@
     </w:p>
     <w:p>
       <w:r>
-        <w:t>Steuerungsfolge. Wirkungsrisiko und Wirkungschance zeigt, warum Wirkungspotenziale und Wirkungsrisiken analysieren mehr ist als ein Schlagwort im Feld Wirkpfade, Wirkungsempfaenger, Bewertung und Rueckkopplung. Die wirkungsoekonomische Frage lautet: Welche reale Veraenderung wird moeglich, welche bleibt nur Potenzial und wo entsteht ein Wirkungsrisiko? Diese Unterscheidung schuetzt vor Impact-Washing, weil sie Absicht, Aktivitaet, Reichweite und Wirkung auseinanderhaelt.</w:t>
+        <w:t>Steuerungsfolge. Bei Wirkungsrisiko und Wirkungschance wird Wirkungspotenziale und Wirkungsrisiken analysieren als Arbeitsfrage im Feld Wirkpfade, Wirkungsempfaenger, Bewertung und Rueckkopplung lesbar. Die wirkungsoekonomische Frage lautet: Welche reale Veraenderung wird moeglich, welche bleibt nur Potenzial und wo entsteht ein Wirkungsrisiko? Diese Unterscheidung schuetzt vor Impact-Washing, weil sie Absicht, Aktivitaet, Reichweite und Wirkung auseinanderhaelt.</w:t>
       </w:r>
     </w:p>
     <w:p>
@@ -3900,7 +3900,7 @@
     </w:p>
     <w:p>
       <w:r>
-        <w:t>Wirkpfadpruefung. Einstieg / Wirkungsfrage zeigt, warum Wirkungspotenziale und Wirkungsrisiken analysieren mehr ist als ein Schlagwort im Feld Wirkpfade, Wirkungsempfaenger, Bewertung und Rueckkopplung. Die wirkungsoekonomische Frage lautet: Welche reale Veraenderung wird moeglich, welche bleibt nur Potenzial und wo entsteht ein Wirkungsrisiko? Diese Unterscheidung schuetzt vor Impact-Washing, weil sie Absicht, Aktivitaet, Reichweite und Wirkung auseinanderhaelt.</w:t>
+        <w:t>Wirkpfadpruefung. Bei Einstieg / Wirkungsfrage wird Wirkungspotenziale und Wirkungsrisiken analysieren als Arbeitsfrage im Feld Wirkpfade, Wirkungsempfaenger, Bewertung und Rueckkopplung lesbar. Die wirkungsoekonomische Frage lautet: Welche reale Veraenderung wird moeglich, welche bleibt nur Potenzial und wo entsteht ein Wirkungsrisiko? Diese Unterscheidung schuetzt vor Impact-Washing, weil sie Absicht, Aktivitaet, Reichweite und Wirkung auseinanderhaelt.</w:t>
       </w:r>
     </w:p>
     <w:p>
@@ -4008,7 +4008,7 @@
     </w:p>
     <w:p>
       <w:r>
-        <w:t>Rueckflussnotiz. Begriffliche Präzision zeigt, warum Wirkungspotenziale und Wirkungsrisiken analysieren mehr ist als ein Schlagwort im Feld Wirkpfade, Wirkungsempfaenger, Bewertung und Rueckkopplung. Die wirkungsoekonomische Frage lautet: Welche reale Veraenderung wird moeglich, welche bleibt nur Potenzial und wo entsteht ein Wirkungsrisiko? Diese Unterscheidung schuetzt vor Impact-Washing, weil sie Absicht, Aktivitaet, Reichweite und Wirkung auseinanderhaelt.</w:t>
+        <w:t>Rueckflussnotiz. Bei Begriffliche Präzision wird Wirkungspotenziale und Wirkungsrisiken analysieren als Arbeitsfrage im Feld Wirkpfade, Wirkungsempfaenger, Bewertung und Rueckkopplung lesbar. Die wirkungsoekonomische Frage lautet: Welche reale Veraenderung wird moeglich, welche bleibt nur Potenzial und wo entsteht ein Wirkungsrisiko? Diese Unterscheidung schuetzt vor Impact-Washing, weil sie Absicht, Aktivitaet, Reichweite und Wirkung auseinanderhaelt.</w:t>
       </w:r>
     </w:p>
     <w:p>
@@ -4098,7 +4098,7 @@
     </w:p>
     <w:p>
       <w:r>
-        <w:t>Bewertungsgrenze. Modellformel zeigt, warum Wirkungspotenziale und Wirkungsrisiken analysieren mehr ist als ein Schlagwort im Feld Wirkpfade, Wirkungsempfaenger, Bewertung und Rueckkopplung. Die wirkungsoekonomische Frage lautet: Welche reale Veraenderung wird moeglich, welche bleibt nur Potenzial und wo entsteht ein Wirkungsrisiko? Diese Unterscheidung schuetzt vor Impact-Washing, weil sie Absicht, Aktivitaet, Reichweite und Wirkung auseinanderhaelt.</w:t>
+        <w:t>Bewertungsgrenze. Bei Modellformel wird Wirkungspotenziale und Wirkungsrisiken analysieren als Arbeitsfrage im Feld Wirkpfade, Wirkungsempfaenger, Bewertung und Rueckkopplung lesbar. Die wirkungsoekonomische Frage lautet: Welche reale Veraenderung wird moeglich, welche bleibt nur Potenzial und wo entsteht ein Wirkungsrisiko? Diese Unterscheidung schuetzt vor Impact-Washing, weil sie Absicht, Aktivitaet, Reichweite und Wirkung auseinanderhaelt.</w:t>
       </w:r>
     </w:p>
     <w:p>

--- a/docs/studienskripte/word-rohfassungen/wirkungsmanagement-v5.docx
+++ b/docs/studienskripte/word-rohfassungen/wirkungsmanagement-v5.docx
@@ -16,20 +16,7 @@
     </w:p>
     <w:p>
       <w:r>
-        <w:rPr>
-          <w:i/>
-        </w:rPr>
-        <w:t>Rohfassung fuer Claude / CI-CD-Finalisierung</w:t>
-      </w:r>
-    </w:p>
-    <w:p>
-      <w:r>
-        <w:t>Quelle: /Users/hagen/Documents/New project/content/studienskripte/wirkungsmanagement-v5.md</w:t>
-      </w:r>
-    </w:p>
-    <w:p>
-      <w:r>
-        <w:t>Track: Wirkungsmanagement Kurscode: wirkungsmanagement Vorlesungscode: WM-V5 Modul/Abschnitt: WM Titel: Wirkungspotenziale und Wirkungsrisiken analysieren Status: Studienskript V1 · fachlich finale Codex-Fassung, Claude-CI/CD-Satzfreigabe offen Quelle: woek-akademie-app/docs/lehrgaenge/wirkungsmanagement-v5-potenziale-risiken-analysieren.md Ablage: Markdown-Master in content/studienskripte/wirkungsmanagement-v5.md, Word-Rohfassung in docs/studienskripte/word-rohfassungen/wirkungsmanagement-v5.docx Wissensbasis: aktuelles Grundlagenwerk, Website-Korpus inklusive Journal, Akademie-Quelltexte, Glossar, interne Dossiers und externe Fachquellen</w:t>
+        <w:t>Track: Wirkungsmanagement Kurscode: wirkungsmanagement Vorlesungscode: WM-V5 Modul/Abschnitt: WM Titel: Wirkungspotenziale und Wirkungsrisiken analysieren Status: Studienskript V1. Wissensbasis: aktuelles Grundlagenwerk, Website-Korpus inklusive Journal, Akademie-Quelltexte, Glossar, interne Dossiers und externe Fachquellen</w:t>
       </w:r>
     </w:p>
     <w:p>
@@ -99,11 +86,6 @@
       </w:r>
     </w:p>
     <w:p>
-      <w:r>
-        <w:t>Dieses Studienskript ist die fachlich finale Codex-V1-Fassung fuer den Akademie-Reader und die oeffentliche Bibliothek. Claude uebernimmt danach Satz, CI/CD, PDF/Reader-Freigabe und die abschliessende Lektoratsabnahme.</w:t>
-      </w:r>
-    </w:p>
-    <w:p>
       <w:pPr>
         <w:pStyle w:val="Heading2"/>
       </w:pPr>
@@ -144,7 +126,7 @@
     </w:p>
     <w:p>
       <w:r>
-        <w:t>Ein Vorhaben verspricht viel Gutes – und birgt zugleich Risiken. Wie analysiert man beide Seiten sauber, ohne die eine gegen die andere zu verrechnen?</w:t>
+        <w:t>Ein Vorhaben verspricht viel Gutes - und birgt zugleich Risiken. Wie analysiert man beide Seiten sauber, ohne die eine gegen die andere zu verrechnen?</w:t>
       </w:r>
     </w:p>
     <w:p>
@@ -160,7 +142,7 @@
         <w:pStyle w:val="ListBullet"/>
       </w:pPr>
       <w:r>
-        <w:t>Titel: Chancen und Risiken sauber trennen – Potenzial- und Risikoanalyse</w:t>
+        <w:t>Titel: Chancen und Risiken sauber trennen - Potenzial- und Risikoanalyse</w:t>
       </w:r>
     </w:p>
     <w:p>
@@ -176,7 +158,7 @@
         <w:pStyle w:val="ListBullet"/>
       </w:pPr>
       <w:r>
-        <w:t>Kernaussage in einem Satz: Wirkungspotenziale und Wirkungsrisiken werden getrennt analysiert und unter Nichtkompensation zusammengeführt – nicht gegeneinander aufgerechnet.</w:t>
+        <w:t>Kernaussage in einem Satz: Wirkungspotenziale und Wirkungsrisiken werden getrennt analysiert und unter Nichtkompensation zusammengeführt - nicht gegeneinander aufgerechnet.</w:t>
       </w:r>
     </w:p>
     <w:p>
@@ -197,27 +179,27 @@
     </w:p>
     <w:p>
       <w:r>
-        <w:t>Abschnitt A – Potenzial ist nicht Wirkung. Wirkungspotenzial ist die Möglichkeit positiver (oder ambivalenter) Wirkung. Es rechtfertigt Hoffnung, aber keine Erfolgsmeldung.</w:t>
-      </w:r>
-    </w:p>
-    <w:p>
-      <w:r>
-        <w:t>Abschnitt B – Risiko ist die andere Seite. Wirkungsrisiko ist die Möglichkeit negativer oder destabilisierender Wirkung. Beide gehören in jede seriöse Analyse.</w:t>
-      </w:r>
-    </w:p>
-    <w:p>
-      <w:r>
-        <w:t>Abschnitt C – Getrennt analysieren, dann zusammenführen. Erst getrennt bewerten, dann unter Nichtkompensation zusammenführen: Ein hohes Potenzial hebt ein kritisches Risiko nicht auf.</w:t>
-      </w:r>
-    </w:p>
-    <w:p>
-      <w:r>
-        <w:t>Abschnitt D – Wirkmechanismus prüfen. Für Potenzial wie Risiko fragt man nach dem Wirkmechanismus: Wie genau soll die Wirkung entstehen – und was könnte sie ins Negative kippen (Rebound, Nebenwirkung)?</w:t>
-      </w:r>
-    </w:p>
-    <w:p>
-      <w:r>
-        <w:t>Abschnitt E – Ergebnis. Die Analyse liefert die Grundlage für die Behandlung von Zielkonflikten (V6) und die Strategie (V8).</w:t>
+        <w:t>Abschnitt A - Potenzial ist nicht Wirkung. Wirkungspotenzial ist die Möglichkeit positiver (oder ambivalenter) Wirkung. Es rechtfertigt Hoffnung, aber keine Erfolgsmeldung.</w:t>
+      </w:r>
+    </w:p>
+    <w:p>
+      <w:r>
+        <w:t>Abschnitt B - Risiko ist die andere Seite. Wirkungsrisiko ist die Möglichkeit negativer oder destabilisierender Wirkung. Beide gehören in jede seriöse Analyse.</w:t>
+      </w:r>
+    </w:p>
+    <w:p>
+      <w:r>
+        <w:t>Abschnitt C - Getrennt analysieren, dann zusammenführen. Erst getrennt bewerten, dann unter Nichtkompensation zusammenführen: Ein hohes Potenzial hebt ein kritisches Risiko nicht auf.</w:t>
+      </w:r>
+    </w:p>
+    <w:p>
+      <w:r>
+        <w:t>Abschnitt D - Wirkmechanismus prüfen. Für Potenzial wie Risiko fragt man nach dem Wirkmechanismus: Wie genau soll die Wirkung entstehen - und was könnte sie ins Negative kippen (Rebound, Nebenwirkung)?</w:t>
+      </w:r>
+    </w:p>
+    <w:p>
+      <w:r>
+        <w:t>Abschnitt E - Ergebnis. Die Analyse liefert die Grundlage für die Behandlung von Zielkonflikten (V6) und die Strategie (V8).</w:t>
       </w:r>
     </w:p>
     <w:p>
@@ -230,12 +212,12 @@
     </w:p>
     <w:p>
       <w:r>
-        <w:t>Zwei Fragen, getrennt gestellt. Wirkungspotenzial: Welche positive Veränderung ist möglich – und über welchen Wirkmechanismus? Wirkungsrisiko: Welche negative/destabilisierende Wirkung ist möglich? Beide sind Möglichkeiten (Grundlagen V2), nicht schon eingetretene Wirkung. Sie sauber zu trennen verhindert Schönfärberei und blinde Flecken.</w:t>
-      </w:r>
-    </w:p>
-    <w:p>
-      <w:r>
-        <w:t>Zusammenführen unter Nichtkompensation. Nach getrennter Analyse werden Potenzial und Risiko zusammengeführt – aber nicht saldiert. Ein großes Potenzial rechtfertigt kein kritisches Risiko an einer roten Linie. Damit bleibt die Analyse anschlussfähig an die Priorisierung aus V4.</w:t>
+        <w:t>Zwei Fragen, getrennt gestellt. Wirkungspotenzial: Welche positive Veränderung ist möglich - und über welchen Wirkmechanismus? Wirkungsrisiko: Welche negative/destabilisierende Wirkung ist möglich? Beide sind Möglichkeiten (Grundlagen V2), nicht schon eingetretene Wirkung. Sie sauber zu trennen verhindert Schönfärberei und blinde Flecken.</w:t>
+      </w:r>
+    </w:p>
+    <w:p>
+      <w:r>
+        <w:t>Zusammenführen unter Nichtkompensation. Nach getrennter Analyse werden Potenzial und Risiko zusammengeführt - aber nicht saldiert. Ein großes Potenzial rechtfertigt kein kritisches Risiko an einer roten Linie. Damit bleibt die Analyse anschlussfähig an die Priorisierung aus V4.</w:t>
       </w:r>
     </w:p>
     <w:p>
@@ -783,11 +765,6 @@
       </w:pPr>
       <w:r>
         <w:t>V1-Finalisierung: Vertiefung, Anwendung und Evidenz</w:t>
-      </w:r>
-    </w:p>
-    <w:p>
-      <w:r>
-        <w:t>Dieses Studienskript ist die fachlich finale Codex-V1-Fassung fuer den Akademie-Reader und die oeffentliche Bibliothek. Claude uebernimmt danach Satz, CI/CD, PDF/Reader-Freigabe und die abschliessende Lektoratsabnahme.</w:t>
       </w:r>
     </w:p>
     <w:p>
@@ -1443,11 +1420,6 @@
       </w:r>
     </w:p>
     <w:p>
-      <w:r>
-        <w:t>Diese Finalisierung schliesst die Codex-Inhaltsproduktion fuer WM-V5. Offen bleibt nicht der fachliche Kern des Skripts, sondern der naechste Produktionsschritt: Claude setzt daraus die CI/CD-konforme Reader- und PDF-Fassung, prueft Satz, Umbrueche, Medienintegration und Lektorat und markiert erst danach die veroeffentlichte Fassung als freigegeben.</w:t>
-      </w:r>
-    </w:p>
-    <w:p>
       <w:pPr>
         <w:pStyle w:val="Heading2"/>
       </w:pPr>
@@ -1460,7 +1432,7 @@
         <w:pStyle w:val="ListBullet"/>
       </w:pPr>
       <w:r>
-        <w:t>source-assets/originals/WOeK_Begriffsleitfaden_fuehrend_v1.0.md – §5</w:t>
+        <w:t>source-assets/originals/WOeK_Begriffsleitfaden_fuehrend_v1.0.md - §5</w:t>
       </w:r>
     </w:p>
     <w:p>
@@ -2252,11 +2224,6 @@
       </w:r>
     </w:p>
     <w:p>
-      <w:r>
-        <w:t>Status dieser Erweiterung: V1-finalisierte Codex-Erweiterung fuer Markdown-Master, Word-Rohfassung und Reader-Spiegel. Satz, Medienintegration, Lektorat und PDF-Freigabe bleiben der Claude-CI/CD-Lane vorbehalten.</w:t>
-      </w:r>
-    </w:p>
-    <w:p>
       <w:pPr>
         <w:pStyle w:val="Heading3"/>
       </w:pPr>
@@ -3698,7 +3665,7 @@
         <w:pStyle w:val="ListBullet"/>
       </w:pPr>
       <w:r>
-        <w:t>woek-akademie-app/docs/lehrgaenge/wirkungsmanagement-v5-potenziale-risiken-analysieren.md — unmittelbarer Akademie-Quelltext dieser V1-Fassung.</w:t>
+        <w:t>woek-akademie-app/docs/lehrgaenge/wirkungsmanagement-v5-potenziale-risiken-analysieren.md - unmittelbarer Akademie-Quelltext dieser V1-Fassung.</w:t>
       </w:r>
     </w:p>
     <w:p>
@@ -3706,7 +3673,7 @@
         <w:pStyle w:val="ListBullet"/>
       </w:pPr>
       <w:r>
-        <w:t>assets/pdf/die-neue-ordnung-des-wohlstands.pdf und buch.html — aktuelles Grundlagenwerk.</w:t>
+        <w:t>assets/pdf/die-neue-ordnung-des-wohlstands.pdf und buch.html - aktuelles Grundlagenwerk.</w:t>
       </w:r>
     </w:p>
     <w:p>
@@ -3715,22 +3682,6 @@
       </w:pPr>
       <w:r>
         <w:t>Website-Korpus: Referenz, Wirkungsfelder, Werkzeuge, Glossar, Bibliothek und Journal.</w:t>
-      </w:r>
-    </w:p>
-    <w:p>
-      <w:pPr>
-        <w:pStyle w:val="ListBullet"/>
-      </w:pPr>
-      <w:r>
-        <w:t>docs/CODEX-HANDOFF-studienskripte.md — Produktionsstandard.</w:t>
-      </w:r>
-    </w:p>
-    <w:p>
-      <w:pPr>
-        <w:pStyle w:val="ListBullet"/>
-      </w:pPr>
-      <w:r>
-        <w:t>docs/CODEX-HANDOFF-pruefungen.md — geschützte Prüfungs- und Antwortlogik.</w:t>
       </w:r>
     </w:p>
     <w:p>
